--- a/sec_sem/security/Lab_4/Lab_4.docx
+++ b/sec_sem/security/Lab_4/Lab_4.docx
@@ -235,8 +235,6 @@
         </w:rPr>
         <w:t>Розробка програми генератора паролів</w:t>
       </w:r>
-      <w:bookmarkStart w:id="0" w:name="_GoBack"/>
-      <w:bookmarkEnd w:id="0"/>
       <w:r>
         <w:rPr>
           <w:rFonts w:ascii="Times New Roman" w:hAnsi="Times New Roman" w:cs="Times New Roman"/>
@@ -352,16 +350,18 @@
           <w:sz w:val="32"/>
           <w:szCs w:val="32"/>
         </w:rPr>
-        <w:t>Павлик М.Р</w:t>
-      </w:r>
-      <w:r>
+        <w:t>Павлик М.Р.</w:t>
+      </w:r>
+    </w:p>
+    <w:p>
+      <w:pPr>
+        <w:jc w:val="center"/>
         <w:rPr>
           <w:rFonts w:ascii="Times New Roman" w:hAnsi="Times New Roman" w:cs="Times New Roman"/>
           <w:sz w:val="32"/>
           <w:szCs w:val="32"/>
         </w:rPr>
-        <w:t>.</w:t>
-      </w:r>
+      </w:pPr>
     </w:p>
     <w:p>
       <w:pPr>
@@ -375,7 +375,6 @@
     </w:p>
     <w:p>
       <w:pPr>
-        <w:jc w:val="center"/>
         <w:rPr>
           <w:rFonts w:ascii="Times New Roman" w:hAnsi="Times New Roman" w:cs="Times New Roman"/>
           <w:sz w:val="32"/>
@@ -412,30 +411,9610 @@
     </w:p>
     <w:p>
       <w:pPr>
+        <w:jc w:val="center"/>
         <w:rPr>
           <w:rFonts w:ascii="Times New Roman" w:hAnsi="Times New Roman" w:cs="Times New Roman"/>
           <w:sz w:val="32"/>
           <w:szCs w:val="32"/>
         </w:rPr>
       </w:pPr>
-    </w:p>
-    <w:p>
-      <w:pPr>
-        <w:jc w:val="center"/>
+      <w:r>
         <w:rPr>
           <w:rFonts w:ascii="Times New Roman" w:hAnsi="Times New Roman" w:cs="Times New Roman"/>
           <w:sz w:val="32"/>
           <w:szCs w:val="32"/>
         </w:rPr>
-      </w:pPr>
-      <w:r>
+        <w:t>Львів – 2026</w:t>
+      </w:r>
+    </w:p>
+    <w:p>
+      <w:pPr>
+        <w:jc w:val="center"/>
         <w:rPr>
           <w:rFonts w:ascii="Times New Roman" w:hAnsi="Times New Roman" w:cs="Times New Roman"/>
           <w:sz w:val="32"/>
           <w:szCs w:val="32"/>
         </w:rPr>
-        <w:t>Львів – 2026</w:t>
-      </w:r>
+      </w:pPr>
+    </w:p>
+    <w:p>
+      <w:pPr>
+        <w:jc w:val="center"/>
+        <w:rPr>
+          <w:rFonts w:ascii="Times New Roman" w:hAnsi="Times New Roman" w:cs="Times New Roman"/>
+          <w:sz w:val="32"/>
+          <w:szCs w:val="32"/>
+        </w:rPr>
+      </w:pPr>
+    </w:p>
+    <w:p>
+      <w:pPr>
+        <w:jc w:val="both"/>
+        <w:rPr>
+          <w:rFonts w:ascii="Times New Roman" w:hAnsi="Times New Roman" w:cs="Times New Roman"/>
+          <w:sz w:val="28"/>
+          <w:szCs w:val="28"/>
+        </w:rPr>
+      </w:pPr>
+      <w:r>
+        <w:rPr>
+          <w:rFonts w:ascii="Times New Roman" w:hAnsi="Times New Roman" w:cs="Times New Roman"/>
+          <w:b/>
+          <w:sz w:val="28"/>
+          <w:szCs w:val="28"/>
+        </w:rPr>
+        <w:lastRenderedPageBreak/>
+        <w:t>Завдання:</w:t>
+      </w:r>
+      <w:r>
+        <w:rPr>
+          <w:rFonts w:ascii="Times New Roman" w:hAnsi="Times New Roman" w:cs="Times New Roman"/>
+          <w:sz w:val="28"/>
+          <w:szCs w:val="28"/>
+        </w:rPr>
+        <w:t xml:space="preserve"> </w:t>
+      </w:r>
+    </w:p>
+    <w:p>
+      <w:pPr>
+        <w:jc w:val="both"/>
+        <w:rPr>
+          <w:rFonts w:ascii="Times New Roman" w:hAnsi="Times New Roman" w:cs="Times New Roman"/>
+          <w:sz w:val="28"/>
+          <w:szCs w:val="28"/>
+        </w:rPr>
+      </w:pPr>
+      <w:r>
+        <w:rPr>
+          <w:rFonts w:ascii="Times New Roman" w:hAnsi="Times New Roman" w:cs="Times New Roman"/>
+          <w:sz w:val="28"/>
+          <w:szCs w:val="28"/>
+        </w:rPr>
+        <w:t xml:space="preserve">1. Використовуючи приклад напишіть </w:t>
+      </w:r>
+      <w:proofErr w:type="spellStart"/>
+      <w:r>
+        <w:rPr>
+          <w:rFonts w:ascii="Times New Roman" w:hAnsi="Times New Roman" w:cs="Times New Roman"/>
+          <w:sz w:val="28"/>
+          <w:szCs w:val="28"/>
+        </w:rPr>
+        <w:t>скрипт</w:t>
+      </w:r>
+      <w:proofErr w:type="spellEnd"/>
+      <w:r>
+        <w:rPr>
+          <w:rFonts w:ascii="Times New Roman" w:hAnsi="Times New Roman" w:cs="Times New Roman"/>
+          <w:sz w:val="28"/>
+          <w:szCs w:val="28"/>
+        </w:rPr>
+        <w:t xml:space="preserve"> генератор випадкових паролів. Розберіться як працює даний </w:t>
+      </w:r>
+      <w:proofErr w:type="spellStart"/>
+      <w:r>
+        <w:rPr>
+          <w:rFonts w:ascii="Times New Roman" w:hAnsi="Times New Roman" w:cs="Times New Roman"/>
+          <w:sz w:val="28"/>
+          <w:szCs w:val="28"/>
+        </w:rPr>
+        <w:t>скрипт</w:t>
+      </w:r>
+      <w:proofErr w:type="spellEnd"/>
+      <w:r>
+        <w:rPr>
+          <w:rFonts w:ascii="Times New Roman" w:hAnsi="Times New Roman" w:cs="Times New Roman"/>
+          <w:sz w:val="28"/>
+          <w:szCs w:val="28"/>
+        </w:rPr>
+        <w:t xml:space="preserve">. </w:t>
+      </w:r>
+    </w:p>
+    <w:p>
+      <w:pPr>
+        <w:jc w:val="both"/>
+        <w:rPr>
+          <w:rFonts w:ascii="Times New Roman" w:hAnsi="Times New Roman" w:cs="Times New Roman"/>
+          <w:sz w:val="28"/>
+          <w:szCs w:val="28"/>
+        </w:rPr>
+      </w:pPr>
+      <w:r>
+        <w:rPr>
+          <w:rFonts w:ascii="Times New Roman" w:hAnsi="Times New Roman" w:cs="Times New Roman"/>
+          <w:sz w:val="28"/>
+          <w:szCs w:val="28"/>
+        </w:rPr>
+        <w:t xml:space="preserve">2. Збережіть </w:t>
+      </w:r>
+      <w:proofErr w:type="spellStart"/>
+      <w:r>
+        <w:rPr>
+          <w:rFonts w:ascii="Times New Roman" w:hAnsi="Times New Roman" w:cs="Times New Roman"/>
+          <w:sz w:val="28"/>
+          <w:szCs w:val="28"/>
+        </w:rPr>
+        <w:t>скрипт</w:t>
+      </w:r>
+      <w:proofErr w:type="spellEnd"/>
+      <w:r>
+        <w:rPr>
+          <w:rFonts w:ascii="Times New Roman" w:hAnsi="Times New Roman" w:cs="Times New Roman"/>
+          <w:sz w:val="28"/>
+          <w:szCs w:val="28"/>
+        </w:rPr>
+        <w:t xml:space="preserve"> під назвою password_generator.py та запустіть даний </w:t>
+      </w:r>
+      <w:proofErr w:type="spellStart"/>
+      <w:r>
+        <w:rPr>
+          <w:rFonts w:ascii="Times New Roman" w:hAnsi="Times New Roman" w:cs="Times New Roman"/>
+          <w:sz w:val="28"/>
+          <w:szCs w:val="28"/>
+        </w:rPr>
+        <w:t>скрипт</w:t>
+      </w:r>
+      <w:proofErr w:type="spellEnd"/>
+      <w:r>
+        <w:rPr>
+          <w:rFonts w:ascii="Times New Roman" w:hAnsi="Times New Roman" w:cs="Times New Roman"/>
+          <w:sz w:val="28"/>
+          <w:szCs w:val="28"/>
+        </w:rPr>
+        <w:t xml:space="preserve"> у терміналі: python3 password_generator.py --</w:t>
+      </w:r>
+      <w:proofErr w:type="spellStart"/>
+      <w:r>
+        <w:rPr>
+          <w:rFonts w:ascii="Times New Roman" w:hAnsi="Times New Roman" w:cs="Times New Roman"/>
+          <w:sz w:val="28"/>
+          <w:szCs w:val="28"/>
+        </w:rPr>
+        <w:t>help</w:t>
+      </w:r>
+      <w:proofErr w:type="spellEnd"/>
+      <w:r>
+        <w:rPr>
+          <w:rFonts w:ascii="Times New Roman" w:hAnsi="Times New Roman" w:cs="Times New Roman"/>
+          <w:sz w:val="28"/>
+          <w:szCs w:val="28"/>
+        </w:rPr>
+        <w:t xml:space="preserve">. Переконайтеся, що </w:t>
+      </w:r>
+      <w:proofErr w:type="spellStart"/>
+      <w:r>
+        <w:rPr>
+          <w:rFonts w:ascii="Times New Roman" w:hAnsi="Times New Roman" w:cs="Times New Roman"/>
+          <w:sz w:val="28"/>
+          <w:szCs w:val="28"/>
+        </w:rPr>
+        <w:t>скрипт</w:t>
+      </w:r>
+      <w:proofErr w:type="spellEnd"/>
+      <w:r>
+        <w:rPr>
+          <w:rFonts w:ascii="Times New Roman" w:hAnsi="Times New Roman" w:cs="Times New Roman"/>
+          <w:sz w:val="28"/>
+          <w:szCs w:val="28"/>
+        </w:rPr>
+        <w:t xml:space="preserve"> працює </w:t>
+      </w:r>
+      <w:proofErr w:type="spellStart"/>
+      <w:r>
+        <w:rPr>
+          <w:rFonts w:ascii="Times New Roman" w:hAnsi="Times New Roman" w:cs="Times New Roman"/>
+          <w:sz w:val="28"/>
+          <w:szCs w:val="28"/>
+        </w:rPr>
+        <w:t>коректно</w:t>
+      </w:r>
+      <w:proofErr w:type="spellEnd"/>
+      <w:r>
+        <w:rPr>
+          <w:rFonts w:ascii="Times New Roman" w:hAnsi="Times New Roman" w:cs="Times New Roman"/>
+          <w:sz w:val="28"/>
+          <w:szCs w:val="28"/>
+        </w:rPr>
+        <w:t xml:space="preserve">. </w:t>
+      </w:r>
+    </w:p>
+    <w:p>
+      <w:pPr>
+        <w:jc w:val="both"/>
+        <w:rPr>
+          <w:rFonts w:ascii="Times New Roman" w:hAnsi="Times New Roman" w:cs="Times New Roman"/>
+          <w:sz w:val="28"/>
+          <w:szCs w:val="28"/>
+        </w:rPr>
+      </w:pPr>
+      <w:r>
+        <w:rPr>
+          <w:rFonts w:ascii="Times New Roman" w:hAnsi="Times New Roman" w:cs="Times New Roman"/>
+          <w:sz w:val="28"/>
+          <w:szCs w:val="28"/>
+        </w:rPr>
+        <w:t xml:space="preserve">3. Використовуючи даний </w:t>
+      </w:r>
+      <w:proofErr w:type="spellStart"/>
+      <w:r>
+        <w:rPr>
+          <w:rFonts w:ascii="Times New Roman" w:hAnsi="Times New Roman" w:cs="Times New Roman"/>
+          <w:sz w:val="28"/>
+          <w:szCs w:val="28"/>
+        </w:rPr>
+        <w:t>скрипт</w:t>
+      </w:r>
+      <w:proofErr w:type="spellEnd"/>
+      <w:r>
+        <w:rPr>
+          <w:rFonts w:ascii="Times New Roman" w:hAnsi="Times New Roman" w:cs="Times New Roman"/>
+          <w:sz w:val="28"/>
+          <w:szCs w:val="28"/>
+        </w:rPr>
+        <w:t xml:space="preserve">: </w:t>
+      </w:r>
+    </w:p>
+    <w:p>
+      <w:pPr>
+        <w:jc w:val="both"/>
+        <w:rPr>
+          <w:rFonts w:ascii="Times New Roman" w:hAnsi="Times New Roman" w:cs="Times New Roman"/>
+          <w:sz w:val="28"/>
+          <w:szCs w:val="28"/>
+        </w:rPr>
+      </w:pPr>
+      <w:r>
+        <w:rPr>
+          <w:rFonts w:ascii="Times New Roman" w:hAnsi="Times New Roman" w:cs="Times New Roman"/>
+          <w:sz w:val="28"/>
+          <w:szCs w:val="28"/>
+        </w:rPr>
+        <w:t xml:space="preserve">○ згенеруйте 2 паролі довжиною 10 символів; </w:t>
+      </w:r>
+    </w:p>
+    <w:p>
+      <w:pPr>
+        <w:jc w:val="both"/>
+        <w:rPr>
+          <w:rFonts w:ascii="Times New Roman" w:hAnsi="Times New Roman" w:cs="Times New Roman"/>
+          <w:sz w:val="28"/>
+          <w:szCs w:val="28"/>
+        </w:rPr>
+      </w:pPr>
+      <w:r>
+        <w:rPr>
+          <w:rFonts w:ascii="Times New Roman" w:hAnsi="Times New Roman" w:cs="Times New Roman"/>
+          <w:sz w:val="28"/>
+          <w:szCs w:val="28"/>
+        </w:rPr>
+        <w:t xml:space="preserve">○ згенеруйте 3 цифрові паролі довжиною 8 цифр; </w:t>
+      </w:r>
+    </w:p>
+    <w:p>
+      <w:pPr>
+        <w:jc w:val="both"/>
+        <w:rPr>
+          <w:rFonts w:ascii="Times New Roman" w:hAnsi="Times New Roman" w:cs="Times New Roman"/>
+          <w:sz w:val="28"/>
+          <w:szCs w:val="28"/>
+        </w:rPr>
+      </w:pPr>
+      <w:r>
+        <w:rPr>
+          <w:rFonts w:ascii="Times New Roman" w:hAnsi="Times New Roman" w:cs="Times New Roman"/>
+          <w:sz w:val="28"/>
+          <w:szCs w:val="28"/>
+        </w:rPr>
+        <w:t xml:space="preserve">○ згенеруйте пароль з 7 символів нижнього регістру, 3 великих, 5 цифр і 2 спеціальних символів; </w:t>
+      </w:r>
+    </w:p>
+    <w:p>
+      <w:pPr>
+        <w:jc w:val="both"/>
+        <w:rPr>
+          <w:rFonts w:ascii="Times New Roman" w:hAnsi="Times New Roman" w:cs="Times New Roman"/>
+          <w:sz w:val="28"/>
+          <w:szCs w:val="28"/>
+        </w:rPr>
+      </w:pPr>
+      <w:r>
+        <w:rPr>
+          <w:rFonts w:ascii="Times New Roman" w:hAnsi="Times New Roman" w:cs="Times New Roman"/>
+          <w:sz w:val="28"/>
+          <w:szCs w:val="28"/>
+        </w:rPr>
+        <w:t xml:space="preserve">○ запишіть всі </w:t>
+      </w:r>
+      <w:proofErr w:type="spellStart"/>
+      <w:r>
+        <w:rPr>
+          <w:rFonts w:ascii="Times New Roman" w:hAnsi="Times New Roman" w:cs="Times New Roman"/>
+          <w:sz w:val="28"/>
+          <w:szCs w:val="28"/>
+        </w:rPr>
+        <w:t>згенеровані</w:t>
+      </w:r>
+      <w:proofErr w:type="spellEnd"/>
+      <w:r>
+        <w:rPr>
+          <w:rFonts w:ascii="Times New Roman" w:hAnsi="Times New Roman" w:cs="Times New Roman"/>
+          <w:sz w:val="28"/>
+          <w:szCs w:val="28"/>
+        </w:rPr>
+        <w:t xml:space="preserve"> паролі у pass.txt</w:t>
+      </w:r>
+    </w:p>
+    <w:p>
+      <w:pPr>
+        <w:jc w:val="both"/>
+        <w:rPr>
+          <w:rFonts w:ascii="Times New Roman" w:hAnsi="Times New Roman" w:cs="Times New Roman"/>
+          <w:sz w:val="28"/>
+          <w:szCs w:val="28"/>
+        </w:rPr>
+      </w:pPr>
+      <w:r>
+        <w:rPr>
+          <w:rFonts w:ascii="Times New Roman" w:hAnsi="Times New Roman" w:cs="Times New Roman"/>
+          <w:sz w:val="28"/>
+          <w:szCs w:val="28"/>
+        </w:rPr>
+        <w:drawing>
+          <wp:inline distT="0" distB="0" distL="0" distR="0" wp14:anchorId="551E339D" wp14:editId="0BA5E708">
+            <wp:extent cx="4924425" cy="6092821"/>
+            <wp:effectExtent l="0" t="0" r="0" b="3810"/>
+            <wp:docPr id="1" name="Рисунок 1"/>
+            <wp:cNvGraphicFramePr>
+              <a:graphicFrameLocks xmlns:a="http://schemas.openxmlformats.org/drawingml/2006/main" noChangeAspect="1"/>
+            </wp:cNvGraphicFramePr>
+            <a:graphic xmlns:a="http://schemas.openxmlformats.org/drawingml/2006/main">
+              <a:graphicData uri="http://schemas.openxmlformats.org/drawingml/2006/picture">
+                <pic:pic xmlns:pic="http://schemas.openxmlformats.org/drawingml/2006/picture">
+                  <pic:nvPicPr>
+                    <pic:cNvPr id="1" name=""/>
+                    <pic:cNvPicPr/>
+                  </pic:nvPicPr>
+                  <pic:blipFill>
+                    <a:blip r:embed="rId4"/>
+                    <a:stretch>
+                      <a:fillRect/>
+                    </a:stretch>
+                  </pic:blipFill>
+                  <pic:spPr>
+                    <a:xfrm>
+                      <a:off x="0" y="0"/>
+                      <a:ext cx="4948511" cy="6122622"/>
+                    </a:xfrm>
+                    <a:prstGeom prst="rect">
+                      <a:avLst/>
+                    </a:prstGeom>
+                  </pic:spPr>
+                </pic:pic>
+              </a:graphicData>
+            </a:graphic>
+          </wp:inline>
+        </w:drawing>
+      </w:r>
+    </w:p>
+    <w:p>
+      <w:pPr>
+        <w:jc w:val="both"/>
+        <w:rPr>
+          <w:rFonts w:ascii="Times New Roman" w:hAnsi="Times New Roman" w:cs="Times New Roman"/>
+          <w:sz w:val="28"/>
+          <w:szCs w:val="28"/>
+        </w:rPr>
+      </w:pPr>
+      <w:r>
+        <w:rPr>
+          <w:rFonts w:ascii="Times New Roman" w:hAnsi="Times New Roman" w:cs="Times New Roman"/>
+          <w:sz w:val="28"/>
+          <w:szCs w:val="28"/>
+        </w:rPr>
+        <w:lastRenderedPageBreak/>
+        <w:drawing>
+          <wp:inline distT="0" distB="0" distL="0" distR="0" wp14:anchorId="3A0127CA" wp14:editId="5B8B3B38">
+            <wp:extent cx="2705478" cy="2114845"/>
+            <wp:effectExtent l="0" t="0" r="0" b="0"/>
+            <wp:docPr id="2" name="Рисунок 2"/>
+            <wp:cNvGraphicFramePr>
+              <a:graphicFrameLocks xmlns:a="http://schemas.openxmlformats.org/drawingml/2006/main" noChangeAspect="1"/>
+            </wp:cNvGraphicFramePr>
+            <a:graphic xmlns:a="http://schemas.openxmlformats.org/drawingml/2006/main">
+              <a:graphicData uri="http://schemas.openxmlformats.org/drawingml/2006/picture">
+                <pic:pic xmlns:pic="http://schemas.openxmlformats.org/drawingml/2006/picture">
+                  <pic:nvPicPr>
+                    <pic:cNvPr id="1" name=""/>
+                    <pic:cNvPicPr/>
+                  </pic:nvPicPr>
+                  <pic:blipFill>
+                    <a:blip r:embed="rId5"/>
+                    <a:stretch>
+                      <a:fillRect/>
+                    </a:stretch>
+                  </pic:blipFill>
+                  <pic:spPr>
+                    <a:xfrm>
+                      <a:off x="0" y="0"/>
+                      <a:ext cx="2705478" cy="2114845"/>
+                    </a:xfrm>
+                    <a:prstGeom prst="rect">
+                      <a:avLst/>
+                    </a:prstGeom>
+                  </pic:spPr>
+                </pic:pic>
+              </a:graphicData>
+            </a:graphic>
+          </wp:inline>
+        </w:drawing>
+      </w:r>
+    </w:p>
+    <w:p>
+      <w:pPr>
+        <w:jc w:val="both"/>
+        <w:rPr>
+          <w:rFonts w:ascii="Times New Roman" w:hAnsi="Times New Roman" w:cs="Times New Roman"/>
+          <w:b/>
+          <w:sz w:val="28"/>
+          <w:szCs w:val="28"/>
+        </w:rPr>
+      </w:pPr>
+      <w:r>
+        <w:rPr>
+          <w:rFonts w:ascii="Times New Roman" w:hAnsi="Times New Roman" w:cs="Times New Roman"/>
+          <w:b/>
+          <w:sz w:val="28"/>
+          <w:szCs w:val="28"/>
+        </w:rPr>
+        <w:t>password_generator.py</w:t>
+      </w:r>
+    </w:p>
+    <w:p>
+      <w:pPr>
+        <w:shd w:val="clear" w:color="auto" w:fill="222A38"/>
+        <w:spacing w:after="0" w:line="285" w:lineRule="atLeast"/>
+        <w:rPr>
+          <w:rFonts w:ascii="Consolas" w:eastAsia="Times New Roman" w:hAnsi="Consolas" w:cs="Times New Roman"/>
+          <w:color w:val="D8DDE7"/>
+          <w:sz w:val="21"/>
+          <w:szCs w:val="21"/>
+          <w:lang w:eastAsia="uk-UA"/>
+        </w:rPr>
+      </w:pPr>
+      <w:proofErr w:type="spellStart"/>
+      <w:r>
+        <w:rPr>
+          <w:rFonts w:ascii="Consolas" w:eastAsia="Times New Roman" w:hAnsi="Consolas" w:cs="Times New Roman"/>
+          <w:color w:val="EACD61"/>
+          <w:sz w:val="21"/>
+          <w:szCs w:val="21"/>
+          <w:lang w:eastAsia="uk-UA"/>
+        </w:rPr>
+        <w:t>from</w:t>
+      </w:r>
+      <w:proofErr w:type="spellEnd"/>
+      <w:r>
+        <w:rPr>
+          <w:rFonts w:ascii="Consolas" w:eastAsia="Times New Roman" w:hAnsi="Consolas" w:cs="Times New Roman"/>
+          <w:color w:val="B9C2D3"/>
+          <w:sz w:val="21"/>
+          <w:szCs w:val="21"/>
+          <w:lang w:eastAsia="uk-UA"/>
+        </w:rPr>
+        <w:t xml:space="preserve"> </w:t>
+      </w:r>
+      <w:proofErr w:type="spellStart"/>
+      <w:r>
+        <w:rPr>
+          <w:rFonts w:ascii="Consolas" w:eastAsia="Times New Roman" w:hAnsi="Consolas" w:cs="Times New Roman"/>
+          <w:color w:val="69C3FF"/>
+          <w:sz w:val="21"/>
+          <w:szCs w:val="21"/>
+          <w:lang w:eastAsia="uk-UA"/>
+        </w:rPr>
+        <w:t>argparse</w:t>
+      </w:r>
+      <w:proofErr w:type="spellEnd"/>
+      <w:r>
+        <w:rPr>
+          <w:rFonts w:ascii="Consolas" w:eastAsia="Times New Roman" w:hAnsi="Consolas" w:cs="Times New Roman"/>
+          <w:color w:val="B9C2D3"/>
+          <w:sz w:val="21"/>
+          <w:szCs w:val="21"/>
+          <w:lang w:eastAsia="uk-UA"/>
+        </w:rPr>
+        <w:t xml:space="preserve"> </w:t>
+      </w:r>
+      <w:proofErr w:type="spellStart"/>
+      <w:r>
+        <w:rPr>
+          <w:rFonts w:ascii="Consolas" w:eastAsia="Times New Roman" w:hAnsi="Consolas" w:cs="Times New Roman"/>
+          <w:color w:val="EACD61"/>
+          <w:sz w:val="21"/>
+          <w:szCs w:val="21"/>
+          <w:lang w:eastAsia="uk-UA"/>
+        </w:rPr>
+        <w:t>import</w:t>
+      </w:r>
+      <w:proofErr w:type="spellEnd"/>
+      <w:r>
+        <w:rPr>
+          <w:rFonts w:ascii="Consolas" w:eastAsia="Times New Roman" w:hAnsi="Consolas" w:cs="Times New Roman"/>
+          <w:color w:val="B9C2D3"/>
+          <w:sz w:val="21"/>
+          <w:szCs w:val="21"/>
+          <w:lang w:eastAsia="uk-UA"/>
+        </w:rPr>
+        <w:t xml:space="preserve"> </w:t>
+      </w:r>
+      <w:proofErr w:type="spellStart"/>
+      <w:r>
+        <w:rPr>
+          <w:rFonts w:ascii="Consolas" w:eastAsia="Times New Roman" w:hAnsi="Consolas" w:cs="Times New Roman"/>
+          <w:color w:val="B78AFF"/>
+          <w:sz w:val="21"/>
+          <w:szCs w:val="21"/>
+          <w:lang w:eastAsia="uk-UA"/>
+        </w:rPr>
+        <w:t>ArgumentParser</w:t>
+      </w:r>
+      <w:proofErr w:type="spellEnd"/>
+      <w:r>
+        <w:rPr>
+          <w:rFonts w:ascii="Consolas" w:eastAsia="Times New Roman" w:hAnsi="Consolas" w:cs="Times New Roman"/>
+          <w:color w:val="B9C2D3"/>
+          <w:sz w:val="21"/>
+          <w:szCs w:val="21"/>
+          <w:lang w:eastAsia="uk-UA"/>
+        </w:rPr>
+        <w:t xml:space="preserve"> </w:t>
+      </w:r>
+      <w:r>
+        <w:rPr>
+          <w:rFonts w:ascii="Consolas" w:eastAsia="Times New Roman" w:hAnsi="Consolas" w:cs="Times New Roman"/>
+          <w:i/>
+          <w:iCs/>
+          <w:color w:val="536686"/>
+          <w:sz w:val="21"/>
+          <w:szCs w:val="21"/>
+          <w:lang w:eastAsia="uk-UA"/>
+        </w:rPr>
+        <w:t>#</w:t>
+      </w:r>
+    </w:p>
+    <w:p>
+      <w:pPr>
+        <w:shd w:val="clear" w:color="auto" w:fill="222A38"/>
+        <w:spacing w:after="0" w:line="285" w:lineRule="atLeast"/>
+        <w:rPr>
+          <w:rFonts w:ascii="Consolas" w:eastAsia="Times New Roman" w:hAnsi="Consolas" w:cs="Times New Roman"/>
+          <w:color w:val="D8DDE7"/>
+          <w:sz w:val="21"/>
+          <w:szCs w:val="21"/>
+          <w:lang w:eastAsia="uk-UA"/>
+        </w:rPr>
+      </w:pPr>
+      <w:proofErr w:type="spellStart"/>
+      <w:r>
+        <w:rPr>
+          <w:rFonts w:ascii="Consolas" w:eastAsia="Times New Roman" w:hAnsi="Consolas" w:cs="Times New Roman"/>
+          <w:color w:val="EACD61"/>
+          <w:sz w:val="21"/>
+          <w:szCs w:val="21"/>
+          <w:lang w:eastAsia="uk-UA"/>
+        </w:rPr>
+        <w:t>import</w:t>
+      </w:r>
+      <w:proofErr w:type="spellEnd"/>
+      <w:r>
+        <w:rPr>
+          <w:rFonts w:ascii="Consolas" w:eastAsia="Times New Roman" w:hAnsi="Consolas" w:cs="Times New Roman"/>
+          <w:color w:val="B9C2D3"/>
+          <w:sz w:val="21"/>
+          <w:szCs w:val="21"/>
+          <w:lang w:eastAsia="uk-UA"/>
+        </w:rPr>
+        <w:t xml:space="preserve"> </w:t>
+      </w:r>
+      <w:proofErr w:type="spellStart"/>
+      <w:r>
+        <w:rPr>
+          <w:rFonts w:ascii="Consolas" w:eastAsia="Times New Roman" w:hAnsi="Consolas" w:cs="Times New Roman"/>
+          <w:color w:val="69C3FF"/>
+          <w:sz w:val="21"/>
+          <w:szCs w:val="21"/>
+          <w:lang w:eastAsia="uk-UA"/>
+        </w:rPr>
+        <w:t>secrets</w:t>
+      </w:r>
+      <w:proofErr w:type="spellEnd"/>
+      <w:r>
+        <w:rPr>
+          <w:rFonts w:ascii="Consolas" w:eastAsia="Times New Roman" w:hAnsi="Consolas" w:cs="Times New Roman"/>
+          <w:color w:val="B9C2D3"/>
+          <w:sz w:val="21"/>
+          <w:szCs w:val="21"/>
+          <w:lang w:eastAsia="uk-UA"/>
+        </w:rPr>
+        <w:t xml:space="preserve"> </w:t>
+      </w:r>
+      <w:r>
+        <w:rPr>
+          <w:rFonts w:ascii="Consolas" w:eastAsia="Times New Roman" w:hAnsi="Consolas" w:cs="Times New Roman"/>
+          <w:i/>
+          <w:iCs/>
+          <w:color w:val="536686"/>
+          <w:sz w:val="21"/>
+          <w:szCs w:val="21"/>
+          <w:lang w:eastAsia="uk-UA"/>
+        </w:rPr>
+        <w:t>#</w:t>
+      </w:r>
+    </w:p>
+    <w:p>
+      <w:pPr>
+        <w:shd w:val="clear" w:color="auto" w:fill="222A38"/>
+        <w:spacing w:after="0" w:line="285" w:lineRule="atLeast"/>
+        <w:rPr>
+          <w:rFonts w:ascii="Consolas" w:eastAsia="Times New Roman" w:hAnsi="Consolas" w:cs="Times New Roman"/>
+          <w:color w:val="D8DDE7"/>
+          <w:sz w:val="21"/>
+          <w:szCs w:val="21"/>
+          <w:lang w:eastAsia="uk-UA"/>
+        </w:rPr>
+      </w:pPr>
+      <w:proofErr w:type="spellStart"/>
+      <w:r>
+        <w:rPr>
+          <w:rFonts w:ascii="Consolas" w:eastAsia="Times New Roman" w:hAnsi="Consolas" w:cs="Times New Roman"/>
+          <w:color w:val="EACD61"/>
+          <w:sz w:val="21"/>
+          <w:szCs w:val="21"/>
+          <w:lang w:eastAsia="uk-UA"/>
+        </w:rPr>
+        <w:t>import</w:t>
+      </w:r>
+      <w:proofErr w:type="spellEnd"/>
+      <w:r>
+        <w:rPr>
+          <w:rFonts w:ascii="Consolas" w:eastAsia="Times New Roman" w:hAnsi="Consolas" w:cs="Times New Roman"/>
+          <w:color w:val="B9C2D3"/>
+          <w:sz w:val="21"/>
+          <w:szCs w:val="21"/>
+          <w:lang w:eastAsia="uk-UA"/>
+        </w:rPr>
+        <w:t xml:space="preserve"> </w:t>
+      </w:r>
+      <w:proofErr w:type="spellStart"/>
+      <w:r>
+        <w:rPr>
+          <w:rFonts w:ascii="Consolas" w:eastAsia="Times New Roman" w:hAnsi="Consolas" w:cs="Times New Roman"/>
+          <w:color w:val="69C3FF"/>
+          <w:sz w:val="21"/>
+          <w:szCs w:val="21"/>
+          <w:lang w:eastAsia="uk-UA"/>
+        </w:rPr>
+        <w:t>random</w:t>
+      </w:r>
+      <w:proofErr w:type="spellEnd"/>
+      <w:r>
+        <w:rPr>
+          <w:rFonts w:ascii="Consolas" w:eastAsia="Times New Roman" w:hAnsi="Consolas" w:cs="Times New Roman"/>
+          <w:color w:val="B9C2D3"/>
+          <w:sz w:val="21"/>
+          <w:szCs w:val="21"/>
+          <w:lang w:eastAsia="uk-UA"/>
+        </w:rPr>
+        <w:t xml:space="preserve"> </w:t>
+      </w:r>
+      <w:r>
+        <w:rPr>
+          <w:rFonts w:ascii="Consolas" w:eastAsia="Times New Roman" w:hAnsi="Consolas" w:cs="Times New Roman"/>
+          <w:i/>
+          <w:iCs/>
+          <w:color w:val="536686"/>
+          <w:sz w:val="21"/>
+          <w:szCs w:val="21"/>
+          <w:lang w:eastAsia="uk-UA"/>
+        </w:rPr>
+        <w:t>#</w:t>
+      </w:r>
+    </w:p>
+    <w:p>
+      <w:pPr>
+        <w:shd w:val="clear" w:color="auto" w:fill="222A38"/>
+        <w:spacing w:after="0" w:line="285" w:lineRule="atLeast"/>
+        <w:rPr>
+          <w:rFonts w:ascii="Consolas" w:eastAsia="Times New Roman" w:hAnsi="Consolas" w:cs="Times New Roman"/>
+          <w:color w:val="D8DDE7"/>
+          <w:sz w:val="21"/>
+          <w:szCs w:val="21"/>
+          <w:lang w:eastAsia="uk-UA"/>
+        </w:rPr>
+      </w:pPr>
+      <w:proofErr w:type="spellStart"/>
+      <w:r>
+        <w:rPr>
+          <w:rFonts w:ascii="Consolas" w:eastAsia="Times New Roman" w:hAnsi="Consolas" w:cs="Times New Roman"/>
+          <w:color w:val="EACD61"/>
+          <w:sz w:val="21"/>
+          <w:szCs w:val="21"/>
+          <w:lang w:eastAsia="uk-UA"/>
+        </w:rPr>
+        <w:t>import</w:t>
+      </w:r>
+      <w:proofErr w:type="spellEnd"/>
+      <w:r>
+        <w:rPr>
+          <w:rFonts w:ascii="Consolas" w:eastAsia="Times New Roman" w:hAnsi="Consolas" w:cs="Times New Roman"/>
+          <w:color w:val="B9C2D3"/>
+          <w:sz w:val="21"/>
+          <w:szCs w:val="21"/>
+          <w:lang w:eastAsia="uk-UA"/>
+        </w:rPr>
+        <w:t xml:space="preserve"> </w:t>
+      </w:r>
+      <w:proofErr w:type="spellStart"/>
+      <w:r>
+        <w:rPr>
+          <w:rFonts w:ascii="Consolas" w:eastAsia="Times New Roman" w:hAnsi="Consolas" w:cs="Times New Roman"/>
+          <w:color w:val="69C3FF"/>
+          <w:sz w:val="21"/>
+          <w:szCs w:val="21"/>
+          <w:lang w:eastAsia="uk-UA"/>
+        </w:rPr>
+        <w:t>string</w:t>
+      </w:r>
+      <w:proofErr w:type="spellEnd"/>
+      <w:r>
+        <w:rPr>
+          <w:rFonts w:ascii="Consolas" w:eastAsia="Times New Roman" w:hAnsi="Consolas" w:cs="Times New Roman"/>
+          <w:color w:val="B9C2D3"/>
+          <w:sz w:val="21"/>
+          <w:szCs w:val="21"/>
+          <w:lang w:eastAsia="uk-UA"/>
+        </w:rPr>
+        <w:t xml:space="preserve"> </w:t>
+      </w:r>
+      <w:r>
+        <w:rPr>
+          <w:rFonts w:ascii="Consolas" w:eastAsia="Times New Roman" w:hAnsi="Consolas" w:cs="Times New Roman"/>
+          <w:i/>
+          <w:iCs/>
+          <w:color w:val="536686"/>
+          <w:sz w:val="21"/>
+          <w:szCs w:val="21"/>
+          <w:lang w:eastAsia="uk-UA"/>
+        </w:rPr>
+        <w:t>#</w:t>
+      </w:r>
+    </w:p>
+    <w:p>
+      <w:pPr>
+        <w:shd w:val="clear" w:color="auto" w:fill="222A38"/>
+        <w:spacing w:after="0" w:line="285" w:lineRule="atLeast"/>
+        <w:rPr>
+          <w:rFonts w:ascii="Consolas" w:eastAsia="Times New Roman" w:hAnsi="Consolas" w:cs="Times New Roman"/>
+          <w:color w:val="D8DDE7"/>
+          <w:sz w:val="21"/>
+          <w:szCs w:val="21"/>
+          <w:lang w:eastAsia="uk-UA"/>
+        </w:rPr>
+      </w:pPr>
+    </w:p>
+    <w:p>
+      <w:pPr>
+        <w:shd w:val="clear" w:color="auto" w:fill="222A38"/>
+        <w:spacing w:after="0" w:line="285" w:lineRule="atLeast"/>
+        <w:rPr>
+          <w:rFonts w:ascii="Consolas" w:eastAsia="Times New Roman" w:hAnsi="Consolas" w:cs="Times New Roman"/>
+          <w:color w:val="D8DDE7"/>
+          <w:sz w:val="21"/>
+          <w:szCs w:val="21"/>
+          <w:lang w:eastAsia="uk-UA"/>
+        </w:rPr>
+      </w:pPr>
+      <w:r>
+        <w:rPr>
+          <w:rFonts w:ascii="Consolas" w:eastAsia="Times New Roman" w:hAnsi="Consolas" w:cs="Times New Roman"/>
+          <w:i/>
+          <w:iCs/>
+          <w:color w:val="536686"/>
+          <w:sz w:val="21"/>
+          <w:szCs w:val="21"/>
+          <w:lang w:eastAsia="uk-UA"/>
+        </w:rPr>
+        <w:t xml:space="preserve"># Налаштування </w:t>
+      </w:r>
+      <w:proofErr w:type="spellStart"/>
+      <w:r>
+        <w:rPr>
+          <w:rFonts w:ascii="Consolas" w:eastAsia="Times New Roman" w:hAnsi="Consolas" w:cs="Times New Roman"/>
+          <w:i/>
+          <w:iCs/>
+          <w:color w:val="536686"/>
+          <w:sz w:val="21"/>
+          <w:szCs w:val="21"/>
+          <w:lang w:eastAsia="uk-UA"/>
+        </w:rPr>
+        <w:t>Argument</w:t>
+      </w:r>
+      <w:proofErr w:type="spellEnd"/>
+      <w:r>
+        <w:rPr>
+          <w:rFonts w:ascii="Consolas" w:eastAsia="Times New Roman" w:hAnsi="Consolas" w:cs="Times New Roman"/>
+          <w:i/>
+          <w:iCs/>
+          <w:color w:val="536686"/>
+          <w:sz w:val="21"/>
+          <w:szCs w:val="21"/>
+          <w:lang w:eastAsia="uk-UA"/>
+        </w:rPr>
+        <w:t xml:space="preserve"> </w:t>
+      </w:r>
+      <w:proofErr w:type="spellStart"/>
+      <w:r>
+        <w:rPr>
+          <w:rFonts w:ascii="Consolas" w:eastAsia="Times New Roman" w:hAnsi="Consolas" w:cs="Times New Roman"/>
+          <w:i/>
+          <w:iCs/>
+          <w:color w:val="536686"/>
+          <w:sz w:val="21"/>
+          <w:szCs w:val="21"/>
+          <w:lang w:eastAsia="uk-UA"/>
+        </w:rPr>
+        <w:t>Parser</w:t>
+      </w:r>
+      <w:proofErr w:type="spellEnd"/>
+    </w:p>
+    <w:p>
+      <w:pPr>
+        <w:shd w:val="clear" w:color="auto" w:fill="222A38"/>
+        <w:spacing w:after="0" w:line="285" w:lineRule="atLeast"/>
+        <w:rPr>
+          <w:rFonts w:ascii="Consolas" w:eastAsia="Times New Roman" w:hAnsi="Consolas" w:cs="Times New Roman"/>
+          <w:color w:val="D8DDE7"/>
+          <w:sz w:val="21"/>
+          <w:szCs w:val="21"/>
+          <w:lang w:eastAsia="uk-UA"/>
+        </w:rPr>
+      </w:pPr>
+      <w:proofErr w:type="spellStart"/>
+      <w:r>
+        <w:rPr>
+          <w:rFonts w:ascii="Consolas" w:eastAsia="Times New Roman" w:hAnsi="Consolas" w:cs="Times New Roman"/>
+          <w:color w:val="FF738A"/>
+          <w:sz w:val="21"/>
+          <w:szCs w:val="21"/>
+          <w:lang w:eastAsia="uk-UA"/>
+        </w:rPr>
+        <w:t>parser</w:t>
+      </w:r>
+      <w:proofErr w:type="spellEnd"/>
+      <w:r>
+        <w:rPr>
+          <w:rFonts w:ascii="Consolas" w:eastAsia="Times New Roman" w:hAnsi="Consolas" w:cs="Times New Roman"/>
+          <w:color w:val="B9C2D3"/>
+          <w:sz w:val="21"/>
+          <w:szCs w:val="21"/>
+          <w:lang w:eastAsia="uk-UA"/>
+        </w:rPr>
+        <w:t xml:space="preserve"> </w:t>
+      </w:r>
+      <w:r>
+        <w:rPr>
+          <w:rFonts w:ascii="Consolas" w:eastAsia="Times New Roman" w:hAnsi="Consolas" w:cs="Times New Roman"/>
+          <w:color w:val="EACD61"/>
+          <w:sz w:val="21"/>
+          <w:szCs w:val="21"/>
+          <w:lang w:eastAsia="uk-UA"/>
+        </w:rPr>
+        <w:t>=</w:t>
+      </w:r>
+      <w:r>
+        <w:rPr>
+          <w:rFonts w:ascii="Consolas" w:eastAsia="Times New Roman" w:hAnsi="Consolas" w:cs="Times New Roman"/>
+          <w:color w:val="B9C2D3"/>
+          <w:sz w:val="21"/>
+          <w:szCs w:val="21"/>
+          <w:lang w:eastAsia="uk-UA"/>
+        </w:rPr>
+        <w:t xml:space="preserve"> </w:t>
+      </w:r>
+      <w:proofErr w:type="spellStart"/>
+      <w:r>
+        <w:rPr>
+          <w:rFonts w:ascii="Consolas" w:eastAsia="Times New Roman" w:hAnsi="Consolas" w:cs="Times New Roman"/>
+          <w:color w:val="B78AFF"/>
+          <w:sz w:val="21"/>
+          <w:szCs w:val="21"/>
+          <w:lang w:eastAsia="uk-UA"/>
+        </w:rPr>
+        <w:t>ArgumentParser</w:t>
+      </w:r>
+      <w:proofErr w:type="spellEnd"/>
+      <w:r>
+        <w:rPr>
+          <w:rFonts w:ascii="Consolas" w:eastAsia="Times New Roman" w:hAnsi="Consolas" w:cs="Times New Roman"/>
+          <w:color w:val="D8DDE7"/>
+          <w:sz w:val="21"/>
+          <w:szCs w:val="21"/>
+          <w:lang w:eastAsia="uk-UA"/>
+        </w:rPr>
+        <w:t>(</w:t>
+      </w:r>
+    </w:p>
+    <w:p>
+      <w:pPr>
+        <w:shd w:val="clear" w:color="auto" w:fill="222A38"/>
+        <w:spacing w:after="0" w:line="285" w:lineRule="atLeast"/>
+        <w:rPr>
+          <w:rFonts w:ascii="Consolas" w:eastAsia="Times New Roman" w:hAnsi="Consolas" w:cs="Times New Roman"/>
+          <w:color w:val="D8DDE7"/>
+          <w:sz w:val="21"/>
+          <w:szCs w:val="21"/>
+          <w:lang w:eastAsia="uk-UA"/>
+        </w:rPr>
+      </w:pPr>
+      <w:r>
+        <w:rPr>
+          <w:rFonts w:ascii="Consolas" w:eastAsia="Times New Roman" w:hAnsi="Consolas" w:cs="Times New Roman"/>
+          <w:color w:val="69C3FF"/>
+          <w:sz w:val="21"/>
+          <w:szCs w:val="21"/>
+          <w:lang w:eastAsia="uk-UA"/>
+        </w:rPr>
+        <w:t xml:space="preserve">    </w:t>
+      </w:r>
+      <w:proofErr w:type="spellStart"/>
+      <w:r>
+        <w:rPr>
+          <w:rFonts w:ascii="Consolas" w:eastAsia="Times New Roman" w:hAnsi="Consolas" w:cs="Times New Roman"/>
+          <w:color w:val="F38CEC"/>
+          <w:sz w:val="21"/>
+          <w:szCs w:val="21"/>
+          <w:lang w:eastAsia="uk-UA"/>
+        </w:rPr>
+        <w:t>prog</w:t>
+      </w:r>
+      <w:proofErr w:type="spellEnd"/>
+      <w:r>
+        <w:rPr>
+          <w:rFonts w:ascii="Consolas" w:eastAsia="Times New Roman" w:hAnsi="Consolas" w:cs="Times New Roman"/>
+          <w:color w:val="EACD61"/>
+          <w:sz w:val="21"/>
+          <w:szCs w:val="21"/>
+          <w:lang w:eastAsia="uk-UA"/>
+        </w:rPr>
+        <w:t>=</w:t>
+      </w:r>
+      <w:r>
+        <w:rPr>
+          <w:rFonts w:ascii="Consolas" w:eastAsia="Times New Roman" w:hAnsi="Consolas" w:cs="Times New Roman"/>
+          <w:color w:val="3CEC85"/>
+          <w:sz w:val="21"/>
+          <w:szCs w:val="21"/>
+          <w:lang w:eastAsia="uk-UA"/>
+        </w:rPr>
+        <w:t>'</w:t>
+      </w:r>
+      <w:proofErr w:type="spellStart"/>
+      <w:r>
+        <w:rPr>
+          <w:rFonts w:ascii="Consolas" w:eastAsia="Times New Roman" w:hAnsi="Consolas" w:cs="Times New Roman"/>
+          <w:color w:val="3CEC85"/>
+          <w:sz w:val="21"/>
+          <w:szCs w:val="21"/>
+          <w:lang w:eastAsia="uk-UA"/>
+        </w:rPr>
+        <w:t>Password</w:t>
+      </w:r>
+      <w:proofErr w:type="spellEnd"/>
+      <w:r>
+        <w:rPr>
+          <w:rFonts w:ascii="Consolas" w:eastAsia="Times New Roman" w:hAnsi="Consolas" w:cs="Times New Roman"/>
+          <w:color w:val="3CEC85"/>
+          <w:sz w:val="21"/>
+          <w:szCs w:val="21"/>
+          <w:lang w:eastAsia="uk-UA"/>
+        </w:rPr>
+        <w:t xml:space="preserve"> </w:t>
+      </w:r>
+      <w:proofErr w:type="spellStart"/>
+      <w:r>
+        <w:rPr>
+          <w:rFonts w:ascii="Consolas" w:eastAsia="Times New Roman" w:hAnsi="Consolas" w:cs="Times New Roman"/>
+          <w:color w:val="3CEC85"/>
+          <w:sz w:val="21"/>
+          <w:szCs w:val="21"/>
+          <w:lang w:eastAsia="uk-UA"/>
+        </w:rPr>
+        <w:t>Generator</w:t>
+      </w:r>
+      <w:proofErr w:type="spellEnd"/>
+      <w:r>
+        <w:rPr>
+          <w:rFonts w:ascii="Consolas" w:eastAsia="Times New Roman" w:hAnsi="Consolas" w:cs="Times New Roman"/>
+          <w:color w:val="3CEC85"/>
+          <w:sz w:val="21"/>
+          <w:szCs w:val="21"/>
+          <w:lang w:eastAsia="uk-UA"/>
+        </w:rPr>
+        <w:t>'</w:t>
+      </w:r>
+      <w:r>
+        <w:rPr>
+          <w:rFonts w:ascii="Consolas" w:eastAsia="Times New Roman" w:hAnsi="Consolas" w:cs="Times New Roman"/>
+          <w:color w:val="D8DDE7"/>
+          <w:sz w:val="21"/>
+          <w:szCs w:val="21"/>
+          <w:lang w:eastAsia="uk-UA"/>
+        </w:rPr>
+        <w:t>,</w:t>
+      </w:r>
+      <w:r>
+        <w:rPr>
+          <w:rFonts w:ascii="Consolas" w:eastAsia="Times New Roman" w:hAnsi="Consolas" w:cs="Times New Roman"/>
+          <w:color w:val="69C3FF"/>
+          <w:sz w:val="21"/>
+          <w:szCs w:val="21"/>
+          <w:lang w:eastAsia="uk-UA"/>
+        </w:rPr>
+        <w:t xml:space="preserve"> </w:t>
+      </w:r>
+      <w:r>
+        <w:rPr>
+          <w:rFonts w:ascii="Consolas" w:eastAsia="Times New Roman" w:hAnsi="Consolas" w:cs="Times New Roman"/>
+          <w:i/>
+          <w:iCs/>
+          <w:color w:val="536686"/>
+          <w:sz w:val="21"/>
+          <w:szCs w:val="21"/>
+          <w:lang w:eastAsia="uk-UA"/>
+        </w:rPr>
+        <w:t>#[</w:t>
+      </w:r>
+      <w:proofErr w:type="spellStart"/>
+      <w:r>
+        <w:rPr>
+          <w:rFonts w:ascii="Consolas" w:eastAsia="Times New Roman" w:hAnsi="Consolas" w:cs="Times New Roman"/>
+          <w:i/>
+          <w:iCs/>
+          <w:color w:val="536686"/>
+          <w:sz w:val="21"/>
+          <w:szCs w:val="21"/>
+          <w:lang w:eastAsia="uk-UA"/>
+        </w:rPr>
+        <w:t>cite</w:t>
+      </w:r>
+      <w:proofErr w:type="spellEnd"/>
+      <w:r>
+        <w:rPr>
+          <w:rFonts w:ascii="Consolas" w:eastAsia="Times New Roman" w:hAnsi="Consolas" w:cs="Times New Roman"/>
+          <w:i/>
+          <w:iCs/>
+          <w:color w:val="536686"/>
+          <w:sz w:val="21"/>
+          <w:szCs w:val="21"/>
+          <w:lang w:eastAsia="uk-UA"/>
+        </w:rPr>
+        <w:t>: 4]</w:t>
+      </w:r>
+    </w:p>
+    <w:p>
+      <w:pPr>
+        <w:shd w:val="clear" w:color="auto" w:fill="222A38"/>
+        <w:spacing w:after="0" w:line="285" w:lineRule="atLeast"/>
+        <w:rPr>
+          <w:rFonts w:ascii="Consolas" w:eastAsia="Times New Roman" w:hAnsi="Consolas" w:cs="Times New Roman"/>
+          <w:color w:val="D8DDE7"/>
+          <w:sz w:val="21"/>
+          <w:szCs w:val="21"/>
+          <w:lang w:eastAsia="uk-UA"/>
+        </w:rPr>
+      </w:pPr>
+      <w:r>
+        <w:rPr>
+          <w:rFonts w:ascii="Consolas" w:eastAsia="Times New Roman" w:hAnsi="Consolas" w:cs="Times New Roman"/>
+          <w:color w:val="69C3FF"/>
+          <w:sz w:val="21"/>
+          <w:szCs w:val="21"/>
+          <w:lang w:eastAsia="uk-UA"/>
+        </w:rPr>
+        <w:t xml:space="preserve">    </w:t>
+      </w:r>
+      <w:proofErr w:type="spellStart"/>
+      <w:r>
+        <w:rPr>
+          <w:rFonts w:ascii="Consolas" w:eastAsia="Times New Roman" w:hAnsi="Consolas" w:cs="Times New Roman"/>
+          <w:color w:val="F38CEC"/>
+          <w:sz w:val="21"/>
+          <w:szCs w:val="21"/>
+          <w:lang w:eastAsia="uk-UA"/>
+        </w:rPr>
+        <w:t>description</w:t>
+      </w:r>
+      <w:proofErr w:type="spellEnd"/>
+      <w:r>
+        <w:rPr>
+          <w:rFonts w:ascii="Consolas" w:eastAsia="Times New Roman" w:hAnsi="Consolas" w:cs="Times New Roman"/>
+          <w:color w:val="EACD61"/>
+          <w:sz w:val="21"/>
+          <w:szCs w:val="21"/>
+          <w:lang w:eastAsia="uk-UA"/>
+        </w:rPr>
+        <w:t>=</w:t>
+      </w:r>
+      <w:r>
+        <w:rPr>
+          <w:rFonts w:ascii="Consolas" w:eastAsia="Times New Roman" w:hAnsi="Consolas" w:cs="Times New Roman"/>
+          <w:color w:val="3CEC85"/>
+          <w:sz w:val="21"/>
+          <w:szCs w:val="21"/>
+          <w:lang w:eastAsia="uk-UA"/>
+        </w:rPr>
+        <w:t>'</w:t>
+      </w:r>
+      <w:proofErr w:type="spellStart"/>
+      <w:r>
+        <w:rPr>
+          <w:rFonts w:ascii="Consolas" w:eastAsia="Times New Roman" w:hAnsi="Consolas" w:cs="Times New Roman"/>
+          <w:color w:val="3CEC85"/>
+          <w:sz w:val="21"/>
+          <w:szCs w:val="21"/>
+          <w:lang w:eastAsia="uk-UA"/>
+        </w:rPr>
+        <w:t>Generate</w:t>
+      </w:r>
+      <w:proofErr w:type="spellEnd"/>
+      <w:r>
+        <w:rPr>
+          <w:rFonts w:ascii="Consolas" w:eastAsia="Times New Roman" w:hAnsi="Consolas" w:cs="Times New Roman"/>
+          <w:color w:val="3CEC85"/>
+          <w:sz w:val="21"/>
+          <w:szCs w:val="21"/>
+          <w:lang w:eastAsia="uk-UA"/>
+        </w:rPr>
+        <w:t xml:space="preserve"> </w:t>
+      </w:r>
+      <w:proofErr w:type="spellStart"/>
+      <w:r>
+        <w:rPr>
+          <w:rFonts w:ascii="Consolas" w:eastAsia="Times New Roman" w:hAnsi="Consolas" w:cs="Times New Roman"/>
+          <w:color w:val="3CEC85"/>
+          <w:sz w:val="21"/>
+          <w:szCs w:val="21"/>
+          <w:lang w:eastAsia="uk-UA"/>
+        </w:rPr>
+        <w:t>any</w:t>
+      </w:r>
+      <w:proofErr w:type="spellEnd"/>
+      <w:r>
+        <w:rPr>
+          <w:rFonts w:ascii="Consolas" w:eastAsia="Times New Roman" w:hAnsi="Consolas" w:cs="Times New Roman"/>
+          <w:color w:val="3CEC85"/>
+          <w:sz w:val="21"/>
+          <w:szCs w:val="21"/>
+          <w:lang w:eastAsia="uk-UA"/>
+        </w:rPr>
+        <w:t xml:space="preserve"> </w:t>
+      </w:r>
+      <w:proofErr w:type="spellStart"/>
+      <w:r>
+        <w:rPr>
+          <w:rFonts w:ascii="Consolas" w:eastAsia="Times New Roman" w:hAnsi="Consolas" w:cs="Times New Roman"/>
+          <w:color w:val="3CEC85"/>
+          <w:sz w:val="21"/>
+          <w:szCs w:val="21"/>
+          <w:lang w:eastAsia="uk-UA"/>
+        </w:rPr>
+        <w:t>number</w:t>
+      </w:r>
+      <w:proofErr w:type="spellEnd"/>
+      <w:r>
+        <w:rPr>
+          <w:rFonts w:ascii="Consolas" w:eastAsia="Times New Roman" w:hAnsi="Consolas" w:cs="Times New Roman"/>
+          <w:color w:val="3CEC85"/>
+          <w:sz w:val="21"/>
+          <w:szCs w:val="21"/>
+          <w:lang w:eastAsia="uk-UA"/>
+        </w:rPr>
+        <w:t xml:space="preserve"> </w:t>
+      </w:r>
+      <w:proofErr w:type="spellStart"/>
+      <w:r>
+        <w:rPr>
+          <w:rFonts w:ascii="Consolas" w:eastAsia="Times New Roman" w:hAnsi="Consolas" w:cs="Times New Roman"/>
+          <w:color w:val="3CEC85"/>
+          <w:sz w:val="21"/>
+          <w:szCs w:val="21"/>
+          <w:lang w:eastAsia="uk-UA"/>
+        </w:rPr>
+        <w:t>of</w:t>
+      </w:r>
+      <w:proofErr w:type="spellEnd"/>
+      <w:r>
+        <w:rPr>
+          <w:rFonts w:ascii="Consolas" w:eastAsia="Times New Roman" w:hAnsi="Consolas" w:cs="Times New Roman"/>
+          <w:color w:val="3CEC85"/>
+          <w:sz w:val="21"/>
+          <w:szCs w:val="21"/>
+          <w:lang w:eastAsia="uk-UA"/>
+        </w:rPr>
+        <w:t xml:space="preserve"> </w:t>
+      </w:r>
+      <w:proofErr w:type="spellStart"/>
+      <w:r>
+        <w:rPr>
+          <w:rFonts w:ascii="Consolas" w:eastAsia="Times New Roman" w:hAnsi="Consolas" w:cs="Times New Roman"/>
+          <w:color w:val="3CEC85"/>
+          <w:sz w:val="21"/>
+          <w:szCs w:val="21"/>
+          <w:lang w:eastAsia="uk-UA"/>
+        </w:rPr>
+        <w:t>passwords</w:t>
+      </w:r>
+      <w:proofErr w:type="spellEnd"/>
+      <w:r>
+        <w:rPr>
+          <w:rFonts w:ascii="Consolas" w:eastAsia="Times New Roman" w:hAnsi="Consolas" w:cs="Times New Roman"/>
+          <w:color w:val="3CEC85"/>
+          <w:sz w:val="21"/>
+          <w:szCs w:val="21"/>
+          <w:lang w:eastAsia="uk-UA"/>
+        </w:rPr>
+        <w:t xml:space="preserve"> </w:t>
+      </w:r>
+      <w:proofErr w:type="spellStart"/>
+      <w:r>
+        <w:rPr>
+          <w:rFonts w:ascii="Consolas" w:eastAsia="Times New Roman" w:hAnsi="Consolas" w:cs="Times New Roman"/>
+          <w:color w:val="3CEC85"/>
+          <w:sz w:val="21"/>
+          <w:szCs w:val="21"/>
+          <w:lang w:eastAsia="uk-UA"/>
+        </w:rPr>
+        <w:t>with</w:t>
+      </w:r>
+      <w:proofErr w:type="spellEnd"/>
+      <w:r>
+        <w:rPr>
+          <w:rFonts w:ascii="Consolas" w:eastAsia="Times New Roman" w:hAnsi="Consolas" w:cs="Times New Roman"/>
+          <w:color w:val="3CEC85"/>
+          <w:sz w:val="21"/>
+          <w:szCs w:val="21"/>
+          <w:lang w:eastAsia="uk-UA"/>
+        </w:rPr>
+        <w:t xml:space="preserve"> </w:t>
+      </w:r>
+      <w:proofErr w:type="spellStart"/>
+      <w:r>
+        <w:rPr>
+          <w:rFonts w:ascii="Consolas" w:eastAsia="Times New Roman" w:hAnsi="Consolas" w:cs="Times New Roman"/>
+          <w:color w:val="3CEC85"/>
+          <w:sz w:val="21"/>
+          <w:szCs w:val="21"/>
+          <w:lang w:eastAsia="uk-UA"/>
+        </w:rPr>
+        <w:t>this</w:t>
+      </w:r>
+      <w:proofErr w:type="spellEnd"/>
+      <w:r>
+        <w:rPr>
+          <w:rFonts w:ascii="Consolas" w:eastAsia="Times New Roman" w:hAnsi="Consolas" w:cs="Times New Roman"/>
+          <w:color w:val="3CEC85"/>
+          <w:sz w:val="21"/>
+          <w:szCs w:val="21"/>
+          <w:lang w:eastAsia="uk-UA"/>
+        </w:rPr>
+        <w:t xml:space="preserve"> </w:t>
+      </w:r>
+      <w:proofErr w:type="spellStart"/>
+      <w:r>
+        <w:rPr>
+          <w:rFonts w:ascii="Consolas" w:eastAsia="Times New Roman" w:hAnsi="Consolas" w:cs="Times New Roman"/>
+          <w:color w:val="3CEC85"/>
+          <w:sz w:val="21"/>
+          <w:szCs w:val="21"/>
+          <w:lang w:eastAsia="uk-UA"/>
+        </w:rPr>
+        <w:t>tool</w:t>
+      </w:r>
+      <w:proofErr w:type="spellEnd"/>
+      <w:r>
+        <w:rPr>
+          <w:rFonts w:ascii="Consolas" w:eastAsia="Times New Roman" w:hAnsi="Consolas" w:cs="Times New Roman"/>
+          <w:color w:val="3CEC85"/>
+          <w:sz w:val="21"/>
+          <w:szCs w:val="21"/>
+          <w:lang w:eastAsia="uk-UA"/>
+        </w:rPr>
+        <w:t>.'</w:t>
+      </w:r>
+      <w:r>
+        <w:rPr>
+          <w:rFonts w:ascii="Consolas" w:eastAsia="Times New Roman" w:hAnsi="Consolas" w:cs="Times New Roman"/>
+          <w:color w:val="69C3FF"/>
+          <w:sz w:val="21"/>
+          <w:szCs w:val="21"/>
+          <w:lang w:eastAsia="uk-UA"/>
+        </w:rPr>
+        <w:t xml:space="preserve"> </w:t>
+      </w:r>
+      <w:r>
+        <w:rPr>
+          <w:rFonts w:ascii="Consolas" w:eastAsia="Times New Roman" w:hAnsi="Consolas" w:cs="Times New Roman"/>
+          <w:i/>
+          <w:iCs/>
+          <w:color w:val="536686"/>
+          <w:sz w:val="21"/>
+          <w:szCs w:val="21"/>
+          <w:lang w:eastAsia="uk-UA"/>
+        </w:rPr>
+        <w:t>#[</w:t>
+      </w:r>
+      <w:proofErr w:type="spellStart"/>
+      <w:r>
+        <w:rPr>
+          <w:rFonts w:ascii="Consolas" w:eastAsia="Times New Roman" w:hAnsi="Consolas" w:cs="Times New Roman"/>
+          <w:i/>
+          <w:iCs/>
+          <w:color w:val="536686"/>
+          <w:sz w:val="21"/>
+          <w:szCs w:val="21"/>
+          <w:lang w:eastAsia="uk-UA"/>
+        </w:rPr>
+        <w:t>cite</w:t>
+      </w:r>
+      <w:proofErr w:type="spellEnd"/>
+      <w:r>
+        <w:rPr>
+          <w:rFonts w:ascii="Consolas" w:eastAsia="Times New Roman" w:hAnsi="Consolas" w:cs="Times New Roman"/>
+          <w:i/>
+          <w:iCs/>
+          <w:color w:val="536686"/>
+          <w:sz w:val="21"/>
+          <w:szCs w:val="21"/>
+          <w:lang w:eastAsia="uk-UA"/>
+        </w:rPr>
+        <w:t>: 4]</w:t>
+      </w:r>
+    </w:p>
+    <w:p>
+      <w:pPr>
+        <w:shd w:val="clear" w:color="auto" w:fill="222A38"/>
+        <w:spacing w:after="0" w:line="285" w:lineRule="atLeast"/>
+        <w:rPr>
+          <w:rFonts w:ascii="Consolas" w:eastAsia="Times New Roman" w:hAnsi="Consolas" w:cs="Times New Roman"/>
+          <w:color w:val="D8DDE7"/>
+          <w:sz w:val="21"/>
+          <w:szCs w:val="21"/>
+          <w:lang w:eastAsia="uk-UA"/>
+        </w:rPr>
+      </w:pPr>
+      <w:r>
+        <w:rPr>
+          <w:rFonts w:ascii="Consolas" w:eastAsia="Times New Roman" w:hAnsi="Consolas" w:cs="Times New Roman"/>
+          <w:color w:val="D8DDE7"/>
+          <w:sz w:val="21"/>
+          <w:szCs w:val="21"/>
+          <w:lang w:eastAsia="uk-UA"/>
+        </w:rPr>
+        <w:t>)</w:t>
+      </w:r>
+    </w:p>
+    <w:p>
+      <w:pPr>
+        <w:shd w:val="clear" w:color="auto" w:fill="222A38"/>
+        <w:spacing w:after="0" w:line="285" w:lineRule="atLeast"/>
+        <w:rPr>
+          <w:rFonts w:ascii="Consolas" w:eastAsia="Times New Roman" w:hAnsi="Consolas" w:cs="Times New Roman"/>
+          <w:color w:val="D8DDE7"/>
+          <w:sz w:val="21"/>
+          <w:szCs w:val="21"/>
+          <w:lang w:eastAsia="uk-UA"/>
+        </w:rPr>
+      </w:pPr>
+    </w:p>
+    <w:p>
+      <w:pPr>
+        <w:shd w:val="clear" w:color="auto" w:fill="222A38"/>
+        <w:spacing w:after="0" w:line="285" w:lineRule="atLeast"/>
+        <w:rPr>
+          <w:rFonts w:ascii="Consolas" w:eastAsia="Times New Roman" w:hAnsi="Consolas" w:cs="Times New Roman"/>
+          <w:color w:val="D8DDE7"/>
+          <w:sz w:val="21"/>
+          <w:szCs w:val="21"/>
+          <w:lang w:eastAsia="uk-UA"/>
+        </w:rPr>
+      </w:pPr>
+      <w:r>
+        <w:rPr>
+          <w:rFonts w:ascii="Consolas" w:eastAsia="Times New Roman" w:hAnsi="Consolas" w:cs="Times New Roman"/>
+          <w:i/>
+          <w:iCs/>
+          <w:color w:val="536686"/>
+          <w:sz w:val="21"/>
+          <w:szCs w:val="21"/>
+          <w:lang w:eastAsia="uk-UA"/>
+        </w:rPr>
+        <w:t xml:space="preserve"># Додавання аргументів до </w:t>
+      </w:r>
+      <w:proofErr w:type="spellStart"/>
+      <w:r>
+        <w:rPr>
+          <w:rFonts w:ascii="Consolas" w:eastAsia="Times New Roman" w:hAnsi="Consolas" w:cs="Times New Roman"/>
+          <w:i/>
+          <w:iCs/>
+          <w:color w:val="536686"/>
+          <w:sz w:val="21"/>
+          <w:szCs w:val="21"/>
+          <w:lang w:eastAsia="uk-UA"/>
+        </w:rPr>
+        <w:t>парсера</w:t>
+      </w:r>
+      <w:proofErr w:type="spellEnd"/>
+    </w:p>
+    <w:p>
+      <w:pPr>
+        <w:shd w:val="clear" w:color="auto" w:fill="222A38"/>
+        <w:spacing w:after="0" w:line="285" w:lineRule="atLeast"/>
+        <w:rPr>
+          <w:rFonts w:ascii="Consolas" w:eastAsia="Times New Roman" w:hAnsi="Consolas" w:cs="Times New Roman"/>
+          <w:color w:val="D8DDE7"/>
+          <w:sz w:val="21"/>
+          <w:szCs w:val="21"/>
+          <w:lang w:eastAsia="uk-UA"/>
+        </w:rPr>
+      </w:pPr>
+      <w:proofErr w:type="spellStart"/>
+      <w:r>
+        <w:rPr>
+          <w:rFonts w:ascii="Consolas" w:eastAsia="Times New Roman" w:hAnsi="Consolas" w:cs="Times New Roman"/>
+          <w:color w:val="FF738A"/>
+          <w:sz w:val="21"/>
+          <w:szCs w:val="21"/>
+          <w:lang w:eastAsia="uk-UA"/>
+        </w:rPr>
+        <w:t>parser</w:t>
+      </w:r>
+      <w:r>
+        <w:rPr>
+          <w:rFonts w:ascii="Consolas" w:eastAsia="Times New Roman" w:hAnsi="Consolas" w:cs="Times New Roman"/>
+          <w:color w:val="D8DDE7"/>
+          <w:sz w:val="21"/>
+          <w:szCs w:val="21"/>
+          <w:lang w:eastAsia="uk-UA"/>
+        </w:rPr>
+        <w:t>.</w:t>
+      </w:r>
+      <w:r>
+        <w:rPr>
+          <w:rFonts w:ascii="Consolas" w:eastAsia="Times New Roman" w:hAnsi="Consolas" w:cs="Times New Roman"/>
+          <w:color w:val="69C3FF"/>
+          <w:sz w:val="21"/>
+          <w:szCs w:val="21"/>
+          <w:lang w:eastAsia="uk-UA"/>
+        </w:rPr>
+        <w:t>add_argument</w:t>
+      </w:r>
+      <w:proofErr w:type="spellEnd"/>
+      <w:r>
+        <w:rPr>
+          <w:rFonts w:ascii="Consolas" w:eastAsia="Times New Roman" w:hAnsi="Consolas" w:cs="Times New Roman"/>
+          <w:color w:val="D8DDE7"/>
+          <w:sz w:val="21"/>
+          <w:szCs w:val="21"/>
+          <w:lang w:eastAsia="uk-UA"/>
+        </w:rPr>
+        <w:t>(</w:t>
+      </w:r>
+      <w:r>
+        <w:rPr>
+          <w:rFonts w:ascii="Consolas" w:eastAsia="Times New Roman" w:hAnsi="Consolas" w:cs="Times New Roman"/>
+          <w:color w:val="3CEC85"/>
+          <w:sz w:val="21"/>
+          <w:szCs w:val="21"/>
+          <w:lang w:eastAsia="uk-UA"/>
+        </w:rPr>
+        <w:t>"-n"</w:t>
+      </w:r>
+      <w:r>
+        <w:rPr>
+          <w:rFonts w:ascii="Consolas" w:eastAsia="Times New Roman" w:hAnsi="Consolas" w:cs="Times New Roman"/>
+          <w:color w:val="D8DDE7"/>
+          <w:sz w:val="21"/>
+          <w:szCs w:val="21"/>
+          <w:lang w:eastAsia="uk-UA"/>
+        </w:rPr>
+        <w:t>,</w:t>
+      </w:r>
+      <w:r>
+        <w:rPr>
+          <w:rFonts w:ascii="Consolas" w:eastAsia="Times New Roman" w:hAnsi="Consolas" w:cs="Times New Roman"/>
+          <w:color w:val="69C3FF"/>
+          <w:sz w:val="21"/>
+          <w:szCs w:val="21"/>
+          <w:lang w:eastAsia="uk-UA"/>
+        </w:rPr>
+        <w:t xml:space="preserve"> </w:t>
+      </w:r>
+      <w:r>
+        <w:rPr>
+          <w:rFonts w:ascii="Consolas" w:eastAsia="Times New Roman" w:hAnsi="Consolas" w:cs="Times New Roman"/>
+          <w:color w:val="3CEC85"/>
+          <w:sz w:val="21"/>
+          <w:szCs w:val="21"/>
+          <w:lang w:eastAsia="uk-UA"/>
+        </w:rPr>
+        <w:t>"--</w:t>
+      </w:r>
+      <w:proofErr w:type="spellStart"/>
+      <w:r>
+        <w:rPr>
+          <w:rFonts w:ascii="Consolas" w:eastAsia="Times New Roman" w:hAnsi="Consolas" w:cs="Times New Roman"/>
+          <w:color w:val="3CEC85"/>
+          <w:sz w:val="21"/>
+          <w:szCs w:val="21"/>
+          <w:lang w:eastAsia="uk-UA"/>
+        </w:rPr>
+        <w:t>numbers</w:t>
+      </w:r>
+      <w:proofErr w:type="spellEnd"/>
+      <w:r>
+        <w:rPr>
+          <w:rFonts w:ascii="Consolas" w:eastAsia="Times New Roman" w:hAnsi="Consolas" w:cs="Times New Roman"/>
+          <w:color w:val="3CEC85"/>
+          <w:sz w:val="21"/>
+          <w:szCs w:val="21"/>
+          <w:lang w:eastAsia="uk-UA"/>
+        </w:rPr>
+        <w:t>"</w:t>
+      </w:r>
+      <w:r>
+        <w:rPr>
+          <w:rFonts w:ascii="Consolas" w:eastAsia="Times New Roman" w:hAnsi="Consolas" w:cs="Times New Roman"/>
+          <w:color w:val="D8DDE7"/>
+          <w:sz w:val="21"/>
+          <w:szCs w:val="21"/>
+          <w:lang w:eastAsia="uk-UA"/>
+        </w:rPr>
+        <w:t>,</w:t>
+      </w:r>
+      <w:r>
+        <w:rPr>
+          <w:rFonts w:ascii="Consolas" w:eastAsia="Times New Roman" w:hAnsi="Consolas" w:cs="Times New Roman"/>
+          <w:color w:val="69C3FF"/>
+          <w:sz w:val="21"/>
+          <w:szCs w:val="21"/>
+          <w:lang w:eastAsia="uk-UA"/>
+        </w:rPr>
+        <w:t xml:space="preserve"> </w:t>
+      </w:r>
+      <w:proofErr w:type="spellStart"/>
+      <w:r>
+        <w:rPr>
+          <w:rFonts w:ascii="Consolas" w:eastAsia="Times New Roman" w:hAnsi="Consolas" w:cs="Times New Roman"/>
+          <w:color w:val="F38CEC"/>
+          <w:sz w:val="21"/>
+          <w:szCs w:val="21"/>
+          <w:lang w:eastAsia="uk-UA"/>
+        </w:rPr>
+        <w:t>default</w:t>
+      </w:r>
+      <w:proofErr w:type="spellEnd"/>
+      <w:r>
+        <w:rPr>
+          <w:rFonts w:ascii="Consolas" w:eastAsia="Times New Roman" w:hAnsi="Consolas" w:cs="Times New Roman"/>
+          <w:color w:val="EACD61"/>
+          <w:sz w:val="21"/>
+          <w:szCs w:val="21"/>
+          <w:lang w:eastAsia="uk-UA"/>
+        </w:rPr>
+        <w:t>=</w:t>
+      </w:r>
+      <w:r>
+        <w:rPr>
+          <w:rFonts w:ascii="Consolas" w:eastAsia="Times New Roman" w:hAnsi="Consolas" w:cs="Times New Roman"/>
+          <w:color w:val="FF955C"/>
+          <w:sz w:val="21"/>
+          <w:szCs w:val="21"/>
+          <w:lang w:eastAsia="uk-UA"/>
+        </w:rPr>
+        <w:t>0</w:t>
+      </w:r>
+      <w:r>
+        <w:rPr>
+          <w:rFonts w:ascii="Consolas" w:eastAsia="Times New Roman" w:hAnsi="Consolas" w:cs="Times New Roman"/>
+          <w:color w:val="D8DDE7"/>
+          <w:sz w:val="21"/>
+          <w:szCs w:val="21"/>
+          <w:lang w:eastAsia="uk-UA"/>
+        </w:rPr>
+        <w:t>,</w:t>
+      </w:r>
+      <w:r>
+        <w:rPr>
+          <w:rFonts w:ascii="Consolas" w:eastAsia="Times New Roman" w:hAnsi="Consolas" w:cs="Times New Roman"/>
+          <w:color w:val="69C3FF"/>
+          <w:sz w:val="21"/>
+          <w:szCs w:val="21"/>
+          <w:lang w:eastAsia="uk-UA"/>
+        </w:rPr>
+        <w:t xml:space="preserve"> </w:t>
+      </w:r>
+      <w:proofErr w:type="spellStart"/>
+      <w:r>
+        <w:rPr>
+          <w:rFonts w:ascii="Consolas" w:eastAsia="Times New Roman" w:hAnsi="Consolas" w:cs="Times New Roman"/>
+          <w:color w:val="F38CEC"/>
+          <w:sz w:val="21"/>
+          <w:szCs w:val="21"/>
+          <w:lang w:eastAsia="uk-UA"/>
+        </w:rPr>
+        <w:t>help</w:t>
+      </w:r>
+      <w:proofErr w:type="spellEnd"/>
+      <w:r>
+        <w:rPr>
+          <w:rFonts w:ascii="Consolas" w:eastAsia="Times New Roman" w:hAnsi="Consolas" w:cs="Times New Roman"/>
+          <w:color w:val="EACD61"/>
+          <w:sz w:val="21"/>
+          <w:szCs w:val="21"/>
+          <w:lang w:eastAsia="uk-UA"/>
+        </w:rPr>
+        <w:t>=</w:t>
+      </w:r>
+      <w:r>
+        <w:rPr>
+          <w:rFonts w:ascii="Consolas" w:eastAsia="Times New Roman" w:hAnsi="Consolas" w:cs="Times New Roman"/>
+          <w:color w:val="3CEC85"/>
+          <w:sz w:val="21"/>
+          <w:szCs w:val="21"/>
+          <w:lang w:eastAsia="uk-UA"/>
+        </w:rPr>
+        <w:t>"</w:t>
+      </w:r>
+      <w:proofErr w:type="spellStart"/>
+      <w:r>
+        <w:rPr>
+          <w:rFonts w:ascii="Consolas" w:eastAsia="Times New Roman" w:hAnsi="Consolas" w:cs="Times New Roman"/>
+          <w:color w:val="3CEC85"/>
+          <w:sz w:val="21"/>
+          <w:szCs w:val="21"/>
+          <w:lang w:eastAsia="uk-UA"/>
+        </w:rPr>
+        <w:t>Number</w:t>
+      </w:r>
+      <w:proofErr w:type="spellEnd"/>
+      <w:r>
+        <w:rPr>
+          <w:rFonts w:ascii="Consolas" w:eastAsia="Times New Roman" w:hAnsi="Consolas" w:cs="Times New Roman"/>
+          <w:color w:val="3CEC85"/>
+          <w:sz w:val="21"/>
+          <w:szCs w:val="21"/>
+          <w:lang w:eastAsia="uk-UA"/>
+        </w:rPr>
+        <w:t xml:space="preserve"> </w:t>
+      </w:r>
+      <w:proofErr w:type="spellStart"/>
+      <w:r>
+        <w:rPr>
+          <w:rFonts w:ascii="Consolas" w:eastAsia="Times New Roman" w:hAnsi="Consolas" w:cs="Times New Roman"/>
+          <w:color w:val="3CEC85"/>
+          <w:sz w:val="21"/>
+          <w:szCs w:val="21"/>
+          <w:lang w:eastAsia="uk-UA"/>
+        </w:rPr>
+        <w:t>of</w:t>
+      </w:r>
+      <w:proofErr w:type="spellEnd"/>
+      <w:r>
+        <w:rPr>
+          <w:rFonts w:ascii="Consolas" w:eastAsia="Times New Roman" w:hAnsi="Consolas" w:cs="Times New Roman"/>
+          <w:color w:val="3CEC85"/>
+          <w:sz w:val="21"/>
+          <w:szCs w:val="21"/>
+          <w:lang w:eastAsia="uk-UA"/>
+        </w:rPr>
+        <w:t xml:space="preserve"> </w:t>
+      </w:r>
+      <w:proofErr w:type="spellStart"/>
+      <w:r>
+        <w:rPr>
+          <w:rFonts w:ascii="Consolas" w:eastAsia="Times New Roman" w:hAnsi="Consolas" w:cs="Times New Roman"/>
+          <w:color w:val="3CEC85"/>
+          <w:sz w:val="21"/>
+          <w:szCs w:val="21"/>
+          <w:lang w:eastAsia="uk-UA"/>
+        </w:rPr>
+        <w:t>digits</w:t>
+      </w:r>
+      <w:proofErr w:type="spellEnd"/>
+      <w:r>
+        <w:rPr>
+          <w:rFonts w:ascii="Consolas" w:eastAsia="Times New Roman" w:hAnsi="Consolas" w:cs="Times New Roman"/>
+          <w:color w:val="3CEC85"/>
+          <w:sz w:val="21"/>
+          <w:szCs w:val="21"/>
+          <w:lang w:eastAsia="uk-UA"/>
+        </w:rPr>
+        <w:t xml:space="preserve"> </w:t>
+      </w:r>
+      <w:proofErr w:type="spellStart"/>
+      <w:r>
+        <w:rPr>
+          <w:rFonts w:ascii="Consolas" w:eastAsia="Times New Roman" w:hAnsi="Consolas" w:cs="Times New Roman"/>
+          <w:color w:val="3CEC85"/>
+          <w:sz w:val="21"/>
+          <w:szCs w:val="21"/>
+          <w:lang w:eastAsia="uk-UA"/>
+        </w:rPr>
+        <w:t>in</w:t>
+      </w:r>
+      <w:proofErr w:type="spellEnd"/>
+      <w:r>
+        <w:rPr>
+          <w:rFonts w:ascii="Consolas" w:eastAsia="Times New Roman" w:hAnsi="Consolas" w:cs="Times New Roman"/>
+          <w:color w:val="3CEC85"/>
+          <w:sz w:val="21"/>
+          <w:szCs w:val="21"/>
+          <w:lang w:eastAsia="uk-UA"/>
+        </w:rPr>
+        <w:t xml:space="preserve"> </w:t>
+      </w:r>
+      <w:proofErr w:type="spellStart"/>
+      <w:r>
+        <w:rPr>
+          <w:rFonts w:ascii="Consolas" w:eastAsia="Times New Roman" w:hAnsi="Consolas" w:cs="Times New Roman"/>
+          <w:color w:val="3CEC85"/>
+          <w:sz w:val="21"/>
+          <w:szCs w:val="21"/>
+          <w:lang w:eastAsia="uk-UA"/>
+        </w:rPr>
+        <w:t>the</w:t>
+      </w:r>
+      <w:proofErr w:type="spellEnd"/>
+      <w:r>
+        <w:rPr>
+          <w:rFonts w:ascii="Consolas" w:eastAsia="Times New Roman" w:hAnsi="Consolas" w:cs="Times New Roman"/>
+          <w:color w:val="3CEC85"/>
+          <w:sz w:val="21"/>
+          <w:szCs w:val="21"/>
+          <w:lang w:eastAsia="uk-UA"/>
+        </w:rPr>
+        <w:t xml:space="preserve"> PW"</w:t>
+      </w:r>
+      <w:r>
+        <w:rPr>
+          <w:rFonts w:ascii="Consolas" w:eastAsia="Times New Roman" w:hAnsi="Consolas" w:cs="Times New Roman"/>
+          <w:color w:val="D8DDE7"/>
+          <w:sz w:val="21"/>
+          <w:szCs w:val="21"/>
+          <w:lang w:eastAsia="uk-UA"/>
+        </w:rPr>
+        <w:t>,</w:t>
+      </w:r>
+      <w:r>
+        <w:rPr>
+          <w:rFonts w:ascii="Consolas" w:eastAsia="Times New Roman" w:hAnsi="Consolas" w:cs="Times New Roman"/>
+          <w:color w:val="69C3FF"/>
+          <w:sz w:val="21"/>
+          <w:szCs w:val="21"/>
+          <w:lang w:eastAsia="uk-UA"/>
+        </w:rPr>
+        <w:t xml:space="preserve"> </w:t>
+      </w:r>
+      <w:proofErr w:type="spellStart"/>
+      <w:r>
+        <w:rPr>
+          <w:rFonts w:ascii="Consolas" w:eastAsia="Times New Roman" w:hAnsi="Consolas" w:cs="Times New Roman"/>
+          <w:color w:val="F38CEC"/>
+          <w:sz w:val="21"/>
+          <w:szCs w:val="21"/>
+          <w:lang w:eastAsia="uk-UA"/>
+        </w:rPr>
+        <w:t>type</w:t>
+      </w:r>
+      <w:proofErr w:type="spellEnd"/>
+      <w:r>
+        <w:rPr>
+          <w:rFonts w:ascii="Consolas" w:eastAsia="Times New Roman" w:hAnsi="Consolas" w:cs="Times New Roman"/>
+          <w:color w:val="EACD61"/>
+          <w:sz w:val="21"/>
+          <w:szCs w:val="21"/>
+          <w:lang w:eastAsia="uk-UA"/>
+        </w:rPr>
+        <w:t>=</w:t>
+      </w:r>
+      <w:proofErr w:type="spellStart"/>
+      <w:r>
+        <w:rPr>
+          <w:rFonts w:ascii="Consolas" w:eastAsia="Times New Roman" w:hAnsi="Consolas" w:cs="Times New Roman"/>
+          <w:color w:val="B78AFF"/>
+          <w:sz w:val="21"/>
+          <w:szCs w:val="21"/>
+          <w:lang w:eastAsia="uk-UA"/>
+        </w:rPr>
+        <w:t>int</w:t>
+      </w:r>
+      <w:proofErr w:type="spellEnd"/>
+      <w:r>
+        <w:rPr>
+          <w:rFonts w:ascii="Consolas" w:eastAsia="Times New Roman" w:hAnsi="Consolas" w:cs="Times New Roman"/>
+          <w:color w:val="D8DDE7"/>
+          <w:sz w:val="21"/>
+          <w:szCs w:val="21"/>
+          <w:lang w:eastAsia="uk-UA"/>
+        </w:rPr>
+        <w:t>)</w:t>
+      </w:r>
+      <w:r>
+        <w:rPr>
+          <w:rFonts w:ascii="Consolas" w:eastAsia="Times New Roman" w:hAnsi="Consolas" w:cs="Times New Roman"/>
+          <w:color w:val="B9C2D3"/>
+          <w:sz w:val="21"/>
+          <w:szCs w:val="21"/>
+          <w:lang w:eastAsia="uk-UA"/>
+        </w:rPr>
+        <w:t xml:space="preserve"> </w:t>
+      </w:r>
+      <w:r>
+        <w:rPr>
+          <w:rFonts w:ascii="Consolas" w:eastAsia="Times New Roman" w:hAnsi="Consolas" w:cs="Times New Roman"/>
+          <w:i/>
+          <w:iCs/>
+          <w:color w:val="536686"/>
+          <w:sz w:val="21"/>
+          <w:szCs w:val="21"/>
+          <w:lang w:eastAsia="uk-UA"/>
+        </w:rPr>
+        <w:t>#[</w:t>
+      </w:r>
+      <w:proofErr w:type="spellStart"/>
+      <w:r>
+        <w:rPr>
+          <w:rFonts w:ascii="Consolas" w:eastAsia="Times New Roman" w:hAnsi="Consolas" w:cs="Times New Roman"/>
+          <w:i/>
+          <w:iCs/>
+          <w:color w:val="536686"/>
+          <w:sz w:val="21"/>
+          <w:szCs w:val="21"/>
+          <w:lang w:eastAsia="uk-UA"/>
+        </w:rPr>
+        <w:t>cite</w:t>
+      </w:r>
+      <w:proofErr w:type="spellEnd"/>
+      <w:r>
+        <w:rPr>
+          <w:rFonts w:ascii="Consolas" w:eastAsia="Times New Roman" w:hAnsi="Consolas" w:cs="Times New Roman"/>
+          <w:i/>
+          <w:iCs/>
+          <w:color w:val="536686"/>
+          <w:sz w:val="21"/>
+          <w:szCs w:val="21"/>
+          <w:lang w:eastAsia="uk-UA"/>
+        </w:rPr>
+        <w:t>: 4]</w:t>
+      </w:r>
+    </w:p>
+    <w:p>
+      <w:pPr>
+        <w:shd w:val="clear" w:color="auto" w:fill="222A38"/>
+        <w:spacing w:after="0" w:line="285" w:lineRule="atLeast"/>
+        <w:rPr>
+          <w:rFonts w:ascii="Consolas" w:eastAsia="Times New Roman" w:hAnsi="Consolas" w:cs="Times New Roman"/>
+          <w:color w:val="D8DDE7"/>
+          <w:sz w:val="21"/>
+          <w:szCs w:val="21"/>
+          <w:lang w:eastAsia="uk-UA"/>
+        </w:rPr>
+      </w:pPr>
+      <w:proofErr w:type="spellStart"/>
+      <w:r>
+        <w:rPr>
+          <w:rFonts w:ascii="Consolas" w:eastAsia="Times New Roman" w:hAnsi="Consolas" w:cs="Times New Roman"/>
+          <w:color w:val="FF738A"/>
+          <w:sz w:val="21"/>
+          <w:szCs w:val="21"/>
+          <w:lang w:eastAsia="uk-UA"/>
+        </w:rPr>
+        <w:t>parser</w:t>
+      </w:r>
+      <w:r>
+        <w:rPr>
+          <w:rFonts w:ascii="Consolas" w:eastAsia="Times New Roman" w:hAnsi="Consolas" w:cs="Times New Roman"/>
+          <w:color w:val="D8DDE7"/>
+          <w:sz w:val="21"/>
+          <w:szCs w:val="21"/>
+          <w:lang w:eastAsia="uk-UA"/>
+        </w:rPr>
+        <w:t>.</w:t>
+      </w:r>
+      <w:r>
+        <w:rPr>
+          <w:rFonts w:ascii="Consolas" w:eastAsia="Times New Roman" w:hAnsi="Consolas" w:cs="Times New Roman"/>
+          <w:color w:val="69C3FF"/>
+          <w:sz w:val="21"/>
+          <w:szCs w:val="21"/>
+          <w:lang w:eastAsia="uk-UA"/>
+        </w:rPr>
+        <w:t>add_argument</w:t>
+      </w:r>
+      <w:proofErr w:type="spellEnd"/>
+      <w:r>
+        <w:rPr>
+          <w:rFonts w:ascii="Consolas" w:eastAsia="Times New Roman" w:hAnsi="Consolas" w:cs="Times New Roman"/>
+          <w:color w:val="D8DDE7"/>
+          <w:sz w:val="21"/>
+          <w:szCs w:val="21"/>
+          <w:lang w:eastAsia="uk-UA"/>
+        </w:rPr>
+        <w:t>(</w:t>
+      </w:r>
+      <w:r>
+        <w:rPr>
+          <w:rFonts w:ascii="Consolas" w:eastAsia="Times New Roman" w:hAnsi="Consolas" w:cs="Times New Roman"/>
+          <w:color w:val="3CEC85"/>
+          <w:sz w:val="21"/>
+          <w:szCs w:val="21"/>
+          <w:lang w:eastAsia="uk-UA"/>
+        </w:rPr>
+        <w:t>"-l"</w:t>
+      </w:r>
+      <w:r>
+        <w:rPr>
+          <w:rFonts w:ascii="Consolas" w:eastAsia="Times New Roman" w:hAnsi="Consolas" w:cs="Times New Roman"/>
+          <w:color w:val="D8DDE7"/>
+          <w:sz w:val="21"/>
+          <w:szCs w:val="21"/>
+          <w:lang w:eastAsia="uk-UA"/>
+        </w:rPr>
+        <w:t>,</w:t>
+      </w:r>
+      <w:r>
+        <w:rPr>
+          <w:rFonts w:ascii="Consolas" w:eastAsia="Times New Roman" w:hAnsi="Consolas" w:cs="Times New Roman"/>
+          <w:color w:val="69C3FF"/>
+          <w:sz w:val="21"/>
+          <w:szCs w:val="21"/>
+          <w:lang w:eastAsia="uk-UA"/>
+        </w:rPr>
+        <w:t xml:space="preserve"> </w:t>
+      </w:r>
+      <w:r>
+        <w:rPr>
+          <w:rFonts w:ascii="Consolas" w:eastAsia="Times New Roman" w:hAnsi="Consolas" w:cs="Times New Roman"/>
+          <w:color w:val="3CEC85"/>
+          <w:sz w:val="21"/>
+          <w:szCs w:val="21"/>
+          <w:lang w:eastAsia="uk-UA"/>
+        </w:rPr>
+        <w:t>"--</w:t>
+      </w:r>
+      <w:proofErr w:type="spellStart"/>
+      <w:r>
+        <w:rPr>
+          <w:rFonts w:ascii="Consolas" w:eastAsia="Times New Roman" w:hAnsi="Consolas" w:cs="Times New Roman"/>
+          <w:color w:val="3CEC85"/>
+          <w:sz w:val="21"/>
+          <w:szCs w:val="21"/>
+          <w:lang w:eastAsia="uk-UA"/>
+        </w:rPr>
+        <w:t>lowercase</w:t>
+      </w:r>
+      <w:proofErr w:type="spellEnd"/>
+      <w:r>
+        <w:rPr>
+          <w:rFonts w:ascii="Consolas" w:eastAsia="Times New Roman" w:hAnsi="Consolas" w:cs="Times New Roman"/>
+          <w:color w:val="3CEC85"/>
+          <w:sz w:val="21"/>
+          <w:szCs w:val="21"/>
+          <w:lang w:eastAsia="uk-UA"/>
+        </w:rPr>
+        <w:t>"</w:t>
+      </w:r>
+      <w:r>
+        <w:rPr>
+          <w:rFonts w:ascii="Consolas" w:eastAsia="Times New Roman" w:hAnsi="Consolas" w:cs="Times New Roman"/>
+          <w:color w:val="D8DDE7"/>
+          <w:sz w:val="21"/>
+          <w:szCs w:val="21"/>
+          <w:lang w:eastAsia="uk-UA"/>
+        </w:rPr>
+        <w:t>,</w:t>
+      </w:r>
+      <w:r>
+        <w:rPr>
+          <w:rFonts w:ascii="Consolas" w:eastAsia="Times New Roman" w:hAnsi="Consolas" w:cs="Times New Roman"/>
+          <w:color w:val="69C3FF"/>
+          <w:sz w:val="21"/>
+          <w:szCs w:val="21"/>
+          <w:lang w:eastAsia="uk-UA"/>
+        </w:rPr>
+        <w:t xml:space="preserve"> </w:t>
+      </w:r>
+      <w:proofErr w:type="spellStart"/>
+      <w:r>
+        <w:rPr>
+          <w:rFonts w:ascii="Consolas" w:eastAsia="Times New Roman" w:hAnsi="Consolas" w:cs="Times New Roman"/>
+          <w:color w:val="F38CEC"/>
+          <w:sz w:val="21"/>
+          <w:szCs w:val="21"/>
+          <w:lang w:eastAsia="uk-UA"/>
+        </w:rPr>
+        <w:t>default</w:t>
+      </w:r>
+      <w:proofErr w:type="spellEnd"/>
+      <w:r>
+        <w:rPr>
+          <w:rFonts w:ascii="Consolas" w:eastAsia="Times New Roman" w:hAnsi="Consolas" w:cs="Times New Roman"/>
+          <w:color w:val="EACD61"/>
+          <w:sz w:val="21"/>
+          <w:szCs w:val="21"/>
+          <w:lang w:eastAsia="uk-UA"/>
+        </w:rPr>
+        <w:t>=</w:t>
+      </w:r>
+      <w:r>
+        <w:rPr>
+          <w:rFonts w:ascii="Consolas" w:eastAsia="Times New Roman" w:hAnsi="Consolas" w:cs="Times New Roman"/>
+          <w:color w:val="FF955C"/>
+          <w:sz w:val="21"/>
+          <w:szCs w:val="21"/>
+          <w:lang w:eastAsia="uk-UA"/>
+        </w:rPr>
+        <w:t>0</w:t>
+      </w:r>
+      <w:r>
+        <w:rPr>
+          <w:rFonts w:ascii="Consolas" w:eastAsia="Times New Roman" w:hAnsi="Consolas" w:cs="Times New Roman"/>
+          <w:color w:val="D8DDE7"/>
+          <w:sz w:val="21"/>
+          <w:szCs w:val="21"/>
+          <w:lang w:eastAsia="uk-UA"/>
+        </w:rPr>
+        <w:t>,</w:t>
+      </w:r>
+      <w:r>
+        <w:rPr>
+          <w:rFonts w:ascii="Consolas" w:eastAsia="Times New Roman" w:hAnsi="Consolas" w:cs="Times New Roman"/>
+          <w:color w:val="69C3FF"/>
+          <w:sz w:val="21"/>
+          <w:szCs w:val="21"/>
+          <w:lang w:eastAsia="uk-UA"/>
+        </w:rPr>
+        <w:t xml:space="preserve"> </w:t>
+      </w:r>
+      <w:proofErr w:type="spellStart"/>
+      <w:r>
+        <w:rPr>
+          <w:rFonts w:ascii="Consolas" w:eastAsia="Times New Roman" w:hAnsi="Consolas" w:cs="Times New Roman"/>
+          <w:color w:val="F38CEC"/>
+          <w:sz w:val="21"/>
+          <w:szCs w:val="21"/>
+          <w:lang w:eastAsia="uk-UA"/>
+        </w:rPr>
+        <w:t>help</w:t>
+      </w:r>
+      <w:proofErr w:type="spellEnd"/>
+      <w:r>
+        <w:rPr>
+          <w:rFonts w:ascii="Consolas" w:eastAsia="Times New Roman" w:hAnsi="Consolas" w:cs="Times New Roman"/>
+          <w:color w:val="EACD61"/>
+          <w:sz w:val="21"/>
+          <w:szCs w:val="21"/>
+          <w:lang w:eastAsia="uk-UA"/>
+        </w:rPr>
+        <w:t>=</w:t>
+      </w:r>
+      <w:r>
+        <w:rPr>
+          <w:rFonts w:ascii="Consolas" w:eastAsia="Times New Roman" w:hAnsi="Consolas" w:cs="Times New Roman"/>
+          <w:color w:val="3CEC85"/>
+          <w:sz w:val="21"/>
+          <w:szCs w:val="21"/>
+          <w:lang w:eastAsia="uk-UA"/>
+        </w:rPr>
+        <w:t>"</w:t>
+      </w:r>
+      <w:proofErr w:type="spellStart"/>
+      <w:r>
+        <w:rPr>
+          <w:rFonts w:ascii="Consolas" w:eastAsia="Times New Roman" w:hAnsi="Consolas" w:cs="Times New Roman"/>
+          <w:color w:val="3CEC85"/>
+          <w:sz w:val="21"/>
+          <w:szCs w:val="21"/>
+          <w:lang w:eastAsia="uk-UA"/>
+        </w:rPr>
+        <w:t>Number</w:t>
+      </w:r>
+      <w:proofErr w:type="spellEnd"/>
+      <w:r>
+        <w:rPr>
+          <w:rFonts w:ascii="Consolas" w:eastAsia="Times New Roman" w:hAnsi="Consolas" w:cs="Times New Roman"/>
+          <w:color w:val="3CEC85"/>
+          <w:sz w:val="21"/>
+          <w:szCs w:val="21"/>
+          <w:lang w:eastAsia="uk-UA"/>
+        </w:rPr>
+        <w:t xml:space="preserve"> </w:t>
+      </w:r>
+      <w:proofErr w:type="spellStart"/>
+      <w:r>
+        <w:rPr>
+          <w:rFonts w:ascii="Consolas" w:eastAsia="Times New Roman" w:hAnsi="Consolas" w:cs="Times New Roman"/>
+          <w:color w:val="3CEC85"/>
+          <w:sz w:val="21"/>
+          <w:szCs w:val="21"/>
+          <w:lang w:eastAsia="uk-UA"/>
+        </w:rPr>
+        <w:t>of</w:t>
+      </w:r>
+      <w:proofErr w:type="spellEnd"/>
+      <w:r>
+        <w:rPr>
+          <w:rFonts w:ascii="Consolas" w:eastAsia="Times New Roman" w:hAnsi="Consolas" w:cs="Times New Roman"/>
+          <w:color w:val="3CEC85"/>
+          <w:sz w:val="21"/>
+          <w:szCs w:val="21"/>
+          <w:lang w:eastAsia="uk-UA"/>
+        </w:rPr>
+        <w:t xml:space="preserve"> </w:t>
+      </w:r>
+      <w:proofErr w:type="spellStart"/>
+      <w:r>
+        <w:rPr>
+          <w:rFonts w:ascii="Consolas" w:eastAsia="Times New Roman" w:hAnsi="Consolas" w:cs="Times New Roman"/>
+          <w:color w:val="3CEC85"/>
+          <w:sz w:val="21"/>
+          <w:szCs w:val="21"/>
+          <w:lang w:eastAsia="uk-UA"/>
+        </w:rPr>
+        <w:t>lowercase</w:t>
+      </w:r>
+      <w:proofErr w:type="spellEnd"/>
+      <w:r>
+        <w:rPr>
+          <w:rFonts w:ascii="Consolas" w:eastAsia="Times New Roman" w:hAnsi="Consolas" w:cs="Times New Roman"/>
+          <w:color w:val="3CEC85"/>
+          <w:sz w:val="21"/>
+          <w:szCs w:val="21"/>
+          <w:lang w:eastAsia="uk-UA"/>
+        </w:rPr>
+        <w:t xml:space="preserve"> </w:t>
+      </w:r>
+      <w:proofErr w:type="spellStart"/>
+      <w:r>
+        <w:rPr>
+          <w:rFonts w:ascii="Consolas" w:eastAsia="Times New Roman" w:hAnsi="Consolas" w:cs="Times New Roman"/>
+          <w:color w:val="3CEC85"/>
+          <w:sz w:val="21"/>
+          <w:szCs w:val="21"/>
+          <w:lang w:eastAsia="uk-UA"/>
+        </w:rPr>
+        <w:t>chars</w:t>
+      </w:r>
+      <w:proofErr w:type="spellEnd"/>
+      <w:r>
+        <w:rPr>
+          <w:rFonts w:ascii="Consolas" w:eastAsia="Times New Roman" w:hAnsi="Consolas" w:cs="Times New Roman"/>
+          <w:color w:val="3CEC85"/>
+          <w:sz w:val="21"/>
+          <w:szCs w:val="21"/>
+          <w:lang w:eastAsia="uk-UA"/>
+        </w:rPr>
+        <w:t xml:space="preserve"> </w:t>
+      </w:r>
+      <w:proofErr w:type="spellStart"/>
+      <w:r>
+        <w:rPr>
+          <w:rFonts w:ascii="Consolas" w:eastAsia="Times New Roman" w:hAnsi="Consolas" w:cs="Times New Roman"/>
+          <w:color w:val="3CEC85"/>
+          <w:sz w:val="21"/>
+          <w:szCs w:val="21"/>
+          <w:lang w:eastAsia="uk-UA"/>
+        </w:rPr>
+        <w:t>in</w:t>
+      </w:r>
+      <w:proofErr w:type="spellEnd"/>
+      <w:r>
+        <w:rPr>
+          <w:rFonts w:ascii="Consolas" w:eastAsia="Times New Roman" w:hAnsi="Consolas" w:cs="Times New Roman"/>
+          <w:color w:val="3CEC85"/>
+          <w:sz w:val="21"/>
+          <w:szCs w:val="21"/>
+          <w:lang w:eastAsia="uk-UA"/>
+        </w:rPr>
+        <w:t xml:space="preserve"> </w:t>
+      </w:r>
+      <w:proofErr w:type="spellStart"/>
+      <w:r>
+        <w:rPr>
+          <w:rFonts w:ascii="Consolas" w:eastAsia="Times New Roman" w:hAnsi="Consolas" w:cs="Times New Roman"/>
+          <w:color w:val="3CEC85"/>
+          <w:sz w:val="21"/>
+          <w:szCs w:val="21"/>
+          <w:lang w:eastAsia="uk-UA"/>
+        </w:rPr>
+        <w:t>the</w:t>
+      </w:r>
+      <w:proofErr w:type="spellEnd"/>
+      <w:r>
+        <w:rPr>
+          <w:rFonts w:ascii="Consolas" w:eastAsia="Times New Roman" w:hAnsi="Consolas" w:cs="Times New Roman"/>
+          <w:color w:val="3CEC85"/>
+          <w:sz w:val="21"/>
+          <w:szCs w:val="21"/>
+          <w:lang w:eastAsia="uk-UA"/>
+        </w:rPr>
+        <w:t xml:space="preserve"> PW"</w:t>
+      </w:r>
+      <w:r>
+        <w:rPr>
+          <w:rFonts w:ascii="Consolas" w:eastAsia="Times New Roman" w:hAnsi="Consolas" w:cs="Times New Roman"/>
+          <w:color w:val="D8DDE7"/>
+          <w:sz w:val="21"/>
+          <w:szCs w:val="21"/>
+          <w:lang w:eastAsia="uk-UA"/>
+        </w:rPr>
+        <w:t>,</w:t>
+      </w:r>
+      <w:r>
+        <w:rPr>
+          <w:rFonts w:ascii="Consolas" w:eastAsia="Times New Roman" w:hAnsi="Consolas" w:cs="Times New Roman"/>
+          <w:color w:val="69C3FF"/>
+          <w:sz w:val="21"/>
+          <w:szCs w:val="21"/>
+          <w:lang w:eastAsia="uk-UA"/>
+        </w:rPr>
+        <w:t xml:space="preserve"> </w:t>
+      </w:r>
+      <w:proofErr w:type="spellStart"/>
+      <w:r>
+        <w:rPr>
+          <w:rFonts w:ascii="Consolas" w:eastAsia="Times New Roman" w:hAnsi="Consolas" w:cs="Times New Roman"/>
+          <w:color w:val="F38CEC"/>
+          <w:sz w:val="21"/>
+          <w:szCs w:val="21"/>
+          <w:lang w:eastAsia="uk-UA"/>
+        </w:rPr>
+        <w:t>type</w:t>
+      </w:r>
+      <w:proofErr w:type="spellEnd"/>
+      <w:r>
+        <w:rPr>
+          <w:rFonts w:ascii="Consolas" w:eastAsia="Times New Roman" w:hAnsi="Consolas" w:cs="Times New Roman"/>
+          <w:color w:val="EACD61"/>
+          <w:sz w:val="21"/>
+          <w:szCs w:val="21"/>
+          <w:lang w:eastAsia="uk-UA"/>
+        </w:rPr>
+        <w:t>=</w:t>
+      </w:r>
+      <w:proofErr w:type="spellStart"/>
+      <w:r>
+        <w:rPr>
+          <w:rFonts w:ascii="Consolas" w:eastAsia="Times New Roman" w:hAnsi="Consolas" w:cs="Times New Roman"/>
+          <w:color w:val="B78AFF"/>
+          <w:sz w:val="21"/>
+          <w:szCs w:val="21"/>
+          <w:lang w:eastAsia="uk-UA"/>
+        </w:rPr>
+        <w:t>int</w:t>
+      </w:r>
+      <w:proofErr w:type="spellEnd"/>
+      <w:r>
+        <w:rPr>
+          <w:rFonts w:ascii="Consolas" w:eastAsia="Times New Roman" w:hAnsi="Consolas" w:cs="Times New Roman"/>
+          <w:color w:val="D8DDE7"/>
+          <w:sz w:val="21"/>
+          <w:szCs w:val="21"/>
+          <w:lang w:eastAsia="uk-UA"/>
+        </w:rPr>
+        <w:t>)</w:t>
+      </w:r>
+      <w:r>
+        <w:rPr>
+          <w:rFonts w:ascii="Consolas" w:eastAsia="Times New Roman" w:hAnsi="Consolas" w:cs="Times New Roman"/>
+          <w:color w:val="B9C2D3"/>
+          <w:sz w:val="21"/>
+          <w:szCs w:val="21"/>
+          <w:lang w:eastAsia="uk-UA"/>
+        </w:rPr>
+        <w:t xml:space="preserve"> </w:t>
+      </w:r>
+      <w:r>
+        <w:rPr>
+          <w:rFonts w:ascii="Consolas" w:eastAsia="Times New Roman" w:hAnsi="Consolas" w:cs="Times New Roman"/>
+          <w:i/>
+          <w:iCs/>
+          <w:color w:val="536686"/>
+          <w:sz w:val="21"/>
+          <w:szCs w:val="21"/>
+          <w:lang w:eastAsia="uk-UA"/>
+        </w:rPr>
+        <w:t>#[</w:t>
+      </w:r>
+      <w:proofErr w:type="spellStart"/>
+      <w:r>
+        <w:rPr>
+          <w:rFonts w:ascii="Consolas" w:eastAsia="Times New Roman" w:hAnsi="Consolas" w:cs="Times New Roman"/>
+          <w:i/>
+          <w:iCs/>
+          <w:color w:val="536686"/>
+          <w:sz w:val="21"/>
+          <w:szCs w:val="21"/>
+          <w:lang w:eastAsia="uk-UA"/>
+        </w:rPr>
+        <w:t>cite</w:t>
+      </w:r>
+      <w:proofErr w:type="spellEnd"/>
+      <w:r>
+        <w:rPr>
+          <w:rFonts w:ascii="Consolas" w:eastAsia="Times New Roman" w:hAnsi="Consolas" w:cs="Times New Roman"/>
+          <w:i/>
+          <w:iCs/>
+          <w:color w:val="536686"/>
+          <w:sz w:val="21"/>
+          <w:szCs w:val="21"/>
+          <w:lang w:eastAsia="uk-UA"/>
+        </w:rPr>
+        <w:t>: 4]</w:t>
+      </w:r>
+    </w:p>
+    <w:p>
+      <w:pPr>
+        <w:shd w:val="clear" w:color="auto" w:fill="222A38"/>
+        <w:spacing w:after="0" w:line="285" w:lineRule="atLeast"/>
+        <w:rPr>
+          <w:rFonts w:ascii="Consolas" w:eastAsia="Times New Roman" w:hAnsi="Consolas" w:cs="Times New Roman"/>
+          <w:color w:val="D8DDE7"/>
+          <w:sz w:val="21"/>
+          <w:szCs w:val="21"/>
+          <w:lang w:eastAsia="uk-UA"/>
+        </w:rPr>
+      </w:pPr>
+      <w:proofErr w:type="spellStart"/>
+      <w:r>
+        <w:rPr>
+          <w:rFonts w:ascii="Consolas" w:eastAsia="Times New Roman" w:hAnsi="Consolas" w:cs="Times New Roman"/>
+          <w:color w:val="FF738A"/>
+          <w:sz w:val="21"/>
+          <w:szCs w:val="21"/>
+          <w:lang w:eastAsia="uk-UA"/>
+        </w:rPr>
+        <w:t>parser</w:t>
+      </w:r>
+      <w:r>
+        <w:rPr>
+          <w:rFonts w:ascii="Consolas" w:eastAsia="Times New Roman" w:hAnsi="Consolas" w:cs="Times New Roman"/>
+          <w:color w:val="D8DDE7"/>
+          <w:sz w:val="21"/>
+          <w:szCs w:val="21"/>
+          <w:lang w:eastAsia="uk-UA"/>
+        </w:rPr>
+        <w:t>.</w:t>
+      </w:r>
+      <w:r>
+        <w:rPr>
+          <w:rFonts w:ascii="Consolas" w:eastAsia="Times New Roman" w:hAnsi="Consolas" w:cs="Times New Roman"/>
+          <w:color w:val="69C3FF"/>
+          <w:sz w:val="21"/>
+          <w:szCs w:val="21"/>
+          <w:lang w:eastAsia="uk-UA"/>
+        </w:rPr>
+        <w:t>add_argument</w:t>
+      </w:r>
+      <w:proofErr w:type="spellEnd"/>
+      <w:r>
+        <w:rPr>
+          <w:rFonts w:ascii="Consolas" w:eastAsia="Times New Roman" w:hAnsi="Consolas" w:cs="Times New Roman"/>
+          <w:color w:val="D8DDE7"/>
+          <w:sz w:val="21"/>
+          <w:szCs w:val="21"/>
+          <w:lang w:eastAsia="uk-UA"/>
+        </w:rPr>
+        <w:t>(</w:t>
+      </w:r>
+      <w:r>
+        <w:rPr>
+          <w:rFonts w:ascii="Consolas" w:eastAsia="Times New Roman" w:hAnsi="Consolas" w:cs="Times New Roman"/>
+          <w:color w:val="3CEC85"/>
+          <w:sz w:val="21"/>
+          <w:szCs w:val="21"/>
+          <w:lang w:eastAsia="uk-UA"/>
+        </w:rPr>
+        <w:t>"-u"</w:t>
+      </w:r>
+      <w:r>
+        <w:rPr>
+          <w:rFonts w:ascii="Consolas" w:eastAsia="Times New Roman" w:hAnsi="Consolas" w:cs="Times New Roman"/>
+          <w:color w:val="D8DDE7"/>
+          <w:sz w:val="21"/>
+          <w:szCs w:val="21"/>
+          <w:lang w:eastAsia="uk-UA"/>
+        </w:rPr>
+        <w:t>,</w:t>
+      </w:r>
+      <w:r>
+        <w:rPr>
+          <w:rFonts w:ascii="Consolas" w:eastAsia="Times New Roman" w:hAnsi="Consolas" w:cs="Times New Roman"/>
+          <w:color w:val="69C3FF"/>
+          <w:sz w:val="21"/>
+          <w:szCs w:val="21"/>
+          <w:lang w:eastAsia="uk-UA"/>
+        </w:rPr>
+        <w:t xml:space="preserve"> </w:t>
+      </w:r>
+      <w:r>
+        <w:rPr>
+          <w:rFonts w:ascii="Consolas" w:eastAsia="Times New Roman" w:hAnsi="Consolas" w:cs="Times New Roman"/>
+          <w:color w:val="3CEC85"/>
+          <w:sz w:val="21"/>
+          <w:szCs w:val="21"/>
+          <w:lang w:eastAsia="uk-UA"/>
+        </w:rPr>
+        <w:t>"--</w:t>
+      </w:r>
+      <w:proofErr w:type="spellStart"/>
+      <w:r>
+        <w:rPr>
+          <w:rFonts w:ascii="Consolas" w:eastAsia="Times New Roman" w:hAnsi="Consolas" w:cs="Times New Roman"/>
+          <w:color w:val="3CEC85"/>
+          <w:sz w:val="21"/>
+          <w:szCs w:val="21"/>
+          <w:lang w:eastAsia="uk-UA"/>
+        </w:rPr>
+        <w:t>uppercase</w:t>
+      </w:r>
+      <w:proofErr w:type="spellEnd"/>
+      <w:r>
+        <w:rPr>
+          <w:rFonts w:ascii="Consolas" w:eastAsia="Times New Roman" w:hAnsi="Consolas" w:cs="Times New Roman"/>
+          <w:color w:val="3CEC85"/>
+          <w:sz w:val="21"/>
+          <w:szCs w:val="21"/>
+          <w:lang w:eastAsia="uk-UA"/>
+        </w:rPr>
+        <w:t>"</w:t>
+      </w:r>
+      <w:r>
+        <w:rPr>
+          <w:rFonts w:ascii="Consolas" w:eastAsia="Times New Roman" w:hAnsi="Consolas" w:cs="Times New Roman"/>
+          <w:color w:val="D8DDE7"/>
+          <w:sz w:val="21"/>
+          <w:szCs w:val="21"/>
+          <w:lang w:eastAsia="uk-UA"/>
+        </w:rPr>
+        <w:t>,</w:t>
+      </w:r>
+      <w:r>
+        <w:rPr>
+          <w:rFonts w:ascii="Consolas" w:eastAsia="Times New Roman" w:hAnsi="Consolas" w:cs="Times New Roman"/>
+          <w:color w:val="69C3FF"/>
+          <w:sz w:val="21"/>
+          <w:szCs w:val="21"/>
+          <w:lang w:eastAsia="uk-UA"/>
+        </w:rPr>
+        <w:t xml:space="preserve"> </w:t>
+      </w:r>
+      <w:proofErr w:type="spellStart"/>
+      <w:r>
+        <w:rPr>
+          <w:rFonts w:ascii="Consolas" w:eastAsia="Times New Roman" w:hAnsi="Consolas" w:cs="Times New Roman"/>
+          <w:color w:val="F38CEC"/>
+          <w:sz w:val="21"/>
+          <w:szCs w:val="21"/>
+          <w:lang w:eastAsia="uk-UA"/>
+        </w:rPr>
+        <w:t>default</w:t>
+      </w:r>
+      <w:proofErr w:type="spellEnd"/>
+      <w:r>
+        <w:rPr>
+          <w:rFonts w:ascii="Consolas" w:eastAsia="Times New Roman" w:hAnsi="Consolas" w:cs="Times New Roman"/>
+          <w:color w:val="EACD61"/>
+          <w:sz w:val="21"/>
+          <w:szCs w:val="21"/>
+          <w:lang w:eastAsia="uk-UA"/>
+        </w:rPr>
+        <w:t>=</w:t>
+      </w:r>
+      <w:r>
+        <w:rPr>
+          <w:rFonts w:ascii="Consolas" w:eastAsia="Times New Roman" w:hAnsi="Consolas" w:cs="Times New Roman"/>
+          <w:color w:val="FF955C"/>
+          <w:sz w:val="21"/>
+          <w:szCs w:val="21"/>
+          <w:lang w:eastAsia="uk-UA"/>
+        </w:rPr>
+        <w:t>0</w:t>
+      </w:r>
+      <w:r>
+        <w:rPr>
+          <w:rFonts w:ascii="Consolas" w:eastAsia="Times New Roman" w:hAnsi="Consolas" w:cs="Times New Roman"/>
+          <w:color w:val="D8DDE7"/>
+          <w:sz w:val="21"/>
+          <w:szCs w:val="21"/>
+          <w:lang w:eastAsia="uk-UA"/>
+        </w:rPr>
+        <w:t>,</w:t>
+      </w:r>
+      <w:r>
+        <w:rPr>
+          <w:rFonts w:ascii="Consolas" w:eastAsia="Times New Roman" w:hAnsi="Consolas" w:cs="Times New Roman"/>
+          <w:color w:val="69C3FF"/>
+          <w:sz w:val="21"/>
+          <w:szCs w:val="21"/>
+          <w:lang w:eastAsia="uk-UA"/>
+        </w:rPr>
+        <w:t xml:space="preserve"> </w:t>
+      </w:r>
+      <w:proofErr w:type="spellStart"/>
+      <w:r>
+        <w:rPr>
+          <w:rFonts w:ascii="Consolas" w:eastAsia="Times New Roman" w:hAnsi="Consolas" w:cs="Times New Roman"/>
+          <w:color w:val="F38CEC"/>
+          <w:sz w:val="21"/>
+          <w:szCs w:val="21"/>
+          <w:lang w:eastAsia="uk-UA"/>
+        </w:rPr>
+        <w:t>help</w:t>
+      </w:r>
+      <w:proofErr w:type="spellEnd"/>
+      <w:r>
+        <w:rPr>
+          <w:rFonts w:ascii="Consolas" w:eastAsia="Times New Roman" w:hAnsi="Consolas" w:cs="Times New Roman"/>
+          <w:color w:val="EACD61"/>
+          <w:sz w:val="21"/>
+          <w:szCs w:val="21"/>
+          <w:lang w:eastAsia="uk-UA"/>
+        </w:rPr>
+        <w:t>=</w:t>
+      </w:r>
+      <w:r>
+        <w:rPr>
+          <w:rFonts w:ascii="Consolas" w:eastAsia="Times New Roman" w:hAnsi="Consolas" w:cs="Times New Roman"/>
+          <w:color w:val="3CEC85"/>
+          <w:sz w:val="21"/>
+          <w:szCs w:val="21"/>
+          <w:lang w:eastAsia="uk-UA"/>
+        </w:rPr>
+        <w:t>"</w:t>
+      </w:r>
+      <w:proofErr w:type="spellStart"/>
+      <w:r>
+        <w:rPr>
+          <w:rFonts w:ascii="Consolas" w:eastAsia="Times New Roman" w:hAnsi="Consolas" w:cs="Times New Roman"/>
+          <w:color w:val="3CEC85"/>
+          <w:sz w:val="21"/>
+          <w:szCs w:val="21"/>
+          <w:lang w:eastAsia="uk-UA"/>
+        </w:rPr>
+        <w:t>Number</w:t>
+      </w:r>
+      <w:proofErr w:type="spellEnd"/>
+      <w:r>
+        <w:rPr>
+          <w:rFonts w:ascii="Consolas" w:eastAsia="Times New Roman" w:hAnsi="Consolas" w:cs="Times New Roman"/>
+          <w:color w:val="3CEC85"/>
+          <w:sz w:val="21"/>
+          <w:szCs w:val="21"/>
+          <w:lang w:eastAsia="uk-UA"/>
+        </w:rPr>
+        <w:t xml:space="preserve"> </w:t>
+      </w:r>
+      <w:proofErr w:type="spellStart"/>
+      <w:r>
+        <w:rPr>
+          <w:rFonts w:ascii="Consolas" w:eastAsia="Times New Roman" w:hAnsi="Consolas" w:cs="Times New Roman"/>
+          <w:color w:val="3CEC85"/>
+          <w:sz w:val="21"/>
+          <w:szCs w:val="21"/>
+          <w:lang w:eastAsia="uk-UA"/>
+        </w:rPr>
+        <w:t>of</w:t>
+      </w:r>
+      <w:proofErr w:type="spellEnd"/>
+      <w:r>
+        <w:rPr>
+          <w:rFonts w:ascii="Consolas" w:eastAsia="Times New Roman" w:hAnsi="Consolas" w:cs="Times New Roman"/>
+          <w:color w:val="3CEC85"/>
+          <w:sz w:val="21"/>
+          <w:szCs w:val="21"/>
+          <w:lang w:eastAsia="uk-UA"/>
+        </w:rPr>
+        <w:t xml:space="preserve"> </w:t>
+      </w:r>
+      <w:proofErr w:type="spellStart"/>
+      <w:r>
+        <w:rPr>
+          <w:rFonts w:ascii="Consolas" w:eastAsia="Times New Roman" w:hAnsi="Consolas" w:cs="Times New Roman"/>
+          <w:color w:val="3CEC85"/>
+          <w:sz w:val="21"/>
+          <w:szCs w:val="21"/>
+          <w:lang w:eastAsia="uk-UA"/>
+        </w:rPr>
+        <w:t>uppercase</w:t>
+      </w:r>
+      <w:proofErr w:type="spellEnd"/>
+      <w:r>
+        <w:rPr>
+          <w:rFonts w:ascii="Consolas" w:eastAsia="Times New Roman" w:hAnsi="Consolas" w:cs="Times New Roman"/>
+          <w:color w:val="3CEC85"/>
+          <w:sz w:val="21"/>
+          <w:szCs w:val="21"/>
+          <w:lang w:eastAsia="uk-UA"/>
+        </w:rPr>
+        <w:t xml:space="preserve"> </w:t>
+      </w:r>
+      <w:proofErr w:type="spellStart"/>
+      <w:r>
+        <w:rPr>
+          <w:rFonts w:ascii="Consolas" w:eastAsia="Times New Roman" w:hAnsi="Consolas" w:cs="Times New Roman"/>
+          <w:color w:val="3CEC85"/>
+          <w:sz w:val="21"/>
+          <w:szCs w:val="21"/>
+          <w:lang w:eastAsia="uk-UA"/>
+        </w:rPr>
+        <w:t>chars</w:t>
+      </w:r>
+      <w:proofErr w:type="spellEnd"/>
+      <w:r>
+        <w:rPr>
+          <w:rFonts w:ascii="Consolas" w:eastAsia="Times New Roman" w:hAnsi="Consolas" w:cs="Times New Roman"/>
+          <w:color w:val="3CEC85"/>
+          <w:sz w:val="21"/>
+          <w:szCs w:val="21"/>
+          <w:lang w:eastAsia="uk-UA"/>
+        </w:rPr>
+        <w:t xml:space="preserve"> </w:t>
+      </w:r>
+      <w:proofErr w:type="spellStart"/>
+      <w:r>
+        <w:rPr>
+          <w:rFonts w:ascii="Consolas" w:eastAsia="Times New Roman" w:hAnsi="Consolas" w:cs="Times New Roman"/>
+          <w:color w:val="3CEC85"/>
+          <w:sz w:val="21"/>
+          <w:szCs w:val="21"/>
+          <w:lang w:eastAsia="uk-UA"/>
+        </w:rPr>
+        <w:t>in</w:t>
+      </w:r>
+      <w:proofErr w:type="spellEnd"/>
+      <w:r>
+        <w:rPr>
+          <w:rFonts w:ascii="Consolas" w:eastAsia="Times New Roman" w:hAnsi="Consolas" w:cs="Times New Roman"/>
+          <w:color w:val="3CEC85"/>
+          <w:sz w:val="21"/>
+          <w:szCs w:val="21"/>
+          <w:lang w:eastAsia="uk-UA"/>
+        </w:rPr>
+        <w:t xml:space="preserve"> </w:t>
+      </w:r>
+      <w:proofErr w:type="spellStart"/>
+      <w:r>
+        <w:rPr>
+          <w:rFonts w:ascii="Consolas" w:eastAsia="Times New Roman" w:hAnsi="Consolas" w:cs="Times New Roman"/>
+          <w:color w:val="3CEC85"/>
+          <w:sz w:val="21"/>
+          <w:szCs w:val="21"/>
+          <w:lang w:eastAsia="uk-UA"/>
+        </w:rPr>
+        <w:t>the</w:t>
+      </w:r>
+      <w:proofErr w:type="spellEnd"/>
+      <w:r>
+        <w:rPr>
+          <w:rFonts w:ascii="Consolas" w:eastAsia="Times New Roman" w:hAnsi="Consolas" w:cs="Times New Roman"/>
+          <w:color w:val="3CEC85"/>
+          <w:sz w:val="21"/>
+          <w:szCs w:val="21"/>
+          <w:lang w:eastAsia="uk-UA"/>
+        </w:rPr>
+        <w:t xml:space="preserve"> PW"</w:t>
+      </w:r>
+      <w:r>
+        <w:rPr>
+          <w:rFonts w:ascii="Consolas" w:eastAsia="Times New Roman" w:hAnsi="Consolas" w:cs="Times New Roman"/>
+          <w:color w:val="D8DDE7"/>
+          <w:sz w:val="21"/>
+          <w:szCs w:val="21"/>
+          <w:lang w:eastAsia="uk-UA"/>
+        </w:rPr>
+        <w:t>,</w:t>
+      </w:r>
+      <w:r>
+        <w:rPr>
+          <w:rFonts w:ascii="Consolas" w:eastAsia="Times New Roman" w:hAnsi="Consolas" w:cs="Times New Roman"/>
+          <w:color w:val="69C3FF"/>
+          <w:sz w:val="21"/>
+          <w:szCs w:val="21"/>
+          <w:lang w:eastAsia="uk-UA"/>
+        </w:rPr>
+        <w:t xml:space="preserve"> </w:t>
+      </w:r>
+      <w:proofErr w:type="spellStart"/>
+      <w:r>
+        <w:rPr>
+          <w:rFonts w:ascii="Consolas" w:eastAsia="Times New Roman" w:hAnsi="Consolas" w:cs="Times New Roman"/>
+          <w:color w:val="F38CEC"/>
+          <w:sz w:val="21"/>
+          <w:szCs w:val="21"/>
+          <w:lang w:eastAsia="uk-UA"/>
+        </w:rPr>
+        <w:t>type</w:t>
+      </w:r>
+      <w:proofErr w:type="spellEnd"/>
+      <w:r>
+        <w:rPr>
+          <w:rFonts w:ascii="Consolas" w:eastAsia="Times New Roman" w:hAnsi="Consolas" w:cs="Times New Roman"/>
+          <w:color w:val="EACD61"/>
+          <w:sz w:val="21"/>
+          <w:szCs w:val="21"/>
+          <w:lang w:eastAsia="uk-UA"/>
+        </w:rPr>
+        <w:t>=</w:t>
+      </w:r>
+      <w:proofErr w:type="spellStart"/>
+      <w:r>
+        <w:rPr>
+          <w:rFonts w:ascii="Consolas" w:eastAsia="Times New Roman" w:hAnsi="Consolas" w:cs="Times New Roman"/>
+          <w:color w:val="B78AFF"/>
+          <w:sz w:val="21"/>
+          <w:szCs w:val="21"/>
+          <w:lang w:eastAsia="uk-UA"/>
+        </w:rPr>
+        <w:t>int</w:t>
+      </w:r>
+      <w:proofErr w:type="spellEnd"/>
+      <w:r>
+        <w:rPr>
+          <w:rFonts w:ascii="Consolas" w:eastAsia="Times New Roman" w:hAnsi="Consolas" w:cs="Times New Roman"/>
+          <w:color w:val="D8DDE7"/>
+          <w:sz w:val="21"/>
+          <w:szCs w:val="21"/>
+          <w:lang w:eastAsia="uk-UA"/>
+        </w:rPr>
+        <w:t>)</w:t>
+      </w:r>
+      <w:r>
+        <w:rPr>
+          <w:rFonts w:ascii="Consolas" w:eastAsia="Times New Roman" w:hAnsi="Consolas" w:cs="Times New Roman"/>
+          <w:color w:val="B9C2D3"/>
+          <w:sz w:val="21"/>
+          <w:szCs w:val="21"/>
+          <w:lang w:eastAsia="uk-UA"/>
+        </w:rPr>
+        <w:t xml:space="preserve"> </w:t>
+      </w:r>
+      <w:r>
+        <w:rPr>
+          <w:rFonts w:ascii="Consolas" w:eastAsia="Times New Roman" w:hAnsi="Consolas" w:cs="Times New Roman"/>
+          <w:i/>
+          <w:iCs/>
+          <w:color w:val="536686"/>
+          <w:sz w:val="21"/>
+          <w:szCs w:val="21"/>
+          <w:lang w:eastAsia="uk-UA"/>
+        </w:rPr>
+        <w:t>#[</w:t>
+      </w:r>
+      <w:proofErr w:type="spellStart"/>
+      <w:r>
+        <w:rPr>
+          <w:rFonts w:ascii="Consolas" w:eastAsia="Times New Roman" w:hAnsi="Consolas" w:cs="Times New Roman"/>
+          <w:i/>
+          <w:iCs/>
+          <w:color w:val="536686"/>
+          <w:sz w:val="21"/>
+          <w:szCs w:val="21"/>
+          <w:lang w:eastAsia="uk-UA"/>
+        </w:rPr>
+        <w:t>cite</w:t>
+      </w:r>
+      <w:proofErr w:type="spellEnd"/>
+      <w:r>
+        <w:rPr>
+          <w:rFonts w:ascii="Consolas" w:eastAsia="Times New Roman" w:hAnsi="Consolas" w:cs="Times New Roman"/>
+          <w:i/>
+          <w:iCs/>
+          <w:color w:val="536686"/>
+          <w:sz w:val="21"/>
+          <w:szCs w:val="21"/>
+          <w:lang w:eastAsia="uk-UA"/>
+        </w:rPr>
+        <w:t>: 4]</w:t>
+      </w:r>
+    </w:p>
+    <w:p>
+      <w:pPr>
+        <w:shd w:val="clear" w:color="auto" w:fill="222A38"/>
+        <w:spacing w:after="0" w:line="285" w:lineRule="atLeast"/>
+        <w:rPr>
+          <w:rFonts w:ascii="Consolas" w:eastAsia="Times New Roman" w:hAnsi="Consolas" w:cs="Times New Roman"/>
+          <w:color w:val="D8DDE7"/>
+          <w:sz w:val="21"/>
+          <w:szCs w:val="21"/>
+          <w:lang w:eastAsia="uk-UA"/>
+        </w:rPr>
+      </w:pPr>
+      <w:proofErr w:type="spellStart"/>
+      <w:r>
+        <w:rPr>
+          <w:rFonts w:ascii="Consolas" w:eastAsia="Times New Roman" w:hAnsi="Consolas" w:cs="Times New Roman"/>
+          <w:color w:val="FF738A"/>
+          <w:sz w:val="21"/>
+          <w:szCs w:val="21"/>
+          <w:lang w:eastAsia="uk-UA"/>
+        </w:rPr>
+        <w:t>parser</w:t>
+      </w:r>
+      <w:r>
+        <w:rPr>
+          <w:rFonts w:ascii="Consolas" w:eastAsia="Times New Roman" w:hAnsi="Consolas" w:cs="Times New Roman"/>
+          <w:color w:val="D8DDE7"/>
+          <w:sz w:val="21"/>
+          <w:szCs w:val="21"/>
+          <w:lang w:eastAsia="uk-UA"/>
+        </w:rPr>
+        <w:t>.</w:t>
+      </w:r>
+      <w:r>
+        <w:rPr>
+          <w:rFonts w:ascii="Consolas" w:eastAsia="Times New Roman" w:hAnsi="Consolas" w:cs="Times New Roman"/>
+          <w:color w:val="69C3FF"/>
+          <w:sz w:val="21"/>
+          <w:szCs w:val="21"/>
+          <w:lang w:eastAsia="uk-UA"/>
+        </w:rPr>
+        <w:t>add_argument</w:t>
+      </w:r>
+      <w:proofErr w:type="spellEnd"/>
+      <w:r>
+        <w:rPr>
+          <w:rFonts w:ascii="Consolas" w:eastAsia="Times New Roman" w:hAnsi="Consolas" w:cs="Times New Roman"/>
+          <w:color w:val="D8DDE7"/>
+          <w:sz w:val="21"/>
+          <w:szCs w:val="21"/>
+          <w:lang w:eastAsia="uk-UA"/>
+        </w:rPr>
+        <w:t>(</w:t>
+      </w:r>
+      <w:r>
+        <w:rPr>
+          <w:rFonts w:ascii="Consolas" w:eastAsia="Times New Roman" w:hAnsi="Consolas" w:cs="Times New Roman"/>
+          <w:color w:val="3CEC85"/>
+          <w:sz w:val="21"/>
+          <w:szCs w:val="21"/>
+          <w:lang w:eastAsia="uk-UA"/>
+        </w:rPr>
+        <w:t>"-s"</w:t>
+      </w:r>
+      <w:r>
+        <w:rPr>
+          <w:rFonts w:ascii="Consolas" w:eastAsia="Times New Roman" w:hAnsi="Consolas" w:cs="Times New Roman"/>
+          <w:color w:val="D8DDE7"/>
+          <w:sz w:val="21"/>
+          <w:szCs w:val="21"/>
+          <w:lang w:eastAsia="uk-UA"/>
+        </w:rPr>
+        <w:t>,</w:t>
+      </w:r>
+      <w:r>
+        <w:rPr>
+          <w:rFonts w:ascii="Consolas" w:eastAsia="Times New Roman" w:hAnsi="Consolas" w:cs="Times New Roman"/>
+          <w:color w:val="69C3FF"/>
+          <w:sz w:val="21"/>
+          <w:szCs w:val="21"/>
+          <w:lang w:eastAsia="uk-UA"/>
+        </w:rPr>
+        <w:t xml:space="preserve"> </w:t>
+      </w:r>
+      <w:r>
+        <w:rPr>
+          <w:rFonts w:ascii="Consolas" w:eastAsia="Times New Roman" w:hAnsi="Consolas" w:cs="Times New Roman"/>
+          <w:color w:val="3CEC85"/>
+          <w:sz w:val="21"/>
+          <w:szCs w:val="21"/>
+          <w:lang w:eastAsia="uk-UA"/>
+        </w:rPr>
+        <w:t>"--</w:t>
+      </w:r>
+      <w:proofErr w:type="spellStart"/>
+      <w:r>
+        <w:rPr>
+          <w:rFonts w:ascii="Consolas" w:eastAsia="Times New Roman" w:hAnsi="Consolas" w:cs="Times New Roman"/>
+          <w:color w:val="3CEC85"/>
+          <w:sz w:val="21"/>
+          <w:szCs w:val="21"/>
+          <w:lang w:eastAsia="uk-UA"/>
+        </w:rPr>
+        <w:t>special-chars</w:t>
+      </w:r>
+      <w:proofErr w:type="spellEnd"/>
+      <w:r>
+        <w:rPr>
+          <w:rFonts w:ascii="Consolas" w:eastAsia="Times New Roman" w:hAnsi="Consolas" w:cs="Times New Roman"/>
+          <w:color w:val="3CEC85"/>
+          <w:sz w:val="21"/>
+          <w:szCs w:val="21"/>
+          <w:lang w:eastAsia="uk-UA"/>
+        </w:rPr>
+        <w:t>"</w:t>
+      </w:r>
+      <w:r>
+        <w:rPr>
+          <w:rFonts w:ascii="Consolas" w:eastAsia="Times New Roman" w:hAnsi="Consolas" w:cs="Times New Roman"/>
+          <w:color w:val="D8DDE7"/>
+          <w:sz w:val="21"/>
+          <w:szCs w:val="21"/>
+          <w:lang w:eastAsia="uk-UA"/>
+        </w:rPr>
+        <w:t>,</w:t>
+      </w:r>
+      <w:r>
+        <w:rPr>
+          <w:rFonts w:ascii="Consolas" w:eastAsia="Times New Roman" w:hAnsi="Consolas" w:cs="Times New Roman"/>
+          <w:color w:val="69C3FF"/>
+          <w:sz w:val="21"/>
+          <w:szCs w:val="21"/>
+          <w:lang w:eastAsia="uk-UA"/>
+        </w:rPr>
+        <w:t xml:space="preserve"> </w:t>
+      </w:r>
+      <w:proofErr w:type="spellStart"/>
+      <w:r>
+        <w:rPr>
+          <w:rFonts w:ascii="Consolas" w:eastAsia="Times New Roman" w:hAnsi="Consolas" w:cs="Times New Roman"/>
+          <w:color w:val="F38CEC"/>
+          <w:sz w:val="21"/>
+          <w:szCs w:val="21"/>
+          <w:lang w:eastAsia="uk-UA"/>
+        </w:rPr>
+        <w:t>default</w:t>
+      </w:r>
+      <w:proofErr w:type="spellEnd"/>
+      <w:r>
+        <w:rPr>
+          <w:rFonts w:ascii="Consolas" w:eastAsia="Times New Roman" w:hAnsi="Consolas" w:cs="Times New Roman"/>
+          <w:color w:val="EACD61"/>
+          <w:sz w:val="21"/>
+          <w:szCs w:val="21"/>
+          <w:lang w:eastAsia="uk-UA"/>
+        </w:rPr>
+        <w:t>=</w:t>
+      </w:r>
+      <w:r>
+        <w:rPr>
+          <w:rFonts w:ascii="Consolas" w:eastAsia="Times New Roman" w:hAnsi="Consolas" w:cs="Times New Roman"/>
+          <w:color w:val="FF955C"/>
+          <w:sz w:val="21"/>
+          <w:szCs w:val="21"/>
+          <w:lang w:eastAsia="uk-UA"/>
+        </w:rPr>
+        <w:t>0</w:t>
+      </w:r>
+      <w:r>
+        <w:rPr>
+          <w:rFonts w:ascii="Consolas" w:eastAsia="Times New Roman" w:hAnsi="Consolas" w:cs="Times New Roman"/>
+          <w:color w:val="D8DDE7"/>
+          <w:sz w:val="21"/>
+          <w:szCs w:val="21"/>
+          <w:lang w:eastAsia="uk-UA"/>
+        </w:rPr>
+        <w:t>,</w:t>
+      </w:r>
+      <w:r>
+        <w:rPr>
+          <w:rFonts w:ascii="Consolas" w:eastAsia="Times New Roman" w:hAnsi="Consolas" w:cs="Times New Roman"/>
+          <w:color w:val="69C3FF"/>
+          <w:sz w:val="21"/>
+          <w:szCs w:val="21"/>
+          <w:lang w:eastAsia="uk-UA"/>
+        </w:rPr>
+        <w:t xml:space="preserve"> </w:t>
+      </w:r>
+      <w:proofErr w:type="spellStart"/>
+      <w:r>
+        <w:rPr>
+          <w:rFonts w:ascii="Consolas" w:eastAsia="Times New Roman" w:hAnsi="Consolas" w:cs="Times New Roman"/>
+          <w:color w:val="F38CEC"/>
+          <w:sz w:val="21"/>
+          <w:szCs w:val="21"/>
+          <w:lang w:eastAsia="uk-UA"/>
+        </w:rPr>
+        <w:t>help</w:t>
+      </w:r>
+      <w:proofErr w:type="spellEnd"/>
+      <w:r>
+        <w:rPr>
+          <w:rFonts w:ascii="Consolas" w:eastAsia="Times New Roman" w:hAnsi="Consolas" w:cs="Times New Roman"/>
+          <w:color w:val="EACD61"/>
+          <w:sz w:val="21"/>
+          <w:szCs w:val="21"/>
+          <w:lang w:eastAsia="uk-UA"/>
+        </w:rPr>
+        <w:t>=</w:t>
+      </w:r>
+      <w:r>
+        <w:rPr>
+          <w:rFonts w:ascii="Consolas" w:eastAsia="Times New Roman" w:hAnsi="Consolas" w:cs="Times New Roman"/>
+          <w:color w:val="3CEC85"/>
+          <w:sz w:val="21"/>
+          <w:szCs w:val="21"/>
+          <w:lang w:eastAsia="uk-UA"/>
+        </w:rPr>
+        <w:t>"</w:t>
+      </w:r>
+      <w:proofErr w:type="spellStart"/>
+      <w:r>
+        <w:rPr>
+          <w:rFonts w:ascii="Consolas" w:eastAsia="Times New Roman" w:hAnsi="Consolas" w:cs="Times New Roman"/>
+          <w:color w:val="3CEC85"/>
+          <w:sz w:val="21"/>
+          <w:szCs w:val="21"/>
+          <w:lang w:eastAsia="uk-UA"/>
+        </w:rPr>
+        <w:t>Number</w:t>
+      </w:r>
+      <w:proofErr w:type="spellEnd"/>
+      <w:r>
+        <w:rPr>
+          <w:rFonts w:ascii="Consolas" w:eastAsia="Times New Roman" w:hAnsi="Consolas" w:cs="Times New Roman"/>
+          <w:color w:val="3CEC85"/>
+          <w:sz w:val="21"/>
+          <w:szCs w:val="21"/>
+          <w:lang w:eastAsia="uk-UA"/>
+        </w:rPr>
+        <w:t xml:space="preserve"> </w:t>
+      </w:r>
+      <w:proofErr w:type="spellStart"/>
+      <w:r>
+        <w:rPr>
+          <w:rFonts w:ascii="Consolas" w:eastAsia="Times New Roman" w:hAnsi="Consolas" w:cs="Times New Roman"/>
+          <w:color w:val="3CEC85"/>
+          <w:sz w:val="21"/>
+          <w:szCs w:val="21"/>
+          <w:lang w:eastAsia="uk-UA"/>
+        </w:rPr>
+        <w:t>of</w:t>
+      </w:r>
+      <w:proofErr w:type="spellEnd"/>
+      <w:r>
+        <w:rPr>
+          <w:rFonts w:ascii="Consolas" w:eastAsia="Times New Roman" w:hAnsi="Consolas" w:cs="Times New Roman"/>
+          <w:color w:val="3CEC85"/>
+          <w:sz w:val="21"/>
+          <w:szCs w:val="21"/>
+          <w:lang w:eastAsia="uk-UA"/>
+        </w:rPr>
+        <w:t xml:space="preserve"> </w:t>
+      </w:r>
+      <w:proofErr w:type="spellStart"/>
+      <w:r>
+        <w:rPr>
+          <w:rFonts w:ascii="Consolas" w:eastAsia="Times New Roman" w:hAnsi="Consolas" w:cs="Times New Roman"/>
+          <w:color w:val="3CEC85"/>
+          <w:sz w:val="21"/>
+          <w:szCs w:val="21"/>
+          <w:lang w:eastAsia="uk-UA"/>
+        </w:rPr>
+        <w:t>special</w:t>
+      </w:r>
+      <w:proofErr w:type="spellEnd"/>
+      <w:r>
+        <w:rPr>
+          <w:rFonts w:ascii="Consolas" w:eastAsia="Times New Roman" w:hAnsi="Consolas" w:cs="Times New Roman"/>
+          <w:color w:val="3CEC85"/>
+          <w:sz w:val="21"/>
+          <w:szCs w:val="21"/>
+          <w:lang w:eastAsia="uk-UA"/>
+        </w:rPr>
+        <w:t xml:space="preserve"> </w:t>
+      </w:r>
+      <w:proofErr w:type="spellStart"/>
+      <w:r>
+        <w:rPr>
+          <w:rFonts w:ascii="Consolas" w:eastAsia="Times New Roman" w:hAnsi="Consolas" w:cs="Times New Roman"/>
+          <w:color w:val="3CEC85"/>
+          <w:sz w:val="21"/>
+          <w:szCs w:val="21"/>
+          <w:lang w:eastAsia="uk-UA"/>
+        </w:rPr>
+        <w:t>chars</w:t>
+      </w:r>
+      <w:proofErr w:type="spellEnd"/>
+      <w:r>
+        <w:rPr>
+          <w:rFonts w:ascii="Consolas" w:eastAsia="Times New Roman" w:hAnsi="Consolas" w:cs="Times New Roman"/>
+          <w:color w:val="3CEC85"/>
+          <w:sz w:val="21"/>
+          <w:szCs w:val="21"/>
+          <w:lang w:eastAsia="uk-UA"/>
+        </w:rPr>
+        <w:t xml:space="preserve"> </w:t>
+      </w:r>
+      <w:proofErr w:type="spellStart"/>
+      <w:r>
+        <w:rPr>
+          <w:rFonts w:ascii="Consolas" w:eastAsia="Times New Roman" w:hAnsi="Consolas" w:cs="Times New Roman"/>
+          <w:color w:val="3CEC85"/>
+          <w:sz w:val="21"/>
+          <w:szCs w:val="21"/>
+          <w:lang w:eastAsia="uk-UA"/>
+        </w:rPr>
+        <w:t>in</w:t>
+      </w:r>
+      <w:proofErr w:type="spellEnd"/>
+      <w:r>
+        <w:rPr>
+          <w:rFonts w:ascii="Consolas" w:eastAsia="Times New Roman" w:hAnsi="Consolas" w:cs="Times New Roman"/>
+          <w:color w:val="3CEC85"/>
+          <w:sz w:val="21"/>
+          <w:szCs w:val="21"/>
+          <w:lang w:eastAsia="uk-UA"/>
+        </w:rPr>
+        <w:t xml:space="preserve"> </w:t>
+      </w:r>
+      <w:proofErr w:type="spellStart"/>
+      <w:r>
+        <w:rPr>
+          <w:rFonts w:ascii="Consolas" w:eastAsia="Times New Roman" w:hAnsi="Consolas" w:cs="Times New Roman"/>
+          <w:color w:val="3CEC85"/>
+          <w:sz w:val="21"/>
+          <w:szCs w:val="21"/>
+          <w:lang w:eastAsia="uk-UA"/>
+        </w:rPr>
+        <w:t>the</w:t>
+      </w:r>
+      <w:proofErr w:type="spellEnd"/>
+      <w:r>
+        <w:rPr>
+          <w:rFonts w:ascii="Consolas" w:eastAsia="Times New Roman" w:hAnsi="Consolas" w:cs="Times New Roman"/>
+          <w:color w:val="3CEC85"/>
+          <w:sz w:val="21"/>
+          <w:szCs w:val="21"/>
+          <w:lang w:eastAsia="uk-UA"/>
+        </w:rPr>
+        <w:t xml:space="preserve"> PW"</w:t>
+      </w:r>
+      <w:r>
+        <w:rPr>
+          <w:rFonts w:ascii="Consolas" w:eastAsia="Times New Roman" w:hAnsi="Consolas" w:cs="Times New Roman"/>
+          <w:color w:val="D8DDE7"/>
+          <w:sz w:val="21"/>
+          <w:szCs w:val="21"/>
+          <w:lang w:eastAsia="uk-UA"/>
+        </w:rPr>
+        <w:t>,</w:t>
+      </w:r>
+      <w:r>
+        <w:rPr>
+          <w:rFonts w:ascii="Consolas" w:eastAsia="Times New Roman" w:hAnsi="Consolas" w:cs="Times New Roman"/>
+          <w:color w:val="69C3FF"/>
+          <w:sz w:val="21"/>
+          <w:szCs w:val="21"/>
+          <w:lang w:eastAsia="uk-UA"/>
+        </w:rPr>
+        <w:t xml:space="preserve"> </w:t>
+      </w:r>
+      <w:proofErr w:type="spellStart"/>
+      <w:r>
+        <w:rPr>
+          <w:rFonts w:ascii="Consolas" w:eastAsia="Times New Roman" w:hAnsi="Consolas" w:cs="Times New Roman"/>
+          <w:color w:val="F38CEC"/>
+          <w:sz w:val="21"/>
+          <w:szCs w:val="21"/>
+          <w:lang w:eastAsia="uk-UA"/>
+        </w:rPr>
+        <w:t>type</w:t>
+      </w:r>
+      <w:proofErr w:type="spellEnd"/>
+      <w:r>
+        <w:rPr>
+          <w:rFonts w:ascii="Consolas" w:eastAsia="Times New Roman" w:hAnsi="Consolas" w:cs="Times New Roman"/>
+          <w:color w:val="EACD61"/>
+          <w:sz w:val="21"/>
+          <w:szCs w:val="21"/>
+          <w:lang w:eastAsia="uk-UA"/>
+        </w:rPr>
+        <w:t>=</w:t>
+      </w:r>
+      <w:proofErr w:type="spellStart"/>
+      <w:r>
+        <w:rPr>
+          <w:rFonts w:ascii="Consolas" w:eastAsia="Times New Roman" w:hAnsi="Consolas" w:cs="Times New Roman"/>
+          <w:color w:val="B78AFF"/>
+          <w:sz w:val="21"/>
+          <w:szCs w:val="21"/>
+          <w:lang w:eastAsia="uk-UA"/>
+        </w:rPr>
+        <w:t>int</w:t>
+      </w:r>
+      <w:proofErr w:type="spellEnd"/>
+      <w:r>
+        <w:rPr>
+          <w:rFonts w:ascii="Consolas" w:eastAsia="Times New Roman" w:hAnsi="Consolas" w:cs="Times New Roman"/>
+          <w:color w:val="D8DDE7"/>
+          <w:sz w:val="21"/>
+          <w:szCs w:val="21"/>
+          <w:lang w:eastAsia="uk-UA"/>
+        </w:rPr>
+        <w:t>)</w:t>
+      </w:r>
+      <w:r>
+        <w:rPr>
+          <w:rFonts w:ascii="Consolas" w:eastAsia="Times New Roman" w:hAnsi="Consolas" w:cs="Times New Roman"/>
+          <w:color w:val="B9C2D3"/>
+          <w:sz w:val="21"/>
+          <w:szCs w:val="21"/>
+          <w:lang w:eastAsia="uk-UA"/>
+        </w:rPr>
+        <w:t xml:space="preserve"> </w:t>
+      </w:r>
+      <w:r>
+        <w:rPr>
+          <w:rFonts w:ascii="Consolas" w:eastAsia="Times New Roman" w:hAnsi="Consolas" w:cs="Times New Roman"/>
+          <w:i/>
+          <w:iCs/>
+          <w:color w:val="536686"/>
+          <w:sz w:val="21"/>
+          <w:szCs w:val="21"/>
+          <w:lang w:eastAsia="uk-UA"/>
+        </w:rPr>
+        <w:t>#[</w:t>
+      </w:r>
+      <w:proofErr w:type="spellStart"/>
+      <w:r>
+        <w:rPr>
+          <w:rFonts w:ascii="Consolas" w:eastAsia="Times New Roman" w:hAnsi="Consolas" w:cs="Times New Roman"/>
+          <w:i/>
+          <w:iCs/>
+          <w:color w:val="536686"/>
+          <w:sz w:val="21"/>
+          <w:szCs w:val="21"/>
+          <w:lang w:eastAsia="uk-UA"/>
+        </w:rPr>
+        <w:t>cite</w:t>
+      </w:r>
+      <w:proofErr w:type="spellEnd"/>
+      <w:r>
+        <w:rPr>
+          <w:rFonts w:ascii="Consolas" w:eastAsia="Times New Roman" w:hAnsi="Consolas" w:cs="Times New Roman"/>
+          <w:i/>
+          <w:iCs/>
+          <w:color w:val="536686"/>
+          <w:sz w:val="21"/>
+          <w:szCs w:val="21"/>
+          <w:lang w:eastAsia="uk-UA"/>
+        </w:rPr>
+        <w:t>: 4]</w:t>
+      </w:r>
+    </w:p>
+    <w:p>
+      <w:pPr>
+        <w:shd w:val="clear" w:color="auto" w:fill="222A38"/>
+        <w:spacing w:after="0" w:line="285" w:lineRule="atLeast"/>
+        <w:rPr>
+          <w:rFonts w:ascii="Consolas" w:eastAsia="Times New Roman" w:hAnsi="Consolas" w:cs="Times New Roman"/>
+          <w:color w:val="D8DDE7"/>
+          <w:sz w:val="21"/>
+          <w:szCs w:val="21"/>
+          <w:lang w:eastAsia="uk-UA"/>
+        </w:rPr>
+      </w:pPr>
+    </w:p>
+    <w:p>
+      <w:pPr>
+        <w:shd w:val="clear" w:color="auto" w:fill="222A38"/>
+        <w:spacing w:after="0" w:line="285" w:lineRule="atLeast"/>
+        <w:rPr>
+          <w:rFonts w:ascii="Consolas" w:eastAsia="Times New Roman" w:hAnsi="Consolas" w:cs="Times New Roman"/>
+          <w:color w:val="D8DDE7"/>
+          <w:sz w:val="21"/>
+          <w:szCs w:val="21"/>
+          <w:lang w:eastAsia="uk-UA"/>
+        </w:rPr>
+      </w:pPr>
+      <w:r>
+        <w:rPr>
+          <w:rFonts w:ascii="Consolas" w:eastAsia="Times New Roman" w:hAnsi="Consolas" w:cs="Times New Roman"/>
+          <w:i/>
+          <w:iCs/>
+          <w:color w:val="536686"/>
+          <w:sz w:val="21"/>
+          <w:szCs w:val="21"/>
+          <w:lang w:eastAsia="uk-UA"/>
+        </w:rPr>
+        <w:t># Додавання аргументу загальної довжини</w:t>
+      </w:r>
+    </w:p>
+    <w:p>
+      <w:pPr>
+        <w:shd w:val="clear" w:color="auto" w:fill="222A38"/>
+        <w:spacing w:after="0" w:line="285" w:lineRule="atLeast"/>
+        <w:rPr>
+          <w:rFonts w:ascii="Consolas" w:eastAsia="Times New Roman" w:hAnsi="Consolas" w:cs="Times New Roman"/>
+          <w:color w:val="D8DDE7"/>
+          <w:sz w:val="21"/>
+          <w:szCs w:val="21"/>
+          <w:lang w:eastAsia="uk-UA"/>
+        </w:rPr>
+      </w:pPr>
+      <w:proofErr w:type="spellStart"/>
+      <w:r>
+        <w:rPr>
+          <w:rFonts w:ascii="Consolas" w:eastAsia="Times New Roman" w:hAnsi="Consolas" w:cs="Times New Roman"/>
+          <w:color w:val="FF738A"/>
+          <w:sz w:val="21"/>
+          <w:szCs w:val="21"/>
+          <w:lang w:eastAsia="uk-UA"/>
+        </w:rPr>
+        <w:t>parser</w:t>
+      </w:r>
+      <w:r>
+        <w:rPr>
+          <w:rFonts w:ascii="Consolas" w:eastAsia="Times New Roman" w:hAnsi="Consolas" w:cs="Times New Roman"/>
+          <w:color w:val="D8DDE7"/>
+          <w:sz w:val="21"/>
+          <w:szCs w:val="21"/>
+          <w:lang w:eastAsia="uk-UA"/>
+        </w:rPr>
+        <w:t>.</w:t>
+      </w:r>
+      <w:r>
+        <w:rPr>
+          <w:rFonts w:ascii="Consolas" w:eastAsia="Times New Roman" w:hAnsi="Consolas" w:cs="Times New Roman"/>
+          <w:color w:val="69C3FF"/>
+          <w:sz w:val="21"/>
+          <w:szCs w:val="21"/>
+          <w:lang w:eastAsia="uk-UA"/>
+        </w:rPr>
+        <w:t>add_argument</w:t>
+      </w:r>
+      <w:proofErr w:type="spellEnd"/>
+      <w:r>
+        <w:rPr>
+          <w:rFonts w:ascii="Consolas" w:eastAsia="Times New Roman" w:hAnsi="Consolas" w:cs="Times New Roman"/>
+          <w:color w:val="D8DDE7"/>
+          <w:sz w:val="21"/>
+          <w:szCs w:val="21"/>
+          <w:lang w:eastAsia="uk-UA"/>
+        </w:rPr>
+        <w:t>(</w:t>
+      </w:r>
+      <w:r>
+        <w:rPr>
+          <w:rFonts w:ascii="Consolas" w:eastAsia="Times New Roman" w:hAnsi="Consolas" w:cs="Times New Roman"/>
+          <w:color w:val="3CEC85"/>
+          <w:sz w:val="21"/>
+          <w:szCs w:val="21"/>
+          <w:lang w:eastAsia="uk-UA"/>
+        </w:rPr>
+        <w:t>"-t"</w:t>
+      </w:r>
+      <w:r>
+        <w:rPr>
+          <w:rFonts w:ascii="Consolas" w:eastAsia="Times New Roman" w:hAnsi="Consolas" w:cs="Times New Roman"/>
+          <w:color w:val="D8DDE7"/>
+          <w:sz w:val="21"/>
+          <w:szCs w:val="21"/>
+          <w:lang w:eastAsia="uk-UA"/>
+        </w:rPr>
+        <w:t>,</w:t>
+      </w:r>
+      <w:r>
+        <w:rPr>
+          <w:rFonts w:ascii="Consolas" w:eastAsia="Times New Roman" w:hAnsi="Consolas" w:cs="Times New Roman"/>
+          <w:color w:val="69C3FF"/>
+          <w:sz w:val="21"/>
+          <w:szCs w:val="21"/>
+          <w:lang w:eastAsia="uk-UA"/>
+        </w:rPr>
+        <w:t xml:space="preserve"> </w:t>
+      </w:r>
+      <w:r>
+        <w:rPr>
+          <w:rFonts w:ascii="Consolas" w:eastAsia="Times New Roman" w:hAnsi="Consolas" w:cs="Times New Roman"/>
+          <w:color w:val="3CEC85"/>
+          <w:sz w:val="21"/>
+          <w:szCs w:val="21"/>
+          <w:lang w:eastAsia="uk-UA"/>
+        </w:rPr>
+        <w:t>"--</w:t>
+      </w:r>
+      <w:proofErr w:type="spellStart"/>
+      <w:r>
+        <w:rPr>
+          <w:rFonts w:ascii="Consolas" w:eastAsia="Times New Roman" w:hAnsi="Consolas" w:cs="Times New Roman"/>
+          <w:color w:val="3CEC85"/>
+          <w:sz w:val="21"/>
+          <w:szCs w:val="21"/>
+          <w:lang w:eastAsia="uk-UA"/>
+        </w:rPr>
+        <w:t>total-length</w:t>
+      </w:r>
+      <w:proofErr w:type="spellEnd"/>
+      <w:r>
+        <w:rPr>
+          <w:rFonts w:ascii="Consolas" w:eastAsia="Times New Roman" w:hAnsi="Consolas" w:cs="Times New Roman"/>
+          <w:color w:val="3CEC85"/>
+          <w:sz w:val="21"/>
+          <w:szCs w:val="21"/>
+          <w:lang w:eastAsia="uk-UA"/>
+        </w:rPr>
+        <w:t>"</w:t>
+      </w:r>
+      <w:r>
+        <w:rPr>
+          <w:rFonts w:ascii="Consolas" w:eastAsia="Times New Roman" w:hAnsi="Consolas" w:cs="Times New Roman"/>
+          <w:color w:val="D8DDE7"/>
+          <w:sz w:val="21"/>
+          <w:szCs w:val="21"/>
+          <w:lang w:eastAsia="uk-UA"/>
+        </w:rPr>
+        <w:t>,</w:t>
+      </w:r>
+      <w:r>
+        <w:rPr>
+          <w:rFonts w:ascii="Consolas" w:eastAsia="Times New Roman" w:hAnsi="Consolas" w:cs="Times New Roman"/>
+          <w:color w:val="69C3FF"/>
+          <w:sz w:val="21"/>
+          <w:szCs w:val="21"/>
+          <w:lang w:eastAsia="uk-UA"/>
+        </w:rPr>
+        <w:t xml:space="preserve"> </w:t>
+      </w:r>
+      <w:proofErr w:type="spellStart"/>
+      <w:r>
+        <w:rPr>
+          <w:rFonts w:ascii="Consolas" w:eastAsia="Times New Roman" w:hAnsi="Consolas" w:cs="Times New Roman"/>
+          <w:color w:val="F38CEC"/>
+          <w:sz w:val="21"/>
+          <w:szCs w:val="21"/>
+          <w:lang w:eastAsia="uk-UA"/>
+        </w:rPr>
+        <w:t>type</w:t>
+      </w:r>
+      <w:proofErr w:type="spellEnd"/>
+      <w:r>
+        <w:rPr>
+          <w:rFonts w:ascii="Consolas" w:eastAsia="Times New Roman" w:hAnsi="Consolas" w:cs="Times New Roman"/>
+          <w:color w:val="EACD61"/>
+          <w:sz w:val="21"/>
+          <w:szCs w:val="21"/>
+          <w:lang w:eastAsia="uk-UA"/>
+        </w:rPr>
+        <w:t>=</w:t>
+      </w:r>
+      <w:proofErr w:type="spellStart"/>
+      <w:r>
+        <w:rPr>
+          <w:rFonts w:ascii="Consolas" w:eastAsia="Times New Roman" w:hAnsi="Consolas" w:cs="Times New Roman"/>
+          <w:color w:val="B78AFF"/>
+          <w:sz w:val="21"/>
+          <w:szCs w:val="21"/>
+          <w:lang w:eastAsia="uk-UA"/>
+        </w:rPr>
+        <w:t>int</w:t>
+      </w:r>
+      <w:proofErr w:type="spellEnd"/>
+      <w:r>
+        <w:rPr>
+          <w:rFonts w:ascii="Consolas" w:eastAsia="Times New Roman" w:hAnsi="Consolas" w:cs="Times New Roman"/>
+          <w:color w:val="D8DDE7"/>
+          <w:sz w:val="21"/>
+          <w:szCs w:val="21"/>
+          <w:lang w:eastAsia="uk-UA"/>
+        </w:rPr>
+        <w:t>,</w:t>
+      </w:r>
+    </w:p>
+    <w:p>
+      <w:pPr>
+        <w:shd w:val="clear" w:color="auto" w:fill="222A38"/>
+        <w:spacing w:after="0" w:line="285" w:lineRule="atLeast"/>
+        <w:rPr>
+          <w:rFonts w:ascii="Consolas" w:eastAsia="Times New Roman" w:hAnsi="Consolas" w:cs="Times New Roman"/>
+          <w:color w:val="D8DDE7"/>
+          <w:sz w:val="21"/>
+          <w:szCs w:val="21"/>
+          <w:lang w:eastAsia="uk-UA"/>
+        </w:rPr>
+      </w:pPr>
+      <w:r>
+        <w:rPr>
+          <w:rFonts w:ascii="Consolas" w:eastAsia="Times New Roman" w:hAnsi="Consolas" w:cs="Times New Roman"/>
+          <w:color w:val="69C3FF"/>
+          <w:sz w:val="21"/>
+          <w:szCs w:val="21"/>
+          <w:lang w:eastAsia="uk-UA"/>
+        </w:rPr>
+        <w:t xml:space="preserve">                    </w:t>
+      </w:r>
+      <w:proofErr w:type="spellStart"/>
+      <w:r>
+        <w:rPr>
+          <w:rFonts w:ascii="Consolas" w:eastAsia="Times New Roman" w:hAnsi="Consolas" w:cs="Times New Roman"/>
+          <w:color w:val="F38CEC"/>
+          <w:sz w:val="21"/>
+          <w:szCs w:val="21"/>
+          <w:lang w:eastAsia="uk-UA"/>
+        </w:rPr>
+        <w:t>help</w:t>
+      </w:r>
+      <w:proofErr w:type="spellEnd"/>
+      <w:r>
+        <w:rPr>
+          <w:rFonts w:ascii="Consolas" w:eastAsia="Times New Roman" w:hAnsi="Consolas" w:cs="Times New Roman"/>
+          <w:color w:val="EACD61"/>
+          <w:sz w:val="21"/>
+          <w:szCs w:val="21"/>
+          <w:lang w:eastAsia="uk-UA"/>
+        </w:rPr>
+        <w:t>=</w:t>
+      </w:r>
+      <w:r>
+        <w:rPr>
+          <w:rFonts w:ascii="Consolas" w:eastAsia="Times New Roman" w:hAnsi="Consolas" w:cs="Times New Roman"/>
+          <w:color w:val="3CEC85"/>
+          <w:sz w:val="21"/>
+          <w:szCs w:val="21"/>
+          <w:lang w:eastAsia="uk-UA"/>
+        </w:rPr>
+        <w:t>"</w:t>
+      </w:r>
+      <w:proofErr w:type="spellStart"/>
+      <w:r>
+        <w:rPr>
+          <w:rFonts w:ascii="Consolas" w:eastAsia="Times New Roman" w:hAnsi="Consolas" w:cs="Times New Roman"/>
+          <w:color w:val="3CEC85"/>
+          <w:sz w:val="21"/>
+          <w:szCs w:val="21"/>
+          <w:lang w:eastAsia="uk-UA"/>
+        </w:rPr>
+        <w:t>The</w:t>
+      </w:r>
+      <w:proofErr w:type="spellEnd"/>
+      <w:r>
+        <w:rPr>
+          <w:rFonts w:ascii="Consolas" w:eastAsia="Times New Roman" w:hAnsi="Consolas" w:cs="Times New Roman"/>
+          <w:color w:val="3CEC85"/>
+          <w:sz w:val="21"/>
+          <w:szCs w:val="21"/>
+          <w:lang w:eastAsia="uk-UA"/>
+        </w:rPr>
+        <w:t xml:space="preserve"> </w:t>
+      </w:r>
+      <w:proofErr w:type="spellStart"/>
+      <w:r>
+        <w:rPr>
+          <w:rFonts w:ascii="Consolas" w:eastAsia="Times New Roman" w:hAnsi="Consolas" w:cs="Times New Roman"/>
+          <w:color w:val="3CEC85"/>
+          <w:sz w:val="21"/>
+          <w:szCs w:val="21"/>
+          <w:lang w:eastAsia="uk-UA"/>
+        </w:rPr>
+        <w:t>total</w:t>
+      </w:r>
+      <w:proofErr w:type="spellEnd"/>
+      <w:r>
+        <w:rPr>
+          <w:rFonts w:ascii="Consolas" w:eastAsia="Times New Roman" w:hAnsi="Consolas" w:cs="Times New Roman"/>
+          <w:color w:val="3CEC85"/>
+          <w:sz w:val="21"/>
+          <w:szCs w:val="21"/>
+          <w:lang w:eastAsia="uk-UA"/>
+        </w:rPr>
+        <w:t xml:space="preserve"> </w:t>
+      </w:r>
+      <w:proofErr w:type="spellStart"/>
+      <w:r>
+        <w:rPr>
+          <w:rFonts w:ascii="Consolas" w:eastAsia="Times New Roman" w:hAnsi="Consolas" w:cs="Times New Roman"/>
+          <w:color w:val="3CEC85"/>
+          <w:sz w:val="21"/>
+          <w:szCs w:val="21"/>
+          <w:lang w:eastAsia="uk-UA"/>
+        </w:rPr>
+        <w:t>password</w:t>
+      </w:r>
+      <w:proofErr w:type="spellEnd"/>
+      <w:r>
+        <w:rPr>
+          <w:rFonts w:ascii="Consolas" w:eastAsia="Times New Roman" w:hAnsi="Consolas" w:cs="Times New Roman"/>
+          <w:color w:val="3CEC85"/>
+          <w:sz w:val="21"/>
+          <w:szCs w:val="21"/>
+          <w:lang w:eastAsia="uk-UA"/>
+        </w:rPr>
+        <w:t xml:space="preserve"> </w:t>
+      </w:r>
+      <w:proofErr w:type="spellStart"/>
+      <w:r>
+        <w:rPr>
+          <w:rFonts w:ascii="Consolas" w:eastAsia="Times New Roman" w:hAnsi="Consolas" w:cs="Times New Roman"/>
+          <w:color w:val="3CEC85"/>
+          <w:sz w:val="21"/>
+          <w:szCs w:val="21"/>
+          <w:lang w:eastAsia="uk-UA"/>
+        </w:rPr>
+        <w:t>length</w:t>
+      </w:r>
+      <w:proofErr w:type="spellEnd"/>
+      <w:r>
+        <w:rPr>
+          <w:rFonts w:ascii="Consolas" w:eastAsia="Times New Roman" w:hAnsi="Consolas" w:cs="Times New Roman"/>
+          <w:color w:val="3CEC85"/>
+          <w:sz w:val="21"/>
+          <w:szCs w:val="21"/>
+          <w:lang w:eastAsia="uk-UA"/>
+        </w:rPr>
+        <w:t xml:space="preserve">. </w:t>
+      </w:r>
+      <w:proofErr w:type="spellStart"/>
+      <w:r>
+        <w:rPr>
+          <w:rFonts w:ascii="Consolas" w:eastAsia="Times New Roman" w:hAnsi="Consolas" w:cs="Times New Roman"/>
+          <w:color w:val="3CEC85"/>
+          <w:sz w:val="21"/>
+          <w:szCs w:val="21"/>
+          <w:lang w:eastAsia="uk-UA"/>
+        </w:rPr>
+        <w:t>If</w:t>
+      </w:r>
+      <w:proofErr w:type="spellEnd"/>
+      <w:r>
+        <w:rPr>
+          <w:rFonts w:ascii="Consolas" w:eastAsia="Times New Roman" w:hAnsi="Consolas" w:cs="Times New Roman"/>
+          <w:color w:val="3CEC85"/>
+          <w:sz w:val="21"/>
+          <w:szCs w:val="21"/>
+          <w:lang w:eastAsia="uk-UA"/>
+        </w:rPr>
+        <w:t xml:space="preserve"> </w:t>
+      </w:r>
+      <w:proofErr w:type="spellStart"/>
+      <w:r>
+        <w:rPr>
+          <w:rFonts w:ascii="Consolas" w:eastAsia="Times New Roman" w:hAnsi="Consolas" w:cs="Times New Roman"/>
+          <w:color w:val="3CEC85"/>
+          <w:sz w:val="21"/>
+          <w:szCs w:val="21"/>
+          <w:lang w:eastAsia="uk-UA"/>
+        </w:rPr>
+        <w:t>passed</w:t>
+      </w:r>
+      <w:proofErr w:type="spellEnd"/>
+      <w:r>
+        <w:rPr>
+          <w:rFonts w:ascii="Consolas" w:eastAsia="Times New Roman" w:hAnsi="Consolas" w:cs="Times New Roman"/>
+          <w:color w:val="3CEC85"/>
+          <w:sz w:val="21"/>
+          <w:szCs w:val="21"/>
+          <w:lang w:eastAsia="uk-UA"/>
+        </w:rPr>
+        <w:t xml:space="preserve">, </w:t>
+      </w:r>
+      <w:proofErr w:type="spellStart"/>
+      <w:r>
+        <w:rPr>
+          <w:rFonts w:ascii="Consolas" w:eastAsia="Times New Roman" w:hAnsi="Consolas" w:cs="Times New Roman"/>
+          <w:color w:val="3CEC85"/>
+          <w:sz w:val="21"/>
+          <w:szCs w:val="21"/>
+          <w:lang w:eastAsia="uk-UA"/>
+        </w:rPr>
+        <w:t>it</w:t>
+      </w:r>
+      <w:proofErr w:type="spellEnd"/>
+      <w:r>
+        <w:rPr>
+          <w:rFonts w:ascii="Consolas" w:eastAsia="Times New Roman" w:hAnsi="Consolas" w:cs="Times New Roman"/>
+          <w:color w:val="3CEC85"/>
+          <w:sz w:val="21"/>
+          <w:szCs w:val="21"/>
+          <w:lang w:eastAsia="uk-UA"/>
+        </w:rPr>
+        <w:t xml:space="preserve"> </w:t>
+      </w:r>
+      <w:proofErr w:type="spellStart"/>
+      <w:r>
+        <w:rPr>
+          <w:rFonts w:ascii="Consolas" w:eastAsia="Times New Roman" w:hAnsi="Consolas" w:cs="Times New Roman"/>
+          <w:color w:val="3CEC85"/>
+          <w:sz w:val="21"/>
+          <w:szCs w:val="21"/>
+          <w:lang w:eastAsia="uk-UA"/>
+        </w:rPr>
+        <w:t>will</w:t>
+      </w:r>
+      <w:proofErr w:type="spellEnd"/>
+      <w:r>
+        <w:rPr>
+          <w:rFonts w:ascii="Consolas" w:eastAsia="Times New Roman" w:hAnsi="Consolas" w:cs="Times New Roman"/>
+          <w:color w:val="3CEC85"/>
+          <w:sz w:val="21"/>
+          <w:szCs w:val="21"/>
+          <w:lang w:eastAsia="uk-UA"/>
+        </w:rPr>
+        <w:t xml:space="preserve"> </w:t>
+      </w:r>
+      <w:proofErr w:type="spellStart"/>
+      <w:r>
+        <w:rPr>
+          <w:rFonts w:ascii="Consolas" w:eastAsia="Times New Roman" w:hAnsi="Consolas" w:cs="Times New Roman"/>
+          <w:color w:val="3CEC85"/>
+          <w:sz w:val="21"/>
+          <w:szCs w:val="21"/>
+          <w:lang w:eastAsia="uk-UA"/>
+        </w:rPr>
+        <w:t>ignore</w:t>
+      </w:r>
+      <w:proofErr w:type="spellEnd"/>
+      <w:r>
+        <w:rPr>
+          <w:rFonts w:ascii="Consolas" w:eastAsia="Times New Roman" w:hAnsi="Consolas" w:cs="Times New Roman"/>
+          <w:color w:val="3CEC85"/>
+          <w:sz w:val="21"/>
+          <w:szCs w:val="21"/>
+          <w:lang w:eastAsia="uk-UA"/>
+        </w:rPr>
+        <w:t xml:space="preserve"> -n, -l, -u </w:t>
+      </w:r>
+      <w:proofErr w:type="spellStart"/>
+      <w:r>
+        <w:rPr>
+          <w:rFonts w:ascii="Consolas" w:eastAsia="Times New Roman" w:hAnsi="Consolas" w:cs="Times New Roman"/>
+          <w:color w:val="3CEC85"/>
+          <w:sz w:val="21"/>
+          <w:szCs w:val="21"/>
+          <w:lang w:eastAsia="uk-UA"/>
+        </w:rPr>
+        <w:t>and</w:t>
+      </w:r>
+      <w:proofErr w:type="spellEnd"/>
+      <w:r>
+        <w:rPr>
+          <w:rFonts w:ascii="Consolas" w:eastAsia="Times New Roman" w:hAnsi="Consolas" w:cs="Times New Roman"/>
+          <w:color w:val="3CEC85"/>
+          <w:sz w:val="21"/>
+          <w:szCs w:val="21"/>
+          <w:lang w:eastAsia="uk-UA"/>
+        </w:rPr>
+        <w:t xml:space="preserve"> -s, "</w:t>
+      </w:r>
+    </w:p>
+    <w:p>
+      <w:pPr>
+        <w:shd w:val="clear" w:color="auto" w:fill="222A38"/>
+        <w:spacing w:after="0" w:line="285" w:lineRule="atLeast"/>
+        <w:rPr>
+          <w:rFonts w:ascii="Consolas" w:eastAsia="Times New Roman" w:hAnsi="Consolas" w:cs="Times New Roman"/>
+          <w:color w:val="D8DDE7"/>
+          <w:sz w:val="21"/>
+          <w:szCs w:val="21"/>
+          <w:lang w:eastAsia="uk-UA"/>
+        </w:rPr>
+      </w:pPr>
+      <w:r>
+        <w:rPr>
+          <w:rFonts w:ascii="Consolas" w:eastAsia="Times New Roman" w:hAnsi="Consolas" w:cs="Times New Roman"/>
+          <w:color w:val="69C3FF"/>
+          <w:sz w:val="21"/>
+          <w:szCs w:val="21"/>
+          <w:lang w:eastAsia="uk-UA"/>
+        </w:rPr>
+        <w:t>                         </w:t>
+      </w:r>
+      <w:r>
+        <w:rPr>
+          <w:rFonts w:ascii="Consolas" w:eastAsia="Times New Roman" w:hAnsi="Consolas" w:cs="Times New Roman"/>
+          <w:color w:val="3CEC85"/>
+          <w:sz w:val="21"/>
+          <w:szCs w:val="21"/>
+          <w:lang w:eastAsia="uk-UA"/>
+        </w:rPr>
+        <w:t>"</w:t>
+      </w:r>
+      <w:proofErr w:type="spellStart"/>
+      <w:r>
+        <w:rPr>
+          <w:rFonts w:ascii="Consolas" w:eastAsia="Times New Roman" w:hAnsi="Consolas" w:cs="Times New Roman"/>
+          <w:color w:val="3CEC85"/>
+          <w:sz w:val="21"/>
+          <w:szCs w:val="21"/>
+          <w:lang w:eastAsia="uk-UA"/>
+        </w:rPr>
+        <w:t>and</w:t>
+      </w:r>
+      <w:proofErr w:type="spellEnd"/>
+      <w:r>
+        <w:rPr>
+          <w:rFonts w:ascii="Consolas" w:eastAsia="Times New Roman" w:hAnsi="Consolas" w:cs="Times New Roman"/>
+          <w:color w:val="3CEC85"/>
+          <w:sz w:val="21"/>
+          <w:szCs w:val="21"/>
+          <w:lang w:eastAsia="uk-UA"/>
+        </w:rPr>
+        <w:t xml:space="preserve"> </w:t>
+      </w:r>
+      <w:proofErr w:type="spellStart"/>
+      <w:r>
+        <w:rPr>
+          <w:rFonts w:ascii="Consolas" w:eastAsia="Times New Roman" w:hAnsi="Consolas" w:cs="Times New Roman"/>
+          <w:color w:val="3CEC85"/>
+          <w:sz w:val="21"/>
+          <w:szCs w:val="21"/>
+          <w:lang w:eastAsia="uk-UA"/>
+        </w:rPr>
+        <w:t>generate</w:t>
+      </w:r>
+      <w:proofErr w:type="spellEnd"/>
+      <w:r>
+        <w:rPr>
+          <w:rFonts w:ascii="Consolas" w:eastAsia="Times New Roman" w:hAnsi="Consolas" w:cs="Times New Roman"/>
+          <w:color w:val="3CEC85"/>
+          <w:sz w:val="21"/>
+          <w:szCs w:val="21"/>
+          <w:lang w:eastAsia="uk-UA"/>
+        </w:rPr>
+        <w:t xml:space="preserve"> </w:t>
+      </w:r>
+      <w:proofErr w:type="spellStart"/>
+      <w:r>
+        <w:rPr>
+          <w:rFonts w:ascii="Consolas" w:eastAsia="Times New Roman" w:hAnsi="Consolas" w:cs="Times New Roman"/>
+          <w:color w:val="3CEC85"/>
+          <w:sz w:val="21"/>
+          <w:szCs w:val="21"/>
+          <w:lang w:eastAsia="uk-UA"/>
+        </w:rPr>
+        <w:t>completely</w:t>
+      </w:r>
+      <w:proofErr w:type="spellEnd"/>
+      <w:r>
+        <w:rPr>
+          <w:rFonts w:ascii="Consolas" w:eastAsia="Times New Roman" w:hAnsi="Consolas" w:cs="Times New Roman"/>
+          <w:color w:val="3CEC85"/>
+          <w:sz w:val="21"/>
+          <w:szCs w:val="21"/>
+          <w:lang w:eastAsia="uk-UA"/>
+        </w:rPr>
+        <w:t xml:space="preserve"> </w:t>
+      </w:r>
+      <w:proofErr w:type="spellStart"/>
+      <w:r>
+        <w:rPr>
+          <w:rFonts w:ascii="Consolas" w:eastAsia="Times New Roman" w:hAnsi="Consolas" w:cs="Times New Roman"/>
+          <w:color w:val="3CEC85"/>
+          <w:sz w:val="21"/>
+          <w:szCs w:val="21"/>
+          <w:lang w:eastAsia="uk-UA"/>
+        </w:rPr>
+        <w:t>random</w:t>
+      </w:r>
+      <w:proofErr w:type="spellEnd"/>
+      <w:r>
+        <w:rPr>
+          <w:rFonts w:ascii="Consolas" w:eastAsia="Times New Roman" w:hAnsi="Consolas" w:cs="Times New Roman"/>
+          <w:color w:val="3CEC85"/>
+          <w:sz w:val="21"/>
+          <w:szCs w:val="21"/>
+          <w:lang w:eastAsia="uk-UA"/>
+        </w:rPr>
+        <w:t xml:space="preserve"> </w:t>
+      </w:r>
+      <w:proofErr w:type="spellStart"/>
+      <w:r>
+        <w:rPr>
+          <w:rFonts w:ascii="Consolas" w:eastAsia="Times New Roman" w:hAnsi="Consolas" w:cs="Times New Roman"/>
+          <w:color w:val="3CEC85"/>
+          <w:sz w:val="21"/>
+          <w:szCs w:val="21"/>
+          <w:lang w:eastAsia="uk-UA"/>
+        </w:rPr>
+        <w:t>passwords</w:t>
+      </w:r>
+      <w:proofErr w:type="spellEnd"/>
+      <w:r>
+        <w:rPr>
+          <w:rFonts w:ascii="Consolas" w:eastAsia="Times New Roman" w:hAnsi="Consolas" w:cs="Times New Roman"/>
+          <w:color w:val="3CEC85"/>
+          <w:sz w:val="21"/>
+          <w:szCs w:val="21"/>
+          <w:lang w:eastAsia="uk-UA"/>
+        </w:rPr>
+        <w:t xml:space="preserve"> </w:t>
+      </w:r>
+      <w:proofErr w:type="spellStart"/>
+      <w:r>
+        <w:rPr>
+          <w:rFonts w:ascii="Consolas" w:eastAsia="Times New Roman" w:hAnsi="Consolas" w:cs="Times New Roman"/>
+          <w:color w:val="3CEC85"/>
+          <w:sz w:val="21"/>
+          <w:szCs w:val="21"/>
+          <w:lang w:eastAsia="uk-UA"/>
+        </w:rPr>
+        <w:t>with</w:t>
+      </w:r>
+      <w:proofErr w:type="spellEnd"/>
+      <w:r>
+        <w:rPr>
+          <w:rFonts w:ascii="Consolas" w:eastAsia="Times New Roman" w:hAnsi="Consolas" w:cs="Times New Roman"/>
+          <w:color w:val="3CEC85"/>
+          <w:sz w:val="21"/>
+          <w:szCs w:val="21"/>
+          <w:lang w:eastAsia="uk-UA"/>
+        </w:rPr>
+        <w:t xml:space="preserve"> </w:t>
+      </w:r>
+      <w:proofErr w:type="spellStart"/>
+      <w:r>
+        <w:rPr>
+          <w:rFonts w:ascii="Consolas" w:eastAsia="Times New Roman" w:hAnsi="Consolas" w:cs="Times New Roman"/>
+          <w:color w:val="3CEC85"/>
+          <w:sz w:val="21"/>
+          <w:szCs w:val="21"/>
+          <w:lang w:eastAsia="uk-UA"/>
+        </w:rPr>
+        <w:t>the</w:t>
+      </w:r>
+      <w:proofErr w:type="spellEnd"/>
+      <w:r>
+        <w:rPr>
+          <w:rFonts w:ascii="Consolas" w:eastAsia="Times New Roman" w:hAnsi="Consolas" w:cs="Times New Roman"/>
+          <w:color w:val="3CEC85"/>
+          <w:sz w:val="21"/>
+          <w:szCs w:val="21"/>
+          <w:lang w:eastAsia="uk-UA"/>
+        </w:rPr>
+        <w:t xml:space="preserve"> </w:t>
+      </w:r>
+      <w:proofErr w:type="spellStart"/>
+      <w:r>
+        <w:rPr>
+          <w:rFonts w:ascii="Consolas" w:eastAsia="Times New Roman" w:hAnsi="Consolas" w:cs="Times New Roman"/>
+          <w:color w:val="3CEC85"/>
+          <w:sz w:val="21"/>
+          <w:szCs w:val="21"/>
+          <w:lang w:eastAsia="uk-UA"/>
+        </w:rPr>
+        <w:t>specified</w:t>
+      </w:r>
+      <w:proofErr w:type="spellEnd"/>
+      <w:r>
+        <w:rPr>
+          <w:rFonts w:ascii="Consolas" w:eastAsia="Times New Roman" w:hAnsi="Consolas" w:cs="Times New Roman"/>
+          <w:color w:val="3CEC85"/>
+          <w:sz w:val="21"/>
+          <w:szCs w:val="21"/>
+          <w:lang w:eastAsia="uk-UA"/>
+        </w:rPr>
+        <w:t xml:space="preserve"> </w:t>
+      </w:r>
+      <w:proofErr w:type="spellStart"/>
+      <w:r>
+        <w:rPr>
+          <w:rFonts w:ascii="Consolas" w:eastAsia="Times New Roman" w:hAnsi="Consolas" w:cs="Times New Roman"/>
+          <w:color w:val="3CEC85"/>
+          <w:sz w:val="21"/>
+          <w:szCs w:val="21"/>
+          <w:lang w:eastAsia="uk-UA"/>
+        </w:rPr>
+        <w:t>length</w:t>
+      </w:r>
+      <w:proofErr w:type="spellEnd"/>
+      <w:r>
+        <w:rPr>
+          <w:rFonts w:ascii="Consolas" w:eastAsia="Times New Roman" w:hAnsi="Consolas" w:cs="Times New Roman"/>
+          <w:color w:val="3CEC85"/>
+          <w:sz w:val="21"/>
+          <w:szCs w:val="21"/>
+          <w:lang w:eastAsia="uk-UA"/>
+        </w:rPr>
+        <w:t>"</w:t>
+      </w:r>
+      <w:r>
+        <w:rPr>
+          <w:rFonts w:ascii="Consolas" w:eastAsia="Times New Roman" w:hAnsi="Consolas" w:cs="Times New Roman"/>
+          <w:color w:val="D8DDE7"/>
+          <w:sz w:val="21"/>
+          <w:szCs w:val="21"/>
+          <w:lang w:eastAsia="uk-UA"/>
+        </w:rPr>
+        <w:t>)</w:t>
+      </w:r>
+      <w:r>
+        <w:rPr>
+          <w:rFonts w:ascii="Consolas" w:eastAsia="Times New Roman" w:hAnsi="Consolas" w:cs="Times New Roman"/>
+          <w:color w:val="B9C2D3"/>
+          <w:sz w:val="21"/>
+          <w:szCs w:val="21"/>
+          <w:lang w:eastAsia="uk-UA"/>
+        </w:rPr>
+        <w:t xml:space="preserve"> </w:t>
+      </w:r>
+      <w:r>
+        <w:rPr>
+          <w:rFonts w:ascii="Consolas" w:eastAsia="Times New Roman" w:hAnsi="Consolas" w:cs="Times New Roman"/>
+          <w:i/>
+          <w:iCs/>
+          <w:color w:val="536686"/>
+          <w:sz w:val="21"/>
+          <w:szCs w:val="21"/>
+          <w:lang w:eastAsia="uk-UA"/>
+        </w:rPr>
+        <w:t>#[</w:t>
+      </w:r>
+      <w:proofErr w:type="spellStart"/>
+      <w:r>
+        <w:rPr>
+          <w:rFonts w:ascii="Consolas" w:eastAsia="Times New Roman" w:hAnsi="Consolas" w:cs="Times New Roman"/>
+          <w:i/>
+          <w:iCs/>
+          <w:color w:val="536686"/>
+          <w:sz w:val="21"/>
+          <w:szCs w:val="21"/>
+          <w:lang w:eastAsia="uk-UA"/>
+        </w:rPr>
+        <w:t>cite</w:t>
+      </w:r>
+      <w:proofErr w:type="spellEnd"/>
+      <w:r>
+        <w:rPr>
+          <w:rFonts w:ascii="Consolas" w:eastAsia="Times New Roman" w:hAnsi="Consolas" w:cs="Times New Roman"/>
+          <w:i/>
+          <w:iCs/>
+          <w:color w:val="536686"/>
+          <w:sz w:val="21"/>
+          <w:szCs w:val="21"/>
+          <w:lang w:eastAsia="uk-UA"/>
+        </w:rPr>
+        <w:t>: 4]</w:t>
+      </w:r>
+    </w:p>
+    <w:p>
+      <w:pPr>
+        <w:shd w:val="clear" w:color="auto" w:fill="222A38"/>
+        <w:spacing w:after="0" w:line="285" w:lineRule="atLeast"/>
+        <w:rPr>
+          <w:rFonts w:ascii="Consolas" w:eastAsia="Times New Roman" w:hAnsi="Consolas" w:cs="Times New Roman"/>
+          <w:color w:val="D8DDE7"/>
+          <w:sz w:val="21"/>
+          <w:szCs w:val="21"/>
+          <w:lang w:eastAsia="uk-UA"/>
+        </w:rPr>
+      </w:pPr>
+    </w:p>
+    <w:p>
+      <w:pPr>
+        <w:shd w:val="clear" w:color="auto" w:fill="222A38"/>
+        <w:spacing w:after="0" w:line="285" w:lineRule="atLeast"/>
+        <w:rPr>
+          <w:rFonts w:ascii="Consolas" w:eastAsia="Times New Roman" w:hAnsi="Consolas" w:cs="Times New Roman"/>
+          <w:color w:val="D8DDE7"/>
+          <w:sz w:val="21"/>
+          <w:szCs w:val="21"/>
+          <w:lang w:eastAsia="uk-UA"/>
+        </w:rPr>
+      </w:pPr>
+      <w:r>
+        <w:rPr>
+          <w:rFonts w:ascii="Consolas" w:eastAsia="Times New Roman" w:hAnsi="Consolas" w:cs="Times New Roman"/>
+          <w:i/>
+          <w:iCs/>
+          <w:color w:val="536686"/>
+          <w:sz w:val="21"/>
+          <w:szCs w:val="21"/>
+          <w:lang w:eastAsia="uk-UA"/>
+        </w:rPr>
+        <w:t xml:space="preserve"># Кількість паролів (перевіряємо, щоб тип був </w:t>
+      </w:r>
+      <w:proofErr w:type="spellStart"/>
+      <w:r>
+        <w:rPr>
+          <w:rFonts w:ascii="Consolas" w:eastAsia="Times New Roman" w:hAnsi="Consolas" w:cs="Times New Roman"/>
+          <w:i/>
+          <w:iCs/>
+          <w:color w:val="536686"/>
+          <w:sz w:val="21"/>
+          <w:szCs w:val="21"/>
+          <w:lang w:eastAsia="uk-UA"/>
+        </w:rPr>
+        <w:t>int</w:t>
+      </w:r>
+      <w:proofErr w:type="spellEnd"/>
+      <w:r>
+        <w:rPr>
+          <w:rFonts w:ascii="Consolas" w:eastAsia="Times New Roman" w:hAnsi="Consolas" w:cs="Times New Roman"/>
+          <w:i/>
+          <w:iCs/>
+          <w:color w:val="536686"/>
+          <w:sz w:val="21"/>
+          <w:szCs w:val="21"/>
+          <w:lang w:eastAsia="uk-UA"/>
+        </w:rPr>
+        <w:t>)</w:t>
+      </w:r>
+    </w:p>
+    <w:p>
+      <w:pPr>
+        <w:shd w:val="clear" w:color="auto" w:fill="222A38"/>
+        <w:spacing w:after="0" w:line="285" w:lineRule="atLeast"/>
+        <w:rPr>
+          <w:rFonts w:ascii="Consolas" w:eastAsia="Times New Roman" w:hAnsi="Consolas" w:cs="Times New Roman"/>
+          <w:color w:val="D8DDE7"/>
+          <w:sz w:val="21"/>
+          <w:szCs w:val="21"/>
+          <w:lang w:eastAsia="uk-UA"/>
+        </w:rPr>
+      </w:pPr>
+      <w:proofErr w:type="spellStart"/>
+      <w:r>
+        <w:rPr>
+          <w:rFonts w:ascii="Consolas" w:eastAsia="Times New Roman" w:hAnsi="Consolas" w:cs="Times New Roman"/>
+          <w:color w:val="FF738A"/>
+          <w:sz w:val="21"/>
+          <w:szCs w:val="21"/>
+          <w:lang w:eastAsia="uk-UA"/>
+        </w:rPr>
+        <w:t>parser</w:t>
+      </w:r>
+      <w:r>
+        <w:rPr>
+          <w:rFonts w:ascii="Consolas" w:eastAsia="Times New Roman" w:hAnsi="Consolas" w:cs="Times New Roman"/>
+          <w:color w:val="D8DDE7"/>
+          <w:sz w:val="21"/>
+          <w:szCs w:val="21"/>
+          <w:lang w:eastAsia="uk-UA"/>
+        </w:rPr>
+        <w:t>.</w:t>
+      </w:r>
+      <w:r>
+        <w:rPr>
+          <w:rFonts w:ascii="Consolas" w:eastAsia="Times New Roman" w:hAnsi="Consolas" w:cs="Times New Roman"/>
+          <w:color w:val="69C3FF"/>
+          <w:sz w:val="21"/>
+          <w:szCs w:val="21"/>
+          <w:lang w:eastAsia="uk-UA"/>
+        </w:rPr>
+        <w:t>add_argument</w:t>
+      </w:r>
+      <w:proofErr w:type="spellEnd"/>
+      <w:r>
+        <w:rPr>
+          <w:rFonts w:ascii="Consolas" w:eastAsia="Times New Roman" w:hAnsi="Consolas" w:cs="Times New Roman"/>
+          <w:color w:val="D8DDE7"/>
+          <w:sz w:val="21"/>
+          <w:szCs w:val="21"/>
+          <w:lang w:eastAsia="uk-UA"/>
+        </w:rPr>
+        <w:t>(</w:t>
+      </w:r>
+      <w:r>
+        <w:rPr>
+          <w:rFonts w:ascii="Consolas" w:eastAsia="Times New Roman" w:hAnsi="Consolas" w:cs="Times New Roman"/>
+          <w:color w:val="3CEC85"/>
+          <w:sz w:val="21"/>
+          <w:szCs w:val="21"/>
+          <w:lang w:eastAsia="uk-UA"/>
+        </w:rPr>
+        <w:t>"-a"</w:t>
+      </w:r>
+      <w:r>
+        <w:rPr>
+          <w:rFonts w:ascii="Consolas" w:eastAsia="Times New Roman" w:hAnsi="Consolas" w:cs="Times New Roman"/>
+          <w:color w:val="D8DDE7"/>
+          <w:sz w:val="21"/>
+          <w:szCs w:val="21"/>
+          <w:lang w:eastAsia="uk-UA"/>
+        </w:rPr>
+        <w:t>,</w:t>
+      </w:r>
+      <w:r>
+        <w:rPr>
+          <w:rFonts w:ascii="Consolas" w:eastAsia="Times New Roman" w:hAnsi="Consolas" w:cs="Times New Roman"/>
+          <w:color w:val="69C3FF"/>
+          <w:sz w:val="21"/>
+          <w:szCs w:val="21"/>
+          <w:lang w:eastAsia="uk-UA"/>
+        </w:rPr>
+        <w:t xml:space="preserve"> </w:t>
+      </w:r>
+      <w:r>
+        <w:rPr>
+          <w:rFonts w:ascii="Consolas" w:eastAsia="Times New Roman" w:hAnsi="Consolas" w:cs="Times New Roman"/>
+          <w:color w:val="3CEC85"/>
+          <w:sz w:val="21"/>
+          <w:szCs w:val="21"/>
+          <w:lang w:eastAsia="uk-UA"/>
+        </w:rPr>
+        <w:t>"--</w:t>
+      </w:r>
+      <w:proofErr w:type="spellStart"/>
+      <w:r>
+        <w:rPr>
+          <w:rFonts w:ascii="Consolas" w:eastAsia="Times New Roman" w:hAnsi="Consolas" w:cs="Times New Roman"/>
+          <w:color w:val="3CEC85"/>
+          <w:sz w:val="21"/>
+          <w:szCs w:val="21"/>
+          <w:lang w:eastAsia="uk-UA"/>
+        </w:rPr>
+        <w:t>amount</w:t>
+      </w:r>
+      <w:proofErr w:type="spellEnd"/>
+      <w:r>
+        <w:rPr>
+          <w:rFonts w:ascii="Consolas" w:eastAsia="Times New Roman" w:hAnsi="Consolas" w:cs="Times New Roman"/>
+          <w:color w:val="3CEC85"/>
+          <w:sz w:val="21"/>
+          <w:szCs w:val="21"/>
+          <w:lang w:eastAsia="uk-UA"/>
+        </w:rPr>
+        <w:t>"</w:t>
+      </w:r>
+      <w:r>
+        <w:rPr>
+          <w:rFonts w:ascii="Consolas" w:eastAsia="Times New Roman" w:hAnsi="Consolas" w:cs="Times New Roman"/>
+          <w:color w:val="D8DDE7"/>
+          <w:sz w:val="21"/>
+          <w:szCs w:val="21"/>
+          <w:lang w:eastAsia="uk-UA"/>
+        </w:rPr>
+        <w:t>,</w:t>
+      </w:r>
+      <w:r>
+        <w:rPr>
+          <w:rFonts w:ascii="Consolas" w:eastAsia="Times New Roman" w:hAnsi="Consolas" w:cs="Times New Roman"/>
+          <w:color w:val="69C3FF"/>
+          <w:sz w:val="21"/>
+          <w:szCs w:val="21"/>
+          <w:lang w:eastAsia="uk-UA"/>
+        </w:rPr>
+        <w:t xml:space="preserve"> </w:t>
+      </w:r>
+      <w:proofErr w:type="spellStart"/>
+      <w:r>
+        <w:rPr>
+          <w:rFonts w:ascii="Consolas" w:eastAsia="Times New Roman" w:hAnsi="Consolas" w:cs="Times New Roman"/>
+          <w:color w:val="F38CEC"/>
+          <w:sz w:val="21"/>
+          <w:szCs w:val="21"/>
+          <w:lang w:eastAsia="uk-UA"/>
+        </w:rPr>
+        <w:t>default</w:t>
+      </w:r>
+      <w:proofErr w:type="spellEnd"/>
+      <w:r>
+        <w:rPr>
+          <w:rFonts w:ascii="Consolas" w:eastAsia="Times New Roman" w:hAnsi="Consolas" w:cs="Times New Roman"/>
+          <w:color w:val="EACD61"/>
+          <w:sz w:val="21"/>
+          <w:szCs w:val="21"/>
+          <w:lang w:eastAsia="uk-UA"/>
+        </w:rPr>
+        <w:t>=</w:t>
+      </w:r>
+      <w:r>
+        <w:rPr>
+          <w:rFonts w:ascii="Consolas" w:eastAsia="Times New Roman" w:hAnsi="Consolas" w:cs="Times New Roman"/>
+          <w:color w:val="FF955C"/>
+          <w:sz w:val="21"/>
+          <w:szCs w:val="21"/>
+          <w:lang w:eastAsia="uk-UA"/>
+        </w:rPr>
+        <w:t>1</w:t>
+      </w:r>
+      <w:r>
+        <w:rPr>
+          <w:rFonts w:ascii="Consolas" w:eastAsia="Times New Roman" w:hAnsi="Consolas" w:cs="Times New Roman"/>
+          <w:color w:val="D8DDE7"/>
+          <w:sz w:val="21"/>
+          <w:szCs w:val="21"/>
+          <w:lang w:eastAsia="uk-UA"/>
+        </w:rPr>
+        <w:t>,</w:t>
+      </w:r>
+      <w:r>
+        <w:rPr>
+          <w:rFonts w:ascii="Consolas" w:eastAsia="Times New Roman" w:hAnsi="Consolas" w:cs="Times New Roman"/>
+          <w:color w:val="69C3FF"/>
+          <w:sz w:val="21"/>
+          <w:szCs w:val="21"/>
+          <w:lang w:eastAsia="uk-UA"/>
+        </w:rPr>
+        <w:t xml:space="preserve"> </w:t>
+      </w:r>
+      <w:proofErr w:type="spellStart"/>
+      <w:r>
+        <w:rPr>
+          <w:rFonts w:ascii="Consolas" w:eastAsia="Times New Roman" w:hAnsi="Consolas" w:cs="Times New Roman"/>
+          <w:color w:val="F38CEC"/>
+          <w:sz w:val="21"/>
+          <w:szCs w:val="21"/>
+          <w:lang w:eastAsia="uk-UA"/>
+        </w:rPr>
+        <w:t>type</w:t>
+      </w:r>
+      <w:proofErr w:type="spellEnd"/>
+      <w:r>
+        <w:rPr>
+          <w:rFonts w:ascii="Consolas" w:eastAsia="Times New Roman" w:hAnsi="Consolas" w:cs="Times New Roman"/>
+          <w:color w:val="EACD61"/>
+          <w:sz w:val="21"/>
+          <w:szCs w:val="21"/>
+          <w:lang w:eastAsia="uk-UA"/>
+        </w:rPr>
+        <w:t>=</w:t>
+      </w:r>
+      <w:proofErr w:type="spellStart"/>
+      <w:r>
+        <w:rPr>
+          <w:rFonts w:ascii="Consolas" w:eastAsia="Times New Roman" w:hAnsi="Consolas" w:cs="Times New Roman"/>
+          <w:color w:val="B78AFF"/>
+          <w:sz w:val="21"/>
+          <w:szCs w:val="21"/>
+          <w:lang w:eastAsia="uk-UA"/>
+        </w:rPr>
+        <w:t>int</w:t>
+      </w:r>
+      <w:proofErr w:type="spellEnd"/>
+      <w:r>
+        <w:rPr>
+          <w:rFonts w:ascii="Consolas" w:eastAsia="Times New Roman" w:hAnsi="Consolas" w:cs="Times New Roman"/>
+          <w:color w:val="D8DDE7"/>
+          <w:sz w:val="21"/>
+          <w:szCs w:val="21"/>
+          <w:lang w:eastAsia="uk-UA"/>
+        </w:rPr>
+        <w:t>)</w:t>
+      </w:r>
+      <w:r>
+        <w:rPr>
+          <w:rFonts w:ascii="Consolas" w:eastAsia="Times New Roman" w:hAnsi="Consolas" w:cs="Times New Roman"/>
+          <w:color w:val="B9C2D3"/>
+          <w:sz w:val="21"/>
+          <w:szCs w:val="21"/>
+          <w:lang w:eastAsia="uk-UA"/>
+        </w:rPr>
+        <w:t xml:space="preserve"> </w:t>
+      </w:r>
+      <w:r>
+        <w:rPr>
+          <w:rFonts w:ascii="Consolas" w:eastAsia="Times New Roman" w:hAnsi="Consolas" w:cs="Times New Roman"/>
+          <w:i/>
+          <w:iCs/>
+          <w:color w:val="536686"/>
+          <w:sz w:val="21"/>
+          <w:szCs w:val="21"/>
+          <w:lang w:eastAsia="uk-UA"/>
+        </w:rPr>
+        <w:t>#[</w:t>
+      </w:r>
+      <w:proofErr w:type="spellStart"/>
+      <w:r>
+        <w:rPr>
+          <w:rFonts w:ascii="Consolas" w:eastAsia="Times New Roman" w:hAnsi="Consolas" w:cs="Times New Roman"/>
+          <w:i/>
+          <w:iCs/>
+          <w:color w:val="536686"/>
+          <w:sz w:val="21"/>
+          <w:szCs w:val="21"/>
+          <w:lang w:eastAsia="uk-UA"/>
+        </w:rPr>
+        <w:t>cite</w:t>
+      </w:r>
+      <w:proofErr w:type="spellEnd"/>
+      <w:r>
+        <w:rPr>
+          <w:rFonts w:ascii="Consolas" w:eastAsia="Times New Roman" w:hAnsi="Consolas" w:cs="Times New Roman"/>
+          <w:i/>
+          <w:iCs/>
+          <w:color w:val="536686"/>
+          <w:sz w:val="21"/>
+          <w:szCs w:val="21"/>
+          <w:lang w:eastAsia="uk-UA"/>
+        </w:rPr>
+        <w:t>: 4]</w:t>
+      </w:r>
+    </w:p>
+    <w:p>
+      <w:pPr>
+        <w:shd w:val="clear" w:color="auto" w:fill="222A38"/>
+        <w:spacing w:after="0" w:line="285" w:lineRule="atLeast"/>
+        <w:rPr>
+          <w:rFonts w:ascii="Consolas" w:eastAsia="Times New Roman" w:hAnsi="Consolas" w:cs="Times New Roman"/>
+          <w:color w:val="D8DDE7"/>
+          <w:sz w:val="21"/>
+          <w:szCs w:val="21"/>
+          <w:lang w:eastAsia="uk-UA"/>
+        </w:rPr>
+      </w:pPr>
+      <w:proofErr w:type="spellStart"/>
+      <w:r>
+        <w:rPr>
+          <w:rFonts w:ascii="Consolas" w:eastAsia="Times New Roman" w:hAnsi="Consolas" w:cs="Times New Roman"/>
+          <w:color w:val="FF738A"/>
+          <w:sz w:val="21"/>
+          <w:szCs w:val="21"/>
+          <w:lang w:eastAsia="uk-UA"/>
+        </w:rPr>
+        <w:t>parser</w:t>
+      </w:r>
+      <w:r>
+        <w:rPr>
+          <w:rFonts w:ascii="Consolas" w:eastAsia="Times New Roman" w:hAnsi="Consolas" w:cs="Times New Roman"/>
+          <w:color w:val="D8DDE7"/>
+          <w:sz w:val="21"/>
+          <w:szCs w:val="21"/>
+          <w:lang w:eastAsia="uk-UA"/>
+        </w:rPr>
+        <w:t>.</w:t>
+      </w:r>
+      <w:r>
+        <w:rPr>
+          <w:rFonts w:ascii="Consolas" w:eastAsia="Times New Roman" w:hAnsi="Consolas" w:cs="Times New Roman"/>
+          <w:color w:val="69C3FF"/>
+          <w:sz w:val="21"/>
+          <w:szCs w:val="21"/>
+          <w:lang w:eastAsia="uk-UA"/>
+        </w:rPr>
+        <w:t>add_argument</w:t>
+      </w:r>
+      <w:proofErr w:type="spellEnd"/>
+      <w:r>
+        <w:rPr>
+          <w:rFonts w:ascii="Consolas" w:eastAsia="Times New Roman" w:hAnsi="Consolas" w:cs="Times New Roman"/>
+          <w:color w:val="D8DDE7"/>
+          <w:sz w:val="21"/>
+          <w:szCs w:val="21"/>
+          <w:lang w:eastAsia="uk-UA"/>
+        </w:rPr>
+        <w:t>(</w:t>
+      </w:r>
+      <w:r>
+        <w:rPr>
+          <w:rFonts w:ascii="Consolas" w:eastAsia="Times New Roman" w:hAnsi="Consolas" w:cs="Times New Roman"/>
+          <w:color w:val="3CEC85"/>
+          <w:sz w:val="21"/>
+          <w:szCs w:val="21"/>
+          <w:lang w:eastAsia="uk-UA"/>
+        </w:rPr>
+        <w:t>"-o"</w:t>
+      </w:r>
+      <w:r>
+        <w:rPr>
+          <w:rFonts w:ascii="Consolas" w:eastAsia="Times New Roman" w:hAnsi="Consolas" w:cs="Times New Roman"/>
+          <w:color w:val="D8DDE7"/>
+          <w:sz w:val="21"/>
+          <w:szCs w:val="21"/>
+          <w:lang w:eastAsia="uk-UA"/>
+        </w:rPr>
+        <w:t>,</w:t>
+      </w:r>
+      <w:r>
+        <w:rPr>
+          <w:rFonts w:ascii="Consolas" w:eastAsia="Times New Roman" w:hAnsi="Consolas" w:cs="Times New Roman"/>
+          <w:color w:val="69C3FF"/>
+          <w:sz w:val="21"/>
+          <w:szCs w:val="21"/>
+          <w:lang w:eastAsia="uk-UA"/>
+        </w:rPr>
+        <w:t xml:space="preserve"> </w:t>
+      </w:r>
+      <w:r>
+        <w:rPr>
+          <w:rFonts w:ascii="Consolas" w:eastAsia="Times New Roman" w:hAnsi="Consolas" w:cs="Times New Roman"/>
+          <w:color w:val="3CEC85"/>
+          <w:sz w:val="21"/>
+          <w:szCs w:val="21"/>
+          <w:lang w:eastAsia="uk-UA"/>
+        </w:rPr>
+        <w:t>"--</w:t>
+      </w:r>
+      <w:proofErr w:type="spellStart"/>
+      <w:r>
+        <w:rPr>
+          <w:rFonts w:ascii="Consolas" w:eastAsia="Times New Roman" w:hAnsi="Consolas" w:cs="Times New Roman"/>
+          <w:color w:val="3CEC85"/>
+          <w:sz w:val="21"/>
+          <w:szCs w:val="21"/>
+          <w:lang w:eastAsia="uk-UA"/>
+        </w:rPr>
+        <w:t>output-file</w:t>
+      </w:r>
+      <w:proofErr w:type="spellEnd"/>
+      <w:r>
+        <w:rPr>
+          <w:rFonts w:ascii="Consolas" w:eastAsia="Times New Roman" w:hAnsi="Consolas" w:cs="Times New Roman"/>
+          <w:color w:val="3CEC85"/>
+          <w:sz w:val="21"/>
+          <w:szCs w:val="21"/>
+          <w:lang w:eastAsia="uk-UA"/>
+        </w:rPr>
+        <w:t>"</w:t>
+      </w:r>
+      <w:r>
+        <w:rPr>
+          <w:rFonts w:ascii="Consolas" w:eastAsia="Times New Roman" w:hAnsi="Consolas" w:cs="Times New Roman"/>
+          <w:color w:val="D8DDE7"/>
+          <w:sz w:val="21"/>
+          <w:szCs w:val="21"/>
+          <w:lang w:eastAsia="uk-UA"/>
+        </w:rPr>
+        <w:t>)</w:t>
+      </w:r>
+      <w:r>
+        <w:rPr>
+          <w:rFonts w:ascii="Consolas" w:eastAsia="Times New Roman" w:hAnsi="Consolas" w:cs="Times New Roman"/>
+          <w:color w:val="B9C2D3"/>
+          <w:sz w:val="21"/>
+          <w:szCs w:val="21"/>
+          <w:lang w:eastAsia="uk-UA"/>
+        </w:rPr>
+        <w:t xml:space="preserve"> </w:t>
+      </w:r>
+      <w:r>
+        <w:rPr>
+          <w:rFonts w:ascii="Consolas" w:eastAsia="Times New Roman" w:hAnsi="Consolas" w:cs="Times New Roman"/>
+          <w:i/>
+          <w:iCs/>
+          <w:color w:val="536686"/>
+          <w:sz w:val="21"/>
+          <w:szCs w:val="21"/>
+          <w:lang w:eastAsia="uk-UA"/>
+        </w:rPr>
+        <w:t>#[</w:t>
+      </w:r>
+      <w:proofErr w:type="spellStart"/>
+      <w:r>
+        <w:rPr>
+          <w:rFonts w:ascii="Consolas" w:eastAsia="Times New Roman" w:hAnsi="Consolas" w:cs="Times New Roman"/>
+          <w:i/>
+          <w:iCs/>
+          <w:color w:val="536686"/>
+          <w:sz w:val="21"/>
+          <w:szCs w:val="21"/>
+          <w:lang w:eastAsia="uk-UA"/>
+        </w:rPr>
+        <w:t>cite</w:t>
+      </w:r>
+      <w:proofErr w:type="spellEnd"/>
+      <w:r>
+        <w:rPr>
+          <w:rFonts w:ascii="Consolas" w:eastAsia="Times New Roman" w:hAnsi="Consolas" w:cs="Times New Roman"/>
+          <w:i/>
+          <w:iCs/>
+          <w:color w:val="536686"/>
+          <w:sz w:val="21"/>
+          <w:szCs w:val="21"/>
+          <w:lang w:eastAsia="uk-UA"/>
+        </w:rPr>
+        <w:t>: 4]</w:t>
+      </w:r>
+    </w:p>
+    <w:p>
+      <w:pPr>
+        <w:shd w:val="clear" w:color="auto" w:fill="222A38"/>
+        <w:spacing w:after="0" w:line="285" w:lineRule="atLeast"/>
+        <w:rPr>
+          <w:rFonts w:ascii="Consolas" w:eastAsia="Times New Roman" w:hAnsi="Consolas" w:cs="Times New Roman"/>
+          <w:color w:val="D8DDE7"/>
+          <w:sz w:val="21"/>
+          <w:szCs w:val="21"/>
+          <w:lang w:eastAsia="uk-UA"/>
+        </w:rPr>
+      </w:pPr>
+    </w:p>
+    <w:p>
+      <w:pPr>
+        <w:shd w:val="clear" w:color="auto" w:fill="222A38"/>
+        <w:spacing w:after="0" w:line="285" w:lineRule="atLeast"/>
+        <w:rPr>
+          <w:rFonts w:ascii="Consolas" w:eastAsia="Times New Roman" w:hAnsi="Consolas" w:cs="Times New Roman"/>
+          <w:color w:val="D8DDE7"/>
+          <w:sz w:val="21"/>
+          <w:szCs w:val="21"/>
+          <w:lang w:eastAsia="uk-UA"/>
+        </w:rPr>
+      </w:pPr>
+      <w:r>
+        <w:rPr>
+          <w:rFonts w:ascii="Consolas" w:eastAsia="Times New Roman" w:hAnsi="Consolas" w:cs="Times New Roman"/>
+          <w:i/>
+          <w:iCs/>
+          <w:color w:val="536686"/>
+          <w:sz w:val="21"/>
+          <w:szCs w:val="21"/>
+          <w:lang w:eastAsia="uk-UA"/>
+        </w:rPr>
+        <w:t xml:space="preserve"># </w:t>
+      </w:r>
+      <w:proofErr w:type="spellStart"/>
+      <w:r>
+        <w:rPr>
+          <w:rFonts w:ascii="Consolas" w:eastAsia="Times New Roman" w:hAnsi="Consolas" w:cs="Times New Roman"/>
+          <w:i/>
+          <w:iCs/>
+          <w:color w:val="536686"/>
+          <w:sz w:val="21"/>
+          <w:szCs w:val="21"/>
+          <w:lang w:eastAsia="uk-UA"/>
+        </w:rPr>
+        <w:t>Парсинг</w:t>
+      </w:r>
+      <w:proofErr w:type="spellEnd"/>
+      <w:r>
+        <w:rPr>
+          <w:rFonts w:ascii="Consolas" w:eastAsia="Times New Roman" w:hAnsi="Consolas" w:cs="Times New Roman"/>
+          <w:i/>
+          <w:iCs/>
+          <w:color w:val="536686"/>
+          <w:sz w:val="21"/>
+          <w:szCs w:val="21"/>
+          <w:lang w:eastAsia="uk-UA"/>
+        </w:rPr>
+        <w:t xml:space="preserve"> аргументів командного рядка</w:t>
+      </w:r>
+    </w:p>
+    <w:p>
+      <w:pPr>
+        <w:shd w:val="clear" w:color="auto" w:fill="222A38"/>
+        <w:spacing w:after="0" w:line="285" w:lineRule="atLeast"/>
+        <w:rPr>
+          <w:rFonts w:ascii="Consolas" w:eastAsia="Times New Roman" w:hAnsi="Consolas" w:cs="Times New Roman"/>
+          <w:color w:val="D8DDE7"/>
+          <w:sz w:val="21"/>
+          <w:szCs w:val="21"/>
+          <w:lang w:eastAsia="uk-UA"/>
+        </w:rPr>
+      </w:pPr>
+      <w:proofErr w:type="spellStart"/>
+      <w:r>
+        <w:rPr>
+          <w:rFonts w:ascii="Consolas" w:eastAsia="Times New Roman" w:hAnsi="Consolas" w:cs="Times New Roman"/>
+          <w:color w:val="FF738A"/>
+          <w:sz w:val="21"/>
+          <w:szCs w:val="21"/>
+          <w:lang w:eastAsia="uk-UA"/>
+        </w:rPr>
+        <w:t>args</w:t>
+      </w:r>
+      <w:proofErr w:type="spellEnd"/>
+      <w:r>
+        <w:rPr>
+          <w:rFonts w:ascii="Consolas" w:eastAsia="Times New Roman" w:hAnsi="Consolas" w:cs="Times New Roman"/>
+          <w:color w:val="B9C2D3"/>
+          <w:sz w:val="21"/>
+          <w:szCs w:val="21"/>
+          <w:lang w:eastAsia="uk-UA"/>
+        </w:rPr>
+        <w:t xml:space="preserve"> </w:t>
+      </w:r>
+      <w:r>
+        <w:rPr>
+          <w:rFonts w:ascii="Consolas" w:eastAsia="Times New Roman" w:hAnsi="Consolas" w:cs="Times New Roman"/>
+          <w:color w:val="EACD61"/>
+          <w:sz w:val="21"/>
+          <w:szCs w:val="21"/>
+          <w:lang w:eastAsia="uk-UA"/>
+        </w:rPr>
+        <w:t>=</w:t>
+      </w:r>
+      <w:r>
+        <w:rPr>
+          <w:rFonts w:ascii="Consolas" w:eastAsia="Times New Roman" w:hAnsi="Consolas" w:cs="Times New Roman"/>
+          <w:color w:val="B9C2D3"/>
+          <w:sz w:val="21"/>
+          <w:szCs w:val="21"/>
+          <w:lang w:eastAsia="uk-UA"/>
+        </w:rPr>
+        <w:t xml:space="preserve"> </w:t>
+      </w:r>
+      <w:proofErr w:type="spellStart"/>
+      <w:r>
+        <w:rPr>
+          <w:rFonts w:ascii="Consolas" w:eastAsia="Times New Roman" w:hAnsi="Consolas" w:cs="Times New Roman"/>
+          <w:color w:val="FF738A"/>
+          <w:sz w:val="21"/>
+          <w:szCs w:val="21"/>
+          <w:lang w:eastAsia="uk-UA"/>
+        </w:rPr>
+        <w:t>parser</w:t>
+      </w:r>
+      <w:r>
+        <w:rPr>
+          <w:rFonts w:ascii="Consolas" w:eastAsia="Times New Roman" w:hAnsi="Consolas" w:cs="Times New Roman"/>
+          <w:color w:val="D8DDE7"/>
+          <w:sz w:val="21"/>
+          <w:szCs w:val="21"/>
+          <w:lang w:eastAsia="uk-UA"/>
+        </w:rPr>
+        <w:t>.</w:t>
+      </w:r>
+      <w:r>
+        <w:rPr>
+          <w:rFonts w:ascii="Consolas" w:eastAsia="Times New Roman" w:hAnsi="Consolas" w:cs="Times New Roman"/>
+          <w:color w:val="69C3FF"/>
+          <w:sz w:val="21"/>
+          <w:szCs w:val="21"/>
+          <w:lang w:eastAsia="uk-UA"/>
+        </w:rPr>
+        <w:t>parse_args</w:t>
+      </w:r>
+      <w:proofErr w:type="spellEnd"/>
+      <w:r>
+        <w:rPr>
+          <w:rFonts w:ascii="Consolas" w:eastAsia="Times New Roman" w:hAnsi="Consolas" w:cs="Times New Roman"/>
+          <w:color w:val="D8DDE7"/>
+          <w:sz w:val="21"/>
+          <w:szCs w:val="21"/>
+          <w:lang w:eastAsia="uk-UA"/>
+        </w:rPr>
+        <w:t>()</w:t>
+      </w:r>
+      <w:r>
+        <w:rPr>
+          <w:rFonts w:ascii="Consolas" w:eastAsia="Times New Roman" w:hAnsi="Consolas" w:cs="Times New Roman"/>
+          <w:color w:val="B9C2D3"/>
+          <w:sz w:val="21"/>
+          <w:szCs w:val="21"/>
+          <w:lang w:eastAsia="uk-UA"/>
+        </w:rPr>
+        <w:t xml:space="preserve"> </w:t>
+      </w:r>
+      <w:r>
+        <w:rPr>
+          <w:rFonts w:ascii="Consolas" w:eastAsia="Times New Roman" w:hAnsi="Consolas" w:cs="Times New Roman"/>
+          <w:i/>
+          <w:iCs/>
+          <w:color w:val="536686"/>
+          <w:sz w:val="21"/>
+          <w:szCs w:val="21"/>
+          <w:lang w:eastAsia="uk-UA"/>
+        </w:rPr>
+        <w:t>#[</w:t>
+      </w:r>
+      <w:proofErr w:type="spellStart"/>
+      <w:r>
+        <w:rPr>
+          <w:rFonts w:ascii="Consolas" w:eastAsia="Times New Roman" w:hAnsi="Consolas" w:cs="Times New Roman"/>
+          <w:i/>
+          <w:iCs/>
+          <w:color w:val="536686"/>
+          <w:sz w:val="21"/>
+          <w:szCs w:val="21"/>
+          <w:lang w:eastAsia="uk-UA"/>
+        </w:rPr>
+        <w:t>cite</w:t>
+      </w:r>
+      <w:proofErr w:type="spellEnd"/>
+      <w:r>
+        <w:rPr>
+          <w:rFonts w:ascii="Consolas" w:eastAsia="Times New Roman" w:hAnsi="Consolas" w:cs="Times New Roman"/>
+          <w:i/>
+          <w:iCs/>
+          <w:color w:val="536686"/>
+          <w:sz w:val="21"/>
+          <w:szCs w:val="21"/>
+          <w:lang w:eastAsia="uk-UA"/>
+        </w:rPr>
+        <w:t>: 4]</w:t>
+      </w:r>
+    </w:p>
+    <w:p>
+      <w:pPr>
+        <w:shd w:val="clear" w:color="auto" w:fill="222A38"/>
+        <w:spacing w:after="0" w:line="285" w:lineRule="atLeast"/>
+        <w:rPr>
+          <w:rFonts w:ascii="Consolas" w:eastAsia="Times New Roman" w:hAnsi="Consolas" w:cs="Times New Roman"/>
+          <w:color w:val="D8DDE7"/>
+          <w:sz w:val="21"/>
+          <w:szCs w:val="21"/>
+          <w:lang w:eastAsia="uk-UA"/>
+        </w:rPr>
+      </w:pPr>
+    </w:p>
+    <w:p>
+      <w:pPr>
+        <w:shd w:val="clear" w:color="auto" w:fill="222A38"/>
+        <w:spacing w:after="0" w:line="285" w:lineRule="atLeast"/>
+        <w:rPr>
+          <w:rFonts w:ascii="Consolas" w:eastAsia="Times New Roman" w:hAnsi="Consolas" w:cs="Times New Roman"/>
+          <w:color w:val="D8DDE7"/>
+          <w:sz w:val="21"/>
+          <w:szCs w:val="21"/>
+          <w:lang w:eastAsia="uk-UA"/>
+        </w:rPr>
+      </w:pPr>
+      <w:r>
+        <w:rPr>
+          <w:rFonts w:ascii="Consolas" w:eastAsia="Times New Roman" w:hAnsi="Consolas" w:cs="Times New Roman"/>
+          <w:i/>
+          <w:iCs/>
+          <w:color w:val="536686"/>
+          <w:sz w:val="21"/>
+          <w:szCs w:val="21"/>
+          <w:lang w:eastAsia="uk-UA"/>
+        </w:rPr>
+        <w:t># Список паролів</w:t>
+      </w:r>
+    </w:p>
+    <w:p>
+      <w:pPr>
+        <w:shd w:val="clear" w:color="auto" w:fill="222A38"/>
+        <w:spacing w:after="0" w:line="285" w:lineRule="atLeast"/>
+        <w:rPr>
+          <w:rFonts w:ascii="Consolas" w:eastAsia="Times New Roman" w:hAnsi="Consolas" w:cs="Times New Roman"/>
+          <w:color w:val="D8DDE7"/>
+          <w:sz w:val="21"/>
+          <w:szCs w:val="21"/>
+          <w:lang w:eastAsia="uk-UA"/>
+        </w:rPr>
+      </w:pPr>
+      <w:proofErr w:type="spellStart"/>
+      <w:r>
+        <w:rPr>
+          <w:rFonts w:ascii="Consolas" w:eastAsia="Times New Roman" w:hAnsi="Consolas" w:cs="Times New Roman"/>
+          <w:color w:val="FF738A"/>
+          <w:sz w:val="21"/>
+          <w:szCs w:val="21"/>
+          <w:lang w:eastAsia="uk-UA"/>
+        </w:rPr>
+        <w:t>passwords</w:t>
+      </w:r>
+      <w:proofErr w:type="spellEnd"/>
+      <w:r>
+        <w:rPr>
+          <w:rFonts w:ascii="Consolas" w:eastAsia="Times New Roman" w:hAnsi="Consolas" w:cs="Times New Roman"/>
+          <w:color w:val="B9C2D3"/>
+          <w:sz w:val="21"/>
+          <w:szCs w:val="21"/>
+          <w:lang w:eastAsia="uk-UA"/>
+        </w:rPr>
+        <w:t xml:space="preserve"> </w:t>
+      </w:r>
+      <w:r>
+        <w:rPr>
+          <w:rFonts w:ascii="Consolas" w:eastAsia="Times New Roman" w:hAnsi="Consolas" w:cs="Times New Roman"/>
+          <w:color w:val="EACD61"/>
+          <w:sz w:val="21"/>
+          <w:szCs w:val="21"/>
+          <w:lang w:eastAsia="uk-UA"/>
+        </w:rPr>
+        <w:t>=</w:t>
+      </w:r>
+      <w:r>
+        <w:rPr>
+          <w:rFonts w:ascii="Consolas" w:eastAsia="Times New Roman" w:hAnsi="Consolas" w:cs="Times New Roman"/>
+          <w:color w:val="B9C2D3"/>
+          <w:sz w:val="21"/>
+          <w:szCs w:val="21"/>
+          <w:lang w:eastAsia="uk-UA"/>
+        </w:rPr>
+        <w:t xml:space="preserve"> </w:t>
+      </w:r>
+      <w:r>
+        <w:rPr>
+          <w:rFonts w:ascii="Consolas" w:eastAsia="Times New Roman" w:hAnsi="Consolas" w:cs="Times New Roman"/>
+          <w:color w:val="D8DDE7"/>
+          <w:sz w:val="21"/>
+          <w:szCs w:val="21"/>
+          <w:lang w:eastAsia="uk-UA"/>
+        </w:rPr>
+        <w:t>[]</w:t>
+      </w:r>
+      <w:r>
+        <w:rPr>
+          <w:rFonts w:ascii="Consolas" w:eastAsia="Times New Roman" w:hAnsi="Consolas" w:cs="Times New Roman"/>
+          <w:color w:val="B9C2D3"/>
+          <w:sz w:val="21"/>
+          <w:szCs w:val="21"/>
+          <w:lang w:eastAsia="uk-UA"/>
+        </w:rPr>
+        <w:t xml:space="preserve"> </w:t>
+      </w:r>
+      <w:r>
+        <w:rPr>
+          <w:rFonts w:ascii="Consolas" w:eastAsia="Times New Roman" w:hAnsi="Consolas" w:cs="Times New Roman"/>
+          <w:i/>
+          <w:iCs/>
+          <w:color w:val="536686"/>
+          <w:sz w:val="21"/>
+          <w:szCs w:val="21"/>
+          <w:lang w:eastAsia="uk-UA"/>
+        </w:rPr>
+        <w:t>#[</w:t>
+      </w:r>
+      <w:proofErr w:type="spellStart"/>
+      <w:r>
+        <w:rPr>
+          <w:rFonts w:ascii="Consolas" w:eastAsia="Times New Roman" w:hAnsi="Consolas" w:cs="Times New Roman"/>
+          <w:i/>
+          <w:iCs/>
+          <w:color w:val="536686"/>
+          <w:sz w:val="21"/>
+          <w:szCs w:val="21"/>
+          <w:lang w:eastAsia="uk-UA"/>
+        </w:rPr>
+        <w:t>cite</w:t>
+      </w:r>
+      <w:proofErr w:type="spellEnd"/>
+      <w:r>
+        <w:rPr>
+          <w:rFonts w:ascii="Consolas" w:eastAsia="Times New Roman" w:hAnsi="Consolas" w:cs="Times New Roman"/>
+          <w:i/>
+          <w:iCs/>
+          <w:color w:val="536686"/>
+          <w:sz w:val="21"/>
+          <w:szCs w:val="21"/>
+          <w:lang w:eastAsia="uk-UA"/>
+        </w:rPr>
+        <w:t>: 4]</w:t>
+      </w:r>
+    </w:p>
+    <w:p>
+      <w:pPr>
+        <w:shd w:val="clear" w:color="auto" w:fill="222A38"/>
+        <w:spacing w:after="0" w:line="285" w:lineRule="atLeast"/>
+        <w:rPr>
+          <w:rFonts w:ascii="Consolas" w:eastAsia="Times New Roman" w:hAnsi="Consolas" w:cs="Times New Roman"/>
+          <w:color w:val="D8DDE7"/>
+          <w:sz w:val="21"/>
+          <w:szCs w:val="21"/>
+          <w:lang w:eastAsia="uk-UA"/>
+        </w:rPr>
+      </w:pPr>
+    </w:p>
+    <w:p>
+      <w:pPr>
+        <w:shd w:val="clear" w:color="auto" w:fill="222A38"/>
+        <w:spacing w:after="0" w:line="285" w:lineRule="atLeast"/>
+        <w:rPr>
+          <w:rFonts w:ascii="Consolas" w:eastAsia="Times New Roman" w:hAnsi="Consolas" w:cs="Times New Roman"/>
+          <w:color w:val="D8DDE7"/>
+          <w:sz w:val="21"/>
+          <w:szCs w:val="21"/>
+          <w:lang w:eastAsia="uk-UA"/>
+        </w:rPr>
+      </w:pPr>
+      <w:r>
+        <w:rPr>
+          <w:rFonts w:ascii="Consolas" w:eastAsia="Times New Roman" w:hAnsi="Consolas" w:cs="Times New Roman"/>
+          <w:i/>
+          <w:iCs/>
+          <w:color w:val="536686"/>
+          <w:sz w:val="21"/>
+          <w:szCs w:val="21"/>
+          <w:lang w:eastAsia="uk-UA"/>
+        </w:rPr>
+        <w:t># Цикл для заданої кількості паролів</w:t>
+      </w:r>
+    </w:p>
+    <w:p>
+      <w:pPr>
+        <w:shd w:val="clear" w:color="auto" w:fill="222A38"/>
+        <w:spacing w:after="0" w:line="285" w:lineRule="atLeast"/>
+        <w:rPr>
+          <w:rFonts w:ascii="Consolas" w:eastAsia="Times New Roman" w:hAnsi="Consolas" w:cs="Times New Roman"/>
+          <w:color w:val="D8DDE7"/>
+          <w:sz w:val="21"/>
+          <w:szCs w:val="21"/>
+          <w:lang w:eastAsia="uk-UA"/>
+        </w:rPr>
+      </w:pPr>
+      <w:proofErr w:type="spellStart"/>
+      <w:r>
+        <w:rPr>
+          <w:rFonts w:ascii="Consolas" w:eastAsia="Times New Roman" w:hAnsi="Consolas" w:cs="Times New Roman"/>
+          <w:color w:val="EACD61"/>
+          <w:sz w:val="21"/>
+          <w:szCs w:val="21"/>
+          <w:lang w:eastAsia="uk-UA"/>
+        </w:rPr>
+        <w:lastRenderedPageBreak/>
+        <w:t>for</w:t>
+      </w:r>
+      <w:proofErr w:type="spellEnd"/>
+      <w:r>
+        <w:rPr>
+          <w:rFonts w:ascii="Consolas" w:eastAsia="Times New Roman" w:hAnsi="Consolas" w:cs="Times New Roman"/>
+          <w:color w:val="B9C2D3"/>
+          <w:sz w:val="21"/>
+          <w:szCs w:val="21"/>
+          <w:lang w:eastAsia="uk-UA"/>
+        </w:rPr>
+        <w:t xml:space="preserve"> </w:t>
+      </w:r>
+      <w:r>
+        <w:rPr>
+          <w:rFonts w:ascii="Consolas" w:eastAsia="Times New Roman" w:hAnsi="Consolas" w:cs="Times New Roman"/>
+          <w:color w:val="FF738A"/>
+          <w:sz w:val="21"/>
+          <w:szCs w:val="21"/>
+          <w:lang w:eastAsia="uk-UA"/>
+        </w:rPr>
+        <w:t>_</w:t>
+      </w:r>
+      <w:r>
+        <w:rPr>
+          <w:rFonts w:ascii="Consolas" w:eastAsia="Times New Roman" w:hAnsi="Consolas" w:cs="Times New Roman"/>
+          <w:color w:val="B9C2D3"/>
+          <w:sz w:val="21"/>
+          <w:szCs w:val="21"/>
+          <w:lang w:eastAsia="uk-UA"/>
+        </w:rPr>
+        <w:t xml:space="preserve"> </w:t>
+      </w:r>
+      <w:proofErr w:type="spellStart"/>
+      <w:r>
+        <w:rPr>
+          <w:rFonts w:ascii="Consolas" w:eastAsia="Times New Roman" w:hAnsi="Consolas" w:cs="Times New Roman"/>
+          <w:color w:val="EACD61"/>
+          <w:sz w:val="21"/>
+          <w:szCs w:val="21"/>
+          <w:lang w:eastAsia="uk-UA"/>
+        </w:rPr>
+        <w:t>in</w:t>
+      </w:r>
+      <w:proofErr w:type="spellEnd"/>
+      <w:r>
+        <w:rPr>
+          <w:rFonts w:ascii="Consolas" w:eastAsia="Times New Roman" w:hAnsi="Consolas" w:cs="Times New Roman"/>
+          <w:color w:val="B9C2D3"/>
+          <w:sz w:val="21"/>
+          <w:szCs w:val="21"/>
+          <w:lang w:eastAsia="uk-UA"/>
+        </w:rPr>
+        <w:t xml:space="preserve"> </w:t>
+      </w:r>
+      <w:proofErr w:type="spellStart"/>
+      <w:r>
+        <w:rPr>
+          <w:rFonts w:ascii="Consolas" w:eastAsia="Times New Roman" w:hAnsi="Consolas" w:cs="Times New Roman"/>
+          <w:color w:val="B78AFF"/>
+          <w:sz w:val="21"/>
+          <w:szCs w:val="21"/>
+          <w:lang w:eastAsia="uk-UA"/>
+        </w:rPr>
+        <w:t>range</w:t>
+      </w:r>
+      <w:proofErr w:type="spellEnd"/>
+      <w:r>
+        <w:rPr>
+          <w:rFonts w:ascii="Consolas" w:eastAsia="Times New Roman" w:hAnsi="Consolas" w:cs="Times New Roman"/>
+          <w:color w:val="D8DDE7"/>
+          <w:sz w:val="21"/>
+          <w:szCs w:val="21"/>
+          <w:lang w:eastAsia="uk-UA"/>
+        </w:rPr>
+        <w:t>(</w:t>
+      </w:r>
+      <w:proofErr w:type="spellStart"/>
+      <w:r>
+        <w:rPr>
+          <w:rFonts w:ascii="Consolas" w:eastAsia="Times New Roman" w:hAnsi="Consolas" w:cs="Times New Roman"/>
+          <w:color w:val="FF738A"/>
+          <w:sz w:val="21"/>
+          <w:szCs w:val="21"/>
+          <w:lang w:eastAsia="uk-UA"/>
+        </w:rPr>
+        <w:t>args</w:t>
+      </w:r>
+      <w:r>
+        <w:rPr>
+          <w:rFonts w:ascii="Consolas" w:eastAsia="Times New Roman" w:hAnsi="Consolas" w:cs="Times New Roman"/>
+          <w:color w:val="D8DDE7"/>
+          <w:sz w:val="21"/>
+          <w:szCs w:val="21"/>
+          <w:lang w:eastAsia="uk-UA"/>
+        </w:rPr>
+        <w:t>.</w:t>
+      </w:r>
+      <w:r>
+        <w:rPr>
+          <w:rFonts w:ascii="Consolas" w:eastAsia="Times New Roman" w:hAnsi="Consolas" w:cs="Times New Roman"/>
+          <w:color w:val="FF738A"/>
+          <w:sz w:val="21"/>
+          <w:szCs w:val="21"/>
+          <w:lang w:eastAsia="uk-UA"/>
+        </w:rPr>
+        <w:t>amount</w:t>
+      </w:r>
+      <w:proofErr w:type="spellEnd"/>
+      <w:r>
+        <w:rPr>
+          <w:rFonts w:ascii="Consolas" w:eastAsia="Times New Roman" w:hAnsi="Consolas" w:cs="Times New Roman"/>
+          <w:color w:val="D8DDE7"/>
+          <w:sz w:val="21"/>
+          <w:szCs w:val="21"/>
+          <w:lang w:eastAsia="uk-UA"/>
+        </w:rPr>
+        <w:t>):</w:t>
+      </w:r>
+      <w:r>
+        <w:rPr>
+          <w:rFonts w:ascii="Consolas" w:eastAsia="Times New Roman" w:hAnsi="Consolas" w:cs="Times New Roman"/>
+          <w:color w:val="B9C2D3"/>
+          <w:sz w:val="21"/>
+          <w:szCs w:val="21"/>
+          <w:lang w:eastAsia="uk-UA"/>
+        </w:rPr>
+        <w:t xml:space="preserve"> </w:t>
+      </w:r>
+      <w:r>
+        <w:rPr>
+          <w:rFonts w:ascii="Consolas" w:eastAsia="Times New Roman" w:hAnsi="Consolas" w:cs="Times New Roman"/>
+          <w:i/>
+          <w:iCs/>
+          <w:color w:val="536686"/>
+          <w:sz w:val="21"/>
+          <w:szCs w:val="21"/>
+          <w:lang w:eastAsia="uk-UA"/>
+        </w:rPr>
+        <w:t>#[</w:t>
+      </w:r>
+      <w:proofErr w:type="spellStart"/>
+      <w:r>
+        <w:rPr>
+          <w:rFonts w:ascii="Consolas" w:eastAsia="Times New Roman" w:hAnsi="Consolas" w:cs="Times New Roman"/>
+          <w:i/>
+          <w:iCs/>
+          <w:color w:val="536686"/>
+          <w:sz w:val="21"/>
+          <w:szCs w:val="21"/>
+          <w:lang w:eastAsia="uk-UA"/>
+        </w:rPr>
+        <w:t>cite</w:t>
+      </w:r>
+      <w:proofErr w:type="spellEnd"/>
+      <w:r>
+        <w:rPr>
+          <w:rFonts w:ascii="Consolas" w:eastAsia="Times New Roman" w:hAnsi="Consolas" w:cs="Times New Roman"/>
+          <w:i/>
+          <w:iCs/>
+          <w:color w:val="536686"/>
+          <w:sz w:val="21"/>
+          <w:szCs w:val="21"/>
+          <w:lang w:eastAsia="uk-UA"/>
+        </w:rPr>
+        <w:t>: 4]</w:t>
+      </w:r>
+    </w:p>
+    <w:p>
+      <w:pPr>
+        <w:shd w:val="clear" w:color="auto" w:fill="222A38"/>
+        <w:spacing w:after="0" w:line="285" w:lineRule="atLeast"/>
+        <w:rPr>
+          <w:rFonts w:ascii="Consolas" w:eastAsia="Times New Roman" w:hAnsi="Consolas" w:cs="Times New Roman"/>
+          <w:color w:val="D8DDE7"/>
+          <w:sz w:val="21"/>
+          <w:szCs w:val="21"/>
+          <w:lang w:eastAsia="uk-UA"/>
+        </w:rPr>
+      </w:pPr>
+      <w:r>
+        <w:rPr>
+          <w:rFonts w:ascii="Consolas" w:eastAsia="Times New Roman" w:hAnsi="Consolas" w:cs="Times New Roman"/>
+          <w:color w:val="B9C2D3"/>
+          <w:sz w:val="21"/>
+          <w:szCs w:val="21"/>
+          <w:lang w:eastAsia="uk-UA"/>
+        </w:rPr>
+        <w:t xml:space="preserve">    </w:t>
+      </w:r>
+      <w:proofErr w:type="spellStart"/>
+      <w:r>
+        <w:rPr>
+          <w:rFonts w:ascii="Consolas" w:eastAsia="Times New Roman" w:hAnsi="Consolas" w:cs="Times New Roman"/>
+          <w:color w:val="EACD61"/>
+          <w:sz w:val="21"/>
+          <w:szCs w:val="21"/>
+          <w:lang w:eastAsia="uk-UA"/>
+        </w:rPr>
+        <w:t>if</w:t>
+      </w:r>
+      <w:proofErr w:type="spellEnd"/>
+      <w:r>
+        <w:rPr>
+          <w:rFonts w:ascii="Consolas" w:eastAsia="Times New Roman" w:hAnsi="Consolas" w:cs="Times New Roman"/>
+          <w:color w:val="B9C2D3"/>
+          <w:sz w:val="21"/>
+          <w:szCs w:val="21"/>
+          <w:lang w:eastAsia="uk-UA"/>
+        </w:rPr>
+        <w:t xml:space="preserve"> </w:t>
+      </w:r>
+      <w:proofErr w:type="spellStart"/>
+      <w:r>
+        <w:rPr>
+          <w:rFonts w:ascii="Consolas" w:eastAsia="Times New Roman" w:hAnsi="Consolas" w:cs="Times New Roman"/>
+          <w:color w:val="FF738A"/>
+          <w:sz w:val="21"/>
+          <w:szCs w:val="21"/>
+          <w:lang w:eastAsia="uk-UA"/>
+        </w:rPr>
+        <w:t>args</w:t>
+      </w:r>
+      <w:r>
+        <w:rPr>
+          <w:rFonts w:ascii="Consolas" w:eastAsia="Times New Roman" w:hAnsi="Consolas" w:cs="Times New Roman"/>
+          <w:color w:val="D8DDE7"/>
+          <w:sz w:val="21"/>
+          <w:szCs w:val="21"/>
+          <w:lang w:eastAsia="uk-UA"/>
+        </w:rPr>
+        <w:t>.</w:t>
+      </w:r>
+      <w:r>
+        <w:rPr>
+          <w:rFonts w:ascii="Consolas" w:eastAsia="Times New Roman" w:hAnsi="Consolas" w:cs="Times New Roman"/>
+          <w:color w:val="FF738A"/>
+          <w:sz w:val="21"/>
+          <w:szCs w:val="21"/>
+          <w:lang w:eastAsia="uk-UA"/>
+        </w:rPr>
+        <w:t>total_length</w:t>
+      </w:r>
+      <w:proofErr w:type="spellEnd"/>
+      <w:r>
+        <w:rPr>
+          <w:rFonts w:ascii="Consolas" w:eastAsia="Times New Roman" w:hAnsi="Consolas" w:cs="Times New Roman"/>
+          <w:color w:val="D8DDE7"/>
+          <w:sz w:val="21"/>
+          <w:szCs w:val="21"/>
+          <w:lang w:eastAsia="uk-UA"/>
+        </w:rPr>
+        <w:t>:</w:t>
+      </w:r>
+      <w:r>
+        <w:rPr>
+          <w:rFonts w:ascii="Consolas" w:eastAsia="Times New Roman" w:hAnsi="Consolas" w:cs="Times New Roman"/>
+          <w:color w:val="B9C2D3"/>
+          <w:sz w:val="21"/>
+          <w:szCs w:val="21"/>
+          <w:lang w:eastAsia="uk-UA"/>
+        </w:rPr>
+        <w:t xml:space="preserve"> </w:t>
+      </w:r>
+      <w:r>
+        <w:rPr>
+          <w:rFonts w:ascii="Consolas" w:eastAsia="Times New Roman" w:hAnsi="Consolas" w:cs="Times New Roman"/>
+          <w:i/>
+          <w:iCs/>
+          <w:color w:val="536686"/>
+          <w:sz w:val="21"/>
+          <w:szCs w:val="21"/>
+          <w:lang w:eastAsia="uk-UA"/>
+        </w:rPr>
+        <w:t>#[</w:t>
+      </w:r>
+      <w:proofErr w:type="spellStart"/>
+      <w:r>
+        <w:rPr>
+          <w:rFonts w:ascii="Consolas" w:eastAsia="Times New Roman" w:hAnsi="Consolas" w:cs="Times New Roman"/>
+          <w:i/>
+          <w:iCs/>
+          <w:color w:val="536686"/>
+          <w:sz w:val="21"/>
+          <w:szCs w:val="21"/>
+          <w:lang w:eastAsia="uk-UA"/>
+        </w:rPr>
+        <w:t>cite</w:t>
+      </w:r>
+      <w:proofErr w:type="spellEnd"/>
+      <w:r>
+        <w:rPr>
+          <w:rFonts w:ascii="Consolas" w:eastAsia="Times New Roman" w:hAnsi="Consolas" w:cs="Times New Roman"/>
+          <w:i/>
+          <w:iCs/>
+          <w:color w:val="536686"/>
+          <w:sz w:val="21"/>
+          <w:szCs w:val="21"/>
+          <w:lang w:eastAsia="uk-UA"/>
+        </w:rPr>
+        <w:t>: 4]</w:t>
+      </w:r>
+    </w:p>
+    <w:p>
+      <w:pPr>
+        <w:shd w:val="clear" w:color="auto" w:fill="222A38"/>
+        <w:spacing w:after="0" w:line="285" w:lineRule="atLeast"/>
+        <w:rPr>
+          <w:rFonts w:ascii="Consolas" w:eastAsia="Times New Roman" w:hAnsi="Consolas" w:cs="Times New Roman"/>
+          <w:color w:val="D8DDE7"/>
+          <w:sz w:val="21"/>
+          <w:szCs w:val="21"/>
+          <w:lang w:eastAsia="uk-UA"/>
+        </w:rPr>
+      </w:pPr>
+      <w:r>
+        <w:rPr>
+          <w:rFonts w:ascii="Consolas" w:eastAsia="Times New Roman" w:hAnsi="Consolas" w:cs="Times New Roman"/>
+          <w:color w:val="B9C2D3"/>
+          <w:sz w:val="21"/>
+          <w:szCs w:val="21"/>
+          <w:lang w:eastAsia="uk-UA"/>
+        </w:rPr>
+        <w:t xml:space="preserve">        </w:t>
+      </w:r>
+      <w:r>
+        <w:rPr>
+          <w:rFonts w:ascii="Consolas" w:eastAsia="Times New Roman" w:hAnsi="Consolas" w:cs="Times New Roman"/>
+          <w:i/>
+          <w:iCs/>
+          <w:color w:val="536686"/>
+          <w:sz w:val="21"/>
+          <w:szCs w:val="21"/>
+          <w:lang w:eastAsia="uk-UA"/>
+        </w:rPr>
+        <w:t># Генерація випадкового пароля на основі загальної довжини з усіх доступних символів</w:t>
+      </w:r>
+    </w:p>
+    <w:p>
+      <w:pPr>
+        <w:shd w:val="clear" w:color="auto" w:fill="222A38"/>
+        <w:spacing w:after="0" w:line="285" w:lineRule="atLeast"/>
+        <w:rPr>
+          <w:rFonts w:ascii="Consolas" w:eastAsia="Times New Roman" w:hAnsi="Consolas" w:cs="Times New Roman"/>
+          <w:color w:val="D8DDE7"/>
+          <w:sz w:val="21"/>
+          <w:szCs w:val="21"/>
+          <w:lang w:eastAsia="uk-UA"/>
+        </w:rPr>
+      </w:pPr>
+      <w:r>
+        <w:rPr>
+          <w:rFonts w:ascii="Consolas" w:eastAsia="Times New Roman" w:hAnsi="Consolas" w:cs="Times New Roman"/>
+          <w:color w:val="B9C2D3"/>
+          <w:sz w:val="21"/>
+          <w:szCs w:val="21"/>
+          <w:lang w:eastAsia="uk-UA"/>
+        </w:rPr>
+        <w:t xml:space="preserve">        </w:t>
+      </w:r>
+      <w:proofErr w:type="spellStart"/>
+      <w:r>
+        <w:rPr>
+          <w:rFonts w:ascii="Consolas" w:eastAsia="Times New Roman" w:hAnsi="Consolas" w:cs="Times New Roman"/>
+          <w:color w:val="FF738A"/>
+          <w:sz w:val="21"/>
+          <w:szCs w:val="21"/>
+          <w:lang w:eastAsia="uk-UA"/>
+        </w:rPr>
+        <w:t>passwords</w:t>
+      </w:r>
+      <w:r>
+        <w:rPr>
+          <w:rFonts w:ascii="Consolas" w:eastAsia="Times New Roman" w:hAnsi="Consolas" w:cs="Times New Roman"/>
+          <w:color w:val="D8DDE7"/>
+          <w:sz w:val="21"/>
+          <w:szCs w:val="21"/>
+          <w:lang w:eastAsia="uk-UA"/>
+        </w:rPr>
+        <w:t>.</w:t>
+      </w:r>
+      <w:r>
+        <w:rPr>
+          <w:rFonts w:ascii="Consolas" w:eastAsia="Times New Roman" w:hAnsi="Consolas" w:cs="Times New Roman"/>
+          <w:color w:val="69C3FF"/>
+          <w:sz w:val="21"/>
+          <w:szCs w:val="21"/>
+          <w:lang w:eastAsia="uk-UA"/>
+        </w:rPr>
+        <w:t>append</w:t>
+      </w:r>
+      <w:proofErr w:type="spellEnd"/>
+      <w:r>
+        <w:rPr>
+          <w:rFonts w:ascii="Consolas" w:eastAsia="Times New Roman" w:hAnsi="Consolas" w:cs="Times New Roman"/>
+          <w:color w:val="D8DDE7"/>
+          <w:sz w:val="21"/>
+          <w:szCs w:val="21"/>
+          <w:lang w:eastAsia="uk-UA"/>
+        </w:rPr>
+        <w:t>(</w:t>
+      </w:r>
+      <w:r>
+        <w:rPr>
+          <w:rFonts w:ascii="Consolas" w:eastAsia="Times New Roman" w:hAnsi="Consolas" w:cs="Times New Roman"/>
+          <w:color w:val="3CEC85"/>
+          <w:sz w:val="21"/>
+          <w:szCs w:val="21"/>
+          <w:lang w:eastAsia="uk-UA"/>
+        </w:rPr>
+        <w:t>""</w:t>
+      </w:r>
+      <w:r>
+        <w:rPr>
+          <w:rFonts w:ascii="Consolas" w:eastAsia="Times New Roman" w:hAnsi="Consolas" w:cs="Times New Roman"/>
+          <w:color w:val="D8DDE7"/>
+          <w:sz w:val="21"/>
+          <w:szCs w:val="21"/>
+          <w:lang w:eastAsia="uk-UA"/>
+        </w:rPr>
+        <w:t>.</w:t>
+      </w:r>
+      <w:proofErr w:type="spellStart"/>
+      <w:r>
+        <w:rPr>
+          <w:rFonts w:ascii="Consolas" w:eastAsia="Times New Roman" w:hAnsi="Consolas" w:cs="Times New Roman"/>
+          <w:color w:val="69C3FF"/>
+          <w:sz w:val="21"/>
+          <w:szCs w:val="21"/>
+          <w:lang w:eastAsia="uk-UA"/>
+        </w:rPr>
+        <w:t>join</w:t>
+      </w:r>
+      <w:proofErr w:type="spellEnd"/>
+      <w:r>
+        <w:rPr>
+          <w:rFonts w:ascii="Consolas" w:eastAsia="Times New Roman" w:hAnsi="Consolas" w:cs="Times New Roman"/>
+          <w:color w:val="D8DDE7"/>
+          <w:sz w:val="21"/>
+          <w:szCs w:val="21"/>
+          <w:lang w:eastAsia="uk-UA"/>
+        </w:rPr>
+        <w:t>(</w:t>
+      </w:r>
+    </w:p>
+    <w:p>
+      <w:pPr>
+        <w:shd w:val="clear" w:color="auto" w:fill="222A38"/>
+        <w:spacing w:after="0" w:line="285" w:lineRule="atLeast"/>
+        <w:rPr>
+          <w:rFonts w:ascii="Consolas" w:eastAsia="Times New Roman" w:hAnsi="Consolas" w:cs="Times New Roman"/>
+          <w:color w:val="D8DDE7"/>
+          <w:sz w:val="21"/>
+          <w:szCs w:val="21"/>
+          <w:lang w:eastAsia="uk-UA"/>
+        </w:rPr>
+      </w:pPr>
+      <w:r>
+        <w:rPr>
+          <w:rFonts w:ascii="Consolas" w:eastAsia="Times New Roman" w:hAnsi="Consolas" w:cs="Times New Roman"/>
+          <w:color w:val="69C3FF"/>
+          <w:sz w:val="21"/>
+          <w:szCs w:val="21"/>
+          <w:lang w:eastAsia="uk-UA"/>
+        </w:rPr>
+        <w:t xml:space="preserve">            </w:t>
+      </w:r>
+      <w:r>
+        <w:rPr>
+          <w:rFonts w:ascii="Consolas" w:eastAsia="Times New Roman" w:hAnsi="Consolas" w:cs="Times New Roman"/>
+          <w:color w:val="D8DDE7"/>
+          <w:sz w:val="21"/>
+          <w:szCs w:val="21"/>
+          <w:lang w:eastAsia="uk-UA"/>
+        </w:rPr>
+        <w:t>[</w:t>
+      </w:r>
+      <w:proofErr w:type="spellStart"/>
+      <w:r>
+        <w:rPr>
+          <w:rFonts w:ascii="Consolas" w:eastAsia="Times New Roman" w:hAnsi="Consolas" w:cs="Times New Roman"/>
+          <w:color w:val="69C3FF"/>
+          <w:sz w:val="21"/>
+          <w:szCs w:val="21"/>
+          <w:lang w:eastAsia="uk-UA"/>
+        </w:rPr>
+        <w:t>secrets</w:t>
+      </w:r>
+      <w:r>
+        <w:rPr>
+          <w:rFonts w:ascii="Consolas" w:eastAsia="Times New Roman" w:hAnsi="Consolas" w:cs="Times New Roman"/>
+          <w:color w:val="D8DDE7"/>
+          <w:sz w:val="21"/>
+          <w:szCs w:val="21"/>
+          <w:lang w:eastAsia="uk-UA"/>
+        </w:rPr>
+        <w:t>.</w:t>
+      </w:r>
+      <w:r>
+        <w:rPr>
+          <w:rFonts w:ascii="Consolas" w:eastAsia="Times New Roman" w:hAnsi="Consolas" w:cs="Times New Roman"/>
+          <w:color w:val="69C3FF"/>
+          <w:sz w:val="21"/>
+          <w:szCs w:val="21"/>
+          <w:lang w:eastAsia="uk-UA"/>
+        </w:rPr>
+        <w:t>choice</w:t>
+      </w:r>
+      <w:proofErr w:type="spellEnd"/>
+      <w:r>
+        <w:rPr>
+          <w:rFonts w:ascii="Consolas" w:eastAsia="Times New Roman" w:hAnsi="Consolas" w:cs="Times New Roman"/>
+          <w:color w:val="D8DDE7"/>
+          <w:sz w:val="21"/>
+          <w:szCs w:val="21"/>
+          <w:lang w:eastAsia="uk-UA"/>
+        </w:rPr>
+        <w:t>(</w:t>
+      </w:r>
+      <w:proofErr w:type="spellStart"/>
+      <w:r>
+        <w:rPr>
+          <w:rFonts w:ascii="Consolas" w:eastAsia="Times New Roman" w:hAnsi="Consolas" w:cs="Times New Roman"/>
+          <w:color w:val="69C3FF"/>
+          <w:sz w:val="21"/>
+          <w:szCs w:val="21"/>
+          <w:lang w:eastAsia="uk-UA"/>
+        </w:rPr>
+        <w:t>string</w:t>
+      </w:r>
+      <w:r>
+        <w:rPr>
+          <w:rFonts w:ascii="Consolas" w:eastAsia="Times New Roman" w:hAnsi="Consolas" w:cs="Times New Roman"/>
+          <w:color w:val="D8DDE7"/>
+          <w:sz w:val="21"/>
+          <w:szCs w:val="21"/>
+          <w:lang w:eastAsia="uk-UA"/>
+        </w:rPr>
+        <w:t>.</w:t>
+      </w:r>
+      <w:r>
+        <w:rPr>
+          <w:rFonts w:ascii="Consolas" w:eastAsia="Times New Roman" w:hAnsi="Consolas" w:cs="Times New Roman"/>
+          <w:color w:val="FF738A"/>
+          <w:sz w:val="21"/>
+          <w:szCs w:val="21"/>
+          <w:lang w:eastAsia="uk-UA"/>
+        </w:rPr>
+        <w:t>digits</w:t>
+      </w:r>
+      <w:proofErr w:type="spellEnd"/>
+      <w:r>
+        <w:rPr>
+          <w:rFonts w:ascii="Consolas" w:eastAsia="Times New Roman" w:hAnsi="Consolas" w:cs="Times New Roman"/>
+          <w:color w:val="69C3FF"/>
+          <w:sz w:val="21"/>
+          <w:szCs w:val="21"/>
+          <w:lang w:eastAsia="uk-UA"/>
+        </w:rPr>
+        <w:t xml:space="preserve"> </w:t>
+      </w:r>
+      <w:r>
+        <w:rPr>
+          <w:rFonts w:ascii="Consolas" w:eastAsia="Times New Roman" w:hAnsi="Consolas" w:cs="Times New Roman"/>
+          <w:color w:val="EACD61"/>
+          <w:sz w:val="21"/>
+          <w:szCs w:val="21"/>
+          <w:lang w:eastAsia="uk-UA"/>
+        </w:rPr>
+        <w:t>+</w:t>
+      </w:r>
+      <w:r>
+        <w:rPr>
+          <w:rFonts w:ascii="Consolas" w:eastAsia="Times New Roman" w:hAnsi="Consolas" w:cs="Times New Roman"/>
+          <w:color w:val="69C3FF"/>
+          <w:sz w:val="21"/>
+          <w:szCs w:val="21"/>
+          <w:lang w:eastAsia="uk-UA"/>
+        </w:rPr>
+        <w:t xml:space="preserve"> </w:t>
+      </w:r>
+      <w:proofErr w:type="spellStart"/>
+      <w:r>
+        <w:rPr>
+          <w:rFonts w:ascii="Consolas" w:eastAsia="Times New Roman" w:hAnsi="Consolas" w:cs="Times New Roman"/>
+          <w:color w:val="69C3FF"/>
+          <w:sz w:val="21"/>
+          <w:szCs w:val="21"/>
+          <w:lang w:eastAsia="uk-UA"/>
+        </w:rPr>
+        <w:t>string</w:t>
+      </w:r>
+      <w:r>
+        <w:rPr>
+          <w:rFonts w:ascii="Consolas" w:eastAsia="Times New Roman" w:hAnsi="Consolas" w:cs="Times New Roman"/>
+          <w:color w:val="D8DDE7"/>
+          <w:sz w:val="21"/>
+          <w:szCs w:val="21"/>
+          <w:lang w:eastAsia="uk-UA"/>
+        </w:rPr>
+        <w:t>.</w:t>
+      </w:r>
+      <w:r>
+        <w:rPr>
+          <w:rFonts w:ascii="Consolas" w:eastAsia="Times New Roman" w:hAnsi="Consolas" w:cs="Times New Roman"/>
+          <w:color w:val="FF738A"/>
+          <w:sz w:val="21"/>
+          <w:szCs w:val="21"/>
+          <w:lang w:eastAsia="uk-UA"/>
+        </w:rPr>
+        <w:t>ascii_letters</w:t>
+      </w:r>
+      <w:proofErr w:type="spellEnd"/>
+      <w:r>
+        <w:rPr>
+          <w:rFonts w:ascii="Consolas" w:eastAsia="Times New Roman" w:hAnsi="Consolas" w:cs="Times New Roman"/>
+          <w:color w:val="69C3FF"/>
+          <w:sz w:val="21"/>
+          <w:szCs w:val="21"/>
+          <w:lang w:eastAsia="uk-UA"/>
+        </w:rPr>
+        <w:t xml:space="preserve"> </w:t>
+      </w:r>
+      <w:r>
+        <w:rPr>
+          <w:rFonts w:ascii="Consolas" w:eastAsia="Times New Roman" w:hAnsi="Consolas" w:cs="Times New Roman"/>
+          <w:color w:val="EACD61"/>
+          <w:sz w:val="21"/>
+          <w:szCs w:val="21"/>
+          <w:lang w:eastAsia="uk-UA"/>
+        </w:rPr>
+        <w:t>+</w:t>
+      </w:r>
+      <w:r>
+        <w:rPr>
+          <w:rFonts w:ascii="Consolas" w:eastAsia="Times New Roman" w:hAnsi="Consolas" w:cs="Times New Roman"/>
+          <w:color w:val="69C3FF"/>
+          <w:sz w:val="21"/>
+          <w:szCs w:val="21"/>
+          <w:lang w:eastAsia="uk-UA"/>
+        </w:rPr>
+        <w:t xml:space="preserve"> </w:t>
+      </w:r>
+      <w:proofErr w:type="spellStart"/>
+      <w:r>
+        <w:rPr>
+          <w:rFonts w:ascii="Consolas" w:eastAsia="Times New Roman" w:hAnsi="Consolas" w:cs="Times New Roman"/>
+          <w:color w:val="69C3FF"/>
+          <w:sz w:val="21"/>
+          <w:szCs w:val="21"/>
+          <w:lang w:eastAsia="uk-UA"/>
+        </w:rPr>
+        <w:t>string</w:t>
+      </w:r>
+      <w:r>
+        <w:rPr>
+          <w:rFonts w:ascii="Consolas" w:eastAsia="Times New Roman" w:hAnsi="Consolas" w:cs="Times New Roman"/>
+          <w:color w:val="D8DDE7"/>
+          <w:sz w:val="21"/>
+          <w:szCs w:val="21"/>
+          <w:lang w:eastAsia="uk-UA"/>
+        </w:rPr>
+        <w:t>.</w:t>
+      </w:r>
+      <w:r>
+        <w:rPr>
+          <w:rFonts w:ascii="Consolas" w:eastAsia="Times New Roman" w:hAnsi="Consolas" w:cs="Times New Roman"/>
+          <w:color w:val="FF738A"/>
+          <w:sz w:val="21"/>
+          <w:szCs w:val="21"/>
+          <w:lang w:eastAsia="uk-UA"/>
+        </w:rPr>
+        <w:t>punctuation</w:t>
+      </w:r>
+      <w:proofErr w:type="spellEnd"/>
+      <w:r>
+        <w:rPr>
+          <w:rFonts w:ascii="Consolas" w:eastAsia="Times New Roman" w:hAnsi="Consolas" w:cs="Times New Roman"/>
+          <w:color w:val="D8DDE7"/>
+          <w:sz w:val="21"/>
+          <w:szCs w:val="21"/>
+          <w:lang w:eastAsia="uk-UA"/>
+        </w:rPr>
+        <w:t>)</w:t>
+      </w:r>
+      <w:r>
+        <w:rPr>
+          <w:rFonts w:ascii="Consolas" w:eastAsia="Times New Roman" w:hAnsi="Consolas" w:cs="Times New Roman"/>
+          <w:color w:val="69C3FF"/>
+          <w:sz w:val="21"/>
+          <w:szCs w:val="21"/>
+          <w:lang w:eastAsia="uk-UA"/>
+        </w:rPr>
+        <w:t xml:space="preserve"> </w:t>
+      </w:r>
+      <w:r>
+        <w:rPr>
+          <w:rFonts w:ascii="Consolas" w:eastAsia="Times New Roman" w:hAnsi="Consolas" w:cs="Times New Roman"/>
+          <w:color w:val="D8DDE7"/>
+          <w:sz w:val="21"/>
+          <w:szCs w:val="21"/>
+          <w:lang w:eastAsia="uk-UA"/>
+        </w:rPr>
+        <w:t>\</w:t>
+      </w:r>
+    </w:p>
+    <w:p>
+      <w:pPr>
+        <w:shd w:val="clear" w:color="auto" w:fill="222A38"/>
+        <w:spacing w:after="0" w:line="285" w:lineRule="atLeast"/>
+        <w:rPr>
+          <w:rFonts w:ascii="Consolas" w:eastAsia="Times New Roman" w:hAnsi="Consolas" w:cs="Times New Roman"/>
+          <w:color w:val="D8DDE7"/>
+          <w:sz w:val="21"/>
+          <w:szCs w:val="21"/>
+          <w:lang w:eastAsia="uk-UA"/>
+        </w:rPr>
+      </w:pPr>
+      <w:r>
+        <w:rPr>
+          <w:rFonts w:ascii="Consolas" w:eastAsia="Times New Roman" w:hAnsi="Consolas" w:cs="Times New Roman"/>
+          <w:color w:val="69C3FF"/>
+          <w:sz w:val="21"/>
+          <w:szCs w:val="21"/>
+          <w:lang w:eastAsia="uk-UA"/>
+        </w:rPr>
+        <w:t>             </w:t>
+      </w:r>
+      <w:proofErr w:type="spellStart"/>
+      <w:r>
+        <w:rPr>
+          <w:rFonts w:ascii="Consolas" w:eastAsia="Times New Roman" w:hAnsi="Consolas" w:cs="Times New Roman"/>
+          <w:color w:val="EACD61"/>
+          <w:sz w:val="21"/>
+          <w:szCs w:val="21"/>
+          <w:lang w:eastAsia="uk-UA"/>
+        </w:rPr>
+        <w:t>for</w:t>
+      </w:r>
+      <w:proofErr w:type="spellEnd"/>
+      <w:r>
+        <w:rPr>
+          <w:rFonts w:ascii="Consolas" w:eastAsia="Times New Roman" w:hAnsi="Consolas" w:cs="Times New Roman"/>
+          <w:color w:val="69C3FF"/>
+          <w:sz w:val="21"/>
+          <w:szCs w:val="21"/>
+          <w:lang w:eastAsia="uk-UA"/>
+        </w:rPr>
+        <w:t xml:space="preserve"> </w:t>
+      </w:r>
+      <w:r>
+        <w:rPr>
+          <w:rFonts w:ascii="Consolas" w:eastAsia="Times New Roman" w:hAnsi="Consolas" w:cs="Times New Roman"/>
+          <w:color w:val="FF738A"/>
+          <w:sz w:val="21"/>
+          <w:szCs w:val="21"/>
+          <w:lang w:eastAsia="uk-UA"/>
+        </w:rPr>
+        <w:t>_</w:t>
+      </w:r>
+      <w:r>
+        <w:rPr>
+          <w:rFonts w:ascii="Consolas" w:eastAsia="Times New Roman" w:hAnsi="Consolas" w:cs="Times New Roman"/>
+          <w:color w:val="69C3FF"/>
+          <w:sz w:val="21"/>
+          <w:szCs w:val="21"/>
+          <w:lang w:eastAsia="uk-UA"/>
+        </w:rPr>
+        <w:t xml:space="preserve"> </w:t>
+      </w:r>
+      <w:proofErr w:type="spellStart"/>
+      <w:r>
+        <w:rPr>
+          <w:rFonts w:ascii="Consolas" w:eastAsia="Times New Roman" w:hAnsi="Consolas" w:cs="Times New Roman"/>
+          <w:color w:val="EACD61"/>
+          <w:sz w:val="21"/>
+          <w:szCs w:val="21"/>
+          <w:lang w:eastAsia="uk-UA"/>
+        </w:rPr>
+        <w:t>in</w:t>
+      </w:r>
+      <w:proofErr w:type="spellEnd"/>
+      <w:r>
+        <w:rPr>
+          <w:rFonts w:ascii="Consolas" w:eastAsia="Times New Roman" w:hAnsi="Consolas" w:cs="Times New Roman"/>
+          <w:color w:val="69C3FF"/>
+          <w:sz w:val="21"/>
+          <w:szCs w:val="21"/>
+          <w:lang w:eastAsia="uk-UA"/>
+        </w:rPr>
+        <w:t xml:space="preserve"> </w:t>
+      </w:r>
+      <w:proofErr w:type="spellStart"/>
+      <w:r>
+        <w:rPr>
+          <w:rFonts w:ascii="Consolas" w:eastAsia="Times New Roman" w:hAnsi="Consolas" w:cs="Times New Roman"/>
+          <w:color w:val="B78AFF"/>
+          <w:sz w:val="21"/>
+          <w:szCs w:val="21"/>
+          <w:lang w:eastAsia="uk-UA"/>
+        </w:rPr>
+        <w:t>range</w:t>
+      </w:r>
+      <w:proofErr w:type="spellEnd"/>
+      <w:r>
+        <w:rPr>
+          <w:rFonts w:ascii="Consolas" w:eastAsia="Times New Roman" w:hAnsi="Consolas" w:cs="Times New Roman"/>
+          <w:color w:val="D8DDE7"/>
+          <w:sz w:val="21"/>
+          <w:szCs w:val="21"/>
+          <w:lang w:eastAsia="uk-UA"/>
+        </w:rPr>
+        <w:t>(</w:t>
+      </w:r>
+      <w:proofErr w:type="spellStart"/>
+      <w:r>
+        <w:rPr>
+          <w:rFonts w:ascii="Consolas" w:eastAsia="Times New Roman" w:hAnsi="Consolas" w:cs="Times New Roman"/>
+          <w:color w:val="FF738A"/>
+          <w:sz w:val="21"/>
+          <w:szCs w:val="21"/>
+          <w:lang w:eastAsia="uk-UA"/>
+        </w:rPr>
+        <w:t>args</w:t>
+      </w:r>
+      <w:r>
+        <w:rPr>
+          <w:rFonts w:ascii="Consolas" w:eastAsia="Times New Roman" w:hAnsi="Consolas" w:cs="Times New Roman"/>
+          <w:color w:val="D8DDE7"/>
+          <w:sz w:val="21"/>
+          <w:szCs w:val="21"/>
+          <w:lang w:eastAsia="uk-UA"/>
+        </w:rPr>
+        <w:t>.</w:t>
+      </w:r>
+      <w:r>
+        <w:rPr>
+          <w:rFonts w:ascii="Consolas" w:eastAsia="Times New Roman" w:hAnsi="Consolas" w:cs="Times New Roman"/>
+          <w:color w:val="FF738A"/>
+          <w:sz w:val="21"/>
+          <w:szCs w:val="21"/>
+          <w:lang w:eastAsia="uk-UA"/>
+        </w:rPr>
+        <w:t>total_length</w:t>
+      </w:r>
+      <w:proofErr w:type="spellEnd"/>
+      <w:r>
+        <w:rPr>
+          <w:rFonts w:ascii="Consolas" w:eastAsia="Times New Roman" w:hAnsi="Consolas" w:cs="Times New Roman"/>
+          <w:color w:val="D8DDE7"/>
+          <w:sz w:val="21"/>
+          <w:szCs w:val="21"/>
+          <w:lang w:eastAsia="uk-UA"/>
+        </w:rPr>
+        <w:t>)]))</w:t>
+      </w:r>
+      <w:r>
+        <w:rPr>
+          <w:rFonts w:ascii="Consolas" w:eastAsia="Times New Roman" w:hAnsi="Consolas" w:cs="Times New Roman"/>
+          <w:color w:val="B9C2D3"/>
+          <w:sz w:val="21"/>
+          <w:szCs w:val="21"/>
+          <w:lang w:eastAsia="uk-UA"/>
+        </w:rPr>
+        <w:t xml:space="preserve"> </w:t>
+      </w:r>
+      <w:r>
+        <w:rPr>
+          <w:rFonts w:ascii="Consolas" w:eastAsia="Times New Roman" w:hAnsi="Consolas" w:cs="Times New Roman"/>
+          <w:i/>
+          <w:iCs/>
+          <w:color w:val="536686"/>
+          <w:sz w:val="21"/>
+          <w:szCs w:val="21"/>
+          <w:lang w:eastAsia="uk-UA"/>
+        </w:rPr>
+        <w:t>#[</w:t>
+      </w:r>
+      <w:proofErr w:type="spellStart"/>
+      <w:r>
+        <w:rPr>
+          <w:rFonts w:ascii="Consolas" w:eastAsia="Times New Roman" w:hAnsi="Consolas" w:cs="Times New Roman"/>
+          <w:i/>
+          <w:iCs/>
+          <w:color w:val="536686"/>
+          <w:sz w:val="21"/>
+          <w:szCs w:val="21"/>
+          <w:lang w:eastAsia="uk-UA"/>
+        </w:rPr>
+        <w:t>cite</w:t>
+      </w:r>
+      <w:proofErr w:type="spellEnd"/>
+      <w:r>
+        <w:rPr>
+          <w:rFonts w:ascii="Consolas" w:eastAsia="Times New Roman" w:hAnsi="Consolas" w:cs="Times New Roman"/>
+          <w:i/>
+          <w:iCs/>
+          <w:color w:val="536686"/>
+          <w:sz w:val="21"/>
+          <w:szCs w:val="21"/>
+          <w:lang w:eastAsia="uk-UA"/>
+        </w:rPr>
+        <w:t>: 4]</w:t>
+      </w:r>
+    </w:p>
+    <w:p>
+      <w:pPr>
+        <w:shd w:val="clear" w:color="auto" w:fill="222A38"/>
+        <w:spacing w:after="0" w:line="285" w:lineRule="atLeast"/>
+        <w:rPr>
+          <w:rFonts w:ascii="Consolas" w:eastAsia="Times New Roman" w:hAnsi="Consolas" w:cs="Times New Roman"/>
+          <w:color w:val="D8DDE7"/>
+          <w:sz w:val="21"/>
+          <w:szCs w:val="21"/>
+          <w:lang w:eastAsia="uk-UA"/>
+        </w:rPr>
+      </w:pPr>
+      <w:r>
+        <w:rPr>
+          <w:rFonts w:ascii="Consolas" w:eastAsia="Times New Roman" w:hAnsi="Consolas" w:cs="Times New Roman"/>
+          <w:color w:val="B9C2D3"/>
+          <w:sz w:val="21"/>
+          <w:szCs w:val="21"/>
+          <w:lang w:eastAsia="uk-UA"/>
+        </w:rPr>
+        <w:t xml:space="preserve">    </w:t>
+      </w:r>
+      <w:proofErr w:type="spellStart"/>
+      <w:r>
+        <w:rPr>
+          <w:rFonts w:ascii="Consolas" w:eastAsia="Times New Roman" w:hAnsi="Consolas" w:cs="Times New Roman"/>
+          <w:color w:val="EACD61"/>
+          <w:sz w:val="21"/>
+          <w:szCs w:val="21"/>
+          <w:lang w:eastAsia="uk-UA"/>
+        </w:rPr>
+        <w:t>else</w:t>
+      </w:r>
+      <w:proofErr w:type="spellEnd"/>
+      <w:r>
+        <w:rPr>
+          <w:rFonts w:ascii="Consolas" w:eastAsia="Times New Roman" w:hAnsi="Consolas" w:cs="Times New Roman"/>
+          <w:color w:val="D8DDE7"/>
+          <w:sz w:val="21"/>
+          <w:szCs w:val="21"/>
+          <w:lang w:eastAsia="uk-UA"/>
+        </w:rPr>
+        <w:t>:</w:t>
+      </w:r>
+    </w:p>
+    <w:p>
+      <w:pPr>
+        <w:shd w:val="clear" w:color="auto" w:fill="222A38"/>
+        <w:spacing w:after="0" w:line="285" w:lineRule="atLeast"/>
+        <w:rPr>
+          <w:rFonts w:ascii="Consolas" w:eastAsia="Times New Roman" w:hAnsi="Consolas" w:cs="Times New Roman"/>
+          <w:color w:val="D8DDE7"/>
+          <w:sz w:val="21"/>
+          <w:szCs w:val="21"/>
+          <w:lang w:eastAsia="uk-UA"/>
+        </w:rPr>
+      </w:pPr>
+      <w:r>
+        <w:rPr>
+          <w:rFonts w:ascii="Consolas" w:eastAsia="Times New Roman" w:hAnsi="Consolas" w:cs="Times New Roman"/>
+          <w:color w:val="B9C2D3"/>
+          <w:sz w:val="21"/>
+          <w:szCs w:val="21"/>
+          <w:lang w:eastAsia="uk-UA"/>
+        </w:rPr>
+        <w:t xml:space="preserve">        </w:t>
+      </w:r>
+      <w:proofErr w:type="spellStart"/>
+      <w:r>
+        <w:rPr>
+          <w:rFonts w:ascii="Consolas" w:eastAsia="Times New Roman" w:hAnsi="Consolas" w:cs="Times New Roman"/>
+          <w:color w:val="FF738A"/>
+          <w:sz w:val="21"/>
+          <w:szCs w:val="21"/>
+          <w:lang w:eastAsia="uk-UA"/>
+        </w:rPr>
+        <w:t>password</w:t>
+      </w:r>
+      <w:proofErr w:type="spellEnd"/>
+      <w:r>
+        <w:rPr>
+          <w:rFonts w:ascii="Consolas" w:eastAsia="Times New Roman" w:hAnsi="Consolas" w:cs="Times New Roman"/>
+          <w:color w:val="B9C2D3"/>
+          <w:sz w:val="21"/>
+          <w:szCs w:val="21"/>
+          <w:lang w:eastAsia="uk-UA"/>
+        </w:rPr>
+        <w:t xml:space="preserve"> </w:t>
+      </w:r>
+      <w:r>
+        <w:rPr>
+          <w:rFonts w:ascii="Consolas" w:eastAsia="Times New Roman" w:hAnsi="Consolas" w:cs="Times New Roman"/>
+          <w:color w:val="EACD61"/>
+          <w:sz w:val="21"/>
+          <w:szCs w:val="21"/>
+          <w:lang w:eastAsia="uk-UA"/>
+        </w:rPr>
+        <w:t>=</w:t>
+      </w:r>
+      <w:r>
+        <w:rPr>
+          <w:rFonts w:ascii="Consolas" w:eastAsia="Times New Roman" w:hAnsi="Consolas" w:cs="Times New Roman"/>
+          <w:color w:val="B9C2D3"/>
+          <w:sz w:val="21"/>
+          <w:szCs w:val="21"/>
+          <w:lang w:eastAsia="uk-UA"/>
+        </w:rPr>
+        <w:t xml:space="preserve"> </w:t>
+      </w:r>
+      <w:r>
+        <w:rPr>
+          <w:rFonts w:ascii="Consolas" w:eastAsia="Times New Roman" w:hAnsi="Consolas" w:cs="Times New Roman"/>
+          <w:color w:val="D8DDE7"/>
+          <w:sz w:val="21"/>
+          <w:szCs w:val="21"/>
+          <w:lang w:eastAsia="uk-UA"/>
+        </w:rPr>
+        <w:t>[]</w:t>
+      </w:r>
+      <w:r>
+        <w:rPr>
+          <w:rFonts w:ascii="Consolas" w:eastAsia="Times New Roman" w:hAnsi="Consolas" w:cs="Times New Roman"/>
+          <w:color w:val="B9C2D3"/>
+          <w:sz w:val="21"/>
+          <w:szCs w:val="21"/>
+          <w:lang w:eastAsia="uk-UA"/>
+        </w:rPr>
+        <w:t xml:space="preserve"> </w:t>
+      </w:r>
+      <w:r>
+        <w:rPr>
+          <w:rFonts w:ascii="Consolas" w:eastAsia="Times New Roman" w:hAnsi="Consolas" w:cs="Times New Roman"/>
+          <w:i/>
+          <w:iCs/>
+          <w:color w:val="536686"/>
+          <w:sz w:val="21"/>
+          <w:szCs w:val="21"/>
+          <w:lang w:eastAsia="uk-UA"/>
+        </w:rPr>
+        <w:t>#[</w:t>
+      </w:r>
+      <w:proofErr w:type="spellStart"/>
+      <w:r>
+        <w:rPr>
+          <w:rFonts w:ascii="Consolas" w:eastAsia="Times New Roman" w:hAnsi="Consolas" w:cs="Times New Roman"/>
+          <w:i/>
+          <w:iCs/>
+          <w:color w:val="536686"/>
+          <w:sz w:val="21"/>
+          <w:szCs w:val="21"/>
+          <w:lang w:eastAsia="uk-UA"/>
+        </w:rPr>
+        <w:t>cite</w:t>
+      </w:r>
+      <w:proofErr w:type="spellEnd"/>
+      <w:r>
+        <w:rPr>
+          <w:rFonts w:ascii="Consolas" w:eastAsia="Times New Roman" w:hAnsi="Consolas" w:cs="Times New Roman"/>
+          <w:i/>
+          <w:iCs/>
+          <w:color w:val="536686"/>
+          <w:sz w:val="21"/>
+          <w:szCs w:val="21"/>
+          <w:lang w:eastAsia="uk-UA"/>
+        </w:rPr>
+        <w:t>: 4]</w:t>
+      </w:r>
+    </w:p>
+    <w:p>
+      <w:pPr>
+        <w:shd w:val="clear" w:color="auto" w:fill="222A38"/>
+        <w:spacing w:after="0" w:line="285" w:lineRule="atLeast"/>
+        <w:rPr>
+          <w:rFonts w:ascii="Consolas" w:eastAsia="Times New Roman" w:hAnsi="Consolas" w:cs="Times New Roman"/>
+          <w:color w:val="D8DDE7"/>
+          <w:sz w:val="21"/>
+          <w:szCs w:val="21"/>
+          <w:lang w:eastAsia="uk-UA"/>
+        </w:rPr>
+      </w:pPr>
+      <w:r>
+        <w:rPr>
+          <w:rFonts w:ascii="Consolas" w:eastAsia="Times New Roman" w:hAnsi="Consolas" w:cs="Times New Roman"/>
+          <w:color w:val="B9C2D3"/>
+          <w:sz w:val="21"/>
+          <w:szCs w:val="21"/>
+          <w:lang w:eastAsia="uk-UA"/>
+        </w:rPr>
+        <w:t xml:space="preserve">        </w:t>
+      </w:r>
+    </w:p>
+    <w:p>
+      <w:pPr>
+        <w:shd w:val="clear" w:color="auto" w:fill="222A38"/>
+        <w:spacing w:after="0" w:line="285" w:lineRule="atLeast"/>
+        <w:rPr>
+          <w:rFonts w:ascii="Consolas" w:eastAsia="Times New Roman" w:hAnsi="Consolas" w:cs="Times New Roman"/>
+          <w:color w:val="D8DDE7"/>
+          <w:sz w:val="21"/>
+          <w:szCs w:val="21"/>
+          <w:lang w:eastAsia="uk-UA"/>
+        </w:rPr>
+      </w:pPr>
+      <w:r>
+        <w:rPr>
+          <w:rFonts w:ascii="Consolas" w:eastAsia="Times New Roman" w:hAnsi="Consolas" w:cs="Times New Roman"/>
+          <w:color w:val="B9C2D3"/>
+          <w:sz w:val="21"/>
+          <w:szCs w:val="21"/>
+          <w:lang w:eastAsia="uk-UA"/>
+        </w:rPr>
+        <w:t xml:space="preserve">        </w:t>
+      </w:r>
+      <w:r>
+        <w:rPr>
+          <w:rFonts w:ascii="Consolas" w:eastAsia="Times New Roman" w:hAnsi="Consolas" w:cs="Times New Roman"/>
+          <w:i/>
+          <w:iCs/>
+          <w:color w:val="536686"/>
+          <w:sz w:val="21"/>
+          <w:szCs w:val="21"/>
+          <w:lang w:eastAsia="uk-UA"/>
+        </w:rPr>
+        <w:t># Скільки цифр має містити пароль</w:t>
+      </w:r>
+    </w:p>
+    <w:p>
+      <w:pPr>
+        <w:shd w:val="clear" w:color="auto" w:fill="222A38"/>
+        <w:spacing w:after="0" w:line="285" w:lineRule="atLeast"/>
+        <w:rPr>
+          <w:rFonts w:ascii="Consolas" w:eastAsia="Times New Roman" w:hAnsi="Consolas" w:cs="Times New Roman"/>
+          <w:color w:val="D8DDE7"/>
+          <w:sz w:val="21"/>
+          <w:szCs w:val="21"/>
+          <w:lang w:eastAsia="uk-UA"/>
+        </w:rPr>
+      </w:pPr>
+      <w:r>
+        <w:rPr>
+          <w:rFonts w:ascii="Consolas" w:eastAsia="Times New Roman" w:hAnsi="Consolas" w:cs="Times New Roman"/>
+          <w:color w:val="B9C2D3"/>
+          <w:sz w:val="21"/>
+          <w:szCs w:val="21"/>
+          <w:lang w:eastAsia="uk-UA"/>
+        </w:rPr>
+        <w:t xml:space="preserve">        </w:t>
+      </w:r>
+      <w:proofErr w:type="spellStart"/>
+      <w:r>
+        <w:rPr>
+          <w:rFonts w:ascii="Consolas" w:eastAsia="Times New Roman" w:hAnsi="Consolas" w:cs="Times New Roman"/>
+          <w:color w:val="EACD61"/>
+          <w:sz w:val="21"/>
+          <w:szCs w:val="21"/>
+          <w:lang w:eastAsia="uk-UA"/>
+        </w:rPr>
+        <w:t>for</w:t>
+      </w:r>
+      <w:proofErr w:type="spellEnd"/>
+      <w:r>
+        <w:rPr>
+          <w:rFonts w:ascii="Consolas" w:eastAsia="Times New Roman" w:hAnsi="Consolas" w:cs="Times New Roman"/>
+          <w:color w:val="B9C2D3"/>
+          <w:sz w:val="21"/>
+          <w:szCs w:val="21"/>
+          <w:lang w:eastAsia="uk-UA"/>
+        </w:rPr>
+        <w:t xml:space="preserve"> </w:t>
+      </w:r>
+      <w:r>
+        <w:rPr>
+          <w:rFonts w:ascii="Consolas" w:eastAsia="Times New Roman" w:hAnsi="Consolas" w:cs="Times New Roman"/>
+          <w:color w:val="FF738A"/>
+          <w:sz w:val="21"/>
+          <w:szCs w:val="21"/>
+          <w:lang w:eastAsia="uk-UA"/>
+        </w:rPr>
+        <w:t>_</w:t>
+      </w:r>
+      <w:r>
+        <w:rPr>
+          <w:rFonts w:ascii="Consolas" w:eastAsia="Times New Roman" w:hAnsi="Consolas" w:cs="Times New Roman"/>
+          <w:color w:val="B9C2D3"/>
+          <w:sz w:val="21"/>
+          <w:szCs w:val="21"/>
+          <w:lang w:eastAsia="uk-UA"/>
+        </w:rPr>
+        <w:t xml:space="preserve"> </w:t>
+      </w:r>
+      <w:proofErr w:type="spellStart"/>
+      <w:r>
+        <w:rPr>
+          <w:rFonts w:ascii="Consolas" w:eastAsia="Times New Roman" w:hAnsi="Consolas" w:cs="Times New Roman"/>
+          <w:color w:val="EACD61"/>
+          <w:sz w:val="21"/>
+          <w:szCs w:val="21"/>
+          <w:lang w:eastAsia="uk-UA"/>
+        </w:rPr>
+        <w:t>in</w:t>
+      </w:r>
+      <w:proofErr w:type="spellEnd"/>
+      <w:r>
+        <w:rPr>
+          <w:rFonts w:ascii="Consolas" w:eastAsia="Times New Roman" w:hAnsi="Consolas" w:cs="Times New Roman"/>
+          <w:color w:val="B9C2D3"/>
+          <w:sz w:val="21"/>
+          <w:szCs w:val="21"/>
+          <w:lang w:eastAsia="uk-UA"/>
+        </w:rPr>
+        <w:t xml:space="preserve"> </w:t>
+      </w:r>
+      <w:proofErr w:type="spellStart"/>
+      <w:r>
+        <w:rPr>
+          <w:rFonts w:ascii="Consolas" w:eastAsia="Times New Roman" w:hAnsi="Consolas" w:cs="Times New Roman"/>
+          <w:color w:val="B78AFF"/>
+          <w:sz w:val="21"/>
+          <w:szCs w:val="21"/>
+          <w:lang w:eastAsia="uk-UA"/>
+        </w:rPr>
+        <w:t>range</w:t>
+      </w:r>
+      <w:proofErr w:type="spellEnd"/>
+      <w:r>
+        <w:rPr>
+          <w:rFonts w:ascii="Consolas" w:eastAsia="Times New Roman" w:hAnsi="Consolas" w:cs="Times New Roman"/>
+          <w:color w:val="D8DDE7"/>
+          <w:sz w:val="21"/>
+          <w:szCs w:val="21"/>
+          <w:lang w:eastAsia="uk-UA"/>
+        </w:rPr>
+        <w:t>(</w:t>
+      </w:r>
+      <w:proofErr w:type="spellStart"/>
+      <w:r>
+        <w:rPr>
+          <w:rFonts w:ascii="Consolas" w:eastAsia="Times New Roman" w:hAnsi="Consolas" w:cs="Times New Roman"/>
+          <w:color w:val="FF738A"/>
+          <w:sz w:val="21"/>
+          <w:szCs w:val="21"/>
+          <w:lang w:eastAsia="uk-UA"/>
+        </w:rPr>
+        <w:t>args</w:t>
+      </w:r>
+      <w:r>
+        <w:rPr>
+          <w:rFonts w:ascii="Consolas" w:eastAsia="Times New Roman" w:hAnsi="Consolas" w:cs="Times New Roman"/>
+          <w:color w:val="D8DDE7"/>
+          <w:sz w:val="21"/>
+          <w:szCs w:val="21"/>
+          <w:lang w:eastAsia="uk-UA"/>
+        </w:rPr>
+        <w:t>.</w:t>
+      </w:r>
+      <w:r>
+        <w:rPr>
+          <w:rFonts w:ascii="Consolas" w:eastAsia="Times New Roman" w:hAnsi="Consolas" w:cs="Times New Roman"/>
+          <w:color w:val="FF738A"/>
+          <w:sz w:val="21"/>
+          <w:szCs w:val="21"/>
+          <w:lang w:eastAsia="uk-UA"/>
+        </w:rPr>
+        <w:t>numbers</w:t>
+      </w:r>
+      <w:proofErr w:type="spellEnd"/>
+      <w:r>
+        <w:rPr>
+          <w:rFonts w:ascii="Consolas" w:eastAsia="Times New Roman" w:hAnsi="Consolas" w:cs="Times New Roman"/>
+          <w:color w:val="D8DDE7"/>
+          <w:sz w:val="21"/>
+          <w:szCs w:val="21"/>
+          <w:lang w:eastAsia="uk-UA"/>
+        </w:rPr>
+        <w:t>):</w:t>
+      </w:r>
+      <w:r>
+        <w:rPr>
+          <w:rFonts w:ascii="Consolas" w:eastAsia="Times New Roman" w:hAnsi="Consolas" w:cs="Times New Roman"/>
+          <w:color w:val="B9C2D3"/>
+          <w:sz w:val="21"/>
+          <w:szCs w:val="21"/>
+          <w:lang w:eastAsia="uk-UA"/>
+        </w:rPr>
+        <w:t xml:space="preserve"> </w:t>
+      </w:r>
+      <w:r>
+        <w:rPr>
+          <w:rFonts w:ascii="Consolas" w:eastAsia="Times New Roman" w:hAnsi="Consolas" w:cs="Times New Roman"/>
+          <w:i/>
+          <w:iCs/>
+          <w:color w:val="536686"/>
+          <w:sz w:val="21"/>
+          <w:szCs w:val="21"/>
+          <w:lang w:eastAsia="uk-UA"/>
+        </w:rPr>
+        <w:t>#[</w:t>
+      </w:r>
+      <w:proofErr w:type="spellStart"/>
+      <w:r>
+        <w:rPr>
+          <w:rFonts w:ascii="Consolas" w:eastAsia="Times New Roman" w:hAnsi="Consolas" w:cs="Times New Roman"/>
+          <w:i/>
+          <w:iCs/>
+          <w:color w:val="536686"/>
+          <w:sz w:val="21"/>
+          <w:szCs w:val="21"/>
+          <w:lang w:eastAsia="uk-UA"/>
+        </w:rPr>
+        <w:t>cite</w:t>
+      </w:r>
+      <w:proofErr w:type="spellEnd"/>
+      <w:r>
+        <w:rPr>
+          <w:rFonts w:ascii="Consolas" w:eastAsia="Times New Roman" w:hAnsi="Consolas" w:cs="Times New Roman"/>
+          <w:i/>
+          <w:iCs/>
+          <w:color w:val="536686"/>
+          <w:sz w:val="21"/>
+          <w:szCs w:val="21"/>
+          <w:lang w:eastAsia="uk-UA"/>
+        </w:rPr>
+        <w:t>: 4]</w:t>
+      </w:r>
+    </w:p>
+    <w:p>
+      <w:pPr>
+        <w:shd w:val="clear" w:color="auto" w:fill="222A38"/>
+        <w:spacing w:after="0" w:line="285" w:lineRule="atLeast"/>
+        <w:rPr>
+          <w:rFonts w:ascii="Consolas" w:eastAsia="Times New Roman" w:hAnsi="Consolas" w:cs="Times New Roman"/>
+          <w:color w:val="D8DDE7"/>
+          <w:sz w:val="21"/>
+          <w:szCs w:val="21"/>
+          <w:lang w:eastAsia="uk-UA"/>
+        </w:rPr>
+      </w:pPr>
+      <w:r>
+        <w:rPr>
+          <w:rFonts w:ascii="Consolas" w:eastAsia="Times New Roman" w:hAnsi="Consolas" w:cs="Times New Roman"/>
+          <w:color w:val="B9C2D3"/>
+          <w:sz w:val="21"/>
+          <w:szCs w:val="21"/>
+          <w:lang w:eastAsia="uk-UA"/>
+        </w:rPr>
+        <w:t xml:space="preserve">            </w:t>
+      </w:r>
+      <w:proofErr w:type="spellStart"/>
+      <w:r>
+        <w:rPr>
+          <w:rFonts w:ascii="Consolas" w:eastAsia="Times New Roman" w:hAnsi="Consolas" w:cs="Times New Roman"/>
+          <w:color w:val="FF738A"/>
+          <w:sz w:val="21"/>
+          <w:szCs w:val="21"/>
+          <w:lang w:eastAsia="uk-UA"/>
+        </w:rPr>
+        <w:t>password</w:t>
+      </w:r>
+      <w:r>
+        <w:rPr>
+          <w:rFonts w:ascii="Consolas" w:eastAsia="Times New Roman" w:hAnsi="Consolas" w:cs="Times New Roman"/>
+          <w:color w:val="D8DDE7"/>
+          <w:sz w:val="21"/>
+          <w:szCs w:val="21"/>
+          <w:lang w:eastAsia="uk-UA"/>
+        </w:rPr>
+        <w:t>.</w:t>
+      </w:r>
+      <w:r>
+        <w:rPr>
+          <w:rFonts w:ascii="Consolas" w:eastAsia="Times New Roman" w:hAnsi="Consolas" w:cs="Times New Roman"/>
+          <w:color w:val="69C3FF"/>
+          <w:sz w:val="21"/>
+          <w:szCs w:val="21"/>
+          <w:lang w:eastAsia="uk-UA"/>
+        </w:rPr>
+        <w:t>append</w:t>
+      </w:r>
+      <w:proofErr w:type="spellEnd"/>
+      <w:r>
+        <w:rPr>
+          <w:rFonts w:ascii="Consolas" w:eastAsia="Times New Roman" w:hAnsi="Consolas" w:cs="Times New Roman"/>
+          <w:color w:val="D8DDE7"/>
+          <w:sz w:val="21"/>
+          <w:szCs w:val="21"/>
+          <w:lang w:eastAsia="uk-UA"/>
+        </w:rPr>
+        <w:t>(</w:t>
+      </w:r>
+      <w:proofErr w:type="spellStart"/>
+      <w:r>
+        <w:rPr>
+          <w:rFonts w:ascii="Consolas" w:eastAsia="Times New Roman" w:hAnsi="Consolas" w:cs="Times New Roman"/>
+          <w:color w:val="69C3FF"/>
+          <w:sz w:val="21"/>
+          <w:szCs w:val="21"/>
+          <w:lang w:eastAsia="uk-UA"/>
+        </w:rPr>
+        <w:t>secrets</w:t>
+      </w:r>
+      <w:r>
+        <w:rPr>
+          <w:rFonts w:ascii="Consolas" w:eastAsia="Times New Roman" w:hAnsi="Consolas" w:cs="Times New Roman"/>
+          <w:color w:val="D8DDE7"/>
+          <w:sz w:val="21"/>
+          <w:szCs w:val="21"/>
+          <w:lang w:eastAsia="uk-UA"/>
+        </w:rPr>
+        <w:t>.</w:t>
+      </w:r>
+      <w:r>
+        <w:rPr>
+          <w:rFonts w:ascii="Consolas" w:eastAsia="Times New Roman" w:hAnsi="Consolas" w:cs="Times New Roman"/>
+          <w:color w:val="69C3FF"/>
+          <w:sz w:val="21"/>
+          <w:szCs w:val="21"/>
+          <w:lang w:eastAsia="uk-UA"/>
+        </w:rPr>
+        <w:t>choice</w:t>
+      </w:r>
+      <w:proofErr w:type="spellEnd"/>
+      <w:r>
+        <w:rPr>
+          <w:rFonts w:ascii="Consolas" w:eastAsia="Times New Roman" w:hAnsi="Consolas" w:cs="Times New Roman"/>
+          <w:color w:val="D8DDE7"/>
+          <w:sz w:val="21"/>
+          <w:szCs w:val="21"/>
+          <w:lang w:eastAsia="uk-UA"/>
+        </w:rPr>
+        <w:t>(</w:t>
+      </w:r>
+      <w:proofErr w:type="spellStart"/>
+      <w:r>
+        <w:rPr>
+          <w:rFonts w:ascii="Consolas" w:eastAsia="Times New Roman" w:hAnsi="Consolas" w:cs="Times New Roman"/>
+          <w:color w:val="69C3FF"/>
+          <w:sz w:val="21"/>
+          <w:szCs w:val="21"/>
+          <w:lang w:eastAsia="uk-UA"/>
+        </w:rPr>
+        <w:t>string</w:t>
+      </w:r>
+      <w:r>
+        <w:rPr>
+          <w:rFonts w:ascii="Consolas" w:eastAsia="Times New Roman" w:hAnsi="Consolas" w:cs="Times New Roman"/>
+          <w:color w:val="D8DDE7"/>
+          <w:sz w:val="21"/>
+          <w:szCs w:val="21"/>
+          <w:lang w:eastAsia="uk-UA"/>
+        </w:rPr>
+        <w:t>.</w:t>
+      </w:r>
+      <w:r>
+        <w:rPr>
+          <w:rFonts w:ascii="Consolas" w:eastAsia="Times New Roman" w:hAnsi="Consolas" w:cs="Times New Roman"/>
+          <w:color w:val="FF738A"/>
+          <w:sz w:val="21"/>
+          <w:szCs w:val="21"/>
+          <w:lang w:eastAsia="uk-UA"/>
+        </w:rPr>
+        <w:t>digits</w:t>
+      </w:r>
+      <w:proofErr w:type="spellEnd"/>
+      <w:r>
+        <w:rPr>
+          <w:rFonts w:ascii="Consolas" w:eastAsia="Times New Roman" w:hAnsi="Consolas" w:cs="Times New Roman"/>
+          <w:color w:val="D8DDE7"/>
+          <w:sz w:val="21"/>
+          <w:szCs w:val="21"/>
+          <w:lang w:eastAsia="uk-UA"/>
+        </w:rPr>
+        <w:t>))</w:t>
+      </w:r>
+      <w:r>
+        <w:rPr>
+          <w:rFonts w:ascii="Consolas" w:eastAsia="Times New Roman" w:hAnsi="Consolas" w:cs="Times New Roman"/>
+          <w:color w:val="B9C2D3"/>
+          <w:sz w:val="21"/>
+          <w:szCs w:val="21"/>
+          <w:lang w:eastAsia="uk-UA"/>
+        </w:rPr>
+        <w:t xml:space="preserve"> </w:t>
+      </w:r>
+      <w:r>
+        <w:rPr>
+          <w:rFonts w:ascii="Consolas" w:eastAsia="Times New Roman" w:hAnsi="Consolas" w:cs="Times New Roman"/>
+          <w:i/>
+          <w:iCs/>
+          <w:color w:val="536686"/>
+          <w:sz w:val="21"/>
+          <w:szCs w:val="21"/>
+          <w:lang w:eastAsia="uk-UA"/>
+        </w:rPr>
+        <w:t>#[</w:t>
+      </w:r>
+      <w:proofErr w:type="spellStart"/>
+      <w:r>
+        <w:rPr>
+          <w:rFonts w:ascii="Consolas" w:eastAsia="Times New Roman" w:hAnsi="Consolas" w:cs="Times New Roman"/>
+          <w:i/>
+          <w:iCs/>
+          <w:color w:val="536686"/>
+          <w:sz w:val="21"/>
+          <w:szCs w:val="21"/>
+          <w:lang w:eastAsia="uk-UA"/>
+        </w:rPr>
+        <w:t>cite</w:t>
+      </w:r>
+      <w:proofErr w:type="spellEnd"/>
+      <w:r>
+        <w:rPr>
+          <w:rFonts w:ascii="Consolas" w:eastAsia="Times New Roman" w:hAnsi="Consolas" w:cs="Times New Roman"/>
+          <w:i/>
+          <w:iCs/>
+          <w:color w:val="536686"/>
+          <w:sz w:val="21"/>
+          <w:szCs w:val="21"/>
+          <w:lang w:eastAsia="uk-UA"/>
+        </w:rPr>
+        <w:t>: 4]</w:t>
+      </w:r>
+    </w:p>
+    <w:p>
+      <w:pPr>
+        <w:shd w:val="clear" w:color="auto" w:fill="222A38"/>
+        <w:spacing w:after="0" w:line="285" w:lineRule="atLeast"/>
+        <w:rPr>
+          <w:rFonts w:ascii="Consolas" w:eastAsia="Times New Roman" w:hAnsi="Consolas" w:cs="Times New Roman"/>
+          <w:color w:val="D8DDE7"/>
+          <w:sz w:val="21"/>
+          <w:szCs w:val="21"/>
+          <w:lang w:eastAsia="uk-UA"/>
+        </w:rPr>
+      </w:pPr>
+      <w:r>
+        <w:rPr>
+          <w:rFonts w:ascii="Consolas" w:eastAsia="Times New Roman" w:hAnsi="Consolas" w:cs="Times New Roman"/>
+          <w:color w:val="B9C2D3"/>
+          <w:sz w:val="21"/>
+          <w:szCs w:val="21"/>
+          <w:lang w:eastAsia="uk-UA"/>
+        </w:rPr>
+        <w:t xml:space="preserve">            </w:t>
+      </w:r>
+    </w:p>
+    <w:p>
+      <w:pPr>
+        <w:shd w:val="clear" w:color="auto" w:fill="222A38"/>
+        <w:spacing w:after="0" w:line="285" w:lineRule="atLeast"/>
+        <w:rPr>
+          <w:rFonts w:ascii="Consolas" w:eastAsia="Times New Roman" w:hAnsi="Consolas" w:cs="Times New Roman"/>
+          <w:color w:val="D8DDE7"/>
+          <w:sz w:val="21"/>
+          <w:szCs w:val="21"/>
+          <w:lang w:eastAsia="uk-UA"/>
+        </w:rPr>
+      </w:pPr>
+      <w:r>
+        <w:rPr>
+          <w:rFonts w:ascii="Consolas" w:eastAsia="Times New Roman" w:hAnsi="Consolas" w:cs="Times New Roman"/>
+          <w:color w:val="B9C2D3"/>
+          <w:sz w:val="21"/>
+          <w:szCs w:val="21"/>
+          <w:lang w:eastAsia="uk-UA"/>
+        </w:rPr>
+        <w:t xml:space="preserve">        </w:t>
+      </w:r>
+      <w:r>
+        <w:rPr>
+          <w:rFonts w:ascii="Consolas" w:eastAsia="Times New Roman" w:hAnsi="Consolas" w:cs="Times New Roman"/>
+          <w:i/>
+          <w:iCs/>
+          <w:color w:val="536686"/>
+          <w:sz w:val="21"/>
+          <w:szCs w:val="21"/>
+          <w:lang w:eastAsia="uk-UA"/>
+        </w:rPr>
+        <w:t># Скільки великих літер має містити пароль</w:t>
+      </w:r>
+    </w:p>
+    <w:p>
+      <w:pPr>
+        <w:shd w:val="clear" w:color="auto" w:fill="222A38"/>
+        <w:spacing w:after="0" w:line="285" w:lineRule="atLeast"/>
+        <w:rPr>
+          <w:rFonts w:ascii="Consolas" w:eastAsia="Times New Roman" w:hAnsi="Consolas" w:cs="Times New Roman"/>
+          <w:color w:val="D8DDE7"/>
+          <w:sz w:val="21"/>
+          <w:szCs w:val="21"/>
+          <w:lang w:eastAsia="uk-UA"/>
+        </w:rPr>
+      </w:pPr>
+      <w:r>
+        <w:rPr>
+          <w:rFonts w:ascii="Consolas" w:eastAsia="Times New Roman" w:hAnsi="Consolas" w:cs="Times New Roman"/>
+          <w:color w:val="B9C2D3"/>
+          <w:sz w:val="21"/>
+          <w:szCs w:val="21"/>
+          <w:lang w:eastAsia="uk-UA"/>
+        </w:rPr>
+        <w:t xml:space="preserve">        </w:t>
+      </w:r>
+      <w:proofErr w:type="spellStart"/>
+      <w:r>
+        <w:rPr>
+          <w:rFonts w:ascii="Consolas" w:eastAsia="Times New Roman" w:hAnsi="Consolas" w:cs="Times New Roman"/>
+          <w:color w:val="EACD61"/>
+          <w:sz w:val="21"/>
+          <w:szCs w:val="21"/>
+          <w:lang w:eastAsia="uk-UA"/>
+        </w:rPr>
+        <w:t>for</w:t>
+      </w:r>
+      <w:proofErr w:type="spellEnd"/>
+      <w:r>
+        <w:rPr>
+          <w:rFonts w:ascii="Consolas" w:eastAsia="Times New Roman" w:hAnsi="Consolas" w:cs="Times New Roman"/>
+          <w:color w:val="B9C2D3"/>
+          <w:sz w:val="21"/>
+          <w:szCs w:val="21"/>
+          <w:lang w:eastAsia="uk-UA"/>
+        </w:rPr>
+        <w:t xml:space="preserve"> </w:t>
+      </w:r>
+      <w:r>
+        <w:rPr>
+          <w:rFonts w:ascii="Consolas" w:eastAsia="Times New Roman" w:hAnsi="Consolas" w:cs="Times New Roman"/>
+          <w:color w:val="FF738A"/>
+          <w:sz w:val="21"/>
+          <w:szCs w:val="21"/>
+          <w:lang w:eastAsia="uk-UA"/>
+        </w:rPr>
+        <w:t>_</w:t>
+      </w:r>
+      <w:r>
+        <w:rPr>
+          <w:rFonts w:ascii="Consolas" w:eastAsia="Times New Roman" w:hAnsi="Consolas" w:cs="Times New Roman"/>
+          <w:color w:val="B9C2D3"/>
+          <w:sz w:val="21"/>
+          <w:szCs w:val="21"/>
+          <w:lang w:eastAsia="uk-UA"/>
+        </w:rPr>
+        <w:t xml:space="preserve"> </w:t>
+      </w:r>
+      <w:proofErr w:type="spellStart"/>
+      <w:r>
+        <w:rPr>
+          <w:rFonts w:ascii="Consolas" w:eastAsia="Times New Roman" w:hAnsi="Consolas" w:cs="Times New Roman"/>
+          <w:color w:val="EACD61"/>
+          <w:sz w:val="21"/>
+          <w:szCs w:val="21"/>
+          <w:lang w:eastAsia="uk-UA"/>
+        </w:rPr>
+        <w:t>in</w:t>
+      </w:r>
+      <w:proofErr w:type="spellEnd"/>
+      <w:r>
+        <w:rPr>
+          <w:rFonts w:ascii="Consolas" w:eastAsia="Times New Roman" w:hAnsi="Consolas" w:cs="Times New Roman"/>
+          <w:color w:val="B9C2D3"/>
+          <w:sz w:val="21"/>
+          <w:szCs w:val="21"/>
+          <w:lang w:eastAsia="uk-UA"/>
+        </w:rPr>
+        <w:t xml:space="preserve"> </w:t>
+      </w:r>
+      <w:proofErr w:type="spellStart"/>
+      <w:r>
+        <w:rPr>
+          <w:rFonts w:ascii="Consolas" w:eastAsia="Times New Roman" w:hAnsi="Consolas" w:cs="Times New Roman"/>
+          <w:color w:val="B78AFF"/>
+          <w:sz w:val="21"/>
+          <w:szCs w:val="21"/>
+          <w:lang w:eastAsia="uk-UA"/>
+        </w:rPr>
+        <w:t>range</w:t>
+      </w:r>
+      <w:proofErr w:type="spellEnd"/>
+      <w:r>
+        <w:rPr>
+          <w:rFonts w:ascii="Consolas" w:eastAsia="Times New Roman" w:hAnsi="Consolas" w:cs="Times New Roman"/>
+          <w:color w:val="D8DDE7"/>
+          <w:sz w:val="21"/>
+          <w:szCs w:val="21"/>
+          <w:lang w:eastAsia="uk-UA"/>
+        </w:rPr>
+        <w:t>(</w:t>
+      </w:r>
+      <w:proofErr w:type="spellStart"/>
+      <w:r>
+        <w:rPr>
+          <w:rFonts w:ascii="Consolas" w:eastAsia="Times New Roman" w:hAnsi="Consolas" w:cs="Times New Roman"/>
+          <w:color w:val="FF738A"/>
+          <w:sz w:val="21"/>
+          <w:szCs w:val="21"/>
+          <w:lang w:eastAsia="uk-UA"/>
+        </w:rPr>
+        <w:t>args</w:t>
+      </w:r>
+      <w:r>
+        <w:rPr>
+          <w:rFonts w:ascii="Consolas" w:eastAsia="Times New Roman" w:hAnsi="Consolas" w:cs="Times New Roman"/>
+          <w:color w:val="D8DDE7"/>
+          <w:sz w:val="21"/>
+          <w:szCs w:val="21"/>
+          <w:lang w:eastAsia="uk-UA"/>
+        </w:rPr>
+        <w:t>.</w:t>
+      </w:r>
+      <w:r>
+        <w:rPr>
+          <w:rFonts w:ascii="Consolas" w:eastAsia="Times New Roman" w:hAnsi="Consolas" w:cs="Times New Roman"/>
+          <w:color w:val="FF738A"/>
+          <w:sz w:val="21"/>
+          <w:szCs w:val="21"/>
+          <w:lang w:eastAsia="uk-UA"/>
+        </w:rPr>
+        <w:t>uppercase</w:t>
+      </w:r>
+      <w:proofErr w:type="spellEnd"/>
+      <w:r>
+        <w:rPr>
+          <w:rFonts w:ascii="Consolas" w:eastAsia="Times New Roman" w:hAnsi="Consolas" w:cs="Times New Roman"/>
+          <w:color w:val="D8DDE7"/>
+          <w:sz w:val="21"/>
+          <w:szCs w:val="21"/>
+          <w:lang w:eastAsia="uk-UA"/>
+        </w:rPr>
+        <w:t>):</w:t>
+      </w:r>
+      <w:r>
+        <w:rPr>
+          <w:rFonts w:ascii="Consolas" w:eastAsia="Times New Roman" w:hAnsi="Consolas" w:cs="Times New Roman"/>
+          <w:color w:val="B9C2D3"/>
+          <w:sz w:val="21"/>
+          <w:szCs w:val="21"/>
+          <w:lang w:eastAsia="uk-UA"/>
+        </w:rPr>
+        <w:t xml:space="preserve"> </w:t>
+      </w:r>
+      <w:r>
+        <w:rPr>
+          <w:rFonts w:ascii="Consolas" w:eastAsia="Times New Roman" w:hAnsi="Consolas" w:cs="Times New Roman"/>
+          <w:i/>
+          <w:iCs/>
+          <w:color w:val="536686"/>
+          <w:sz w:val="21"/>
+          <w:szCs w:val="21"/>
+          <w:lang w:eastAsia="uk-UA"/>
+        </w:rPr>
+        <w:t>#[</w:t>
+      </w:r>
+      <w:proofErr w:type="spellStart"/>
+      <w:r>
+        <w:rPr>
+          <w:rFonts w:ascii="Consolas" w:eastAsia="Times New Roman" w:hAnsi="Consolas" w:cs="Times New Roman"/>
+          <w:i/>
+          <w:iCs/>
+          <w:color w:val="536686"/>
+          <w:sz w:val="21"/>
+          <w:szCs w:val="21"/>
+          <w:lang w:eastAsia="uk-UA"/>
+        </w:rPr>
+        <w:t>cite</w:t>
+      </w:r>
+      <w:proofErr w:type="spellEnd"/>
+      <w:r>
+        <w:rPr>
+          <w:rFonts w:ascii="Consolas" w:eastAsia="Times New Roman" w:hAnsi="Consolas" w:cs="Times New Roman"/>
+          <w:i/>
+          <w:iCs/>
+          <w:color w:val="536686"/>
+          <w:sz w:val="21"/>
+          <w:szCs w:val="21"/>
+          <w:lang w:eastAsia="uk-UA"/>
+        </w:rPr>
+        <w:t>: 4]</w:t>
+      </w:r>
+    </w:p>
+    <w:p>
+      <w:pPr>
+        <w:shd w:val="clear" w:color="auto" w:fill="222A38"/>
+        <w:spacing w:after="0" w:line="285" w:lineRule="atLeast"/>
+        <w:rPr>
+          <w:rFonts w:ascii="Consolas" w:eastAsia="Times New Roman" w:hAnsi="Consolas" w:cs="Times New Roman"/>
+          <w:color w:val="D8DDE7"/>
+          <w:sz w:val="21"/>
+          <w:szCs w:val="21"/>
+          <w:lang w:eastAsia="uk-UA"/>
+        </w:rPr>
+      </w:pPr>
+      <w:r>
+        <w:rPr>
+          <w:rFonts w:ascii="Consolas" w:eastAsia="Times New Roman" w:hAnsi="Consolas" w:cs="Times New Roman"/>
+          <w:color w:val="B9C2D3"/>
+          <w:sz w:val="21"/>
+          <w:szCs w:val="21"/>
+          <w:lang w:eastAsia="uk-UA"/>
+        </w:rPr>
+        <w:t xml:space="preserve">            </w:t>
+      </w:r>
+      <w:proofErr w:type="spellStart"/>
+      <w:r>
+        <w:rPr>
+          <w:rFonts w:ascii="Consolas" w:eastAsia="Times New Roman" w:hAnsi="Consolas" w:cs="Times New Roman"/>
+          <w:color w:val="FF738A"/>
+          <w:sz w:val="21"/>
+          <w:szCs w:val="21"/>
+          <w:lang w:eastAsia="uk-UA"/>
+        </w:rPr>
+        <w:t>password</w:t>
+      </w:r>
+      <w:r>
+        <w:rPr>
+          <w:rFonts w:ascii="Consolas" w:eastAsia="Times New Roman" w:hAnsi="Consolas" w:cs="Times New Roman"/>
+          <w:color w:val="D8DDE7"/>
+          <w:sz w:val="21"/>
+          <w:szCs w:val="21"/>
+          <w:lang w:eastAsia="uk-UA"/>
+        </w:rPr>
+        <w:t>.</w:t>
+      </w:r>
+      <w:r>
+        <w:rPr>
+          <w:rFonts w:ascii="Consolas" w:eastAsia="Times New Roman" w:hAnsi="Consolas" w:cs="Times New Roman"/>
+          <w:color w:val="69C3FF"/>
+          <w:sz w:val="21"/>
+          <w:szCs w:val="21"/>
+          <w:lang w:eastAsia="uk-UA"/>
+        </w:rPr>
+        <w:t>append</w:t>
+      </w:r>
+      <w:proofErr w:type="spellEnd"/>
+      <w:r>
+        <w:rPr>
+          <w:rFonts w:ascii="Consolas" w:eastAsia="Times New Roman" w:hAnsi="Consolas" w:cs="Times New Roman"/>
+          <w:color w:val="D8DDE7"/>
+          <w:sz w:val="21"/>
+          <w:szCs w:val="21"/>
+          <w:lang w:eastAsia="uk-UA"/>
+        </w:rPr>
+        <w:t>(</w:t>
+      </w:r>
+      <w:proofErr w:type="spellStart"/>
+      <w:r>
+        <w:rPr>
+          <w:rFonts w:ascii="Consolas" w:eastAsia="Times New Roman" w:hAnsi="Consolas" w:cs="Times New Roman"/>
+          <w:color w:val="69C3FF"/>
+          <w:sz w:val="21"/>
+          <w:szCs w:val="21"/>
+          <w:lang w:eastAsia="uk-UA"/>
+        </w:rPr>
+        <w:t>secrets</w:t>
+      </w:r>
+      <w:r>
+        <w:rPr>
+          <w:rFonts w:ascii="Consolas" w:eastAsia="Times New Roman" w:hAnsi="Consolas" w:cs="Times New Roman"/>
+          <w:color w:val="D8DDE7"/>
+          <w:sz w:val="21"/>
+          <w:szCs w:val="21"/>
+          <w:lang w:eastAsia="uk-UA"/>
+        </w:rPr>
+        <w:t>.</w:t>
+      </w:r>
+      <w:r>
+        <w:rPr>
+          <w:rFonts w:ascii="Consolas" w:eastAsia="Times New Roman" w:hAnsi="Consolas" w:cs="Times New Roman"/>
+          <w:color w:val="69C3FF"/>
+          <w:sz w:val="21"/>
+          <w:szCs w:val="21"/>
+          <w:lang w:eastAsia="uk-UA"/>
+        </w:rPr>
+        <w:t>choice</w:t>
+      </w:r>
+      <w:proofErr w:type="spellEnd"/>
+      <w:r>
+        <w:rPr>
+          <w:rFonts w:ascii="Consolas" w:eastAsia="Times New Roman" w:hAnsi="Consolas" w:cs="Times New Roman"/>
+          <w:color w:val="D8DDE7"/>
+          <w:sz w:val="21"/>
+          <w:szCs w:val="21"/>
+          <w:lang w:eastAsia="uk-UA"/>
+        </w:rPr>
+        <w:t>(</w:t>
+      </w:r>
+      <w:proofErr w:type="spellStart"/>
+      <w:r>
+        <w:rPr>
+          <w:rFonts w:ascii="Consolas" w:eastAsia="Times New Roman" w:hAnsi="Consolas" w:cs="Times New Roman"/>
+          <w:color w:val="69C3FF"/>
+          <w:sz w:val="21"/>
+          <w:szCs w:val="21"/>
+          <w:lang w:eastAsia="uk-UA"/>
+        </w:rPr>
+        <w:t>string</w:t>
+      </w:r>
+      <w:r>
+        <w:rPr>
+          <w:rFonts w:ascii="Consolas" w:eastAsia="Times New Roman" w:hAnsi="Consolas" w:cs="Times New Roman"/>
+          <w:color w:val="D8DDE7"/>
+          <w:sz w:val="21"/>
+          <w:szCs w:val="21"/>
+          <w:lang w:eastAsia="uk-UA"/>
+        </w:rPr>
+        <w:t>.</w:t>
+      </w:r>
+      <w:r>
+        <w:rPr>
+          <w:rFonts w:ascii="Consolas" w:eastAsia="Times New Roman" w:hAnsi="Consolas" w:cs="Times New Roman"/>
+          <w:color w:val="FF738A"/>
+          <w:sz w:val="21"/>
+          <w:szCs w:val="21"/>
+          <w:lang w:eastAsia="uk-UA"/>
+        </w:rPr>
+        <w:t>ascii_uppercase</w:t>
+      </w:r>
+      <w:proofErr w:type="spellEnd"/>
+      <w:r>
+        <w:rPr>
+          <w:rFonts w:ascii="Consolas" w:eastAsia="Times New Roman" w:hAnsi="Consolas" w:cs="Times New Roman"/>
+          <w:color w:val="D8DDE7"/>
+          <w:sz w:val="21"/>
+          <w:szCs w:val="21"/>
+          <w:lang w:eastAsia="uk-UA"/>
+        </w:rPr>
+        <w:t>))</w:t>
+      </w:r>
+      <w:r>
+        <w:rPr>
+          <w:rFonts w:ascii="Consolas" w:eastAsia="Times New Roman" w:hAnsi="Consolas" w:cs="Times New Roman"/>
+          <w:color w:val="B9C2D3"/>
+          <w:sz w:val="21"/>
+          <w:szCs w:val="21"/>
+          <w:lang w:eastAsia="uk-UA"/>
+        </w:rPr>
+        <w:t xml:space="preserve"> </w:t>
+      </w:r>
+      <w:r>
+        <w:rPr>
+          <w:rFonts w:ascii="Consolas" w:eastAsia="Times New Roman" w:hAnsi="Consolas" w:cs="Times New Roman"/>
+          <w:i/>
+          <w:iCs/>
+          <w:color w:val="536686"/>
+          <w:sz w:val="21"/>
+          <w:szCs w:val="21"/>
+          <w:lang w:eastAsia="uk-UA"/>
+        </w:rPr>
+        <w:t>#[</w:t>
+      </w:r>
+      <w:proofErr w:type="spellStart"/>
+      <w:r>
+        <w:rPr>
+          <w:rFonts w:ascii="Consolas" w:eastAsia="Times New Roman" w:hAnsi="Consolas" w:cs="Times New Roman"/>
+          <w:i/>
+          <w:iCs/>
+          <w:color w:val="536686"/>
+          <w:sz w:val="21"/>
+          <w:szCs w:val="21"/>
+          <w:lang w:eastAsia="uk-UA"/>
+        </w:rPr>
+        <w:t>cite</w:t>
+      </w:r>
+      <w:proofErr w:type="spellEnd"/>
+      <w:r>
+        <w:rPr>
+          <w:rFonts w:ascii="Consolas" w:eastAsia="Times New Roman" w:hAnsi="Consolas" w:cs="Times New Roman"/>
+          <w:i/>
+          <w:iCs/>
+          <w:color w:val="536686"/>
+          <w:sz w:val="21"/>
+          <w:szCs w:val="21"/>
+          <w:lang w:eastAsia="uk-UA"/>
+        </w:rPr>
+        <w:t>: 4]</w:t>
+      </w:r>
+    </w:p>
+    <w:p>
+      <w:pPr>
+        <w:shd w:val="clear" w:color="auto" w:fill="222A38"/>
+        <w:spacing w:after="0" w:line="285" w:lineRule="atLeast"/>
+        <w:rPr>
+          <w:rFonts w:ascii="Consolas" w:eastAsia="Times New Roman" w:hAnsi="Consolas" w:cs="Times New Roman"/>
+          <w:color w:val="D8DDE7"/>
+          <w:sz w:val="21"/>
+          <w:szCs w:val="21"/>
+          <w:lang w:eastAsia="uk-UA"/>
+        </w:rPr>
+      </w:pPr>
+      <w:r>
+        <w:rPr>
+          <w:rFonts w:ascii="Consolas" w:eastAsia="Times New Roman" w:hAnsi="Consolas" w:cs="Times New Roman"/>
+          <w:color w:val="B9C2D3"/>
+          <w:sz w:val="21"/>
+          <w:szCs w:val="21"/>
+          <w:lang w:eastAsia="uk-UA"/>
+        </w:rPr>
+        <w:t xml:space="preserve">            </w:t>
+      </w:r>
+    </w:p>
+    <w:p>
+      <w:pPr>
+        <w:shd w:val="clear" w:color="auto" w:fill="222A38"/>
+        <w:spacing w:after="0" w:line="285" w:lineRule="atLeast"/>
+        <w:rPr>
+          <w:rFonts w:ascii="Consolas" w:eastAsia="Times New Roman" w:hAnsi="Consolas" w:cs="Times New Roman"/>
+          <w:color w:val="D8DDE7"/>
+          <w:sz w:val="21"/>
+          <w:szCs w:val="21"/>
+          <w:lang w:eastAsia="uk-UA"/>
+        </w:rPr>
+      </w:pPr>
+      <w:r>
+        <w:rPr>
+          <w:rFonts w:ascii="Consolas" w:eastAsia="Times New Roman" w:hAnsi="Consolas" w:cs="Times New Roman"/>
+          <w:color w:val="B9C2D3"/>
+          <w:sz w:val="21"/>
+          <w:szCs w:val="21"/>
+          <w:lang w:eastAsia="uk-UA"/>
+        </w:rPr>
+        <w:t xml:space="preserve">        </w:t>
+      </w:r>
+      <w:r>
+        <w:rPr>
+          <w:rFonts w:ascii="Consolas" w:eastAsia="Times New Roman" w:hAnsi="Consolas" w:cs="Times New Roman"/>
+          <w:i/>
+          <w:iCs/>
+          <w:color w:val="536686"/>
+          <w:sz w:val="21"/>
+          <w:szCs w:val="21"/>
+          <w:lang w:eastAsia="uk-UA"/>
+        </w:rPr>
+        <w:t># Скільки маленьких літер має містити пароль</w:t>
+      </w:r>
+    </w:p>
+    <w:p>
+      <w:pPr>
+        <w:shd w:val="clear" w:color="auto" w:fill="222A38"/>
+        <w:spacing w:after="0" w:line="285" w:lineRule="atLeast"/>
+        <w:rPr>
+          <w:rFonts w:ascii="Consolas" w:eastAsia="Times New Roman" w:hAnsi="Consolas" w:cs="Times New Roman"/>
+          <w:color w:val="D8DDE7"/>
+          <w:sz w:val="21"/>
+          <w:szCs w:val="21"/>
+          <w:lang w:eastAsia="uk-UA"/>
+        </w:rPr>
+      </w:pPr>
+      <w:r>
+        <w:rPr>
+          <w:rFonts w:ascii="Consolas" w:eastAsia="Times New Roman" w:hAnsi="Consolas" w:cs="Times New Roman"/>
+          <w:color w:val="B9C2D3"/>
+          <w:sz w:val="21"/>
+          <w:szCs w:val="21"/>
+          <w:lang w:eastAsia="uk-UA"/>
+        </w:rPr>
+        <w:t xml:space="preserve">        </w:t>
+      </w:r>
+      <w:proofErr w:type="spellStart"/>
+      <w:r>
+        <w:rPr>
+          <w:rFonts w:ascii="Consolas" w:eastAsia="Times New Roman" w:hAnsi="Consolas" w:cs="Times New Roman"/>
+          <w:color w:val="EACD61"/>
+          <w:sz w:val="21"/>
+          <w:szCs w:val="21"/>
+          <w:lang w:eastAsia="uk-UA"/>
+        </w:rPr>
+        <w:t>for</w:t>
+      </w:r>
+      <w:proofErr w:type="spellEnd"/>
+      <w:r>
+        <w:rPr>
+          <w:rFonts w:ascii="Consolas" w:eastAsia="Times New Roman" w:hAnsi="Consolas" w:cs="Times New Roman"/>
+          <w:color w:val="B9C2D3"/>
+          <w:sz w:val="21"/>
+          <w:szCs w:val="21"/>
+          <w:lang w:eastAsia="uk-UA"/>
+        </w:rPr>
+        <w:t xml:space="preserve"> </w:t>
+      </w:r>
+      <w:r>
+        <w:rPr>
+          <w:rFonts w:ascii="Consolas" w:eastAsia="Times New Roman" w:hAnsi="Consolas" w:cs="Times New Roman"/>
+          <w:color w:val="FF738A"/>
+          <w:sz w:val="21"/>
+          <w:szCs w:val="21"/>
+          <w:lang w:eastAsia="uk-UA"/>
+        </w:rPr>
+        <w:t>_</w:t>
+      </w:r>
+      <w:r>
+        <w:rPr>
+          <w:rFonts w:ascii="Consolas" w:eastAsia="Times New Roman" w:hAnsi="Consolas" w:cs="Times New Roman"/>
+          <w:color w:val="B9C2D3"/>
+          <w:sz w:val="21"/>
+          <w:szCs w:val="21"/>
+          <w:lang w:eastAsia="uk-UA"/>
+        </w:rPr>
+        <w:t xml:space="preserve"> </w:t>
+      </w:r>
+      <w:proofErr w:type="spellStart"/>
+      <w:r>
+        <w:rPr>
+          <w:rFonts w:ascii="Consolas" w:eastAsia="Times New Roman" w:hAnsi="Consolas" w:cs="Times New Roman"/>
+          <w:color w:val="EACD61"/>
+          <w:sz w:val="21"/>
+          <w:szCs w:val="21"/>
+          <w:lang w:eastAsia="uk-UA"/>
+        </w:rPr>
+        <w:t>in</w:t>
+      </w:r>
+      <w:proofErr w:type="spellEnd"/>
+      <w:r>
+        <w:rPr>
+          <w:rFonts w:ascii="Consolas" w:eastAsia="Times New Roman" w:hAnsi="Consolas" w:cs="Times New Roman"/>
+          <w:color w:val="B9C2D3"/>
+          <w:sz w:val="21"/>
+          <w:szCs w:val="21"/>
+          <w:lang w:eastAsia="uk-UA"/>
+        </w:rPr>
+        <w:t xml:space="preserve"> </w:t>
+      </w:r>
+      <w:proofErr w:type="spellStart"/>
+      <w:r>
+        <w:rPr>
+          <w:rFonts w:ascii="Consolas" w:eastAsia="Times New Roman" w:hAnsi="Consolas" w:cs="Times New Roman"/>
+          <w:color w:val="B78AFF"/>
+          <w:sz w:val="21"/>
+          <w:szCs w:val="21"/>
+          <w:lang w:eastAsia="uk-UA"/>
+        </w:rPr>
+        <w:t>range</w:t>
+      </w:r>
+      <w:proofErr w:type="spellEnd"/>
+      <w:r>
+        <w:rPr>
+          <w:rFonts w:ascii="Consolas" w:eastAsia="Times New Roman" w:hAnsi="Consolas" w:cs="Times New Roman"/>
+          <w:color w:val="D8DDE7"/>
+          <w:sz w:val="21"/>
+          <w:szCs w:val="21"/>
+          <w:lang w:eastAsia="uk-UA"/>
+        </w:rPr>
+        <w:t>(</w:t>
+      </w:r>
+      <w:proofErr w:type="spellStart"/>
+      <w:r>
+        <w:rPr>
+          <w:rFonts w:ascii="Consolas" w:eastAsia="Times New Roman" w:hAnsi="Consolas" w:cs="Times New Roman"/>
+          <w:color w:val="FF738A"/>
+          <w:sz w:val="21"/>
+          <w:szCs w:val="21"/>
+          <w:lang w:eastAsia="uk-UA"/>
+        </w:rPr>
+        <w:t>args</w:t>
+      </w:r>
+      <w:r>
+        <w:rPr>
+          <w:rFonts w:ascii="Consolas" w:eastAsia="Times New Roman" w:hAnsi="Consolas" w:cs="Times New Roman"/>
+          <w:color w:val="D8DDE7"/>
+          <w:sz w:val="21"/>
+          <w:szCs w:val="21"/>
+          <w:lang w:eastAsia="uk-UA"/>
+        </w:rPr>
+        <w:t>.</w:t>
+      </w:r>
+      <w:r>
+        <w:rPr>
+          <w:rFonts w:ascii="Consolas" w:eastAsia="Times New Roman" w:hAnsi="Consolas" w:cs="Times New Roman"/>
+          <w:color w:val="FF738A"/>
+          <w:sz w:val="21"/>
+          <w:szCs w:val="21"/>
+          <w:lang w:eastAsia="uk-UA"/>
+        </w:rPr>
+        <w:t>lowercase</w:t>
+      </w:r>
+      <w:proofErr w:type="spellEnd"/>
+      <w:r>
+        <w:rPr>
+          <w:rFonts w:ascii="Consolas" w:eastAsia="Times New Roman" w:hAnsi="Consolas" w:cs="Times New Roman"/>
+          <w:color w:val="D8DDE7"/>
+          <w:sz w:val="21"/>
+          <w:szCs w:val="21"/>
+          <w:lang w:eastAsia="uk-UA"/>
+        </w:rPr>
+        <w:t>):</w:t>
+      </w:r>
+      <w:r>
+        <w:rPr>
+          <w:rFonts w:ascii="Consolas" w:eastAsia="Times New Roman" w:hAnsi="Consolas" w:cs="Times New Roman"/>
+          <w:color w:val="B9C2D3"/>
+          <w:sz w:val="21"/>
+          <w:szCs w:val="21"/>
+          <w:lang w:eastAsia="uk-UA"/>
+        </w:rPr>
+        <w:t xml:space="preserve"> </w:t>
+      </w:r>
+      <w:r>
+        <w:rPr>
+          <w:rFonts w:ascii="Consolas" w:eastAsia="Times New Roman" w:hAnsi="Consolas" w:cs="Times New Roman"/>
+          <w:i/>
+          <w:iCs/>
+          <w:color w:val="536686"/>
+          <w:sz w:val="21"/>
+          <w:szCs w:val="21"/>
+          <w:lang w:eastAsia="uk-UA"/>
+        </w:rPr>
+        <w:t>#[</w:t>
+      </w:r>
+      <w:proofErr w:type="spellStart"/>
+      <w:r>
+        <w:rPr>
+          <w:rFonts w:ascii="Consolas" w:eastAsia="Times New Roman" w:hAnsi="Consolas" w:cs="Times New Roman"/>
+          <w:i/>
+          <w:iCs/>
+          <w:color w:val="536686"/>
+          <w:sz w:val="21"/>
+          <w:szCs w:val="21"/>
+          <w:lang w:eastAsia="uk-UA"/>
+        </w:rPr>
+        <w:t>cite</w:t>
+      </w:r>
+      <w:proofErr w:type="spellEnd"/>
+      <w:r>
+        <w:rPr>
+          <w:rFonts w:ascii="Consolas" w:eastAsia="Times New Roman" w:hAnsi="Consolas" w:cs="Times New Roman"/>
+          <w:i/>
+          <w:iCs/>
+          <w:color w:val="536686"/>
+          <w:sz w:val="21"/>
+          <w:szCs w:val="21"/>
+          <w:lang w:eastAsia="uk-UA"/>
+        </w:rPr>
+        <w:t>: 4]</w:t>
+      </w:r>
+    </w:p>
+    <w:p>
+      <w:pPr>
+        <w:shd w:val="clear" w:color="auto" w:fill="222A38"/>
+        <w:spacing w:after="0" w:line="285" w:lineRule="atLeast"/>
+        <w:rPr>
+          <w:rFonts w:ascii="Consolas" w:eastAsia="Times New Roman" w:hAnsi="Consolas" w:cs="Times New Roman"/>
+          <w:color w:val="D8DDE7"/>
+          <w:sz w:val="21"/>
+          <w:szCs w:val="21"/>
+          <w:lang w:eastAsia="uk-UA"/>
+        </w:rPr>
+      </w:pPr>
+      <w:r>
+        <w:rPr>
+          <w:rFonts w:ascii="Consolas" w:eastAsia="Times New Roman" w:hAnsi="Consolas" w:cs="Times New Roman"/>
+          <w:color w:val="B9C2D3"/>
+          <w:sz w:val="21"/>
+          <w:szCs w:val="21"/>
+          <w:lang w:eastAsia="uk-UA"/>
+        </w:rPr>
+        <w:t xml:space="preserve">            </w:t>
+      </w:r>
+      <w:proofErr w:type="spellStart"/>
+      <w:r>
+        <w:rPr>
+          <w:rFonts w:ascii="Consolas" w:eastAsia="Times New Roman" w:hAnsi="Consolas" w:cs="Times New Roman"/>
+          <w:color w:val="FF738A"/>
+          <w:sz w:val="21"/>
+          <w:szCs w:val="21"/>
+          <w:lang w:eastAsia="uk-UA"/>
+        </w:rPr>
+        <w:t>password</w:t>
+      </w:r>
+      <w:r>
+        <w:rPr>
+          <w:rFonts w:ascii="Consolas" w:eastAsia="Times New Roman" w:hAnsi="Consolas" w:cs="Times New Roman"/>
+          <w:color w:val="D8DDE7"/>
+          <w:sz w:val="21"/>
+          <w:szCs w:val="21"/>
+          <w:lang w:eastAsia="uk-UA"/>
+        </w:rPr>
+        <w:t>.</w:t>
+      </w:r>
+      <w:r>
+        <w:rPr>
+          <w:rFonts w:ascii="Consolas" w:eastAsia="Times New Roman" w:hAnsi="Consolas" w:cs="Times New Roman"/>
+          <w:color w:val="69C3FF"/>
+          <w:sz w:val="21"/>
+          <w:szCs w:val="21"/>
+          <w:lang w:eastAsia="uk-UA"/>
+        </w:rPr>
+        <w:t>append</w:t>
+      </w:r>
+      <w:proofErr w:type="spellEnd"/>
+      <w:r>
+        <w:rPr>
+          <w:rFonts w:ascii="Consolas" w:eastAsia="Times New Roman" w:hAnsi="Consolas" w:cs="Times New Roman"/>
+          <w:color w:val="D8DDE7"/>
+          <w:sz w:val="21"/>
+          <w:szCs w:val="21"/>
+          <w:lang w:eastAsia="uk-UA"/>
+        </w:rPr>
+        <w:t>(</w:t>
+      </w:r>
+      <w:proofErr w:type="spellStart"/>
+      <w:r>
+        <w:rPr>
+          <w:rFonts w:ascii="Consolas" w:eastAsia="Times New Roman" w:hAnsi="Consolas" w:cs="Times New Roman"/>
+          <w:color w:val="69C3FF"/>
+          <w:sz w:val="21"/>
+          <w:szCs w:val="21"/>
+          <w:lang w:eastAsia="uk-UA"/>
+        </w:rPr>
+        <w:t>secrets</w:t>
+      </w:r>
+      <w:r>
+        <w:rPr>
+          <w:rFonts w:ascii="Consolas" w:eastAsia="Times New Roman" w:hAnsi="Consolas" w:cs="Times New Roman"/>
+          <w:color w:val="D8DDE7"/>
+          <w:sz w:val="21"/>
+          <w:szCs w:val="21"/>
+          <w:lang w:eastAsia="uk-UA"/>
+        </w:rPr>
+        <w:t>.</w:t>
+      </w:r>
+      <w:r>
+        <w:rPr>
+          <w:rFonts w:ascii="Consolas" w:eastAsia="Times New Roman" w:hAnsi="Consolas" w:cs="Times New Roman"/>
+          <w:color w:val="69C3FF"/>
+          <w:sz w:val="21"/>
+          <w:szCs w:val="21"/>
+          <w:lang w:eastAsia="uk-UA"/>
+        </w:rPr>
+        <w:t>choice</w:t>
+      </w:r>
+      <w:proofErr w:type="spellEnd"/>
+      <w:r>
+        <w:rPr>
+          <w:rFonts w:ascii="Consolas" w:eastAsia="Times New Roman" w:hAnsi="Consolas" w:cs="Times New Roman"/>
+          <w:color w:val="D8DDE7"/>
+          <w:sz w:val="21"/>
+          <w:szCs w:val="21"/>
+          <w:lang w:eastAsia="uk-UA"/>
+        </w:rPr>
+        <w:t>(</w:t>
+      </w:r>
+      <w:proofErr w:type="spellStart"/>
+      <w:r>
+        <w:rPr>
+          <w:rFonts w:ascii="Consolas" w:eastAsia="Times New Roman" w:hAnsi="Consolas" w:cs="Times New Roman"/>
+          <w:color w:val="69C3FF"/>
+          <w:sz w:val="21"/>
+          <w:szCs w:val="21"/>
+          <w:lang w:eastAsia="uk-UA"/>
+        </w:rPr>
+        <w:t>string</w:t>
+      </w:r>
+      <w:r>
+        <w:rPr>
+          <w:rFonts w:ascii="Consolas" w:eastAsia="Times New Roman" w:hAnsi="Consolas" w:cs="Times New Roman"/>
+          <w:color w:val="D8DDE7"/>
+          <w:sz w:val="21"/>
+          <w:szCs w:val="21"/>
+          <w:lang w:eastAsia="uk-UA"/>
+        </w:rPr>
+        <w:t>.</w:t>
+      </w:r>
+      <w:r>
+        <w:rPr>
+          <w:rFonts w:ascii="Consolas" w:eastAsia="Times New Roman" w:hAnsi="Consolas" w:cs="Times New Roman"/>
+          <w:color w:val="FF738A"/>
+          <w:sz w:val="21"/>
+          <w:szCs w:val="21"/>
+          <w:lang w:eastAsia="uk-UA"/>
+        </w:rPr>
+        <w:t>ascii_lowercase</w:t>
+      </w:r>
+      <w:proofErr w:type="spellEnd"/>
+      <w:r>
+        <w:rPr>
+          <w:rFonts w:ascii="Consolas" w:eastAsia="Times New Roman" w:hAnsi="Consolas" w:cs="Times New Roman"/>
+          <w:color w:val="D8DDE7"/>
+          <w:sz w:val="21"/>
+          <w:szCs w:val="21"/>
+          <w:lang w:eastAsia="uk-UA"/>
+        </w:rPr>
+        <w:t>))</w:t>
+      </w:r>
+      <w:r>
+        <w:rPr>
+          <w:rFonts w:ascii="Consolas" w:eastAsia="Times New Roman" w:hAnsi="Consolas" w:cs="Times New Roman"/>
+          <w:color w:val="B9C2D3"/>
+          <w:sz w:val="21"/>
+          <w:szCs w:val="21"/>
+          <w:lang w:eastAsia="uk-UA"/>
+        </w:rPr>
+        <w:t xml:space="preserve"> </w:t>
+      </w:r>
+      <w:r>
+        <w:rPr>
+          <w:rFonts w:ascii="Consolas" w:eastAsia="Times New Roman" w:hAnsi="Consolas" w:cs="Times New Roman"/>
+          <w:i/>
+          <w:iCs/>
+          <w:color w:val="536686"/>
+          <w:sz w:val="21"/>
+          <w:szCs w:val="21"/>
+          <w:lang w:eastAsia="uk-UA"/>
+        </w:rPr>
+        <w:t>#[</w:t>
+      </w:r>
+      <w:proofErr w:type="spellStart"/>
+      <w:r>
+        <w:rPr>
+          <w:rFonts w:ascii="Consolas" w:eastAsia="Times New Roman" w:hAnsi="Consolas" w:cs="Times New Roman"/>
+          <w:i/>
+          <w:iCs/>
+          <w:color w:val="536686"/>
+          <w:sz w:val="21"/>
+          <w:szCs w:val="21"/>
+          <w:lang w:eastAsia="uk-UA"/>
+        </w:rPr>
+        <w:t>cite</w:t>
+      </w:r>
+      <w:proofErr w:type="spellEnd"/>
+      <w:r>
+        <w:rPr>
+          <w:rFonts w:ascii="Consolas" w:eastAsia="Times New Roman" w:hAnsi="Consolas" w:cs="Times New Roman"/>
+          <w:i/>
+          <w:iCs/>
+          <w:color w:val="536686"/>
+          <w:sz w:val="21"/>
+          <w:szCs w:val="21"/>
+          <w:lang w:eastAsia="uk-UA"/>
+        </w:rPr>
+        <w:t>: 4]</w:t>
+      </w:r>
+    </w:p>
+    <w:p>
+      <w:pPr>
+        <w:shd w:val="clear" w:color="auto" w:fill="222A38"/>
+        <w:spacing w:after="0" w:line="285" w:lineRule="atLeast"/>
+        <w:rPr>
+          <w:rFonts w:ascii="Consolas" w:eastAsia="Times New Roman" w:hAnsi="Consolas" w:cs="Times New Roman"/>
+          <w:color w:val="D8DDE7"/>
+          <w:sz w:val="21"/>
+          <w:szCs w:val="21"/>
+          <w:lang w:eastAsia="uk-UA"/>
+        </w:rPr>
+      </w:pPr>
+      <w:r>
+        <w:rPr>
+          <w:rFonts w:ascii="Consolas" w:eastAsia="Times New Roman" w:hAnsi="Consolas" w:cs="Times New Roman"/>
+          <w:color w:val="B9C2D3"/>
+          <w:sz w:val="21"/>
+          <w:szCs w:val="21"/>
+          <w:lang w:eastAsia="uk-UA"/>
+        </w:rPr>
+        <w:t xml:space="preserve">            </w:t>
+      </w:r>
+    </w:p>
+    <w:p>
+      <w:pPr>
+        <w:shd w:val="clear" w:color="auto" w:fill="222A38"/>
+        <w:spacing w:after="0" w:line="285" w:lineRule="atLeast"/>
+        <w:rPr>
+          <w:rFonts w:ascii="Consolas" w:eastAsia="Times New Roman" w:hAnsi="Consolas" w:cs="Times New Roman"/>
+          <w:color w:val="D8DDE7"/>
+          <w:sz w:val="21"/>
+          <w:szCs w:val="21"/>
+          <w:lang w:eastAsia="uk-UA"/>
+        </w:rPr>
+      </w:pPr>
+      <w:r>
+        <w:rPr>
+          <w:rFonts w:ascii="Consolas" w:eastAsia="Times New Roman" w:hAnsi="Consolas" w:cs="Times New Roman"/>
+          <w:color w:val="B9C2D3"/>
+          <w:sz w:val="21"/>
+          <w:szCs w:val="21"/>
+          <w:lang w:eastAsia="uk-UA"/>
+        </w:rPr>
+        <w:t xml:space="preserve">        </w:t>
+      </w:r>
+      <w:r>
+        <w:rPr>
+          <w:rFonts w:ascii="Consolas" w:eastAsia="Times New Roman" w:hAnsi="Consolas" w:cs="Times New Roman"/>
+          <w:i/>
+          <w:iCs/>
+          <w:color w:val="536686"/>
+          <w:sz w:val="21"/>
+          <w:szCs w:val="21"/>
+          <w:lang w:eastAsia="uk-UA"/>
+        </w:rPr>
+        <w:t># Скільки спеціальних символів має містити пароль</w:t>
+      </w:r>
+    </w:p>
+    <w:p>
+      <w:pPr>
+        <w:shd w:val="clear" w:color="auto" w:fill="222A38"/>
+        <w:spacing w:after="0" w:line="285" w:lineRule="atLeast"/>
+        <w:rPr>
+          <w:rFonts w:ascii="Consolas" w:eastAsia="Times New Roman" w:hAnsi="Consolas" w:cs="Times New Roman"/>
+          <w:color w:val="D8DDE7"/>
+          <w:sz w:val="21"/>
+          <w:szCs w:val="21"/>
+          <w:lang w:eastAsia="uk-UA"/>
+        </w:rPr>
+      </w:pPr>
+      <w:r>
+        <w:rPr>
+          <w:rFonts w:ascii="Consolas" w:eastAsia="Times New Roman" w:hAnsi="Consolas" w:cs="Times New Roman"/>
+          <w:color w:val="B9C2D3"/>
+          <w:sz w:val="21"/>
+          <w:szCs w:val="21"/>
+          <w:lang w:eastAsia="uk-UA"/>
+        </w:rPr>
+        <w:t xml:space="preserve">        </w:t>
+      </w:r>
+      <w:proofErr w:type="spellStart"/>
+      <w:r>
+        <w:rPr>
+          <w:rFonts w:ascii="Consolas" w:eastAsia="Times New Roman" w:hAnsi="Consolas" w:cs="Times New Roman"/>
+          <w:color w:val="EACD61"/>
+          <w:sz w:val="21"/>
+          <w:szCs w:val="21"/>
+          <w:lang w:eastAsia="uk-UA"/>
+        </w:rPr>
+        <w:t>for</w:t>
+      </w:r>
+      <w:proofErr w:type="spellEnd"/>
+      <w:r>
+        <w:rPr>
+          <w:rFonts w:ascii="Consolas" w:eastAsia="Times New Roman" w:hAnsi="Consolas" w:cs="Times New Roman"/>
+          <w:color w:val="B9C2D3"/>
+          <w:sz w:val="21"/>
+          <w:szCs w:val="21"/>
+          <w:lang w:eastAsia="uk-UA"/>
+        </w:rPr>
+        <w:t xml:space="preserve"> </w:t>
+      </w:r>
+      <w:r>
+        <w:rPr>
+          <w:rFonts w:ascii="Consolas" w:eastAsia="Times New Roman" w:hAnsi="Consolas" w:cs="Times New Roman"/>
+          <w:color w:val="FF738A"/>
+          <w:sz w:val="21"/>
+          <w:szCs w:val="21"/>
+          <w:lang w:eastAsia="uk-UA"/>
+        </w:rPr>
+        <w:t>_</w:t>
+      </w:r>
+      <w:r>
+        <w:rPr>
+          <w:rFonts w:ascii="Consolas" w:eastAsia="Times New Roman" w:hAnsi="Consolas" w:cs="Times New Roman"/>
+          <w:color w:val="B9C2D3"/>
+          <w:sz w:val="21"/>
+          <w:szCs w:val="21"/>
+          <w:lang w:eastAsia="uk-UA"/>
+        </w:rPr>
+        <w:t xml:space="preserve"> </w:t>
+      </w:r>
+      <w:proofErr w:type="spellStart"/>
+      <w:r>
+        <w:rPr>
+          <w:rFonts w:ascii="Consolas" w:eastAsia="Times New Roman" w:hAnsi="Consolas" w:cs="Times New Roman"/>
+          <w:color w:val="EACD61"/>
+          <w:sz w:val="21"/>
+          <w:szCs w:val="21"/>
+          <w:lang w:eastAsia="uk-UA"/>
+        </w:rPr>
+        <w:t>in</w:t>
+      </w:r>
+      <w:proofErr w:type="spellEnd"/>
+      <w:r>
+        <w:rPr>
+          <w:rFonts w:ascii="Consolas" w:eastAsia="Times New Roman" w:hAnsi="Consolas" w:cs="Times New Roman"/>
+          <w:color w:val="B9C2D3"/>
+          <w:sz w:val="21"/>
+          <w:szCs w:val="21"/>
+          <w:lang w:eastAsia="uk-UA"/>
+        </w:rPr>
+        <w:t xml:space="preserve"> </w:t>
+      </w:r>
+      <w:proofErr w:type="spellStart"/>
+      <w:r>
+        <w:rPr>
+          <w:rFonts w:ascii="Consolas" w:eastAsia="Times New Roman" w:hAnsi="Consolas" w:cs="Times New Roman"/>
+          <w:color w:val="B78AFF"/>
+          <w:sz w:val="21"/>
+          <w:szCs w:val="21"/>
+          <w:lang w:eastAsia="uk-UA"/>
+        </w:rPr>
+        <w:t>range</w:t>
+      </w:r>
+      <w:proofErr w:type="spellEnd"/>
+      <w:r>
+        <w:rPr>
+          <w:rFonts w:ascii="Consolas" w:eastAsia="Times New Roman" w:hAnsi="Consolas" w:cs="Times New Roman"/>
+          <w:color w:val="D8DDE7"/>
+          <w:sz w:val="21"/>
+          <w:szCs w:val="21"/>
+          <w:lang w:eastAsia="uk-UA"/>
+        </w:rPr>
+        <w:t>(</w:t>
+      </w:r>
+      <w:proofErr w:type="spellStart"/>
+      <w:r>
+        <w:rPr>
+          <w:rFonts w:ascii="Consolas" w:eastAsia="Times New Roman" w:hAnsi="Consolas" w:cs="Times New Roman"/>
+          <w:color w:val="FF738A"/>
+          <w:sz w:val="21"/>
+          <w:szCs w:val="21"/>
+          <w:lang w:eastAsia="uk-UA"/>
+        </w:rPr>
+        <w:t>args</w:t>
+      </w:r>
+      <w:r>
+        <w:rPr>
+          <w:rFonts w:ascii="Consolas" w:eastAsia="Times New Roman" w:hAnsi="Consolas" w:cs="Times New Roman"/>
+          <w:color w:val="D8DDE7"/>
+          <w:sz w:val="21"/>
+          <w:szCs w:val="21"/>
+          <w:lang w:eastAsia="uk-UA"/>
+        </w:rPr>
+        <w:t>.</w:t>
+      </w:r>
+      <w:r>
+        <w:rPr>
+          <w:rFonts w:ascii="Consolas" w:eastAsia="Times New Roman" w:hAnsi="Consolas" w:cs="Times New Roman"/>
+          <w:color w:val="FF738A"/>
+          <w:sz w:val="21"/>
+          <w:szCs w:val="21"/>
+          <w:lang w:eastAsia="uk-UA"/>
+        </w:rPr>
+        <w:t>special_chars</w:t>
+      </w:r>
+      <w:proofErr w:type="spellEnd"/>
+      <w:r>
+        <w:rPr>
+          <w:rFonts w:ascii="Consolas" w:eastAsia="Times New Roman" w:hAnsi="Consolas" w:cs="Times New Roman"/>
+          <w:color w:val="D8DDE7"/>
+          <w:sz w:val="21"/>
+          <w:szCs w:val="21"/>
+          <w:lang w:eastAsia="uk-UA"/>
+        </w:rPr>
+        <w:t>):</w:t>
+      </w:r>
+      <w:r>
+        <w:rPr>
+          <w:rFonts w:ascii="Consolas" w:eastAsia="Times New Roman" w:hAnsi="Consolas" w:cs="Times New Roman"/>
+          <w:color w:val="B9C2D3"/>
+          <w:sz w:val="21"/>
+          <w:szCs w:val="21"/>
+          <w:lang w:eastAsia="uk-UA"/>
+        </w:rPr>
+        <w:t xml:space="preserve"> </w:t>
+      </w:r>
+      <w:r>
+        <w:rPr>
+          <w:rFonts w:ascii="Consolas" w:eastAsia="Times New Roman" w:hAnsi="Consolas" w:cs="Times New Roman"/>
+          <w:i/>
+          <w:iCs/>
+          <w:color w:val="536686"/>
+          <w:sz w:val="21"/>
+          <w:szCs w:val="21"/>
+          <w:lang w:eastAsia="uk-UA"/>
+        </w:rPr>
+        <w:t>#[</w:t>
+      </w:r>
+      <w:proofErr w:type="spellStart"/>
+      <w:r>
+        <w:rPr>
+          <w:rFonts w:ascii="Consolas" w:eastAsia="Times New Roman" w:hAnsi="Consolas" w:cs="Times New Roman"/>
+          <w:i/>
+          <w:iCs/>
+          <w:color w:val="536686"/>
+          <w:sz w:val="21"/>
+          <w:szCs w:val="21"/>
+          <w:lang w:eastAsia="uk-UA"/>
+        </w:rPr>
+        <w:t>cite</w:t>
+      </w:r>
+      <w:proofErr w:type="spellEnd"/>
+      <w:r>
+        <w:rPr>
+          <w:rFonts w:ascii="Consolas" w:eastAsia="Times New Roman" w:hAnsi="Consolas" w:cs="Times New Roman"/>
+          <w:i/>
+          <w:iCs/>
+          <w:color w:val="536686"/>
+          <w:sz w:val="21"/>
+          <w:szCs w:val="21"/>
+          <w:lang w:eastAsia="uk-UA"/>
+        </w:rPr>
+        <w:t>: 4]</w:t>
+      </w:r>
+    </w:p>
+    <w:p>
+      <w:pPr>
+        <w:shd w:val="clear" w:color="auto" w:fill="222A38"/>
+        <w:spacing w:after="0" w:line="285" w:lineRule="atLeast"/>
+        <w:rPr>
+          <w:rFonts w:ascii="Consolas" w:eastAsia="Times New Roman" w:hAnsi="Consolas" w:cs="Times New Roman"/>
+          <w:color w:val="D8DDE7"/>
+          <w:sz w:val="21"/>
+          <w:szCs w:val="21"/>
+          <w:lang w:eastAsia="uk-UA"/>
+        </w:rPr>
+      </w:pPr>
+      <w:r>
+        <w:rPr>
+          <w:rFonts w:ascii="Consolas" w:eastAsia="Times New Roman" w:hAnsi="Consolas" w:cs="Times New Roman"/>
+          <w:color w:val="B9C2D3"/>
+          <w:sz w:val="21"/>
+          <w:szCs w:val="21"/>
+          <w:lang w:eastAsia="uk-UA"/>
+        </w:rPr>
+        <w:t xml:space="preserve">            </w:t>
+      </w:r>
+      <w:proofErr w:type="spellStart"/>
+      <w:r>
+        <w:rPr>
+          <w:rFonts w:ascii="Consolas" w:eastAsia="Times New Roman" w:hAnsi="Consolas" w:cs="Times New Roman"/>
+          <w:color w:val="FF738A"/>
+          <w:sz w:val="21"/>
+          <w:szCs w:val="21"/>
+          <w:lang w:eastAsia="uk-UA"/>
+        </w:rPr>
+        <w:t>password</w:t>
+      </w:r>
+      <w:r>
+        <w:rPr>
+          <w:rFonts w:ascii="Consolas" w:eastAsia="Times New Roman" w:hAnsi="Consolas" w:cs="Times New Roman"/>
+          <w:color w:val="D8DDE7"/>
+          <w:sz w:val="21"/>
+          <w:szCs w:val="21"/>
+          <w:lang w:eastAsia="uk-UA"/>
+        </w:rPr>
+        <w:t>.</w:t>
+      </w:r>
+      <w:r>
+        <w:rPr>
+          <w:rFonts w:ascii="Consolas" w:eastAsia="Times New Roman" w:hAnsi="Consolas" w:cs="Times New Roman"/>
+          <w:color w:val="69C3FF"/>
+          <w:sz w:val="21"/>
+          <w:szCs w:val="21"/>
+          <w:lang w:eastAsia="uk-UA"/>
+        </w:rPr>
+        <w:t>append</w:t>
+      </w:r>
+      <w:proofErr w:type="spellEnd"/>
+      <w:r>
+        <w:rPr>
+          <w:rFonts w:ascii="Consolas" w:eastAsia="Times New Roman" w:hAnsi="Consolas" w:cs="Times New Roman"/>
+          <w:color w:val="D8DDE7"/>
+          <w:sz w:val="21"/>
+          <w:szCs w:val="21"/>
+          <w:lang w:eastAsia="uk-UA"/>
+        </w:rPr>
+        <w:t>(</w:t>
+      </w:r>
+      <w:proofErr w:type="spellStart"/>
+      <w:r>
+        <w:rPr>
+          <w:rFonts w:ascii="Consolas" w:eastAsia="Times New Roman" w:hAnsi="Consolas" w:cs="Times New Roman"/>
+          <w:color w:val="69C3FF"/>
+          <w:sz w:val="21"/>
+          <w:szCs w:val="21"/>
+          <w:lang w:eastAsia="uk-UA"/>
+        </w:rPr>
+        <w:t>secrets</w:t>
+      </w:r>
+      <w:r>
+        <w:rPr>
+          <w:rFonts w:ascii="Consolas" w:eastAsia="Times New Roman" w:hAnsi="Consolas" w:cs="Times New Roman"/>
+          <w:color w:val="D8DDE7"/>
+          <w:sz w:val="21"/>
+          <w:szCs w:val="21"/>
+          <w:lang w:eastAsia="uk-UA"/>
+        </w:rPr>
+        <w:t>.</w:t>
+      </w:r>
+      <w:r>
+        <w:rPr>
+          <w:rFonts w:ascii="Consolas" w:eastAsia="Times New Roman" w:hAnsi="Consolas" w:cs="Times New Roman"/>
+          <w:color w:val="69C3FF"/>
+          <w:sz w:val="21"/>
+          <w:szCs w:val="21"/>
+          <w:lang w:eastAsia="uk-UA"/>
+        </w:rPr>
+        <w:t>choice</w:t>
+      </w:r>
+      <w:proofErr w:type="spellEnd"/>
+      <w:r>
+        <w:rPr>
+          <w:rFonts w:ascii="Consolas" w:eastAsia="Times New Roman" w:hAnsi="Consolas" w:cs="Times New Roman"/>
+          <w:color w:val="D8DDE7"/>
+          <w:sz w:val="21"/>
+          <w:szCs w:val="21"/>
+          <w:lang w:eastAsia="uk-UA"/>
+        </w:rPr>
+        <w:t>(</w:t>
+      </w:r>
+      <w:proofErr w:type="spellStart"/>
+      <w:r>
+        <w:rPr>
+          <w:rFonts w:ascii="Consolas" w:eastAsia="Times New Roman" w:hAnsi="Consolas" w:cs="Times New Roman"/>
+          <w:color w:val="69C3FF"/>
+          <w:sz w:val="21"/>
+          <w:szCs w:val="21"/>
+          <w:lang w:eastAsia="uk-UA"/>
+        </w:rPr>
+        <w:t>string</w:t>
+      </w:r>
+      <w:r>
+        <w:rPr>
+          <w:rFonts w:ascii="Consolas" w:eastAsia="Times New Roman" w:hAnsi="Consolas" w:cs="Times New Roman"/>
+          <w:color w:val="D8DDE7"/>
+          <w:sz w:val="21"/>
+          <w:szCs w:val="21"/>
+          <w:lang w:eastAsia="uk-UA"/>
+        </w:rPr>
+        <w:t>.</w:t>
+      </w:r>
+      <w:r>
+        <w:rPr>
+          <w:rFonts w:ascii="Consolas" w:eastAsia="Times New Roman" w:hAnsi="Consolas" w:cs="Times New Roman"/>
+          <w:color w:val="FF738A"/>
+          <w:sz w:val="21"/>
+          <w:szCs w:val="21"/>
+          <w:lang w:eastAsia="uk-UA"/>
+        </w:rPr>
+        <w:t>punctuation</w:t>
+      </w:r>
+      <w:proofErr w:type="spellEnd"/>
+      <w:r>
+        <w:rPr>
+          <w:rFonts w:ascii="Consolas" w:eastAsia="Times New Roman" w:hAnsi="Consolas" w:cs="Times New Roman"/>
+          <w:color w:val="D8DDE7"/>
+          <w:sz w:val="21"/>
+          <w:szCs w:val="21"/>
+          <w:lang w:eastAsia="uk-UA"/>
+        </w:rPr>
+        <w:t>))</w:t>
+      </w:r>
+      <w:r>
+        <w:rPr>
+          <w:rFonts w:ascii="Consolas" w:eastAsia="Times New Roman" w:hAnsi="Consolas" w:cs="Times New Roman"/>
+          <w:color w:val="B9C2D3"/>
+          <w:sz w:val="21"/>
+          <w:szCs w:val="21"/>
+          <w:lang w:eastAsia="uk-UA"/>
+        </w:rPr>
+        <w:t xml:space="preserve"> </w:t>
+      </w:r>
+      <w:r>
+        <w:rPr>
+          <w:rFonts w:ascii="Consolas" w:eastAsia="Times New Roman" w:hAnsi="Consolas" w:cs="Times New Roman"/>
+          <w:i/>
+          <w:iCs/>
+          <w:color w:val="536686"/>
+          <w:sz w:val="21"/>
+          <w:szCs w:val="21"/>
+          <w:lang w:eastAsia="uk-UA"/>
+        </w:rPr>
+        <w:t>#[</w:t>
+      </w:r>
+      <w:proofErr w:type="spellStart"/>
+      <w:r>
+        <w:rPr>
+          <w:rFonts w:ascii="Consolas" w:eastAsia="Times New Roman" w:hAnsi="Consolas" w:cs="Times New Roman"/>
+          <w:i/>
+          <w:iCs/>
+          <w:color w:val="536686"/>
+          <w:sz w:val="21"/>
+          <w:szCs w:val="21"/>
+          <w:lang w:eastAsia="uk-UA"/>
+        </w:rPr>
+        <w:t>cite</w:t>
+      </w:r>
+      <w:proofErr w:type="spellEnd"/>
+      <w:r>
+        <w:rPr>
+          <w:rFonts w:ascii="Consolas" w:eastAsia="Times New Roman" w:hAnsi="Consolas" w:cs="Times New Roman"/>
+          <w:i/>
+          <w:iCs/>
+          <w:color w:val="536686"/>
+          <w:sz w:val="21"/>
+          <w:szCs w:val="21"/>
+          <w:lang w:eastAsia="uk-UA"/>
+        </w:rPr>
+        <w:t>: 4]</w:t>
+      </w:r>
+    </w:p>
+    <w:p>
+      <w:pPr>
+        <w:shd w:val="clear" w:color="auto" w:fill="222A38"/>
+        <w:spacing w:after="0" w:line="285" w:lineRule="atLeast"/>
+        <w:rPr>
+          <w:rFonts w:ascii="Consolas" w:eastAsia="Times New Roman" w:hAnsi="Consolas" w:cs="Times New Roman"/>
+          <w:color w:val="D8DDE7"/>
+          <w:sz w:val="21"/>
+          <w:szCs w:val="21"/>
+          <w:lang w:eastAsia="uk-UA"/>
+        </w:rPr>
+      </w:pPr>
+      <w:r>
+        <w:rPr>
+          <w:rFonts w:ascii="Consolas" w:eastAsia="Times New Roman" w:hAnsi="Consolas" w:cs="Times New Roman"/>
+          <w:color w:val="B9C2D3"/>
+          <w:sz w:val="21"/>
+          <w:szCs w:val="21"/>
+          <w:lang w:eastAsia="uk-UA"/>
+        </w:rPr>
+        <w:t xml:space="preserve">            </w:t>
+      </w:r>
+    </w:p>
+    <w:p>
+      <w:pPr>
+        <w:shd w:val="clear" w:color="auto" w:fill="222A38"/>
+        <w:spacing w:after="0" w:line="285" w:lineRule="atLeast"/>
+        <w:rPr>
+          <w:rFonts w:ascii="Consolas" w:eastAsia="Times New Roman" w:hAnsi="Consolas" w:cs="Times New Roman"/>
+          <w:color w:val="D8DDE7"/>
+          <w:sz w:val="21"/>
+          <w:szCs w:val="21"/>
+          <w:lang w:eastAsia="uk-UA"/>
+        </w:rPr>
+      </w:pPr>
+      <w:r>
+        <w:rPr>
+          <w:rFonts w:ascii="Consolas" w:eastAsia="Times New Roman" w:hAnsi="Consolas" w:cs="Times New Roman"/>
+          <w:color w:val="B9C2D3"/>
+          <w:sz w:val="21"/>
+          <w:szCs w:val="21"/>
+          <w:lang w:eastAsia="uk-UA"/>
+        </w:rPr>
+        <w:t xml:space="preserve">        </w:t>
+      </w:r>
+      <w:r>
+        <w:rPr>
+          <w:rFonts w:ascii="Consolas" w:eastAsia="Times New Roman" w:hAnsi="Consolas" w:cs="Times New Roman"/>
+          <w:i/>
+          <w:iCs/>
+          <w:color w:val="536686"/>
+          <w:sz w:val="21"/>
+          <w:szCs w:val="21"/>
+          <w:lang w:eastAsia="uk-UA"/>
+        </w:rPr>
+        <w:t># Перемішування списку з усіма можливими літерами, цифрами та символами</w:t>
+      </w:r>
+    </w:p>
+    <w:p>
+      <w:pPr>
+        <w:shd w:val="clear" w:color="auto" w:fill="222A38"/>
+        <w:spacing w:after="0" w:line="285" w:lineRule="atLeast"/>
+        <w:rPr>
+          <w:rFonts w:ascii="Consolas" w:eastAsia="Times New Roman" w:hAnsi="Consolas" w:cs="Times New Roman"/>
+          <w:color w:val="D8DDE7"/>
+          <w:sz w:val="21"/>
+          <w:szCs w:val="21"/>
+          <w:lang w:eastAsia="uk-UA"/>
+        </w:rPr>
+      </w:pPr>
+      <w:r>
+        <w:rPr>
+          <w:rFonts w:ascii="Consolas" w:eastAsia="Times New Roman" w:hAnsi="Consolas" w:cs="Times New Roman"/>
+          <w:color w:val="B9C2D3"/>
+          <w:sz w:val="21"/>
+          <w:szCs w:val="21"/>
+          <w:lang w:eastAsia="uk-UA"/>
+        </w:rPr>
+        <w:t xml:space="preserve">        </w:t>
+      </w:r>
+      <w:proofErr w:type="spellStart"/>
+      <w:r>
+        <w:rPr>
+          <w:rFonts w:ascii="Consolas" w:eastAsia="Times New Roman" w:hAnsi="Consolas" w:cs="Times New Roman"/>
+          <w:color w:val="69C3FF"/>
+          <w:sz w:val="21"/>
+          <w:szCs w:val="21"/>
+          <w:lang w:eastAsia="uk-UA"/>
+        </w:rPr>
+        <w:t>random</w:t>
+      </w:r>
+      <w:r>
+        <w:rPr>
+          <w:rFonts w:ascii="Consolas" w:eastAsia="Times New Roman" w:hAnsi="Consolas" w:cs="Times New Roman"/>
+          <w:color w:val="D8DDE7"/>
+          <w:sz w:val="21"/>
+          <w:szCs w:val="21"/>
+          <w:lang w:eastAsia="uk-UA"/>
+        </w:rPr>
+        <w:t>.</w:t>
+      </w:r>
+      <w:r>
+        <w:rPr>
+          <w:rFonts w:ascii="Consolas" w:eastAsia="Times New Roman" w:hAnsi="Consolas" w:cs="Times New Roman"/>
+          <w:color w:val="FF738A"/>
+          <w:sz w:val="21"/>
+          <w:szCs w:val="21"/>
+          <w:lang w:eastAsia="uk-UA"/>
+        </w:rPr>
+        <w:t>shuffle</w:t>
+      </w:r>
+      <w:proofErr w:type="spellEnd"/>
+      <w:r>
+        <w:rPr>
+          <w:rFonts w:ascii="Consolas" w:eastAsia="Times New Roman" w:hAnsi="Consolas" w:cs="Times New Roman"/>
+          <w:color w:val="D8DDE7"/>
+          <w:sz w:val="21"/>
+          <w:szCs w:val="21"/>
+          <w:lang w:eastAsia="uk-UA"/>
+        </w:rPr>
+        <w:t>(</w:t>
+      </w:r>
+      <w:proofErr w:type="spellStart"/>
+      <w:r>
+        <w:rPr>
+          <w:rFonts w:ascii="Consolas" w:eastAsia="Times New Roman" w:hAnsi="Consolas" w:cs="Times New Roman"/>
+          <w:color w:val="FF738A"/>
+          <w:sz w:val="21"/>
+          <w:szCs w:val="21"/>
+          <w:lang w:eastAsia="uk-UA"/>
+        </w:rPr>
+        <w:t>password</w:t>
+      </w:r>
+      <w:proofErr w:type="spellEnd"/>
+      <w:r>
+        <w:rPr>
+          <w:rFonts w:ascii="Consolas" w:eastAsia="Times New Roman" w:hAnsi="Consolas" w:cs="Times New Roman"/>
+          <w:color w:val="D8DDE7"/>
+          <w:sz w:val="21"/>
+          <w:szCs w:val="21"/>
+          <w:lang w:eastAsia="uk-UA"/>
+        </w:rPr>
+        <w:t>)</w:t>
+      </w:r>
+      <w:r>
+        <w:rPr>
+          <w:rFonts w:ascii="Consolas" w:eastAsia="Times New Roman" w:hAnsi="Consolas" w:cs="Times New Roman"/>
+          <w:color w:val="B9C2D3"/>
+          <w:sz w:val="21"/>
+          <w:szCs w:val="21"/>
+          <w:lang w:eastAsia="uk-UA"/>
+        </w:rPr>
+        <w:t xml:space="preserve"> </w:t>
+      </w:r>
+      <w:r>
+        <w:rPr>
+          <w:rFonts w:ascii="Consolas" w:eastAsia="Times New Roman" w:hAnsi="Consolas" w:cs="Times New Roman"/>
+          <w:i/>
+          <w:iCs/>
+          <w:color w:val="536686"/>
+          <w:sz w:val="21"/>
+          <w:szCs w:val="21"/>
+          <w:lang w:eastAsia="uk-UA"/>
+        </w:rPr>
+        <w:t>#[</w:t>
+      </w:r>
+      <w:proofErr w:type="spellStart"/>
+      <w:r>
+        <w:rPr>
+          <w:rFonts w:ascii="Consolas" w:eastAsia="Times New Roman" w:hAnsi="Consolas" w:cs="Times New Roman"/>
+          <w:i/>
+          <w:iCs/>
+          <w:color w:val="536686"/>
+          <w:sz w:val="21"/>
+          <w:szCs w:val="21"/>
+          <w:lang w:eastAsia="uk-UA"/>
+        </w:rPr>
+        <w:t>cite</w:t>
+      </w:r>
+      <w:proofErr w:type="spellEnd"/>
+      <w:r>
+        <w:rPr>
+          <w:rFonts w:ascii="Consolas" w:eastAsia="Times New Roman" w:hAnsi="Consolas" w:cs="Times New Roman"/>
+          <w:i/>
+          <w:iCs/>
+          <w:color w:val="536686"/>
+          <w:sz w:val="21"/>
+          <w:szCs w:val="21"/>
+          <w:lang w:eastAsia="uk-UA"/>
+        </w:rPr>
+        <w:t>: 4]</w:t>
+      </w:r>
+    </w:p>
+    <w:p>
+      <w:pPr>
+        <w:shd w:val="clear" w:color="auto" w:fill="222A38"/>
+        <w:spacing w:after="0" w:line="285" w:lineRule="atLeast"/>
+        <w:rPr>
+          <w:rFonts w:ascii="Consolas" w:eastAsia="Times New Roman" w:hAnsi="Consolas" w:cs="Times New Roman"/>
+          <w:color w:val="D8DDE7"/>
+          <w:sz w:val="21"/>
+          <w:szCs w:val="21"/>
+          <w:lang w:eastAsia="uk-UA"/>
+        </w:rPr>
+      </w:pPr>
+      <w:r>
+        <w:rPr>
+          <w:rFonts w:ascii="Consolas" w:eastAsia="Times New Roman" w:hAnsi="Consolas" w:cs="Times New Roman"/>
+          <w:color w:val="B9C2D3"/>
+          <w:sz w:val="21"/>
+          <w:szCs w:val="21"/>
+          <w:lang w:eastAsia="uk-UA"/>
+        </w:rPr>
+        <w:t xml:space="preserve">        </w:t>
+      </w:r>
+    </w:p>
+    <w:p>
+      <w:pPr>
+        <w:shd w:val="clear" w:color="auto" w:fill="222A38"/>
+        <w:spacing w:after="0" w:line="285" w:lineRule="atLeast"/>
+        <w:rPr>
+          <w:rFonts w:ascii="Consolas" w:eastAsia="Times New Roman" w:hAnsi="Consolas" w:cs="Times New Roman"/>
+          <w:color w:val="D8DDE7"/>
+          <w:sz w:val="21"/>
+          <w:szCs w:val="21"/>
+          <w:lang w:eastAsia="uk-UA"/>
+        </w:rPr>
+      </w:pPr>
+      <w:r>
+        <w:rPr>
+          <w:rFonts w:ascii="Consolas" w:eastAsia="Times New Roman" w:hAnsi="Consolas" w:cs="Times New Roman"/>
+          <w:color w:val="B9C2D3"/>
+          <w:sz w:val="21"/>
+          <w:szCs w:val="21"/>
+          <w:lang w:eastAsia="uk-UA"/>
+        </w:rPr>
+        <w:t xml:space="preserve">        </w:t>
+      </w:r>
+      <w:r>
+        <w:rPr>
+          <w:rFonts w:ascii="Consolas" w:eastAsia="Times New Roman" w:hAnsi="Consolas" w:cs="Times New Roman"/>
+          <w:i/>
+          <w:iCs/>
+          <w:color w:val="536686"/>
+          <w:sz w:val="21"/>
+          <w:szCs w:val="21"/>
+          <w:lang w:eastAsia="uk-UA"/>
+        </w:rPr>
+        <w:t># Об'єднання символів у рядок</w:t>
+      </w:r>
+    </w:p>
+    <w:p>
+      <w:pPr>
+        <w:shd w:val="clear" w:color="auto" w:fill="222A38"/>
+        <w:spacing w:after="0" w:line="285" w:lineRule="atLeast"/>
+        <w:rPr>
+          <w:rFonts w:ascii="Consolas" w:eastAsia="Times New Roman" w:hAnsi="Consolas" w:cs="Times New Roman"/>
+          <w:color w:val="D8DDE7"/>
+          <w:sz w:val="21"/>
+          <w:szCs w:val="21"/>
+          <w:lang w:eastAsia="uk-UA"/>
+        </w:rPr>
+      </w:pPr>
+      <w:r>
+        <w:rPr>
+          <w:rFonts w:ascii="Consolas" w:eastAsia="Times New Roman" w:hAnsi="Consolas" w:cs="Times New Roman"/>
+          <w:color w:val="B9C2D3"/>
+          <w:sz w:val="21"/>
+          <w:szCs w:val="21"/>
+          <w:lang w:eastAsia="uk-UA"/>
+        </w:rPr>
+        <w:t xml:space="preserve">        </w:t>
+      </w:r>
+      <w:proofErr w:type="spellStart"/>
+      <w:r>
+        <w:rPr>
+          <w:rFonts w:ascii="Consolas" w:eastAsia="Times New Roman" w:hAnsi="Consolas" w:cs="Times New Roman"/>
+          <w:color w:val="FF738A"/>
+          <w:sz w:val="21"/>
+          <w:szCs w:val="21"/>
+          <w:lang w:eastAsia="uk-UA"/>
+        </w:rPr>
+        <w:t>password</w:t>
+      </w:r>
+      <w:proofErr w:type="spellEnd"/>
+      <w:r>
+        <w:rPr>
+          <w:rFonts w:ascii="Consolas" w:eastAsia="Times New Roman" w:hAnsi="Consolas" w:cs="Times New Roman"/>
+          <w:color w:val="B9C2D3"/>
+          <w:sz w:val="21"/>
+          <w:szCs w:val="21"/>
+          <w:lang w:eastAsia="uk-UA"/>
+        </w:rPr>
+        <w:t xml:space="preserve"> </w:t>
+      </w:r>
+      <w:r>
+        <w:rPr>
+          <w:rFonts w:ascii="Consolas" w:eastAsia="Times New Roman" w:hAnsi="Consolas" w:cs="Times New Roman"/>
+          <w:color w:val="EACD61"/>
+          <w:sz w:val="21"/>
+          <w:szCs w:val="21"/>
+          <w:lang w:eastAsia="uk-UA"/>
+        </w:rPr>
+        <w:t>=</w:t>
+      </w:r>
+      <w:r>
+        <w:rPr>
+          <w:rFonts w:ascii="Consolas" w:eastAsia="Times New Roman" w:hAnsi="Consolas" w:cs="Times New Roman"/>
+          <w:color w:val="B9C2D3"/>
+          <w:sz w:val="21"/>
+          <w:szCs w:val="21"/>
+          <w:lang w:eastAsia="uk-UA"/>
+        </w:rPr>
+        <w:t xml:space="preserve"> </w:t>
+      </w:r>
+      <w:r>
+        <w:rPr>
+          <w:rFonts w:ascii="Consolas" w:eastAsia="Times New Roman" w:hAnsi="Consolas" w:cs="Times New Roman"/>
+          <w:color w:val="3CEC85"/>
+          <w:sz w:val="21"/>
+          <w:szCs w:val="21"/>
+          <w:lang w:eastAsia="uk-UA"/>
+        </w:rPr>
+        <w:t>""</w:t>
+      </w:r>
+      <w:r>
+        <w:rPr>
+          <w:rFonts w:ascii="Consolas" w:eastAsia="Times New Roman" w:hAnsi="Consolas" w:cs="Times New Roman"/>
+          <w:color w:val="D8DDE7"/>
+          <w:sz w:val="21"/>
+          <w:szCs w:val="21"/>
+          <w:lang w:eastAsia="uk-UA"/>
+        </w:rPr>
+        <w:t>.</w:t>
+      </w:r>
+      <w:proofErr w:type="spellStart"/>
+      <w:r>
+        <w:rPr>
+          <w:rFonts w:ascii="Consolas" w:eastAsia="Times New Roman" w:hAnsi="Consolas" w:cs="Times New Roman"/>
+          <w:color w:val="69C3FF"/>
+          <w:sz w:val="21"/>
+          <w:szCs w:val="21"/>
+          <w:lang w:eastAsia="uk-UA"/>
+        </w:rPr>
+        <w:t>join</w:t>
+      </w:r>
+      <w:proofErr w:type="spellEnd"/>
+      <w:r>
+        <w:rPr>
+          <w:rFonts w:ascii="Consolas" w:eastAsia="Times New Roman" w:hAnsi="Consolas" w:cs="Times New Roman"/>
+          <w:color w:val="D8DDE7"/>
+          <w:sz w:val="21"/>
+          <w:szCs w:val="21"/>
+          <w:lang w:eastAsia="uk-UA"/>
+        </w:rPr>
+        <w:t>(</w:t>
+      </w:r>
+      <w:proofErr w:type="spellStart"/>
+      <w:r>
+        <w:rPr>
+          <w:rFonts w:ascii="Consolas" w:eastAsia="Times New Roman" w:hAnsi="Consolas" w:cs="Times New Roman"/>
+          <w:color w:val="FF738A"/>
+          <w:sz w:val="21"/>
+          <w:szCs w:val="21"/>
+          <w:lang w:eastAsia="uk-UA"/>
+        </w:rPr>
+        <w:t>password</w:t>
+      </w:r>
+      <w:proofErr w:type="spellEnd"/>
+      <w:r>
+        <w:rPr>
+          <w:rFonts w:ascii="Consolas" w:eastAsia="Times New Roman" w:hAnsi="Consolas" w:cs="Times New Roman"/>
+          <w:color w:val="D8DDE7"/>
+          <w:sz w:val="21"/>
+          <w:szCs w:val="21"/>
+          <w:lang w:eastAsia="uk-UA"/>
+        </w:rPr>
+        <w:t>)</w:t>
+      </w:r>
+      <w:r>
+        <w:rPr>
+          <w:rFonts w:ascii="Consolas" w:eastAsia="Times New Roman" w:hAnsi="Consolas" w:cs="Times New Roman"/>
+          <w:color w:val="B9C2D3"/>
+          <w:sz w:val="21"/>
+          <w:szCs w:val="21"/>
+          <w:lang w:eastAsia="uk-UA"/>
+        </w:rPr>
+        <w:t xml:space="preserve"> </w:t>
+      </w:r>
+      <w:r>
+        <w:rPr>
+          <w:rFonts w:ascii="Consolas" w:eastAsia="Times New Roman" w:hAnsi="Consolas" w:cs="Times New Roman"/>
+          <w:i/>
+          <w:iCs/>
+          <w:color w:val="536686"/>
+          <w:sz w:val="21"/>
+          <w:szCs w:val="21"/>
+          <w:lang w:eastAsia="uk-UA"/>
+        </w:rPr>
+        <w:t>#[</w:t>
+      </w:r>
+      <w:proofErr w:type="spellStart"/>
+      <w:r>
+        <w:rPr>
+          <w:rFonts w:ascii="Consolas" w:eastAsia="Times New Roman" w:hAnsi="Consolas" w:cs="Times New Roman"/>
+          <w:i/>
+          <w:iCs/>
+          <w:color w:val="536686"/>
+          <w:sz w:val="21"/>
+          <w:szCs w:val="21"/>
+          <w:lang w:eastAsia="uk-UA"/>
+        </w:rPr>
+        <w:t>cite</w:t>
+      </w:r>
+      <w:proofErr w:type="spellEnd"/>
+      <w:r>
+        <w:rPr>
+          <w:rFonts w:ascii="Consolas" w:eastAsia="Times New Roman" w:hAnsi="Consolas" w:cs="Times New Roman"/>
+          <w:i/>
+          <w:iCs/>
+          <w:color w:val="536686"/>
+          <w:sz w:val="21"/>
+          <w:szCs w:val="21"/>
+          <w:lang w:eastAsia="uk-UA"/>
+        </w:rPr>
+        <w:t>: 4]</w:t>
+      </w:r>
+    </w:p>
+    <w:p>
+      <w:pPr>
+        <w:shd w:val="clear" w:color="auto" w:fill="222A38"/>
+        <w:spacing w:after="0" w:line="285" w:lineRule="atLeast"/>
+        <w:rPr>
+          <w:rFonts w:ascii="Consolas" w:eastAsia="Times New Roman" w:hAnsi="Consolas" w:cs="Times New Roman"/>
+          <w:color w:val="D8DDE7"/>
+          <w:sz w:val="21"/>
+          <w:szCs w:val="21"/>
+          <w:lang w:eastAsia="uk-UA"/>
+        </w:rPr>
+      </w:pPr>
+      <w:r>
+        <w:rPr>
+          <w:rFonts w:ascii="Consolas" w:eastAsia="Times New Roman" w:hAnsi="Consolas" w:cs="Times New Roman"/>
+          <w:color w:val="B9C2D3"/>
+          <w:sz w:val="21"/>
+          <w:szCs w:val="21"/>
+          <w:lang w:eastAsia="uk-UA"/>
+        </w:rPr>
+        <w:t xml:space="preserve">        </w:t>
+      </w:r>
+    </w:p>
+    <w:p>
+      <w:pPr>
+        <w:shd w:val="clear" w:color="auto" w:fill="222A38"/>
+        <w:spacing w:after="0" w:line="285" w:lineRule="atLeast"/>
+        <w:rPr>
+          <w:rFonts w:ascii="Consolas" w:eastAsia="Times New Roman" w:hAnsi="Consolas" w:cs="Times New Roman"/>
+          <w:color w:val="D8DDE7"/>
+          <w:sz w:val="21"/>
+          <w:szCs w:val="21"/>
+          <w:lang w:eastAsia="uk-UA"/>
+        </w:rPr>
+      </w:pPr>
+      <w:r>
+        <w:rPr>
+          <w:rFonts w:ascii="Consolas" w:eastAsia="Times New Roman" w:hAnsi="Consolas" w:cs="Times New Roman"/>
+          <w:color w:val="B9C2D3"/>
+          <w:sz w:val="21"/>
+          <w:szCs w:val="21"/>
+          <w:lang w:eastAsia="uk-UA"/>
+        </w:rPr>
+        <w:t xml:space="preserve">        </w:t>
+      </w:r>
+      <w:r>
+        <w:rPr>
+          <w:rFonts w:ascii="Consolas" w:eastAsia="Times New Roman" w:hAnsi="Consolas" w:cs="Times New Roman"/>
+          <w:i/>
+          <w:iCs/>
+          <w:color w:val="536686"/>
+          <w:sz w:val="21"/>
+          <w:szCs w:val="21"/>
+          <w:lang w:eastAsia="uk-UA"/>
+        </w:rPr>
+        <w:t># Додавання цього пароля до загального списку</w:t>
+      </w:r>
+    </w:p>
+    <w:p>
+      <w:pPr>
+        <w:shd w:val="clear" w:color="auto" w:fill="222A38"/>
+        <w:spacing w:after="0" w:line="285" w:lineRule="atLeast"/>
+        <w:rPr>
+          <w:rFonts w:ascii="Consolas" w:eastAsia="Times New Roman" w:hAnsi="Consolas" w:cs="Times New Roman"/>
+          <w:color w:val="D8DDE7"/>
+          <w:sz w:val="21"/>
+          <w:szCs w:val="21"/>
+          <w:lang w:eastAsia="uk-UA"/>
+        </w:rPr>
+      </w:pPr>
+      <w:r>
+        <w:rPr>
+          <w:rFonts w:ascii="Consolas" w:eastAsia="Times New Roman" w:hAnsi="Consolas" w:cs="Times New Roman"/>
+          <w:color w:val="B9C2D3"/>
+          <w:sz w:val="21"/>
+          <w:szCs w:val="21"/>
+          <w:lang w:eastAsia="uk-UA"/>
+        </w:rPr>
+        <w:t xml:space="preserve">        </w:t>
+      </w:r>
+      <w:proofErr w:type="spellStart"/>
+      <w:r>
+        <w:rPr>
+          <w:rFonts w:ascii="Consolas" w:eastAsia="Times New Roman" w:hAnsi="Consolas" w:cs="Times New Roman"/>
+          <w:color w:val="FF738A"/>
+          <w:sz w:val="21"/>
+          <w:szCs w:val="21"/>
+          <w:lang w:eastAsia="uk-UA"/>
+        </w:rPr>
+        <w:t>passwords</w:t>
+      </w:r>
+      <w:r>
+        <w:rPr>
+          <w:rFonts w:ascii="Consolas" w:eastAsia="Times New Roman" w:hAnsi="Consolas" w:cs="Times New Roman"/>
+          <w:color w:val="D8DDE7"/>
+          <w:sz w:val="21"/>
+          <w:szCs w:val="21"/>
+          <w:lang w:eastAsia="uk-UA"/>
+        </w:rPr>
+        <w:t>.</w:t>
+      </w:r>
+      <w:r>
+        <w:rPr>
+          <w:rFonts w:ascii="Consolas" w:eastAsia="Times New Roman" w:hAnsi="Consolas" w:cs="Times New Roman"/>
+          <w:color w:val="69C3FF"/>
+          <w:sz w:val="21"/>
+          <w:szCs w:val="21"/>
+          <w:lang w:eastAsia="uk-UA"/>
+        </w:rPr>
+        <w:t>append</w:t>
+      </w:r>
+      <w:proofErr w:type="spellEnd"/>
+      <w:r>
+        <w:rPr>
+          <w:rFonts w:ascii="Consolas" w:eastAsia="Times New Roman" w:hAnsi="Consolas" w:cs="Times New Roman"/>
+          <w:color w:val="D8DDE7"/>
+          <w:sz w:val="21"/>
+          <w:szCs w:val="21"/>
+          <w:lang w:eastAsia="uk-UA"/>
+        </w:rPr>
+        <w:t>(</w:t>
+      </w:r>
+      <w:proofErr w:type="spellStart"/>
+      <w:r>
+        <w:rPr>
+          <w:rFonts w:ascii="Consolas" w:eastAsia="Times New Roman" w:hAnsi="Consolas" w:cs="Times New Roman"/>
+          <w:color w:val="FF738A"/>
+          <w:sz w:val="21"/>
+          <w:szCs w:val="21"/>
+          <w:lang w:eastAsia="uk-UA"/>
+        </w:rPr>
+        <w:t>password</w:t>
+      </w:r>
+      <w:proofErr w:type="spellEnd"/>
+      <w:r>
+        <w:rPr>
+          <w:rFonts w:ascii="Consolas" w:eastAsia="Times New Roman" w:hAnsi="Consolas" w:cs="Times New Roman"/>
+          <w:color w:val="D8DDE7"/>
+          <w:sz w:val="21"/>
+          <w:szCs w:val="21"/>
+          <w:lang w:eastAsia="uk-UA"/>
+        </w:rPr>
+        <w:t>)</w:t>
+      </w:r>
+      <w:r>
+        <w:rPr>
+          <w:rFonts w:ascii="Consolas" w:eastAsia="Times New Roman" w:hAnsi="Consolas" w:cs="Times New Roman"/>
+          <w:color w:val="B9C2D3"/>
+          <w:sz w:val="21"/>
+          <w:szCs w:val="21"/>
+          <w:lang w:eastAsia="uk-UA"/>
+        </w:rPr>
+        <w:t xml:space="preserve"> </w:t>
+      </w:r>
+      <w:r>
+        <w:rPr>
+          <w:rFonts w:ascii="Consolas" w:eastAsia="Times New Roman" w:hAnsi="Consolas" w:cs="Times New Roman"/>
+          <w:i/>
+          <w:iCs/>
+          <w:color w:val="536686"/>
+          <w:sz w:val="21"/>
+          <w:szCs w:val="21"/>
+          <w:lang w:eastAsia="uk-UA"/>
+        </w:rPr>
+        <w:t>#[</w:t>
+      </w:r>
+      <w:proofErr w:type="spellStart"/>
+      <w:r>
+        <w:rPr>
+          <w:rFonts w:ascii="Consolas" w:eastAsia="Times New Roman" w:hAnsi="Consolas" w:cs="Times New Roman"/>
+          <w:i/>
+          <w:iCs/>
+          <w:color w:val="536686"/>
+          <w:sz w:val="21"/>
+          <w:szCs w:val="21"/>
+          <w:lang w:eastAsia="uk-UA"/>
+        </w:rPr>
+        <w:t>cite</w:t>
+      </w:r>
+      <w:proofErr w:type="spellEnd"/>
+      <w:r>
+        <w:rPr>
+          <w:rFonts w:ascii="Consolas" w:eastAsia="Times New Roman" w:hAnsi="Consolas" w:cs="Times New Roman"/>
+          <w:i/>
+          <w:iCs/>
+          <w:color w:val="536686"/>
+          <w:sz w:val="21"/>
+          <w:szCs w:val="21"/>
+          <w:lang w:eastAsia="uk-UA"/>
+        </w:rPr>
+        <w:t>: 4]</w:t>
+      </w:r>
+    </w:p>
+    <w:p>
+      <w:pPr>
+        <w:shd w:val="clear" w:color="auto" w:fill="222A38"/>
+        <w:spacing w:after="0" w:line="285" w:lineRule="atLeast"/>
+        <w:rPr>
+          <w:rFonts w:ascii="Consolas" w:eastAsia="Times New Roman" w:hAnsi="Consolas" w:cs="Times New Roman"/>
+          <w:color w:val="D8DDE7"/>
+          <w:sz w:val="21"/>
+          <w:szCs w:val="21"/>
+          <w:lang w:eastAsia="uk-UA"/>
+        </w:rPr>
+      </w:pPr>
+    </w:p>
+    <w:p>
+      <w:pPr>
+        <w:shd w:val="clear" w:color="auto" w:fill="222A38"/>
+        <w:spacing w:after="0" w:line="285" w:lineRule="atLeast"/>
+        <w:rPr>
+          <w:rFonts w:ascii="Consolas" w:eastAsia="Times New Roman" w:hAnsi="Consolas" w:cs="Times New Roman"/>
+          <w:color w:val="D8DDE7"/>
+          <w:sz w:val="21"/>
+          <w:szCs w:val="21"/>
+          <w:lang w:eastAsia="uk-UA"/>
+        </w:rPr>
+      </w:pPr>
+      <w:r>
+        <w:rPr>
+          <w:rFonts w:ascii="Consolas" w:eastAsia="Times New Roman" w:hAnsi="Consolas" w:cs="Times New Roman"/>
+          <w:i/>
+          <w:iCs/>
+          <w:color w:val="536686"/>
+          <w:sz w:val="21"/>
+          <w:szCs w:val="21"/>
+          <w:lang w:eastAsia="uk-UA"/>
+        </w:rPr>
+        <w:t># Збереження пароля у .</w:t>
+      </w:r>
+      <w:proofErr w:type="spellStart"/>
+      <w:r>
+        <w:rPr>
+          <w:rFonts w:ascii="Consolas" w:eastAsia="Times New Roman" w:hAnsi="Consolas" w:cs="Times New Roman"/>
+          <w:i/>
+          <w:iCs/>
+          <w:color w:val="536686"/>
+          <w:sz w:val="21"/>
+          <w:szCs w:val="21"/>
+          <w:lang w:eastAsia="uk-UA"/>
+        </w:rPr>
+        <w:t>txt</w:t>
+      </w:r>
+      <w:proofErr w:type="spellEnd"/>
+      <w:r>
+        <w:rPr>
+          <w:rFonts w:ascii="Consolas" w:eastAsia="Times New Roman" w:hAnsi="Consolas" w:cs="Times New Roman"/>
+          <w:i/>
+          <w:iCs/>
+          <w:color w:val="536686"/>
+          <w:sz w:val="21"/>
+          <w:szCs w:val="21"/>
+          <w:lang w:eastAsia="uk-UA"/>
+        </w:rPr>
+        <w:t xml:space="preserve"> файл</w:t>
+      </w:r>
+    </w:p>
+    <w:p>
+      <w:pPr>
+        <w:shd w:val="clear" w:color="auto" w:fill="222A38"/>
+        <w:spacing w:after="0" w:line="285" w:lineRule="atLeast"/>
+        <w:rPr>
+          <w:rFonts w:ascii="Consolas" w:eastAsia="Times New Roman" w:hAnsi="Consolas" w:cs="Times New Roman"/>
+          <w:color w:val="D8DDE7"/>
+          <w:sz w:val="21"/>
+          <w:szCs w:val="21"/>
+          <w:lang w:eastAsia="uk-UA"/>
+        </w:rPr>
+      </w:pPr>
+      <w:proofErr w:type="spellStart"/>
+      <w:r>
+        <w:rPr>
+          <w:rFonts w:ascii="Consolas" w:eastAsia="Times New Roman" w:hAnsi="Consolas" w:cs="Times New Roman"/>
+          <w:color w:val="EACD61"/>
+          <w:sz w:val="21"/>
+          <w:szCs w:val="21"/>
+          <w:lang w:eastAsia="uk-UA"/>
+        </w:rPr>
+        <w:t>if</w:t>
+      </w:r>
+      <w:proofErr w:type="spellEnd"/>
+      <w:r>
+        <w:rPr>
+          <w:rFonts w:ascii="Consolas" w:eastAsia="Times New Roman" w:hAnsi="Consolas" w:cs="Times New Roman"/>
+          <w:color w:val="B9C2D3"/>
+          <w:sz w:val="21"/>
+          <w:szCs w:val="21"/>
+          <w:lang w:eastAsia="uk-UA"/>
+        </w:rPr>
+        <w:t xml:space="preserve"> </w:t>
+      </w:r>
+      <w:proofErr w:type="spellStart"/>
+      <w:r>
+        <w:rPr>
+          <w:rFonts w:ascii="Consolas" w:eastAsia="Times New Roman" w:hAnsi="Consolas" w:cs="Times New Roman"/>
+          <w:color w:val="FF738A"/>
+          <w:sz w:val="21"/>
+          <w:szCs w:val="21"/>
+          <w:lang w:eastAsia="uk-UA"/>
+        </w:rPr>
+        <w:t>args</w:t>
+      </w:r>
+      <w:r>
+        <w:rPr>
+          <w:rFonts w:ascii="Consolas" w:eastAsia="Times New Roman" w:hAnsi="Consolas" w:cs="Times New Roman"/>
+          <w:color w:val="D8DDE7"/>
+          <w:sz w:val="21"/>
+          <w:szCs w:val="21"/>
+          <w:lang w:eastAsia="uk-UA"/>
+        </w:rPr>
+        <w:t>.</w:t>
+      </w:r>
+      <w:r>
+        <w:rPr>
+          <w:rFonts w:ascii="Consolas" w:eastAsia="Times New Roman" w:hAnsi="Consolas" w:cs="Times New Roman"/>
+          <w:color w:val="FF738A"/>
+          <w:sz w:val="21"/>
+          <w:szCs w:val="21"/>
+          <w:lang w:eastAsia="uk-UA"/>
+        </w:rPr>
+        <w:t>output_file</w:t>
+      </w:r>
+      <w:proofErr w:type="spellEnd"/>
+      <w:r>
+        <w:rPr>
+          <w:rFonts w:ascii="Consolas" w:eastAsia="Times New Roman" w:hAnsi="Consolas" w:cs="Times New Roman"/>
+          <w:color w:val="D8DDE7"/>
+          <w:sz w:val="21"/>
+          <w:szCs w:val="21"/>
+          <w:lang w:eastAsia="uk-UA"/>
+        </w:rPr>
+        <w:t>:</w:t>
+      </w:r>
+      <w:r>
+        <w:rPr>
+          <w:rFonts w:ascii="Consolas" w:eastAsia="Times New Roman" w:hAnsi="Consolas" w:cs="Times New Roman"/>
+          <w:color w:val="B9C2D3"/>
+          <w:sz w:val="21"/>
+          <w:szCs w:val="21"/>
+          <w:lang w:eastAsia="uk-UA"/>
+        </w:rPr>
+        <w:t xml:space="preserve"> </w:t>
+      </w:r>
+      <w:r>
+        <w:rPr>
+          <w:rFonts w:ascii="Consolas" w:eastAsia="Times New Roman" w:hAnsi="Consolas" w:cs="Times New Roman"/>
+          <w:i/>
+          <w:iCs/>
+          <w:color w:val="536686"/>
+          <w:sz w:val="21"/>
+          <w:szCs w:val="21"/>
+          <w:lang w:eastAsia="uk-UA"/>
+        </w:rPr>
+        <w:t>#[</w:t>
+      </w:r>
+      <w:proofErr w:type="spellStart"/>
+      <w:r>
+        <w:rPr>
+          <w:rFonts w:ascii="Consolas" w:eastAsia="Times New Roman" w:hAnsi="Consolas" w:cs="Times New Roman"/>
+          <w:i/>
+          <w:iCs/>
+          <w:color w:val="536686"/>
+          <w:sz w:val="21"/>
+          <w:szCs w:val="21"/>
+          <w:lang w:eastAsia="uk-UA"/>
+        </w:rPr>
+        <w:t>cite</w:t>
+      </w:r>
+      <w:proofErr w:type="spellEnd"/>
+      <w:r>
+        <w:rPr>
+          <w:rFonts w:ascii="Consolas" w:eastAsia="Times New Roman" w:hAnsi="Consolas" w:cs="Times New Roman"/>
+          <w:i/>
+          <w:iCs/>
+          <w:color w:val="536686"/>
+          <w:sz w:val="21"/>
+          <w:szCs w:val="21"/>
+          <w:lang w:eastAsia="uk-UA"/>
+        </w:rPr>
+        <w:t>: 4]</w:t>
+      </w:r>
+    </w:p>
+    <w:p>
+      <w:pPr>
+        <w:shd w:val="clear" w:color="auto" w:fill="222A38"/>
+        <w:spacing w:after="0" w:line="285" w:lineRule="atLeast"/>
+        <w:rPr>
+          <w:rFonts w:ascii="Consolas" w:eastAsia="Times New Roman" w:hAnsi="Consolas" w:cs="Times New Roman"/>
+          <w:color w:val="D8DDE7"/>
+          <w:sz w:val="21"/>
+          <w:szCs w:val="21"/>
+          <w:lang w:eastAsia="uk-UA"/>
+        </w:rPr>
+      </w:pPr>
+      <w:r>
+        <w:rPr>
+          <w:rFonts w:ascii="Consolas" w:eastAsia="Times New Roman" w:hAnsi="Consolas" w:cs="Times New Roman"/>
+          <w:color w:val="B9C2D3"/>
+          <w:sz w:val="21"/>
+          <w:szCs w:val="21"/>
+          <w:lang w:eastAsia="uk-UA"/>
+        </w:rPr>
+        <w:t xml:space="preserve">    </w:t>
+      </w:r>
+      <w:r>
+        <w:rPr>
+          <w:rFonts w:ascii="Consolas" w:eastAsia="Times New Roman" w:hAnsi="Consolas" w:cs="Times New Roman"/>
+          <w:i/>
+          <w:iCs/>
+          <w:color w:val="536686"/>
+          <w:sz w:val="21"/>
+          <w:szCs w:val="21"/>
+          <w:lang w:eastAsia="uk-UA"/>
+        </w:rPr>
+        <w:t># Використовуємо 'a' (</w:t>
+      </w:r>
+      <w:proofErr w:type="spellStart"/>
+      <w:r>
+        <w:rPr>
+          <w:rFonts w:ascii="Consolas" w:eastAsia="Times New Roman" w:hAnsi="Consolas" w:cs="Times New Roman"/>
+          <w:i/>
+          <w:iCs/>
+          <w:color w:val="536686"/>
+          <w:sz w:val="21"/>
+          <w:szCs w:val="21"/>
+          <w:lang w:eastAsia="uk-UA"/>
+        </w:rPr>
+        <w:t>append</w:t>
+      </w:r>
+      <w:proofErr w:type="spellEnd"/>
+      <w:r>
+        <w:rPr>
+          <w:rFonts w:ascii="Consolas" w:eastAsia="Times New Roman" w:hAnsi="Consolas" w:cs="Times New Roman"/>
+          <w:i/>
+          <w:iCs/>
+          <w:color w:val="536686"/>
+          <w:sz w:val="21"/>
+          <w:szCs w:val="21"/>
+          <w:lang w:eastAsia="uk-UA"/>
+        </w:rPr>
+        <w:t>) замість 'w' для збереження всіх результатів у один файл</w:t>
+      </w:r>
+    </w:p>
+    <w:p>
+      <w:pPr>
+        <w:shd w:val="clear" w:color="auto" w:fill="222A38"/>
+        <w:spacing w:after="0" w:line="285" w:lineRule="atLeast"/>
+        <w:rPr>
+          <w:rFonts w:ascii="Consolas" w:eastAsia="Times New Roman" w:hAnsi="Consolas" w:cs="Times New Roman"/>
+          <w:color w:val="D8DDE7"/>
+          <w:sz w:val="21"/>
+          <w:szCs w:val="21"/>
+          <w:lang w:eastAsia="uk-UA"/>
+        </w:rPr>
+      </w:pPr>
+      <w:r>
+        <w:rPr>
+          <w:rFonts w:ascii="Consolas" w:eastAsia="Times New Roman" w:hAnsi="Consolas" w:cs="Times New Roman"/>
+          <w:color w:val="B9C2D3"/>
+          <w:sz w:val="21"/>
+          <w:szCs w:val="21"/>
+          <w:lang w:eastAsia="uk-UA"/>
+        </w:rPr>
+        <w:t xml:space="preserve">    </w:t>
+      </w:r>
+      <w:proofErr w:type="spellStart"/>
+      <w:r>
+        <w:rPr>
+          <w:rFonts w:ascii="Consolas" w:eastAsia="Times New Roman" w:hAnsi="Consolas" w:cs="Times New Roman"/>
+          <w:color w:val="EACD61"/>
+          <w:sz w:val="21"/>
+          <w:szCs w:val="21"/>
+          <w:lang w:eastAsia="uk-UA"/>
+        </w:rPr>
+        <w:t>with</w:t>
+      </w:r>
+      <w:proofErr w:type="spellEnd"/>
+      <w:r>
+        <w:rPr>
+          <w:rFonts w:ascii="Consolas" w:eastAsia="Times New Roman" w:hAnsi="Consolas" w:cs="Times New Roman"/>
+          <w:color w:val="B9C2D3"/>
+          <w:sz w:val="21"/>
+          <w:szCs w:val="21"/>
+          <w:lang w:eastAsia="uk-UA"/>
+        </w:rPr>
+        <w:t xml:space="preserve"> </w:t>
+      </w:r>
+      <w:proofErr w:type="spellStart"/>
+      <w:r>
+        <w:rPr>
+          <w:rFonts w:ascii="Consolas" w:eastAsia="Times New Roman" w:hAnsi="Consolas" w:cs="Times New Roman"/>
+          <w:color w:val="69C3FF"/>
+          <w:sz w:val="21"/>
+          <w:szCs w:val="21"/>
+          <w:lang w:eastAsia="uk-UA"/>
+        </w:rPr>
+        <w:t>open</w:t>
+      </w:r>
+      <w:proofErr w:type="spellEnd"/>
+      <w:r>
+        <w:rPr>
+          <w:rFonts w:ascii="Consolas" w:eastAsia="Times New Roman" w:hAnsi="Consolas" w:cs="Times New Roman"/>
+          <w:color w:val="D8DDE7"/>
+          <w:sz w:val="21"/>
+          <w:szCs w:val="21"/>
+          <w:lang w:eastAsia="uk-UA"/>
+        </w:rPr>
+        <w:t>(</w:t>
+      </w:r>
+      <w:proofErr w:type="spellStart"/>
+      <w:r>
+        <w:rPr>
+          <w:rFonts w:ascii="Consolas" w:eastAsia="Times New Roman" w:hAnsi="Consolas" w:cs="Times New Roman"/>
+          <w:color w:val="FF738A"/>
+          <w:sz w:val="21"/>
+          <w:szCs w:val="21"/>
+          <w:lang w:eastAsia="uk-UA"/>
+        </w:rPr>
+        <w:t>args</w:t>
+      </w:r>
+      <w:r>
+        <w:rPr>
+          <w:rFonts w:ascii="Consolas" w:eastAsia="Times New Roman" w:hAnsi="Consolas" w:cs="Times New Roman"/>
+          <w:color w:val="D8DDE7"/>
+          <w:sz w:val="21"/>
+          <w:szCs w:val="21"/>
+          <w:lang w:eastAsia="uk-UA"/>
+        </w:rPr>
+        <w:t>.</w:t>
+      </w:r>
+      <w:r>
+        <w:rPr>
+          <w:rFonts w:ascii="Consolas" w:eastAsia="Times New Roman" w:hAnsi="Consolas" w:cs="Times New Roman"/>
+          <w:color w:val="FF738A"/>
+          <w:sz w:val="21"/>
+          <w:szCs w:val="21"/>
+          <w:lang w:eastAsia="uk-UA"/>
+        </w:rPr>
+        <w:t>output_file</w:t>
+      </w:r>
+      <w:proofErr w:type="spellEnd"/>
+      <w:r>
+        <w:rPr>
+          <w:rFonts w:ascii="Consolas" w:eastAsia="Times New Roman" w:hAnsi="Consolas" w:cs="Times New Roman"/>
+          <w:color w:val="D8DDE7"/>
+          <w:sz w:val="21"/>
+          <w:szCs w:val="21"/>
+          <w:lang w:eastAsia="uk-UA"/>
+        </w:rPr>
+        <w:t>,</w:t>
+      </w:r>
+      <w:r>
+        <w:rPr>
+          <w:rFonts w:ascii="Consolas" w:eastAsia="Times New Roman" w:hAnsi="Consolas" w:cs="Times New Roman"/>
+          <w:color w:val="69C3FF"/>
+          <w:sz w:val="21"/>
+          <w:szCs w:val="21"/>
+          <w:lang w:eastAsia="uk-UA"/>
+        </w:rPr>
+        <w:t xml:space="preserve"> </w:t>
+      </w:r>
+      <w:r>
+        <w:rPr>
+          <w:rFonts w:ascii="Consolas" w:eastAsia="Times New Roman" w:hAnsi="Consolas" w:cs="Times New Roman"/>
+          <w:color w:val="3CEC85"/>
+          <w:sz w:val="21"/>
+          <w:szCs w:val="21"/>
+          <w:lang w:eastAsia="uk-UA"/>
+        </w:rPr>
+        <w:t>'a'</w:t>
+      </w:r>
+      <w:r>
+        <w:rPr>
+          <w:rFonts w:ascii="Consolas" w:eastAsia="Times New Roman" w:hAnsi="Consolas" w:cs="Times New Roman"/>
+          <w:color w:val="D8DDE7"/>
+          <w:sz w:val="21"/>
+          <w:szCs w:val="21"/>
+          <w:lang w:eastAsia="uk-UA"/>
+        </w:rPr>
+        <w:t>)</w:t>
+      </w:r>
+      <w:r>
+        <w:rPr>
+          <w:rFonts w:ascii="Consolas" w:eastAsia="Times New Roman" w:hAnsi="Consolas" w:cs="Times New Roman"/>
+          <w:color w:val="B9C2D3"/>
+          <w:sz w:val="21"/>
+          <w:szCs w:val="21"/>
+          <w:lang w:eastAsia="uk-UA"/>
+        </w:rPr>
+        <w:t xml:space="preserve"> </w:t>
+      </w:r>
+      <w:proofErr w:type="spellStart"/>
+      <w:r>
+        <w:rPr>
+          <w:rFonts w:ascii="Consolas" w:eastAsia="Times New Roman" w:hAnsi="Consolas" w:cs="Times New Roman"/>
+          <w:color w:val="EACD61"/>
+          <w:sz w:val="21"/>
+          <w:szCs w:val="21"/>
+          <w:lang w:eastAsia="uk-UA"/>
+        </w:rPr>
+        <w:t>as</w:t>
+      </w:r>
+      <w:proofErr w:type="spellEnd"/>
+      <w:r>
+        <w:rPr>
+          <w:rFonts w:ascii="Consolas" w:eastAsia="Times New Roman" w:hAnsi="Consolas" w:cs="Times New Roman"/>
+          <w:color w:val="B9C2D3"/>
+          <w:sz w:val="21"/>
+          <w:szCs w:val="21"/>
+          <w:lang w:eastAsia="uk-UA"/>
+        </w:rPr>
+        <w:t xml:space="preserve"> </w:t>
+      </w:r>
+      <w:r>
+        <w:rPr>
+          <w:rFonts w:ascii="Consolas" w:eastAsia="Times New Roman" w:hAnsi="Consolas" w:cs="Times New Roman"/>
+          <w:color w:val="FF738A"/>
+          <w:sz w:val="21"/>
+          <w:szCs w:val="21"/>
+          <w:lang w:eastAsia="uk-UA"/>
+        </w:rPr>
+        <w:t>f</w:t>
+      </w:r>
+      <w:r>
+        <w:rPr>
+          <w:rFonts w:ascii="Consolas" w:eastAsia="Times New Roman" w:hAnsi="Consolas" w:cs="Times New Roman"/>
+          <w:color w:val="D8DDE7"/>
+          <w:sz w:val="21"/>
+          <w:szCs w:val="21"/>
+          <w:lang w:eastAsia="uk-UA"/>
+        </w:rPr>
+        <w:t>:</w:t>
+      </w:r>
+      <w:r>
+        <w:rPr>
+          <w:rFonts w:ascii="Consolas" w:eastAsia="Times New Roman" w:hAnsi="Consolas" w:cs="Times New Roman"/>
+          <w:color w:val="B9C2D3"/>
+          <w:sz w:val="21"/>
+          <w:szCs w:val="21"/>
+          <w:lang w:eastAsia="uk-UA"/>
+        </w:rPr>
+        <w:t xml:space="preserve"> </w:t>
+      </w:r>
+      <w:r>
+        <w:rPr>
+          <w:rFonts w:ascii="Consolas" w:eastAsia="Times New Roman" w:hAnsi="Consolas" w:cs="Times New Roman"/>
+          <w:i/>
+          <w:iCs/>
+          <w:color w:val="536686"/>
+          <w:sz w:val="21"/>
+          <w:szCs w:val="21"/>
+          <w:lang w:eastAsia="uk-UA"/>
+        </w:rPr>
+        <w:t>#[</w:t>
+      </w:r>
+      <w:proofErr w:type="spellStart"/>
+      <w:r>
+        <w:rPr>
+          <w:rFonts w:ascii="Consolas" w:eastAsia="Times New Roman" w:hAnsi="Consolas" w:cs="Times New Roman"/>
+          <w:i/>
+          <w:iCs/>
+          <w:color w:val="536686"/>
+          <w:sz w:val="21"/>
+          <w:szCs w:val="21"/>
+          <w:lang w:eastAsia="uk-UA"/>
+        </w:rPr>
+        <w:t>cite</w:t>
+      </w:r>
+      <w:proofErr w:type="spellEnd"/>
+      <w:r>
+        <w:rPr>
+          <w:rFonts w:ascii="Consolas" w:eastAsia="Times New Roman" w:hAnsi="Consolas" w:cs="Times New Roman"/>
+          <w:i/>
+          <w:iCs/>
+          <w:color w:val="536686"/>
+          <w:sz w:val="21"/>
+          <w:szCs w:val="21"/>
+          <w:lang w:eastAsia="uk-UA"/>
+        </w:rPr>
+        <w:t>: 4]</w:t>
+      </w:r>
+    </w:p>
+    <w:p>
+      <w:pPr>
+        <w:shd w:val="clear" w:color="auto" w:fill="222A38"/>
+        <w:spacing w:after="0" w:line="285" w:lineRule="atLeast"/>
+        <w:rPr>
+          <w:rFonts w:ascii="Consolas" w:eastAsia="Times New Roman" w:hAnsi="Consolas" w:cs="Times New Roman"/>
+          <w:color w:val="D8DDE7"/>
+          <w:sz w:val="21"/>
+          <w:szCs w:val="21"/>
+          <w:lang w:eastAsia="uk-UA"/>
+        </w:rPr>
+      </w:pPr>
+      <w:r>
+        <w:rPr>
+          <w:rFonts w:ascii="Consolas" w:eastAsia="Times New Roman" w:hAnsi="Consolas" w:cs="Times New Roman"/>
+          <w:color w:val="B9C2D3"/>
+          <w:sz w:val="21"/>
+          <w:szCs w:val="21"/>
+          <w:lang w:eastAsia="uk-UA"/>
+        </w:rPr>
+        <w:t xml:space="preserve">        </w:t>
+      </w:r>
+      <w:proofErr w:type="spellStart"/>
+      <w:r>
+        <w:rPr>
+          <w:rFonts w:ascii="Consolas" w:eastAsia="Times New Roman" w:hAnsi="Consolas" w:cs="Times New Roman"/>
+          <w:color w:val="FF738A"/>
+          <w:sz w:val="21"/>
+          <w:szCs w:val="21"/>
+          <w:lang w:eastAsia="uk-UA"/>
+        </w:rPr>
+        <w:t>f</w:t>
+      </w:r>
+      <w:r>
+        <w:rPr>
+          <w:rFonts w:ascii="Consolas" w:eastAsia="Times New Roman" w:hAnsi="Consolas" w:cs="Times New Roman"/>
+          <w:color w:val="D8DDE7"/>
+          <w:sz w:val="21"/>
+          <w:szCs w:val="21"/>
+          <w:lang w:eastAsia="uk-UA"/>
+        </w:rPr>
+        <w:t>.</w:t>
+      </w:r>
+      <w:r>
+        <w:rPr>
+          <w:rFonts w:ascii="Consolas" w:eastAsia="Times New Roman" w:hAnsi="Consolas" w:cs="Times New Roman"/>
+          <w:color w:val="69C3FF"/>
+          <w:sz w:val="21"/>
+          <w:szCs w:val="21"/>
+          <w:lang w:eastAsia="uk-UA"/>
+        </w:rPr>
+        <w:t>write</w:t>
+      </w:r>
+      <w:proofErr w:type="spellEnd"/>
+      <w:r>
+        <w:rPr>
+          <w:rFonts w:ascii="Consolas" w:eastAsia="Times New Roman" w:hAnsi="Consolas" w:cs="Times New Roman"/>
+          <w:color w:val="D8DDE7"/>
+          <w:sz w:val="21"/>
+          <w:szCs w:val="21"/>
+          <w:lang w:eastAsia="uk-UA"/>
+        </w:rPr>
+        <w:t>(</w:t>
+      </w:r>
+      <w:r>
+        <w:rPr>
+          <w:rFonts w:ascii="Consolas" w:eastAsia="Times New Roman" w:hAnsi="Consolas" w:cs="Times New Roman"/>
+          <w:color w:val="3CEC85"/>
+          <w:sz w:val="21"/>
+          <w:szCs w:val="21"/>
+          <w:lang w:eastAsia="uk-UA"/>
+        </w:rPr>
+        <w:t>'</w:t>
+      </w:r>
+      <w:r>
+        <w:rPr>
+          <w:rFonts w:ascii="Consolas" w:eastAsia="Times New Roman" w:hAnsi="Consolas" w:cs="Times New Roman"/>
+          <w:color w:val="E35535"/>
+          <w:sz w:val="21"/>
+          <w:szCs w:val="21"/>
+          <w:lang w:eastAsia="uk-UA"/>
+        </w:rPr>
+        <w:t>\n</w:t>
+      </w:r>
+      <w:r>
+        <w:rPr>
+          <w:rFonts w:ascii="Consolas" w:eastAsia="Times New Roman" w:hAnsi="Consolas" w:cs="Times New Roman"/>
+          <w:color w:val="3CEC85"/>
+          <w:sz w:val="21"/>
+          <w:szCs w:val="21"/>
+          <w:lang w:eastAsia="uk-UA"/>
+        </w:rPr>
+        <w:t>'</w:t>
+      </w:r>
+      <w:r>
+        <w:rPr>
+          <w:rFonts w:ascii="Consolas" w:eastAsia="Times New Roman" w:hAnsi="Consolas" w:cs="Times New Roman"/>
+          <w:color w:val="D8DDE7"/>
+          <w:sz w:val="21"/>
+          <w:szCs w:val="21"/>
+          <w:lang w:eastAsia="uk-UA"/>
+        </w:rPr>
+        <w:t>.</w:t>
+      </w:r>
+      <w:proofErr w:type="spellStart"/>
+      <w:r>
+        <w:rPr>
+          <w:rFonts w:ascii="Consolas" w:eastAsia="Times New Roman" w:hAnsi="Consolas" w:cs="Times New Roman"/>
+          <w:color w:val="69C3FF"/>
+          <w:sz w:val="21"/>
+          <w:szCs w:val="21"/>
+          <w:lang w:eastAsia="uk-UA"/>
+        </w:rPr>
+        <w:t>join</w:t>
+      </w:r>
+      <w:proofErr w:type="spellEnd"/>
+      <w:r>
+        <w:rPr>
+          <w:rFonts w:ascii="Consolas" w:eastAsia="Times New Roman" w:hAnsi="Consolas" w:cs="Times New Roman"/>
+          <w:color w:val="D8DDE7"/>
+          <w:sz w:val="21"/>
+          <w:szCs w:val="21"/>
+          <w:lang w:eastAsia="uk-UA"/>
+        </w:rPr>
+        <w:t>(</w:t>
+      </w:r>
+      <w:proofErr w:type="spellStart"/>
+      <w:r>
+        <w:rPr>
+          <w:rFonts w:ascii="Consolas" w:eastAsia="Times New Roman" w:hAnsi="Consolas" w:cs="Times New Roman"/>
+          <w:color w:val="FF738A"/>
+          <w:sz w:val="21"/>
+          <w:szCs w:val="21"/>
+          <w:lang w:eastAsia="uk-UA"/>
+        </w:rPr>
+        <w:t>passwords</w:t>
+      </w:r>
+      <w:proofErr w:type="spellEnd"/>
+      <w:r>
+        <w:rPr>
+          <w:rFonts w:ascii="Consolas" w:eastAsia="Times New Roman" w:hAnsi="Consolas" w:cs="Times New Roman"/>
+          <w:color w:val="D8DDE7"/>
+          <w:sz w:val="21"/>
+          <w:szCs w:val="21"/>
+          <w:lang w:eastAsia="uk-UA"/>
+        </w:rPr>
+        <w:t>)</w:t>
+      </w:r>
+      <w:r>
+        <w:rPr>
+          <w:rFonts w:ascii="Consolas" w:eastAsia="Times New Roman" w:hAnsi="Consolas" w:cs="Times New Roman"/>
+          <w:color w:val="69C3FF"/>
+          <w:sz w:val="21"/>
+          <w:szCs w:val="21"/>
+          <w:lang w:eastAsia="uk-UA"/>
+        </w:rPr>
+        <w:t xml:space="preserve"> </w:t>
+      </w:r>
+      <w:r>
+        <w:rPr>
+          <w:rFonts w:ascii="Consolas" w:eastAsia="Times New Roman" w:hAnsi="Consolas" w:cs="Times New Roman"/>
+          <w:color w:val="EACD61"/>
+          <w:sz w:val="21"/>
+          <w:szCs w:val="21"/>
+          <w:lang w:eastAsia="uk-UA"/>
+        </w:rPr>
+        <w:t>+</w:t>
+      </w:r>
+      <w:r>
+        <w:rPr>
+          <w:rFonts w:ascii="Consolas" w:eastAsia="Times New Roman" w:hAnsi="Consolas" w:cs="Times New Roman"/>
+          <w:color w:val="69C3FF"/>
+          <w:sz w:val="21"/>
+          <w:szCs w:val="21"/>
+          <w:lang w:eastAsia="uk-UA"/>
+        </w:rPr>
+        <w:t xml:space="preserve"> </w:t>
+      </w:r>
+      <w:r>
+        <w:rPr>
+          <w:rFonts w:ascii="Consolas" w:eastAsia="Times New Roman" w:hAnsi="Consolas" w:cs="Times New Roman"/>
+          <w:color w:val="3CEC85"/>
+          <w:sz w:val="21"/>
+          <w:szCs w:val="21"/>
+          <w:lang w:eastAsia="uk-UA"/>
+        </w:rPr>
+        <w:t>'</w:t>
+      </w:r>
+      <w:r>
+        <w:rPr>
+          <w:rFonts w:ascii="Consolas" w:eastAsia="Times New Roman" w:hAnsi="Consolas" w:cs="Times New Roman"/>
+          <w:color w:val="E35535"/>
+          <w:sz w:val="21"/>
+          <w:szCs w:val="21"/>
+          <w:lang w:eastAsia="uk-UA"/>
+        </w:rPr>
+        <w:t>\n</w:t>
+      </w:r>
+      <w:r>
+        <w:rPr>
+          <w:rFonts w:ascii="Consolas" w:eastAsia="Times New Roman" w:hAnsi="Consolas" w:cs="Times New Roman"/>
+          <w:color w:val="3CEC85"/>
+          <w:sz w:val="21"/>
+          <w:szCs w:val="21"/>
+          <w:lang w:eastAsia="uk-UA"/>
+        </w:rPr>
+        <w:t>'</w:t>
+      </w:r>
+      <w:r>
+        <w:rPr>
+          <w:rFonts w:ascii="Consolas" w:eastAsia="Times New Roman" w:hAnsi="Consolas" w:cs="Times New Roman"/>
+          <w:color w:val="D8DDE7"/>
+          <w:sz w:val="21"/>
+          <w:szCs w:val="21"/>
+          <w:lang w:eastAsia="uk-UA"/>
+        </w:rPr>
+        <w:t>)</w:t>
+      </w:r>
+      <w:r>
+        <w:rPr>
+          <w:rFonts w:ascii="Consolas" w:eastAsia="Times New Roman" w:hAnsi="Consolas" w:cs="Times New Roman"/>
+          <w:color w:val="B9C2D3"/>
+          <w:sz w:val="21"/>
+          <w:szCs w:val="21"/>
+          <w:lang w:eastAsia="uk-UA"/>
+        </w:rPr>
+        <w:t xml:space="preserve"> </w:t>
+      </w:r>
+      <w:r>
+        <w:rPr>
+          <w:rFonts w:ascii="Consolas" w:eastAsia="Times New Roman" w:hAnsi="Consolas" w:cs="Times New Roman"/>
+          <w:i/>
+          <w:iCs/>
+          <w:color w:val="536686"/>
+          <w:sz w:val="21"/>
+          <w:szCs w:val="21"/>
+          <w:lang w:eastAsia="uk-UA"/>
+        </w:rPr>
+        <w:t>#[</w:t>
+      </w:r>
+      <w:proofErr w:type="spellStart"/>
+      <w:r>
+        <w:rPr>
+          <w:rFonts w:ascii="Consolas" w:eastAsia="Times New Roman" w:hAnsi="Consolas" w:cs="Times New Roman"/>
+          <w:i/>
+          <w:iCs/>
+          <w:color w:val="536686"/>
+          <w:sz w:val="21"/>
+          <w:szCs w:val="21"/>
+          <w:lang w:eastAsia="uk-UA"/>
+        </w:rPr>
+        <w:t>cite</w:t>
+      </w:r>
+      <w:proofErr w:type="spellEnd"/>
+      <w:r>
+        <w:rPr>
+          <w:rFonts w:ascii="Consolas" w:eastAsia="Times New Roman" w:hAnsi="Consolas" w:cs="Times New Roman"/>
+          <w:i/>
+          <w:iCs/>
+          <w:color w:val="536686"/>
+          <w:sz w:val="21"/>
+          <w:szCs w:val="21"/>
+          <w:lang w:eastAsia="uk-UA"/>
+        </w:rPr>
+        <w:t>: 4]</w:t>
+      </w:r>
+    </w:p>
+    <w:p>
+      <w:pPr>
+        <w:shd w:val="clear" w:color="auto" w:fill="222A38"/>
+        <w:spacing w:after="0" w:line="285" w:lineRule="atLeast"/>
+        <w:rPr>
+          <w:rFonts w:ascii="Consolas" w:eastAsia="Times New Roman" w:hAnsi="Consolas" w:cs="Times New Roman"/>
+          <w:color w:val="D8DDE7"/>
+          <w:sz w:val="21"/>
+          <w:szCs w:val="21"/>
+          <w:lang w:eastAsia="uk-UA"/>
+        </w:rPr>
+      </w:pPr>
+    </w:p>
+    <w:p>
+      <w:pPr>
+        <w:shd w:val="clear" w:color="auto" w:fill="222A38"/>
+        <w:spacing w:after="0" w:line="285" w:lineRule="atLeast"/>
+        <w:rPr>
+          <w:rFonts w:ascii="Consolas" w:eastAsia="Times New Roman" w:hAnsi="Consolas" w:cs="Times New Roman"/>
+          <w:color w:val="D8DDE7"/>
+          <w:sz w:val="21"/>
+          <w:szCs w:val="21"/>
+          <w:lang w:eastAsia="uk-UA"/>
+        </w:rPr>
+      </w:pPr>
+      <w:proofErr w:type="spellStart"/>
+      <w:r>
+        <w:rPr>
+          <w:rFonts w:ascii="Consolas" w:eastAsia="Times New Roman" w:hAnsi="Consolas" w:cs="Times New Roman"/>
+          <w:color w:val="69C3FF"/>
+          <w:sz w:val="21"/>
+          <w:szCs w:val="21"/>
+          <w:lang w:eastAsia="uk-UA"/>
+        </w:rPr>
+        <w:t>print</w:t>
+      </w:r>
+      <w:proofErr w:type="spellEnd"/>
+      <w:r>
+        <w:rPr>
+          <w:rFonts w:ascii="Consolas" w:eastAsia="Times New Roman" w:hAnsi="Consolas" w:cs="Times New Roman"/>
+          <w:color w:val="D8DDE7"/>
+          <w:sz w:val="21"/>
+          <w:szCs w:val="21"/>
+          <w:lang w:eastAsia="uk-UA"/>
+        </w:rPr>
+        <w:t>(</w:t>
+      </w:r>
+      <w:r>
+        <w:rPr>
+          <w:rFonts w:ascii="Consolas" w:eastAsia="Times New Roman" w:hAnsi="Consolas" w:cs="Times New Roman"/>
+          <w:color w:val="3CEC85"/>
+          <w:sz w:val="21"/>
+          <w:szCs w:val="21"/>
+          <w:lang w:eastAsia="uk-UA"/>
+        </w:rPr>
+        <w:t>'</w:t>
+      </w:r>
+      <w:r>
+        <w:rPr>
+          <w:rFonts w:ascii="Consolas" w:eastAsia="Times New Roman" w:hAnsi="Consolas" w:cs="Times New Roman"/>
+          <w:color w:val="E35535"/>
+          <w:sz w:val="21"/>
+          <w:szCs w:val="21"/>
+          <w:lang w:eastAsia="uk-UA"/>
+        </w:rPr>
+        <w:t>\n</w:t>
+      </w:r>
+      <w:r>
+        <w:rPr>
+          <w:rFonts w:ascii="Consolas" w:eastAsia="Times New Roman" w:hAnsi="Consolas" w:cs="Times New Roman"/>
+          <w:color w:val="3CEC85"/>
+          <w:sz w:val="21"/>
+          <w:szCs w:val="21"/>
+          <w:lang w:eastAsia="uk-UA"/>
+        </w:rPr>
+        <w:t>'</w:t>
+      </w:r>
+      <w:r>
+        <w:rPr>
+          <w:rFonts w:ascii="Consolas" w:eastAsia="Times New Roman" w:hAnsi="Consolas" w:cs="Times New Roman"/>
+          <w:color w:val="D8DDE7"/>
+          <w:sz w:val="21"/>
+          <w:szCs w:val="21"/>
+          <w:lang w:eastAsia="uk-UA"/>
+        </w:rPr>
+        <w:t>.</w:t>
+      </w:r>
+      <w:proofErr w:type="spellStart"/>
+      <w:r>
+        <w:rPr>
+          <w:rFonts w:ascii="Consolas" w:eastAsia="Times New Roman" w:hAnsi="Consolas" w:cs="Times New Roman"/>
+          <w:color w:val="69C3FF"/>
+          <w:sz w:val="21"/>
+          <w:szCs w:val="21"/>
+          <w:lang w:eastAsia="uk-UA"/>
+        </w:rPr>
+        <w:t>join</w:t>
+      </w:r>
+      <w:proofErr w:type="spellEnd"/>
+      <w:r>
+        <w:rPr>
+          <w:rFonts w:ascii="Consolas" w:eastAsia="Times New Roman" w:hAnsi="Consolas" w:cs="Times New Roman"/>
+          <w:color w:val="D8DDE7"/>
+          <w:sz w:val="21"/>
+          <w:szCs w:val="21"/>
+          <w:lang w:eastAsia="uk-UA"/>
+        </w:rPr>
+        <w:t>(</w:t>
+      </w:r>
+      <w:proofErr w:type="spellStart"/>
+      <w:r>
+        <w:rPr>
+          <w:rFonts w:ascii="Consolas" w:eastAsia="Times New Roman" w:hAnsi="Consolas" w:cs="Times New Roman"/>
+          <w:color w:val="FF738A"/>
+          <w:sz w:val="21"/>
+          <w:szCs w:val="21"/>
+          <w:lang w:eastAsia="uk-UA"/>
+        </w:rPr>
+        <w:t>passwords</w:t>
+      </w:r>
+      <w:proofErr w:type="spellEnd"/>
+      <w:r>
+        <w:rPr>
+          <w:rFonts w:ascii="Consolas" w:eastAsia="Times New Roman" w:hAnsi="Consolas" w:cs="Times New Roman"/>
+          <w:color w:val="D8DDE7"/>
+          <w:sz w:val="21"/>
+          <w:szCs w:val="21"/>
+          <w:lang w:eastAsia="uk-UA"/>
+        </w:rPr>
+        <w:t>))</w:t>
+      </w:r>
+      <w:r>
+        <w:rPr>
+          <w:rFonts w:ascii="Consolas" w:eastAsia="Times New Roman" w:hAnsi="Consolas" w:cs="Times New Roman"/>
+          <w:color w:val="B9C2D3"/>
+          <w:sz w:val="21"/>
+          <w:szCs w:val="21"/>
+          <w:lang w:eastAsia="uk-UA"/>
+        </w:rPr>
+        <w:t xml:space="preserve"> </w:t>
+      </w:r>
+      <w:r>
+        <w:rPr>
+          <w:rFonts w:ascii="Consolas" w:eastAsia="Times New Roman" w:hAnsi="Consolas" w:cs="Times New Roman"/>
+          <w:i/>
+          <w:iCs/>
+          <w:color w:val="536686"/>
+          <w:sz w:val="21"/>
+          <w:szCs w:val="21"/>
+          <w:lang w:eastAsia="uk-UA"/>
+        </w:rPr>
+        <w:t>#[</w:t>
+      </w:r>
+      <w:proofErr w:type="spellStart"/>
+      <w:r>
+        <w:rPr>
+          <w:rFonts w:ascii="Consolas" w:eastAsia="Times New Roman" w:hAnsi="Consolas" w:cs="Times New Roman"/>
+          <w:i/>
+          <w:iCs/>
+          <w:color w:val="536686"/>
+          <w:sz w:val="21"/>
+          <w:szCs w:val="21"/>
+          <w:lang w:eastAsia="uk-UA"/>
+        </w:rPr>
+        <w:t>cite</w:t>
+      </w:r>
+      <w:proofErr w:type="spellEnd"/>
+      <w:r>
+        <w:rPr>
+          <w:rFonts w:ascii="Consolas" w:eastAsia="Times New Roman" w:hAnsi="Consolas" w:cs="Times New Roman"/>
+          <w:i/>
+          <w:iCs/>
+          <w:color w:val="536686"/>
+          <w:sz w:val="21"/>
+          <w:szCs w:val="21"/>
+          <w:lang w:eastAsia="uk-UA"/>
+        </w:rPr>
+        <w:t>: 4]</w:t>
+      </w:r>
+    </w:p>
+    <w:p>
+      <w:pPr>
+        <w:jc w:val="both"/>
+        <w:rPr>
+          <w:rFonts w:ascii="Times New Roman" w:hAnsi="Times New Roman" w:cs="Times New Roman"/>
+          <w:b/>
+          <w:sz w:val="28"/>
+          <w:szCs w:val="28"/>
+          <w:lang w:val="en-US"/>
+        </w:rPr>
+      </w:pPr>
+    </w:p>
+    <w:p>
+      <w:pPr>
+        <w:jc w:val="both"/>
+        <w:rPr>
+          <w:rFonts w:ascii="Times New Roman" w:hAnsi="Times New Roman" w:cs="Times New Roman"/>
+          <w:b/>
+          <w:sz w:val="28"/>
+          <w:szCs w:val="28"/>
+        </w:rPr>
+      </w:pPr>
+      <w:r>
+        <w:rPr>
+          <w:rFonts w:ascii="Times New Roman" w:hAnsi="Times New Roman" w:cs="Times New Roman"/>
+          <w:b/>
+          <w:sz w:val="28"/>
+          <w:szCs w:val="28"/>
+        </w:rPr>
+        <w:t xml:space="preserve">Висновок: </w:t>
+      </w:r>
+      <w:bookmarkStart w:id="0" w:name="_GoBack"/>
+      <w:r>
+        <w:rPr>
+          <w:rFonts w:ascii="Times New Roman" w:hAnsi="Times New Roman" w:cs="Times New Roman"/>
+          <w:sz w:val="28"/>
+          <w:szCs w:val="28"/>
+        </w:rPr>
+        <w:t xml:space="preserve">Під час виконання лабораторної роботи було розроблено </w:t>
+      </w:r>
+      <w:proofErr w:type="spellStart"/>
+      <w:r>
+        <w:rPr>
+          <w:rFonts w:ascii="Times New Roman" w:hAnsi="Times New Roman" w:cs="Times New Roman"/>
+          <w:sz w:val="28"/>
+          <w:szCs w:val="28"/>
+        </w:rPr>
+        <w:t>скрипт</w:t>
+      </w:r>
+      <w:proofErr w:type="spellEnd"/>
+      <w:r>
+        <w:rPr>
+          <w:rFonts w:ascii="Times New Roman" w:hAnsi="Times New Roman" w:cs="Times New Roman"/>
+          <w:sz w:val="28"/>
+          <w:szCs w:val="28"/>
+        </w:rPr>
+        <w:t xml:space="preserve"> мовою </w:t>
+      </w:r>
+      <w:proofErr w:type="spellStart"/>
+      <w:r>
+        <w:rPr>
+          <w:rFonts w:ascii="Times New Roman" w:hAnsi="Times New Roman" w:cs="Times New Roman"/>
+          <w:sz w:val="28"/>
+          <w:szCs w:val="28"/>
+        </w:rPr>
+        <w:t>Python</w:t>
+      </w:r>
+      <w:proofErr w:type="spellEnd"/>
+      <w:r>
+        <w:rPr>
+          <w:rFonts w:ascii="Times New Roman" w:hAnsi="Times New Roman" w:cs="Times New Roman"/>
+          <w:sz w:val="28"/>
+          <w:szCs w:val="28"/>
+        </w:rPr>
+        <w:t xml:space="preserve"> для генерації випадкових паролів із використанням модулів </w:t>
+      </w:r>
+      <w:proofErr w:type="spellStart"/>
+      <w:r>
+        <w:rPr>
+          <w:rStyle w:val="HTML"/>
+          <w:rFonts w:ascii="Times New Roman" w:eastAsiaTheme="minorHAnsi" w:hAnsi="Times New Roman" w:cs="Times New Roman"/>
+          <w:sz w:val="28"/>
+          <w:szCs w:val="28"/>
+        </w:rPr>
+        <w:t>argparse</w:t>
+      </w:r>
+      <w:proofErr w:type="spellEnd"/>
+      <w:r>
+        <w:rPr>
+          <w:rFonts w:ascii="Times New Roman" w:hAnsi="Times New Roman" w:cs="Times New Roman"/>
+          <w:sz w:val="28"/>
+          <w:szCs w:val="28"/>
+        </w:rPr>
+        <w:t xml:space="preserve">, </w:t>
+      </w:r>
+      <w:proofErr w:type="spellStart"/>
+      <w:r>
+        <w:rPr>
+          <w:rStyle w:val="HTML"/>
+          <w:rFonts w:ascii="Times New Roman" w:eastAsiaTheme="minorHAnsi" w:hAnsi="Times New Roman" w:cs="Times New Roman"/>
+          <w:sz w:val="28"/>
+          <w:szCs w:val="28"/>
+        </w:rPr>
+        <w:t>secrets</w:t>
+      </w:r>
+      <w:proofErr w:type="spellEnd"/>
+      <w:r>
+        <w:rPr>
+          <w:rFonts w:ascii="Times New Roman" w:hAnsi="Times New Roman" w:cs="Times New Roman"/>
+          <w:sz w:val="28"/>
+          <w:szCs w:val="28"/>
+        </w:rPr>
+        <w:t xml:space="preserve"> та </w:t>
+      </w:r>
+      <w:proofErr w:type="spellStart"/>
+      <w:r>
+        <w:rPr>
+          <w:rStyle w:val="HTML"/>
+          <w:rFonts w:ascii="Times New Roman" w:eastAsiaTheme="minorHAnsi" w:hAnsi="Times New Roman" w:cs="Times New Roman"/>
+          <w:sz w:val="28"/>
+          <w:szCs w:val="28"/>
+        </w:rPr>
+        <w:t>random</w:t>
+      </w:r>
+      <w:proofErr w:type="spellEnd"/>
+      <w:r>
+        <w:rPr>
+          <w:rFonts w:ascii="Times New Roman" w:hAnsi="Times New Roman" w:cs="Times New Roman"/>
+          <w:sz w:val="28"/>
+          <w:szCs w:val="28"/>
+        </w:rPr>
+        <w:t>. Практично закріплено навички обробки аргументів командного рядка, що дозволило успішно генерувати паролі заданої довжини й складності та автоматично зберігати їх у текстовий файл.</w:t>
+      </w:r>
+      <w:bookmarkEnd w:id="0"/>
     </w:p>
     <w:sectPr>
       <w:pgSz w:w="11906" w:h="16838"/>
@@ -869,6 +10448,19 @@
     <w:semiHidden/>
     <w:unhideWhenUsed/>
   </w:style>
+  <w:style w:type="character" w:styleId="HTML">
+    <w:name w:val="HTML Code"/>
+    <w:basedOn w:val="a0"/>
+    <w:uiPriority w:val="99"/>
+    <w:semiHidden/>
+    <w:unhideWhenUsed/>
+    <w:rsid w:val="000939D7"/>
+    <w:rPr>
+      <w:rFonts w:ascii="Courier New" w:eastAsia="Times New Roman" w:hAnsi="Courier New" w:cs="Courier New"/>
+      <w:sz w:val="20"/>
+      <w:szCs w:val="20"/>
+    </w:rPr>
+  </w:style>
 </w:styles>
 </file>
 
